--- a/certificate_generator/report_templates/heritage-recommendation_v6.docx
+++ b/certificate_generator/report_templates/heritage-recommendation_v6.docx
@@ -1,14 +1,40 @@
 
 <file path=word/document.xml><?xml version="1.0" encoding="utf-8"?>
-<w:document xmlns:o="urn:schemas-microsoft-com:office:office" xmlns:r="http://schemas.openxmlformats.org/officeDocument/2006/relationships" xmlns:v="urn:schemas-microsoft-com:vml" xmlns:w="http://schemas.openxmlformats.org/wordprocessingml/2006/main" xmlns:w10="urn:schemas-microsoft-com:office:word" xmlns:wp="http://schemas.openxmlformats.org/drawingml/2006/wordprocessingDrawing" xmlns:pic="http://schemas.openxmlformats.org/drawingml/2006/picture" xmlns:wps="http://schemas.microsoft.com/office/word/2010/wordprocessingShape" xmlns:wpg="http://schemas.microsoft.com/office/word/2010/wordprocessingGroup" xmlns:mc="http://schemas.openxmlformats.org/markup-compatibility/2006" xmlns:wp14="http://schemas.microsoft.com/office/word/2010/wordprocessingDrawing" xmlns:w14="http://schemas.microsoft.com/office/word/2010/wordml" xmlns:w15="http://schemas.microsoft.com/office/word/2012/wordml" xmlns:a="http://schemas.openxmlformats.org/drawingml/2006/main" mc:Ignorable="w14 wp14 w15">
+<w:document xmlns:wpc="http://schemas.microsoft.com/office/word/2010/wordprocessingCanvas" xmlns:cx="http://schemas.microsoft.com/office/drawing/2014/chartex" xmlns:cx1="http://schemas.microsoft.com/office/drawing/2015/9/8/chartex" xmlns:cx2="http://schemas.microsoft.com/office/drawing/2015/10/21/chartex" xmlns:cx3="http://schemas.microsoft.com/office/drawing/2016/5/9/chartex" xmlns:cx4="http://schemas.microsoft.com/office/drawing/2016/5/10/chartex" xmlns:cx5="http://schemas.microsoft.com/office/drawing/2016/5/11/chartex" xmlns:cx6="http://schemas.microsoft.com/office/drawing/2016/5/12/chartex" xmlns:cx7="http://schemas.microsoft.com/office/drawing/2016/5/13/chartex" xmlns:cx8="http://schemas.microsoft.com/office/drawing/2016/5/14/chartex" xmlns:mc="http://schemas.openxmlformats.org/markup-compatibility/2006" xmlns:aink="http://schemas.microsoft.com/office/drawing/2016/ink" xmlns:am3d="http://schemas.microsoft.com/office/drawing/2017/model3d" xmlns:o="urn:schemas-microsoft-com:office:office" xmlns:oel="http://schemas.microsoft.com/office/2019/extlst" xmlns:r="http://schemas.openxmlformats.org/officeDocument/2006/relationships" xmlns:m="http://schemas.openxmlformats.org/officeDocument/2006/math" xmlns:v="urn:schemas-microsoft-com:vml" xmlns:wp14="http://schemas.microsoft.com/office/word/2010/wordprocessingDrawing" xmlns:wp="http://schemas.openxmlformats.org/drawingml/2006/wordprocessingDrawing" xmlns:w10="urn:schemas-microsoft-com:office:word" xmlns:w="http://schemas.openxmlformats.org/wordprocessingml/2006/main" xmlns:w14="http://schemas.microsoft.com/office/word/2010/wordml" xmlns:w15="http://schemas.microsoft.com/office/word/2012/wordml" xmlns:w16cex="http://schemas.microsoft.com/office/word/2018/wordml/cex" xmlns:w16cid="http://schemas.microsoft.com/office/word/2016/wordml/cid" xmlns:w16="http://schemas.microsoft.com/office/word/2018/wordml" xmlns:w16du="http://schemas.microsoft.com/office/word/2023/wordml/word16du" xmlns:w16sdtdh="http://schemas.microsoft.com/office/word/2020/wordml/sdtdatahash" xmlns:w16sdtfl="http://schemas.microsoft.com/office/word/2024/wordml/sdtformatlock" xmlns:w16se="http://schemas.microsoft.com/office/word/2015/wordml/symex" xmlns:wpg="http://schemas.microsoft.com/office/word/2010/wordprocessingGroup" xmlns:wpi="http://schemas.microsoft.com/office/word/2010/wordprocessingInk" xmlns:wne="http://schemas.microsoft.com/office/word/2006/wordml" xmlns:wps="http://schemas.microsoft.com/office/word/2010/wordprocessingShape" mc:Ignorable="w14 w15 w16se w16cid w16 w16cex w16sdtdh w16sdtfl w16du wp14">
   <w:body>
     <w:p>
       <w:pPr>
-        <w:pStyle w:val="Heading2"/>
-        <w:pBdr>
-          <w:bottom w:val="single" w:color="000000" w:sz="4" w:space="1"/>
-        </w:pBdr>
-        <w:spacing w:before="120" w:after="60" w:line="240" w:lineRule="auto"/>
+        <w:pStyle w:val="Normal"/>
+        <w:spacing w:before="120" w:after="60"/>
+        <w:rPr>
+          <w:rFonts w:cs="Noto Sans"/>
+          <w:color w:val="000000" w:themeColor="accent1" w:themeTint="FF" w:themeShade="FF"/>
+        </w:rPr>
+      </w:pPr>
+      <w:r>
+        <w:rPr>
+          <w:rFonts w:cs="Noto Sans"/>
+          <w:sz w:val="28"/>
+          <w:szCs w:val="28"/>
+        </w:rPr>
+        <w:t xml:space="preserve">Heritage Recommendation                            </w:t>
+      </w:r>
+      <w:r>
+        <w:tab/>
+      </w:r>
+      <w:r>
+        <w:tab/>
+      </w:r>
+      <w:r>
+        <w:tab/>
+      </w:r>
+      <w:r>
+        <w:tab/>
+      </w:r>
+      <w:r>
+        <w:tab/>
+      </w:r>
+      <w:r>
         <w:rPr>
           <w:rFonts w:ascii="Noto Sans" w:hAnsi="Noto Sans" w:eastAsia="Noto Sans" w:cs="Noto Sans"/>
           <w:b w:val="1"/>
@@ -23,51 +49,55 @@
           <w:szCs w:val="28"/>
           <w:lang w:val="en-AU"/>
         </w:rPr>
-      </w:pPr>
-      <w:r>
-        <w:rPr>
-          <w:rFonts w:ascii="Noto Sans" w:hAnsi="Noto Sans" w:eastAsia="Noto Sans" w:cs="Noto Sans"/>
-          <w:b w:val="1"/>
-          <w:bCs w:val="1"/>
-          <w:i w:val="0"/>
-          <w:iCs w:val="0"/>
-          <w:caps w:val="0"/>
-          <w:smallCaps w:val="0"/>
-          <w:noProof w:val="0"/>
-          <w:color w:val="000000" w:themeColor="accent1" w:themeTint="FF" w:themeShade="FF"/>
-          <w:sz w:val="28"/>
-          <w:szCs w:val="28"/>
-          <w:lang w:val="en-AU"/>
-        </w:rPr>
-        <w:t xml:space="preserve">Heritage Recommendation                            </w:t>
-      </w:r>
-      <w:r>
-        <w:tab/>
-      </w:r>
-      <w:r>
-        <w:tab/>
-      </w:r>
-      <w:r>
-        <w:rPr>
-          <w:rFonts w:ascii="Noto Sans" w:hAnsi="Noto Sans" w:eastAsia="Noto Sans" w:cs="Noto Sans"/>
-          <w:b w:val="1"/>
-          <w:bCs w:val="1"/>
-          <w:i w:val="0"/>
-          <w:iCs w:val="0"/>
-          <w:caps w:val="0"/>
-          <w:smallCaps w:val="0"/>
-          <w:noProof w:val="0"/>
-          <w:color w:val="000000" w:themeColor="accent1" w:themeTint="FF" w:themeShade="FF"/>
-          <w:sz w:val="28"/>
-          <w:szCs w:val="28"/>
-          <w:lang w:val="en-AU"/>
-        </w:rPr>
-        <w:t xml:space="preserve">          {{ system_reference_numbers.primaryreferencenumber.primary_reference_number }}</w:t>
+        <w:t>{{ system_reference_numbers.primaryreferencenumber.primary_reference_number }}</w:t>
       </w:r>
     </w:p>
     <w:p>
       <w:pPr>
-        <w:spacing w:after="600" w:line="252" w:lineRule="auto"/>
+        <w:spacing w:after="600"/>
+        <w:rPr>
+          <w:rFonts w:ascii="Noto Sans" w:hAnsi="Noto Sans" w:cs="Noto Sans"/>
+          <w:i/>
+          <w:sz w:val="16"/>
+          <w:szCs w:val="16"/>
+        </w:rPr>
+      </w:pPr>
+      <w:r>
+        <w:rPr>
+          <w:rFonts w:ascii="Noto Sans" w:hAnsi="Noto Sans" w:cs="Noto Sans"/>
+          <w:i w:val="1"/>
+          <w:iCs w:val="1"/>
+          <w:sz w:val="16"/>
+          <w:szCs w:val="16"/>
+        </w:rPr>
+        <w:t>Queensland Heritage Act 1992</w:t>
+      </w:r>
+    </w:p>
+    <w:p>
+      <w:pPr>
+        <w:pStyle w:val="IntenseQuote"/>
+        <w:widowControl w:val="1"/>
+        <w:pBdr>
+          <w:top w:val="none" w:color="000000" w:sz="0" w:space="0"/>
+          <w:bottom w:val="none" w:color="000000" w:sz="0" w:space="0"/>
+        </w:pBdr>
+        <w:spacing w:before="120" w:after="120" w:line="240" w:lineRule="auto"/>
+        <w:ind w:left="0" w:right="-34"/>
+        <w:jc w:val="both"/>
+        <w:rPr>
+          <w:rFonts w:ascii="Noto Sans" w:hAnsi="Noto Sans" w:eastAsia="Noto Sans" w:cs="Noto Sans"/>
+          <w:b w:val="0"/>
+          <w:bCs w:val="0"/>
+          <w:i w:val="1"/>
+          <w:iCs w:val="1"/>
+          <w:noProof w:val="0"/>
+          <w:color w:val="000000" w:themeColor="accent1" w:themeTint="FF" w:themeShade="FF"/>
+          <w:sz w:val="16"/>
+          <w:szCs w:val="16"/>
+          <w:lang w:val="en-AU"/>
+        </w:rPr>
+      </w:pPr>
+      <w:r>
         <w:rPr>
           <w:rFonts w:ascii="Noto Sans" w:hAnsi="Noto Sans" w:eastAsia="Noto Sans" w:cs="Noto Sans"/>
           <w:b w:val="0"/>
@@ -82,80 +112,20 @@
           <w:szCs w:val="16"/>
           <w:lang w:val="en-AU"/>
         </w:rPr>
-      </w:pPr>
-      <w:r>
-        <w:rPr>
-          <w:rFonts w:ascii="Noto Sans" w:hAnsi="Noto Sans" w:eastAsia="Noto Sans" w:cs="Noto Sans"/>
-          <w:b w:val="0"/>
-          <w:bCs w:val="0"/>
-          <w:i w:val="1"/>
-          <w:iCs w:val="1"/>
-          <w:caps w:val="0"/>
-          <w:smallCaps w:val="0"/>
-          <w:noProof w:val="0"/>
-          <w:color w:val="000000" w:themeColor="accent1" w:themeTint="FF" w:themeShade="FF"/>
-          <w:sz w:val="16"/>
-          <w:szCs w:val="16"/>
-          <w:lang w:val="en-AU"/>
-        </w:rPr>
-        <w:t>Queensland Heritage Act 1992</w:t>
+        <w:t>As Chief Executive/Under delegation from the Chief Executive, Department of the Environment, Tourism, Science and Innovation, and under the provisions of section 44 of the Queensland Heritage Act 1992, I, [ chief_executive ]:</w:t>
       </w:r>
     </w:p>
     <w:p>
       <w:pPr>
-        <w:pStyle w:val="IntenseQuote"/>
-        <w:pBdr>
-          <w:top w:val="none" w:color="000000" w:sz="0" w:space="0"/>
-          <w:bottom w:val="none" w:color="000000" w:sz="0" w:space="0"/>
-        </w:pBdr>
-        <w:spacing w:before="120" w:after="120" w:line="240" w:lineRule="auto"/>
-        <w:ind w:left="0" w:right="-34"/>
+        <w:widowControl w:val="1"/>
+        <w:spacing w:before="0" w:after="0" w:line="240" w:lineRule="auto"/>
         <w:jc w:val="both"/>
-        <w:rPr>
-          <w:rFonts w:ascii="Noto Sans" w:hAnsi="Noto Sans" w:eastAsia="Noto Sans" w:cs="Noto Sans"/>
-          <w:b w:val="0"/>
-          <w:bCs w:val="0"/>
-          <w:i w:val="1"/>
-          <w:iCs w:val="1"/>
-          <w:caps w:val="0"/>
-          <w:smallCaps w:val="0"/>
-          <w:noProof w:val="0"/>
-          <w:color w:val="000000" w:themeColor="accent1" w:themeTint="FF" w:themeShade="FF"/>
-          <w:sz w:val="16"/>
-          <w:szCs w:val="16"/>
-          <w:lang w:val="en-AU"/>
-        </w:rPr>
-      </w:pPr>
-      <w:r>
         <w:rPr>
           <w:rFonts w:ascii="Noto Sans" w:hAnsi="Noto Sans" w:eastAsia="Noto Sans" w:cs="Noto Sans"/>
           <w:b w:val="0"/>
           <w:bCs w:val="0"/>
           <w:i w:val="0"/>
           <w:iCs w:val="0"/>
-          <w:caps w:val="0"/>
-          <w:smallCaps w:val="0"/>
-          <w:noProof w:val="0"/>
-          <w:color w:val="000000" w:themeColor="accent1" w:themeTint="FF" w:themeShade="FF"/>
-          <w:sz w:val="16"/>
-          <w:szCs w:val="16"/>
-          <w:lang w:val="en-AU"/>
-        </w:rPr>
-        <w:t>As Chief Executive/Under delegation from the Chief Executive, Department of the Environment, Tourism, Science and Innovation, and under the provisions of section 44 of the Queensland Heritage Act 1992, I, [ chief_executive ]:</w:t>
-      </w:r>
-    </w:p>
-    <w:p>
-      <w:pPr>
-        <w:spacing w:after="0" w:line="240" w:lineRule="auto"/>
-        <w:jc w:val="both"/>
-        <w:rPr>
-          <w:rFonts w:ascii="Noto Sans" w:hAnsi="Noto Sans" w:eastAsia="Noto Sans" w:cs="Noto Sans"/>
-          <w:b w:val="0"/>
-          <w:bCs w:val="0"/>
-          <w:i w:val="0"/>
-          <w:iCs w:val="0"/>
-          <w:caps w:val="0"/>
-          <w:smallCaps w:val="0"/>
           <w:noProof w:val="0"/>
           <w:color w:val="000000" w:themeColor="accent1" w:themeTint="FF" w:themeShade="FF"/>
           <w:sz w:val="22"/>
@@ -184,76 +154,49 @@
     </w:p>
     <w:p>
       <w:pPr>
-        <w:pBdr>
-          <w:bottom w:val="dotted" w:color="000000" w:sz="4" w:space="1"/>
-        </w:pBdr>
-        <w:spacing w:before="600" w:after="0" w:line="240" w:lineRule="auto"/>
+        <w:spacing w:after="0" w:line="240" w:lineRule="auto"/>
         <w:jc w:val="both"/>
         <w:rPr>
-          <w:rFonts w:ascii="Noto Sans" w:hAnsi="Noto Sans" w:eastAsia="Noto Sans" w:cs="Noto Sans"/>
-          <w:b w:val="0"/>
-          <w:bCs w:val="0"/>
-          <w:i w:val="0"/>
-          <w:iCs w:val="0"/>
-          <w:caps w:val="0"/>
-          <w:smallCaps w:val="0"/>
-          <w:noProof w:val="0"/>
-          <w:color w:val="000000" w:themeColor="accent1" w:themeTint="FF" w:themeShade="FF"/>
+          <w:rFonts w:ascii="Noto Sans" w:hAnsi="Noto Sans" w:cs="Noto Sans"/>
+          <w:b/>
+          <w:spacing w:val="5"/>
+          <w:u w:color="823B0B" w:themeColor="accent2" w:themeShade="7F"/>
+        </w:rPr>
+      </w:pPr>
+    </w:p>
+    <w:p>
+      <w:pPr>
+        <w:spacing w:after="0" w:line="240" w:lineRule="auto"/>
+        <w:jc w:val="both"/>
+        <w:rPr>
+          <w:rFonts w:ascii="Noto Sans" w:hAnsi="Noto Sans" w:cs="Noto Sans"/>
           <w:sz w:val="16"/>
           <w:szCs w:val="16"/>
-          <w:lang w:val="en-AU"/>
         </w:rPr>
       </w:pPr>
       <w:r>
         <w:rPr>
-          <w:rFonts w:ascii="Noto Sans" w:hAnsi="Noto Sans" w:eastAsia="Noto Sans" w:cs="Noto Sans"/>
-          <w:b w:val="0"/>
-          <w:bCs w:val="0"/>
-          <w:i w:val="0"/>
-          <w:iCs w:val="0"/>
-          <w:caps w:val="0"/>
-          <w:smallCaps w:val="0"/>
-          <w:noProof w:val="0"/>
-          <w:color w:val="000000" w:themeColor="accent1" w:themeTint="FF" w:themeShade="FF"/>
+          <w:rFonts w:ascii="Noto Sans" w:hAnsi="Noto Sans" w:cs="Noto Sans"/>
           <w:sz w:val="16"/>
           <w:szCs w:val="16"/>
-          <w:lang w:val="en-AU"/>
-        </w:rPr>
-        <w:t xml:space="preserve">                                                                                                                             Recommendation</w:t>
+        </w:rPr>
+        <w:t xml:space="preserve">                                                                                                                               Recommendation</w:t>
       </w:r>
       <w:r>
         <w:rPr>
-          <w:rFonts w:ascii="Noto Sans" w:hAnsi="Noto Sans" w:eastAsia="Noto Sans" w:cs="Noto Sans"/>
-          <w:b w:val="0"/>
-          <w:bCs w:val="0"/>
-          <w:i w:val="0"/>
-          <w:iCs w:val="0"/>
-          <w:caps w:val="0"/>
-          <w:smallCaps w:val="0"/>
-          <w:noProof w:val="0"/>
-          <w:color w:val="000000" w:themeColor="accent1" w:themeTint="FF" w:themeShade="FF"/>
+          <w:rFonts w:ascii="Noto Sans" w:hAnsi="Noto Sans" w:cs="Noto Sans"/>
           <w:sz w:val="20"/>
           <w:szCs w:val="20"/>
-          <w:lang w:val="en-AU"/>
         </w:rPr>
         <w:t xml:space="preserve"> </w:t>
       </w:r>
       <w:r>
         <w:rPr>
-          <w:rFonts w:ascii="Noto Sans" w:hAnsi="Noto Sans" w:eastAsia="Noto Sans" w:cs="Noto Sans"/>
-          <w:b w:val="0"/>
-          <w:bCs w:val="0"/>
-          <w:i w:val="0"/>
-          <w:iCs w:val="0"/>
-          <w:caps w:val="0"/>
-          <w:smallCaps w:val="0"/>
-          <w:noProof w:val="0"/>
-          <w:color w:val="000000" w:themeColor="accent1" w:themeTint="FF" w:themeShade="FF"/>
+          <w:rFonts w:ascii="Noto Sans" w:hAnsi="Noto Sans" w:cs="Noto Sans"/>
           <w:sz w:val="16"/>
           <w:szCs w:val="16"/>
-          <w:lang w:val="en-AU"/>
-        </w:rPr>
-        <w:t>Date: [ dateEntered ]</w:t>
+        </w:rPr>
+        <w:t>Date: [recommendation date]</w:t>
       </w:r>
     </w:p>
     <w:p>
@@ -261,53 +204,18 @@
         <w:spacing w:after="0" w:line="240" w:lineRule="auto"/>
         <w:jc w:val="both"/>
         <w:rPr>
-          <w:rFonts w:ascii="Calibri Light" w:hAnsi="Calibri Light" w:eastAsia="Calibri Light" w:cs="Calibri Light"/>
-          <w:b w:val="0"/>
-          <w:bCs w:val="0"/>
-          <w:i w:val="0"/>
-          <w:iCs w:val="0"/>
-          <w:caps w:val="0"/>
-          <w:smallCaps w:val="0"/>
-          <w:noProof w:val="0"/>
-          <w:color w:val="000000" w:themeColor="accent1" w:themeTint="FF" w:themeShade="FF"/>
+          <w:rFonts w:ascii="Noto Sans" w:hAnsi="Noto Sans" w:cs="Noto Sans"/>
           <w:sz w:val="16"/>
           <w:szCs w:val="16"/>
-          <w:lang w:val="en-AU"/>
         </w:rPr>
       </w:pPr>
       <w:r>
         <w:rPr>
-          <w:rFonts w:ascii="Noto Sans" w:hAnsi="Noto Sans" w:eastAsia="Noto Sans" w:cs="Noto Sans"/>
-          <w:b w:val="0"/>
-          <w:bCs w:val="0"/>
-          <w:i w:val="0"/>
-          <w:iCs w:val="0"/>
-          <w:caps w:val="0"/>
-          <w:smallCaps w:val="0"/>
-          <w:noProof w:val="0"/>
-          <w:color w:val="000000" w:themeColor="accent1" w:themeTint="FF" w:themeShade="FF"/>
+          <w:rFonts w:ascii="Noto Sans" w:hAnsi="Noto Sans" w:cs="Noto Sans"/>
           <w:sz w:val="16"/>
           <w:szCs w:val="16"/>
-          <w:lang w:val="en-AU"/>
-        </w:rPr>
-        <w:t>Chief Executive or Delegate name/position: [</w:t>
-      </w:r>
-      <w:r>
-        <w:rPr>
-          <w:rFonts w:ascii="Calibri Light" w:hAnsi="Calibri Light" w:eastAsia="Calibri Light" w:cs="Calibri Light"/>
-          <w:b w:val="0"/>
-          <w:bCs w:val="0"/>
-          <w:i w:val="0"/>
-          <w:iCs w:val="0"/>
-          <w:caps w:val="0"/>
-          <w:smallCaps w:val="0"/>
-          <w:noProof w:val="0"/>
-          <w:color w:val="000000" w:themeColor="accent1" w:themeTint="FF" w:themeShade="FF"/>
-          <w:sz w:val="16"/>
-          <w:szCs w:val="16"/>
-          <w:lang w:val="en-AU"/>
-        </w:rPr>
-        <w:t xml:space="preserve"> chief_executive ]</w:t>
+        </w:rPr>
+        <w:t>Chief Executive/Delegate name/position: [ chief_executive ]</w:t>
       </w:r>
     </w:p>
     <w:p>
@@ -315,37 +223,22 @@
         <w:spacing w:after="0" w:line="240" w:lineRule="auto"/>
         <w:jc w:val="both"/>
         <w:rPr>
-          <w:rFonts w:ascii="Calibri Light" w:hAnsi="Calibri Light" w:eastAsia="Calibri Light" w:cs="Calibri Light"/>
-          <w:b w:val="0"/>
-          <w:bCs w:val="0"/>
-          <w:i w:val="0"/>
-          <w:iCs w:val="0"/>
-          <w:caps w:val="0"/>
-          <w:smallCaps w:val="0"/>
-          <w:noProof w:val="0"/>
-          <w:color w:val="000000" w:themeColor="accent1" w:themeTint="FF" w:themeShade="FF"/>
+          <w:rFonts w:ascii="Noto Sans" w:hAnsi="Noto Sans" w:cs="Noto Sans"/>
           <w:sz w:val="16"/>
           <w:szCs w:val="16"/>
-          <w:lang w:val="en-AU"/>
         </w:rPr>
       </w:pPr>
     </w:p>
-    <w:p xmlns:wp14="http://schemas.microsoft.com/office/word/2010/wordml" wp14:textId="77777777">
-      <w:pPr>
-        <w:sectPr>
-          <w:footerReference w:type="even" r:id="rId3"/>
-          <w:footerReference w:type="default" r:id="rId4"/>
-          <w:footerReference w:type="first" r:id="rId5"/>
-          <w:type w:val="nextPage"/>
-          <w:pgSz w:w="11906" w:h="16838" w:orient="portrait"/>
-          <w:pgMar w:top="1440" w:right="1440" w:bottom="1440" w:left="1440" w:header="0" w:footer="709" w:gutter="0"/>
-          <w:pgNumType w:fmt="decimal"/>
-          <w:formProt w:val="false"/>
-          <w:textDirection w:val="lrTb"/>
-          <w:docGrid w:type="default" w:linePitch="360" w:charSpace="0"/>
-          <w:cols w:num="1"/>
-          <w:headerReference w:type="default" r:id="R067a5ad04f9247cd"/>
-        </w:sectPr>
+    <w:p>
+      <w:pPr>
+        <w:pBdr>
+          <w:bottom w:val="single" w:color="auto" w:sz="4" w:space="1"/>
+        </w:pBdr>
+        <w:spacing w:after="0" w:line="240" w:lineRule="auto"/>
+        <w:jc w:val="both"/>
+        <w:rPr>
+          <w:rFonts w:ascii="Noto Sans" w:hAnsi="Noto Sans" w:cs="Noto Sans"/>
+        </w:rPr>
       </w:pPr>
     </w:p>
     <w:tbl>
@@ -363,8 +256,8 @@
         <w:tblLook w:val="06A0" w:firstRow="1" w:lastRow="0" w:firstColumn="1" w:lastColumn="0" w:noHBand="1" w:noVBand="1"/>
       </w:tblPr>
       <w:tblGrid>
-        <w:gridCol w:w="4485"/>
-        <w:gridCol w:w="4642"/>
+        <w:gridCol w:w="4522"/>
+        <w:gridCol w:w="4522"/>
       </w:tblGrid>
       <w:tr xmlns:wp14="http://schemas.microsoft.com/office/word/2010/wordml" wp14:textId="77777777">
         <w:trPr>
@@ -372,13 +265,7 @@
         </w:trPr>
         <w:tc>
           <w:tcPr>
-            <w:tcW w:w="4485" w:type="dxa"/>
-            <w:tcBorders>
-              <w:top w:val="none" w:color="000000" w:themeColor="accent1" w:sz="12"/>
-              <w:left w:val="none" w:color="000000" w:themeColor="accent1" w:sz="12"/>
-              <w:bottom w:val="none" w:color="000000" w:themeColor="accent1" w:sz="12"/>
-              <w:right w:val="none" w:color="000000" w:themeColor="accent1" w:sz="12"/>
-            </w:tcBorders>
+            <w:tcW w:w="4522" w:type="dxa"/>
             <w:tcMar/>
           </w:tcPr>
           <w:p>
@@ -417,10 +304,7 @@
         </w:tc>
         <w:tc>
           <w:tcPr>
-            <w:tcW w:w="4642" w:type="dxa"/>
-            <w:tcBorders>
-              <w:left w:val="none" w:color="000000" w:themeColor="accent1" w:sz="12"/>
-            </w:tcBorders>
+            <w:tcW w:w="4522" w:type="dxa"/>
             <w:tcMar/>
           </w:tcPr>
           <w:p>
@@ -477,13 +361,7 @@
         </w:trPr>
         <w:tc>
           <w:tcPr>
-            <w:tcW w:w="4485" w:type="dxa"/>
-            <w:tcBorders>
-              <w:top w:val="none" w:color="000000" w:themeColor="accent1" w:sz="12"/>
-              <w:left w:val="none" w:color="000000" w:themeColor="accent1" w:sz="12"/>
-              <w:bottom w:val="none" w:color="000000" w:themeColor="accent1" w:sz="12"/>
-              <w:right w:val="none" w:color="000000" w:themeColor="accent1" w:sz="12"/>
-            </w:tcBorders>
+            <w:tcW w:w="4522" w:type="dxa"/>
             <w:tcMar/>
           </w:tcPr>
           <w:p>
@@ -521,10 +399,7 @@
         </w:tc>
         <w:tc>
           <w:tcPr>
-            <w:tcW w:w="4642" w:type="dxa"/>
-            <w:tcBorders>
-              <w:left w:val="none" w:color="000000" w:themeColor="accent1" w:sz="12"/>
-            </w:tcBorders>
+            <w:tcW w:w="4522" w:type="dxa"/>
             <w:tcMar/>
           </w:tcPr>
           <w:p>
@@ -574,81 +449,57 @@
         </w:tc>
       </w:tr>
     </w:tbl>
-    <w:p xmlns:wp14="http://schemas.microsoft.com/office/word/2010/wordml" wp14:textId="77777777">
-      <w:pPr>
-        <w:sectPr>
-          <w:type w:val="continuous"/>
-          <w:pgSz w:w="11906" w:h="16838" w:orient="portrait"/>
-          <w:pgMar w:top="1440" w:right="1440" w:bottom="1440" w:left="1440" w:header="0" w:footer="709" w:gutter="0"/>
-          <w:cols w:equalWidth="1" w:space="566" w:num="1" w:sep="0"/>
-          <w:formProt w:val="false"/>
-          <w:textDirection w:val="lrTb"/>
-          <w:docGrid w:type="default" w:linePitch="360" w:charSpace="0"/>
-          <w:headerReference w:type="default" r:id="R0c4d714b23204d8f"/>
-        </w:sectPr>
-      </w:pPr>
-    </w:p>
-    <w:p xmlns:wp14="http://schemas.microsoft.com/office/word/2010/wordml" wp14:textId="77777777">
-      <w:pPr>
-        <w:sectPr>
-          <w:type w:val="continuous"/>
-          <w:pgSz w:w="11906" w:h="16838" w:orient="portrait"/>
-          <w:pgMar w:top="1440" w:right="1440" w:bottom="1440" w:left="1440" w:header="0" w:footer="709" w:gutter="0"/>
-          <w:cols w:equalWidth="1" w:space="566" w:num="2" w:sep="0"/>
-          <w:formProt w:val="false"/>
-          <w:textDirection w:val="lrTb"/>
-          <w:docGrid w:type="default" w:linePitch="360" w:charSpace="0"/>
-          <w:headerReference w:type="default" r:id="Ra70d42aa5290456e"/>
-        </w:sectPr>
+    <w:p>
+      <w:pPr>
+        <w:spacing w:after="0" w:line="240" w:lineRule="auto"/>
+        <w:rPr>
+          <w:rFonts w:ascii="Noto Sans" w:hAnsi="Noto Sans" w:cs="Noto Sans"/>
+          <w:sz w:val="16"/>
+          <w:szCs w:val="16"/>
+        </w:rPr>
       </w:pPr>
     </w:p>
     <w:tbl>
       <w:tblPr>
         <w:tblStyle w:val="TableGrid"/>
         <w:tblW w:w="9072" w:type="dxa"/>
-        <w:jc w:val="start"/>
-        <w:tblInd w:w="108" w:type="dxa"/>
-        <w:tblLayout w:type="fixed"/>
-        <w:tblCellMar>
-          <w:top w:w="0" w:type="dxa"/>
-          <w:start w:w="108" w:type="dxa"/>
-          <w:bottom w:w="0" w:type="dxa"/>
-          <w:end w:w="108" w:type="dxa"/>
-        </w:tblCellMar>
-        <w:tblLook w:val="0600" w:firstRow="0" w:lastRow="0" w:firstColumn="0" w:lastColumn="0" w:noHBand="1" w:noVBand="1"/>
+        <w:tblBorders>
+          <w:top w:val="single" w:color="000000" w:themeColor="accent1" w:sz="8"/>
+          <w:left w:val="single" w:color="000000" w:themeColor="accent1" w:sz="8"/>
+          <w:bottom w:val="single" w:color="000000" w:themeColor="accent1" w:sz="8"/>
+          <w:right w:val="single" w:color="000000" w:themeColor="accent1" w:sz="8"/>
+        </w:tblBorders>
+        <w:tblLook w:val="01E0" w:firstRow="1" w:lastRow="1" w:firstColumn="1" w:lastColumn="1" w:noHBand="0" w:noVBand="0"/>
       </w:tblPr>
       <w:tblGrid>
-        <w:gridCol w:w="2326"/>
-        <w:gridCol w:w="2395"/>
-        <w:gridCol w:w="2159"/>
-        <w:gridCol w:w="2192"/>
+        <w:gridCol w:w="2127"/>
+        <w:gridCol w:w="2315"/>
+        <w:gridCol w:w="2315"/>
+        <w:gridCol w:w="2315"/>
       </w:tblGrid>
-      <w:tr xmlns:wp14="http://schemas.microsoft.com/office/word/2010/wordml" wp14:textId="77777777">
+      <w:tr>
         <w:trPr>
-          <w:trHeight w:val="300"/>
+          <w:trHeight w:val="672" w:hRule="exact"/>
         </w:trPr>
         <w:tc>
           <w:tcPr>
-            <w:tcW w:w="2326" w:type="dxa"/>
-            <w:tcBorders>
-              <w:start w:val="nil"/>
-            </w:tcBorders>
+            <w:tcW w:w="2127" w:type="dxa"/>
+            <w:tcBorders/>
             <w:tcMar/>
             <w:vAlign w:val="center"/>
           </w:tcPr>
-          <w:p wp14:textId="77777777">
+          <w:p>
             <w:pPr>
-              <w:pStyle w:val="Normal"/>
-              <w:widowControl w:val="1"/>
-              <w:suppressAutoHyphens w:val="true"/>
-              <w:spacing w:before="100" w:after="120" w:line="240" w:lineRule="auto"/>
-              <w:ind w:start="-108"/>
+              <w:spacing w:before="120" w:after="0" w:line="240" w:lineRule="auto"/>
+              <w:ind w:left="0"/>
               <w:jc w:val="left"/>
               <w:rPr>
                 <w:rFonts w:ascii="Noto Sans" w:hAnsi="Noto Sans" w:cs="Noto Sans"/>
                 <w:b w:val="1"/>
                 <w:bCs w:val="1"/>
-                <w:color w:val="auto"/>
+                <w:color w:val="A70240" w:themeColor="accent3"/>
+                <w:sz w:val="20"/>
+                <w:szCs w:val="20"/>
               </w:rPr>
             </w:pPr>
             <w:r>
@@ -656,78 +507,79 @@
                 <w:rFonts w:ascii="Noto Sans" w:hAnsi="Noto Sans" w:cs="Noto Sans"/>
                 <w:b w:val="1"/>
                 <w:bCs w:val="1"/>
-                <w:color w:val="auto"/>
-                <w:kern w:val="0"/>
-                <w:lang w:val="en-AU" w:bidi="ar-SA"/>
-              </w:rPr>
-              <w:t>Place name</w:t>
+                <w:sz w:val="20"/>
+                <w:szCs w:val="20"/>
+              </w:rPr>
+              <w:t xml:space="preserve">Place name </w:t>
             </w:r>
           </w:p>
         </w:tc>
         <w:tc>
           <w:tcPr>
-            <w:tcW w:w="6746" w:type="dxa"/>
+            <w:tcW w:w="6945" w:type="dxa"/>
             <w:gridSpan w:val="3"/>
-            <w:tcBorders>
-              <w:end w:val="nil"/>
-            </w:tcBorders>
+            <w:tcBorders/>
             <w:tcMar/>
             <w:vAlign w:val="center"/>
           </w:tcPr>
-          <w:p wp14:textId="3E783BC0">
+          <w:p>
             <w:pPr>
-              <w:pStyle w:val="Normal"/>
               <w:widowControl w:val="1"/>
-              <w:suppressAutoHyphens w:val="true"/>
               <w:spacing w:before="120" w:after="120" w:line="240" w:lineRule="auto"/>
               <w:jc w:val="left"/>
               <w:rPr>
-                <w:rFonts w:ascii="Noto Sans" w:hAnsi="Noto Sans" w:cs="Noto Sans"/>
-                <w:b w:val="0"/>
-                <w:bCs w:val="0"/>
+                <w:rFonts w:ascii="Noto Sans" w:hAnsi="Noto Sans" w:eastAsia="Noto Sans" w:cs="Noto Sans"/>
+                <w:b w:val="0"/>
+                <w:bCs w:val="0"/>
+                <w:i w:val="0"/>
+                <w:iCs w:val="0"/>
+                <w:noProof w:val="0"/>
                 <w:color w:val="000000" w:themeColor="accent1" w:themeTint="FF" w:themeShade="FF"/>
-                <w:lang w:val="en-AU" w:bidi="ar-SA"/>
+                <w:sz w:val="22"/>
+                <w:szCs w:val="22"/>
+                <w:lang w:val="en-AU"/>
               </w:rPr>
             </w:pPr>
             <w:r>
               <w:rPr>
-                <w:rFonts w:ascii="Noto Sans" w:hAnsi="Noto Sans" w:cs="Noto Sans"/>
-                <w:b w:val="0"/>
-                <w:bCs w:val="0"/>
+                <w:rFonts w:ascii="Noto Sans" w:hAnsi="Noto Sans" w:eastAsia="Noto Sans" w:cs="Noto Sans"/>
+                <w:b w:val="0"/>
+                <w:bCs w:val="0"/>
+                <w:i w:val="0"/>
+                <w:iCs w:val="0"/>
+                <w:noProof w:val="0"/>
                 <w:color w:val="000000" w:themeColor="accent1" w:themeTint="FF" w:themeShade="FF"/>
-                <w:lang w:val="en-AU" w:bidi="ar-SA"/>
+                <w:sz w:val="22"/>
+                <w:szCs w:val="22"/>
+                <w:lang w:val="en-AU"/>
               </w:rPr>
               <w:t>{% set pns = namespace(pn='') %}{% for m in monument_names %}{% if 'Primary' in (m.monument_name_use_type | default('')) and not pns.pn %}{% set pns.pn = m.monument_name %}{% endif %}{% endfor %}{% if not pns.pn and monument_names %}{% set pns.pn = monument_names[0].monument_name %}{% endif %}{{ pns.pn }}</w:t>
             </w:r>
           </w:p>
         </w:tc>
       </w:tr>
-      <w:tr xmlns:wp14="http://schemas.microsoft.com/office/word/2010/wordml" wp14:textId="77777777">
+      <w:tr>
         <w:trPr>
-          <w:trHeight w:val="300"/>
+          <w:trHeight w:val="960"/>
         </w:trPr>
         <w:tc>
           <w:tcPr>
-            <w:tcW w:w="2326" w:type="dxa"/>
-            <w:tcBorders>
-              <w:start w:val="nil"/>
-            </w:tcBorders>
+            <w:tcW w:w="2127" w:type="dxa"/>
+            <w:tcBorders/>
             <w:tcMar/>
             <w:vAlign w:val="center"/>
           </w:tcPr>
-          <w:p wp14:textId="77777777">
+          <w:p>
             <w:pPr>
-              <w:pStyle w:val="Normal"/>
-              <w:widowControl w:val="1"/>
-              <w:suppressAutoHyphens w:val="true"/>
-              <w:spacing w:before="100" w:after="120" w:line="240" w:lineRule="auto"/>
-              <w:ind w:start="-108"/>
+              <w:spacing w:before="120" w:after="120" w:line="240" w:lineRule="auto"/>
+              <w:ind w:left="0"/>
               <w:jc w:val="left"/>
               <w:rPr>
                 <w:rFonts w:ascii="Noto Sans" w:hAnsi="Noto Sans" w:cs="Noto Sans"/>
                 <w:b w:val="1"/>
                 <w:bCs w:val="1"/>
-                <w:color w:val="auto"/>
+                <w:sz w:val="20"/>
+                <w:szCs w:val="20"/>
               </w:rPr>
             </w:pPr>
             <w:r>
@@ -735,86 +587,23 @@
                 <w:rFonts w:ascii="Noto Sans" w:hAnsi="Noto Sans" w:cs="Noto Sans"/>
                 <w:b w:val="1"/>
                 <w:bCs w:val="1"/>
-                <w:color w:val="auto"/>
-                <w:kern w:val="0"/>
-                <w:lang w:val="en-AU" w:bidi="ar-SA"/>
-              </w:rPr>
-              <w:t>Address</w:t>
+                <w:sz w:val="20"/>
+                <w:szCs w:val="20"/>
+              </w:rPr>
+              <w:t xml:space="preserve">Address  </w:t>
             </w:r>
           </w:p>
-        </w:tc>
-        <w:tc>
-          <w:tcPr>
-            <w:tcW w:w="6746" w:type="dxa"/>
-            <w:gridSpan w:val="3"/>
-            <w:tcBorders>
-              <w:end w:val="nil"/>
-            </w:tcBorders>
-            <w:tcMar/>
-            <w:vAlign w:val="center"/>
-          </w:tcPr>
-          <w:p wp14:textId="35357ECB">
-            <w:pPr>
-              <w:widowControl w:val="1"/>
-              <w:suppressLineNumbers w:val="0"/>
-              <w:suppressAutoHyphens w:val="true"/>
-              <w:bidi w:val="0"/>
-              <w:spacing w:before="120" w:beforeAutospacing="off" w:after="120" w:afterAutospacing="off" w:line="240" w:lineRule="auto"/>
-              <w:ind w:left="0" w:right="0"/>
-              <w:jc w:val="left"/>
-              <w:rPr>
-                <w:rFonts w:ascii="Noto Sans" w:hAnsi="Noto Sans" w:eastAsia="Noto Sans" w:cs="Noto Sans"/>
-                <w:b w:val="0"/>
-                <w:bCs w:val="0"/>
-                <w:i w:val="0"/>
-                <w:iCs w:val="0"/>
-                <w:noProof w:val="0"/>
-                <w:color w:val="000000" w:themeColor="accent1" w:themeTint="FF" w:themeShade="FF"/>
-                <w:sz w:val="22"/>
-                <w:szCs w:val="22"/>
-                <w:lang w:val="en-AU"/>
-              </w:rPr>
-            </w:pPr>
-            <w:r>
-              <w:rPr>
-                <w:rFonts w:ascii="Noto Sans" w:hAnsi="Noto Sans" w:eastAsia="Noto Sans" w:cs="Noto Sans"/>
-                <w:b w:val="0"/>
-                <w:bCs w:val="0"/>
-                <w:i w:val="0"/>
-                <w:iCs w:val="0"/>
-                <w:noProof w:val="0"/>
-                <w:color w:val="000000" w:themeColor="accent1" w:themeTint="FF" w:themeShade="FF"/>
-                <w:sz w:val="22"/>
-                <w:szCs w:val="22"/>
-                <w:lang w:val="en-AU"/>
-              </w:rPr>
-              <w:t>{% if address.street %}{{ address.street }}, {{ address.town }}, {{ address.postcode }}{% endif %}</w:t>
-            </w:r>
-          </w:p>
-        </w:tc>
-      </w:tr>
-      <w:tr xmlns:wp14="http://schemas.microsoft.com/office/word/2010/wordml" wp14:textId="77777777">
-        <w:trPr>
-          <w:trHeight w:val="315"/>
-        </w:trPr>
-        <w:tc>
-          <w:tcPr>
-            <w:tcW w:w="2326" w:type="dxa"/>
-            <w:tcBorders>
-              <w:start w:val="nil"/>
-            </w:tcBorders>
-            <w:tcMar/>
-          </w:tcPr>
           <w:p>
             <w:pPr>
-              <w:pStyle w:val="Normal"/>
-              <w:widowControl w:val="1"/>
-              <w:spacing w:before="100" w:after="120" w:line="240" w:lineRule="auto"/>
+              <w:spacing w:before="120" w:after="120" w:line="240" w:lineRule="auto"/>
+              <w:ind w:left="0"/>
+              <w:jc w:val="left"/>
               <w:rPr>
                 <w:rFonts w:ascii="Noto Sans" w:hAnsi="Noto Sans" w:cs="Noto Sans"/>
                 <w:b w:val="1"/>
                 <w:bCs w:val="1"/>
-                <w:color w:val="auto"/>
+                <w:sz w:val="20"/>
+                <w:szCs w:val="20"/>
               </w:rPr>
             </w:pPr>
             <w:r>
@@ -822,8 +611,8 @@
                 <w:rFonts w:ascii="Noto Sans" w:hAnsi="Noto Sans" w:cs="Noto Sans"/>
                 <w:b w:val="1"/>
                 <w:bCs w:val="1"/>
-                <w:color w:val="auto"/>
-                <w:lang w:val="en-AU" w:bidi="ar-SA"/>
+                <w:sz w:val="20"/>
+                <w:szCs w:val="20"/>
               </w:rPr>
               <w:t>LGA</w:t>
             </w:r>
@@ -831,92 +620,11 @@
         </w:tc>
         <w:tc>
           <w:tcPr>
-            <w:tcW w:w="6746" w:type="dxa"/>
+            <w:tcW w:w="6945" w:type="dxa"/>
             <w:gridSpan w:val="3"/>
-            <w:tcBorders>
-              <w:bottom w:val="single" w:color="000000" w:themeColor="accent1" w:sz="8"/>
-              <w:end w:val="nil"/>
-            </w:tcBorders>
+            <w:tcBorders/>
             <w:tcMar/>
             <w:vAlign w:val="center"/>
-          </w:tcPr>
-          <w:p>
-            <w:pPr>
-              <w:pStyle w:val="Normal"/>
-              <w:widowControl w:val="1"/>
-              <w:spacing w:before="120" w:after="120" w:line="240" w:lineRule="auto"/>
-              <w:jc w:val="left"/>
-              <w:rPr>
-                <w:rFonts w:ascii="Noto Sans" w:hAnsi="Noto Sans" w:cs="Noto Sans"/>
-                <w:color w:val="000000" w:themeColor="accent1" w:themeTint="FF" w:themeShade="FF"/>
-                <w:lang w:val="en-AU" w:bidi="ar-SA"/>
-              </w:rPr>
-            </w:pPr>
-            <w:r>
-              <w:rPr>
-                <w:rFonts w:ascii="Noto Sans" w:hAnsi="Noto Sans" w:cs="Noto Sans"/>
-                <w:color w:val="000000" w:themeColor="accent1" w:themeTint="FF" w:themeShade="FF"/>
-                <w:lang w:val="en-AU" w:bidi="ar-SA"/>
-              </w:rPr>
-              <w:t>{{ address.county }}</w:t>
-            </w:r>
-          </w:p>
-        </w:tc>
-      </w:tr>
-      <w:tr xmlns:wp14="http://schemas.microsoft.com/office/word/2010/wordml" wp14:textId="77777777">
-        <w:trPr>
-          <w:trHeight w:val="300"/>
-        </w:trPr>
-        <w:tc>
-          <w:tcPr>
-            <w:tcW w:w="2326" w:type="dxa"/>
-            <w:tcBorders>
-              <w:right w:val="single" w:color="000000" w:themeColor="accent1" w:sz="8"/>
-              <w:start w:val="nil"/>
-            </w:tcBorders>
-            <w:tcMar/>
-          </w:tcPr>
-          <w:p>
-            <w:pPr>
-              <w:widowControl w:val="1"/>
-              <w:spacing w:before="100" w:after="120" w:line="240" w:lineRule="auto"/>
-              <w:jc w:val="left"/>
-              <w:rPr>
-                <w:rFonts w:ascii="Noto Sans" w:hAnsi="Noto Sans" w:eastAsia="Noto Sans" w:cs="Noto Sans"/>
-                <w:b w:val="0"/>
-                <w:bCs w:val="0"/>
-                <w:i w:val="0"/>
-                <w:iCs w:val="0"/>
-                <w:sz w:val="22"/>
-                <w:szCs w:val="22"/>
-              </w:rPr>
-            </w:pPr>
-            <w:r>
-              <w:rPr>
-                <w:rFonts w:ascii="Noto Sans" w:hAnsi="Noto Sans" w:eastAsia="Noto Sans" w:cs="Noto Sans"/>
-                <w:b w:val="1"/>
-                <w:bCs w:val="1"/>
-                <w:i w:val="0"/>
-                <w:iCs w:val="0"/>
-                <w:sz w:val="22"/>
-                <w:szCs w:val="22"/>
-                <w:lang w:val="en-AU"/>
-              </w:rPr>
-              <w:t>RPD</w:t>
-            </w:r>
-          </w:p>
-        </w:tc>
-        <w:tc>
-          <w:tcPr>
-            <w:tcW w:w="2395" w:type="dxa"/>
-            <w:tcBorders>
-              <w:top w:val="single" w:color="000000" w:themeColor="accent1" w:sz="8"/>
-              <w:left w:val="single" w:color="000000" w:themeColor="accent1" w:sz="8"/>
-              <w:bottom w:val="single" w:color="000000" w:themeColor="accent1" w:sz="8"/>
-              <w:right w:val="none" w:color="000000" w:themeColor="accent1" w:sz="8"/>
-              <w:end w:val="nil"/>
-            </w:tcBorders>
-            <w:tcMar/>
           </w:tcPr>
           <w:p>
             <w:pPr>
@@ -930,9 +638,11 @@
                 <w:bCs w:val="0"/>
                 <w:i w:val="0"/>
                 <w:iCs w:val="0"/>
+                <w:noProof w:val="0"/>
                 <w:color w:val="000000" w:themeColor="accent1" w:themeTint="FF" w:themeShade="FF"/>
                 <w:sz w:val="22"/>
                 <w:szCs w:val="22"/>
+                <w:lang w:val="en-AU"/>
               </w:rPr>
             </w:pPr>
             <w:r>
@@ -942,73 +652,95 @@
                 <w:bCs w:val="0"/>
                 <w:i w:val="0"/>
                 <w:iCs w:val="0"/>
+                <w:noProof w:val="0"/>
                 <w:color w:val="000000" w:themeColor="accent1" w:themeTint="FF" w:themeShade="FF"/>
                 <w:sz w:val="22"/>
                 <w:szCs w:val="22"/>
                 <w:lang w:val="en-AU"/>
               </w:rPr>
-              <w:t>{% for lop in mapped_lot_on_plan.column_1 %}{{ lop }}{% endfor %}</w:t>
+              <w:t>{% if address.street %}{{ address.street }}, {{ address.town }}, {{ address.postcode }}{% endif %}</w:t>
+            </w:r>
+          </w:p>
+          <w:p>
+            <w:pPr>
+              <w:widowControl w:val="1"/>
+              <w:spacing w:before="120" w:after="120" w:line="240" w:lineRule="auto"/>
+              <w:jc w:val="left"/>
+              <w:rPr>
+                <w:rFonts w:ascii="Noto Sans" w:hAnsi="Noto Sans" w:eastAsia="Noto Sans" w:cs="Noto Sans"/>
+                <w:b w:val="0"/>
+                <w:bCs w:val="0"/>
+                <w:i w:val="0"/>
+                <w:iCs w:val="0"/>
+                <w:noProof w:val="0"/>
+                <w:color w:val="000000" w:themeColor="accent1" w:themeTint="FF" w:themeShade="FF"/>
+                <w:sz w:val="22"/>
+                <w:szCs w:val="22"/>
+                <w:lang w:val="en-AU"/>
+              </w:rPr>
+            </w:pPr>
+            <w:r>
+              <w:rPr>
+                <w:rFonts w:ascii="Noto Sans" w:hAnsi="Noto Sans" w:eastAsia="Noto Sans" w:cs="Noto Sans"/>
+                <w:b w:val="0"/>
+                <w:bCs w:val="0"/>
+                <w:i w:val="0"/>
+                <w:iCs w:val="0"/>
+                <w:noProof w:val="0"/>
+                <w:color w:val="000000" w:themeColor="accent1" w:themeTint="FF" w:themeShade="FF"/>
+                <w:sz w:val="22"/>
+                <w:szCs w:val="22"/>
+                <w:lang w:val="en-AU"/>
+              </w:rPr>
+              <w:t>{{ address.county }}</w:t>
+            </w:r>
+          </w:p>
+        </w:tc>
+      </w:tr>
+      <w:tr>
+        <w:trPr>
+          <w:trHeight w:val="495" w:hRule="exact"/>
+        </w:trPr>
+        <w:tc>
+          <w:tcPr>
+            <w:tcW w:w="2127" w:type="dxa"/>
+            <w:tcBorders/>
+            <w:tcMar/>
+            <w:vAlign w:val="center"/>
+          </w:tcPr>
+          <w:p>
+            <w:pPr>
+              <w:spacing w:before="120" w:after="120" w:line="240" w:lineRule="auto"/>
+              <w:ind w:left="0"/>
+              <w:jc w:val="left"/>
+              <w:rPr>
+                <w:rFonts w:ascii="Noto Sans" w:hAnsi="Noto Sans" w:cs="Noto Sans"/>
+                <w:b w:val="1"/>
+                <w:bCs w:val="1"/>
+                <w:sz w:val="20"/>
+                <w:szCs w:val="20"/>
+              </w:rPr>
+            </w:pPr>
+            <w:r>
+              <w:rPr>
+                <w:rFonts w:ascii="Noto Sans" w:hAnsi="Noto Sans" w:cs="Noto Sans"/>
+                <w:b w:val="1"/>
+                <w:bCs w:val="1"/>
+                <w:sz w:val="20"/>
+                <w:szCs w:val="20"/>
+              </w:rPr>
+              <w:t>RPD</w:t>
             </w:r>
           </w:p>
         </w:tc>
         <w:tc>
           <w:tcPr>
-            <w:tcW w:w="2159" w:type="dxa"/>
+            <w:tcW w:w="2315" w:type="dxa"/>
             <w:tcBorders>
-              <w:top w:val="single" w:color="000000" w:themeColor="accent1" w:sz="8"/>
-              <w:left w:val="none" w:color="000000" w:themeColor="accent1" w:sz="8"/>
               <w:bottom w:val="single" w:color="000000" w:themeColor="accent1" w:sz="8"/>
-              <w:right w:val="none" w:color="000000" w:themeColor="accent1" w:sz="8"/>
-              <w:end w:val="nil"/>
             </w:tcBorders>
             <w:tcMar/>
-          </w:tcPr>
-          <w:p wp14:textId="1BB84312">
-            <w:pPr>
-              <w:widowControl w:val="1"/>
-              <w:suppressAutoHyphens w:val="true"/>
-              <w:spacing w:before="120" w:beforeAutospacing="off" w:after="120" w:afterAutospacing="off" w:line="240" w:lineRule="auto"/>
-              <w:ind w:left="0" w:right="0"/>
-              <w:jc w:val="left"/>
-              <w:rPr>
-                <w:rFonts w:ascii="Noto Sans" w:hAnsi="Noto Sans" w:eastAsia="Noto Sans" w:cs="Noto Sans"/>
-                <w:b w:val="0"/>
-                <w:bCs w:val="0"/>
-                <w:i w:val="0"/>
-                <w:iCs w:val="0"/>
-                <w:color w:val="000000" w:themeColor="accent1" w:themeTint="FF" w:themeShade="FF"/>
-                <w:sz w:val="22"/>
-                <w:szCs w:val="22"/>
-                <w:lang w:val="en-AU" w:bidi="ar-SA"/>
-              </w:rPr>
-            </w:pPr>
-            <w:r>
-              <w:rPr>
-                <w:rFonts w:ascii="Noto Sans" w:hAnsi="Noto Sans" w:eastAsia="Noto Sans" w:cs="Noto Sans"/>
-                <w:b w:val="0"/>
-                <w:bCs w:val="0"/>
-                <w:i w:val="0"/>
-                <w:iCs w:val="0"/>
-                <w:color w:val="000000" w:themeColor="accent1" w:themeTint="FF" w:themeShade="FF"/>
-                <w:sz w:val="22"/>
-                <w:szCs w:val="22"/>
-                <w:lang w:val="en-AU"/>
-              </w:rPr>
-              <w:t>{% for lop in mapped_lot_on_plan.column_2 %}{{ lop }}{% endfor %}</w:t>
-            </w:r>
-          </w:p>
-        </w:tc>
-        <w:tc>
-          <w:tcPr>
-            <w:tcW w:w="2192" w:type="dxa"/>
-            <w:tcBorders>
-              <w:top w:val="single" w:color="000000" w:themeColor="accent1" w:sz="8"/>
-              <w:left w:val="none" w:color="000000" w:themeColor="accent1" w:sz="8"/>
-              <w:bottom w:val="single" w:color="000000" w:themeColor="accent1" w:sz="8"/>
-              <w:right w:val="single" w:color="000000" w:themeColor="accent1" w:sz="8"/>
-              <w:end w:val="nil"/>
-            </w:tcBorders>
-            <w:tcMar/>
+            <w:vAlign w:val="center"/>
           </w:tcPr>
           <w:p>
             <w:pPr>
@@ -1042,19 +774,522 @@
                 <w:szCs w:val="22"/>
                 <w:lang w:val="en-AU"/>
               </w:rPr>
-              <w:t>{% for lop in mapped_lot_on_plan.column_3 %}{{ lop }}{% endfor %}</w:t>
+              <w:t>{% for lop in mapped_lot_on_</w:t>
+            </w:r>
+            <w:r>
+              <w:rPr>
+                <w:rFonts w:ascii="Noto Sans" w:hAnsi="Noto Sans" w:eastAsia="Noto Sans" w:cs="Noto Sans"/>
+                <w:b w:val="0"/>
+                <w:bCs w:val="0"/>
+                <w:i w:val="0"/>
+                <w:iCs w:val="0"/>
+                <w:noProof w:val="0"/>
+                <w:color w:val="000000" w:themeColor="accent1" w:themeTint="FF" w:themeShade="FF"/>
+                <w:sz w:val="22"/>
+                <w:szCs w:val="22"/>
+                <w:lang w:val="en-AU"/>
+              </w:rPr>
+              <w:t>plan.column</w:t>
+            </w:r>
+            <w:r>
+              <w:rPr>
+                <w:rFonts w:ascii="Noto Sans" w:hAnsi="Noto Sans" w:eastAsia="Noto Sans" w:cs="Noto Sans"/>
+                <w:b w:val="0"/>
+                <w:bCs w:val="0"/>
+                <w:i w:val="0"/>
+                <w:iCs w:val="0"/>
+                <w:noProof w:val="0"/>
+                <w:color w:val="000000" w:themeColor="accent1" w:themeTint="FF" w:themeShade="FF"/>
+                <w:sz w:val="22"/>
+                <w:szCs w:val="22"/>
+                <w:lang w:val="en-AU"/>
+              </w:rPr>
+              <w:t xml:space="preserve">_1 </w:t>
+            </w:r>
+            <w:r>
+              <w:rPr>
+                <w:rFonts w:ascii="Noto Sans" w:hAnsi="Noto Sans" w:eastAsia="Noto Sans" w:cs="Noto Sans"/>
+                <w:b w:val="0"/>
+                <w:bCs w:val="0"/>
+                <w:i w:val="0"/>
+                <w:iCs w:val="0"/>
+                <w:noProof w:val="0"/>
+                <w:color w:val="000000" w:themeColor="accent1" w:themeTint="FF" w:themeShade="FF"/>
+                <w:sz w:val="22"/>
+                <w:szCs w:val="22"/>
+                <w:lang w:val="en-AU"/>
+              </w:rPr>
+              <w:t>%}{</w:t>
+            </w:r>
+            <w:r>
+              <w:rPr>
+                <w:rFonts w:ascii="Noto Sans" w:hAnsi="Noto Sans" w:eastAsia="Noto Sans" w:cs="Noto Sans"/>
+                <w:b w:val="0"/>
+                <w:bCs w:val="0"/>
+                <w:i w:val="0"/>
+                <w:iCs w:val="0"/>
+                <w:noProof w:val="0"/>
+                <w:color w:val="000000" w:themeColor="accent1" w:themeTint="FF" w:themeShade="FF"/>
+                <w:sz w:val="22"/>
+                <w:szCs w:val="22"/>
+                <w:lang w:val="en-AU"/>
+              </w:rPr>
+              <w:t>{ lop</w:t>
+            </w:r>
+            <w:r>
+              <w:rPr>
+                <w:rFonts w:ascii="Noto Sans" w:hAnsi="Noto Sans" w:eastAsia="Noto Sans" w:cs="Noto Sans"/>
+                <w:b w:val="0"/>
+                <w:bCs w:val="0"/>
+                <w:i w:val="0"/>
+                <w:iCs w:val="0"/>
+                <w:noProof w:val="0"/>
+                <w:color w:val="000000" w:themeColor="accent1" w:themeTint="FF" w:themeShade="FF"/>
+                <w:sz w:val="22"/>
+                <w:szCs w:val="22"/>
+                <w:lang w:val="en-AU"/>
+              </w:rPr>
+              <w:t xml:space="preserve"> </w:t>
+            </w:r>
+            <w:r>
+              <w:rPr>
+                <w:rFonts w:ascii="Noto Sans" w:hAnsi="Noto Sans" w:eastAsia="Noto Sans" w:cs="Noto Sans"/>
+                <w:b w:val="0"/>
+                <w:bCs w:val="0"/>
+                <w:i w:val="0"/>
+                <w:iCs w:val="0"/>
+                <w:noProof w:val="0"/>
+                <w:color w:val="000000" w:themeColor="accent1" w:themeTint="FF" w:themeShade="FF"/>
+                <w:sz w:val="22"/>
+                <w:szCs w:val="22"/>
+                <w:lang w:val="en-AU"/>
+              </w:rPr>
+              <w:t>}}{</w:t>
+            </w:r>
+            <w:r>
+              <w:rPr>
+                <w:rFonts w:ascii="Noto Sans" w:hAnsi="Noto Sans" w:eastAsia="Noto Sans" w:cs="Noto Sans"/>
+                <w:b w:val="0"/>
+                <w:bCs w:val="0"/>
+                <w:i w:val="0"/>
+                <w:iCs w:val="0"/>
+                <w:noProof w:val="0"/>
+                <w:color w:val="000000" w:themeColor="accent1" w:themeTint="FF" w:themeShade="FF"/>
+                <w:sz w:val="22"/>
+                <w:szCs w:val="22"/>
+                <w:lang w:val="en-AU"/>
+              </w:rPr>
+              <w:t xml:space="preserve">% </w:t>
+            </w:r>
+            <w:r>
+              <w:rPr>
+                <w:rFonts w:ascii="Noto Sans" w:hAnsi="Noto Sans" w:eastAsia="Noto Sans" w:cs="Noto Sans"/>
+                <w:b w:val="0"/>
+                <w:bCs w:val="0"/>
+                <w:i w:val="0"/>
+                <w:iCs w:val="0"/>
+                <w:noProof w:val="0"/>
+                <w:color w:val="000000" w:themeColor="accent1" w:themeTint="FF" w:themeShade="FF"/>
+                <w:sz w:val="22"/>
+                <w:szCs w:val="22"/>
+                <w:lang w:val="en-AU"/>
+              </w:rPr>
+              <w:t>endfor</w:t>
+            </w:r>
+            <w:r>
+              <w:rPr>
+                <w:rFonts w:ascii="Noto Sans" w:hAnsi="Noto Sans" w:eastAsia="Noto Sans" w:cs="Noto Sans"/>
+                <w:b w:val="0"/>
+                <w:bCs w:val="0"/>
+                <w:i w:val="0"/>
+                <w:iCs w:val="0"/>
+                <w:noProof w:val="0"/>
+                <w:color w:val="000000" w:themeColor="accent1" w:themeTint="FF" w:themeShade="FF"/>
+                <w:sz w:val="22"/>
+                <w:szCs w:val="22"/>
+                <w:lang w:val="en-AU"/>
+              </w:rPr>
+              <w:t xml:space="preserve"> %}</w:t>
+            </w:r>
+          </w:p>
+        </w:tc>
+        <w:tc>
+          <w:tcPr>
+            <w:tcBorders>
+              <w:bottom w:val="single" w:color="000000" w:themeColor="accent1" w:sz="8"/>
+            </w:tcBorders>
+            <w:tcMar/>
+            <w:vAlign w:val="center"/>
+          </w:tcPr>
+          <w:p>
+            <w:pPr>
+              <w:widowControl w:val="1"/>
+              <w:spacing w:before="120" w:beforeAutospacing="off" w:after="120" w:afterAutospacing="off" w:line="240" w:lineRule="auto"/>
+              <w:ind w:left="0" w:right="0"/>
+              <w:jc w:val="left"/>
+              <w:rPr>
+                <w:rFonts w:ascii="Noto Sans" w:hAnsi="Noto Sans" w:eastAsia="Noto Sans" w:cs="Noto Sans"/>
+                <w:b w:val="0"/>
+                <w:bCs w:val="0"/>
+                <w:i w:val="0"/>
+                <w:iCs w:val="0"/>
+                <w:noProof w:val="0"/>
+                <w:color w:val="000000" w:themeColor="accent1" w:themeTint="FF" w:themeShade="FF"/>
+                <w:sz w:val="22"/>
+                <w:szCs w:val="22"/>
+                <w:lang w:val="en-AU"/>
+              </w:rPr>
+            </w:pPr>
+            <w:r>
+              <w:rPr>
+                <w:rFonts w:ascii="Noto Sans" w:hAnsi="Noto Sans" w:eastAsia="Noto Sans" w:cs="Noto Sans"/>
+                <w:b w:val="0"/>
+                <w:bCs w:val="0"/>
+                <w:i w:val="0"/>
+                <w:iCs w:val="0"/>
+                <w:noProof w:val="0"/>
+                <w:color w:val="000000" w:themeColor="accent1" w:themeTint="FF" w:themeShade="FF"/>
+                <w:sz w:val="22"/>
+                <w:szCs w:val="22"/>
+                <w:lang w:val="en-AU"/>
+              </w:rPr>
+              <w:t>{% for lop in mapped_lot_on_</w:t>
+            </w:r>
+            <w:r>
+              <w:rPr>
+                <w:rFonts w:ascii="Noto Sans" w:hAnsi="Noto Sans" w:eastAsia="Noto Sans" w:cs="Noto Sans"/>
+                <w:b w:val="0"/>
+                <w:bCs w:val="0"/>
+                <w:i w:val="0"/>
+                <w:iCs w:val="0"/>
+                <w:noProof w:val="0"/>
+                <w:color w:val="000000" w:themeColor="accent1" w:themeTint="FF" w:themeShade="FF"/>
+                <w:sz w:val="22"/>
+                <w:szCs w:val="22"/>
+                <w:lang w:val="en-AU"/>
+              </w:rPr>
+              <w:t>plan.column</w:t>
+            </w:r>
+            <w:r>
+              <w:rPr>
+                <w:rFonts w:ascii="Noto Sans" w:hAnsi="Noto Sans" w:eastAsia="Noto Sans" w:cs="Noto Sans"/>
+                <w:b w:val="0"/>
+                <w:bCs w:val="0"/>
+                <w:i w:val="0"/>
+                <w:iCs w:val="0"/>
+                <w:noProof w:val="0"/>
+                <w:color w:val="000000" w:themeColor="accent1" w:themeTint="FF" w:themeShade="FF"/>
+                <w:sz w:val="22"/>
+                <w:szCs w:val="22"/>
+                <w:lang w:val="en-AU"/>
+              </w:rPr>
+              <w:t xml:space="preserve">_2 </w:t>
+            </w:r>
+            <w:r>
+              <w:rPr>
+                <w:rFonts w:ascii="Noto Sans" w:hAnsi="Noto Sans" w:eastAsia="Noto Sans" w:cs="Noto Sans"/>
+                <w:b w:val="0"/>
+                <w:bCs w:val="0"/>
+                <w:i w:val="0"/>
+                <w:iCs w:val="0"/>
+                <w:noProof w:val="0"/>
+                <w:color w:val="000000" w:themeColor="accent1" w:themeTint="FF" w:themeShade="FF"/>
+                <w:sz w:val="22"/>
+                <w:szCs w:val="22"/>
+                <w:lang w:val="en-AU"/>
+              </w:rPr>
+              <w:t>%}{</w:t>
+            </w:r>
+            <w:r>
+              <w:rPr>
+                <w:rFonts w:ascii="Noto Sans" w:hAnsi="Noto Sans" w:eastAsia="Noto Sans" w:cs="Noto Sans"/>
+                <w:b w:val="0"/>
+                <w:bCs w:val="0"/>
+                <w:i w:val="0"/>
+                <w:iCs w:val="0"/>
+                <w:noProof w:val="0"/>
+                <w:color w:val="000000" w:themeColor="accent1" w:themeTint="FF" w:themeShade="FF"/>
+                <w:sz w:val="22"/>
+                <w:szCs w:val="22"/>
+                <w:lang w:val="en-AU"/>
+              </w:rPr>
+              <w:t>{ lop</w:t>
+            </w:r>
+            <w:r>
+              <w:rPr>
+                <w:rFonts w:ascii="Noto Sans" w:hAnsi="Noto Sans" w:eastAsia="Noto Sans" w:cs="Noto Sans"/>
+                <w:b w:val="0"/>
+                <w:bCs w:val="0"/>
+                <w:i w:val="0"/>
+                <w:iCs w:val="0"/>
+                <w:noProof w:val="0"/>
+                <w:color w:val="000000" w:themeColor="accent1" w:themeTint="FF" w:themeShade="FF"/>
+                <w:sz w:val="22"/>
+                <w:szCs w:val="22"/>
+                <w:lang w:val="en-AU"/>
+              </w:rPr>
+              <w:t xml:space="preserve"> </w:t>
+            </w:r>
+            <w:r>
+              <w:rPr>
+                <w:rFonts w:ascii="Noto Sans" w:hAnsi="Noto Sans" w:eastAsia="Noto Sans" w:cs="Noto Sans"/>
+                <w:b w:val="0"/>
+                <w:bCs w:val="0"/>
+                <w:i w:val="0"/>
+                <w:iCs w:val="0"/>
+                <w:noProof w:val="0"/>
+                <w:color w:val="000000" w:themeColor="accent1" w:themeTint="FF" w:themeShade="FF"/>
+                <w:sz w:val="22"/>
+                <w:szCs w:val="22"/>
+                <w:lang w:val="en-AU"/>
+              </w:rPr>
+              <w:t>}}{</w:t>
+            </w:r>
+            <w:r>
+              <w:rPr>
+                <w:rFonts w:ascii="Noto Sans" w:hAnsi="Noto Sans" w:eastAsia="Noto Sans" w:cs="Noto Sans"/>
+                <w:b w:val="0"/>
+                <w:bCs w:val="0"/>
+                <w:i w:val="0"/>
+                <w:iCs w:val="0"/>
+                <w:noProof w:val="0"/>
+                <w:color w:val="000000" w:themeColor="accent1" w:themeTint="FF" w:themeShade="FF"/>
+                <w:sz w:val="22"/>
+                <w:szCs w:val="22"/>
+                <w:lang w:val="en-AU"/>
+              </w:rPr>
+              <w:t xml:space="preserve">% </w:t>
+            </w:r>
+            <w:r>
+              <w:rPr>
+                <w:rFonts w:ascii="Noto Sans" w:hAnsi="Noto Sans" w:eastAsia="Noto Sans" w:cs="Noto Sans"/>
+                <w:b w:val="0"/>
+                <w:bCs w:val="0"/>
+                <w:i w:val="0"/>
+                <w:iCs w:val="0"/>
+                <w:noProof w:val="0"/>
+                <w:color w:val="000000" w:themeColor="accent1" w:themeTint="FF" w:themeShade="FF"/>
+                <w:sz w:val="22"/>
+                <w:szCs w:val="22"/>
+                <w:lang w:val="en-AU"/>
+              </w:rPr>
+              <w:t>endfor</w:t>
+            </w:r>
+            <w:r>
+              <w:rPr>
+                <w:rFonts w:ascii="Noto Sans" w:hAnsi="Noto Sans" w:eastAsia="Noto Sans" w:cs="Noto Sans"/>
+                <w:b w:val="0"/>
+                <w:bCs w:val="0"/>
+                <w:i w:val="0"/>
+                <w:iCs w:val="0"/>
+                <w:noProof w:val="0"/>
+                <w:color w:val="000000" w:themeColor="accent1" w:themeTint="FF" w:themeShade="FF"/>
+                <w:sz w:val="22"/>
+                <w:szCs w:val="22"/>
+                <w:lang w:val="en-AU"/>
+              </w:rPr>
+              <w:t xml:space="preserve"> %}</w:t>
+            </w:r>
+          </w:p>
+        </w:tc>
+        <w:tc>
+          <w:tcPr>
+            <w:tcBorders>
+              <w:bottom w:val="single" w:color="000000" w:themeColor="accent1" w:sz="8"/>
+            </w:tcBorders>
+            <w:tcMar/>
+            <w:vAlign w:val="center"/>
+          </w:tcPr>
+          <w:p>
+            <w:pPr>
+              <w:widowControl w:val="1"/>
+              <w:spacing w:before="120" w:beforeAutospacing="off" w:after="120" w:afterAutospacing="off" w:line="240" w:lineRule="auto"/>
+              <w:ind w:left="0" w:right="0"/>
+              <w:jc w:val="left"/>
+              <w:rPr>
+                <w:rFonts w:ascii="Noto Sans" w:hAnsi="Noto Sans" w:eastAsia="Noto Sans" w:cs="Noto Sans"/>
+                <w:b w:val="0"/>
+                <w:bCs w:val="0"/>
+                <w:i w:val="0"/>
+                <w:iCs w:val="0"/>
+                <w:noProof w:val="0"/>
+                <w:color w:val="000000" w:themeColor="accent1" w:themeTint="FF" w:themeShade="FF"/>
+                <w:sz w:val="22"/>
+                <w:szCs w:val="22"/>
+                <w:lang w:val="en-AU"/>
+              </w:rPr>
+            </w:pPr>
+            <w:r>
+              <w:rPr>
+                <w:rFonts w:ascii="Noto Sans" w:hAnsi="Noto Sans" w:eastAsia="Noto Sans" w:cs="Noto Sans"/>
+                <w:b w:val="0"/>
+                <w:bCs w:val="0"/>
+                <w:i w:val="0"/>
+                <w:iCs w:val="0"/>
+                <w:noProof w:val="0"/>
+                <w:color w:val="000000" w:themeColor="accent1" w:themeTint="FF" w:themeShade="FF"/>
+                <w:sz w:val="22"/>
+                <w:szCs w:val="22"/>
+                <w:lang w:val="en-AU"/>
+              </w:rPr>
+              <w:t>{% for lop in mapped_lot_on_</w:t>
+            </w:r>
+            <w:r>
+              <w:rPr>
+                <w:rFonts w:ascii="Noto Sans" w:hAnsi="Noto Sans" w:eastAsia="Noto Sans" w:cs="Noto Sans"/>
+                <w:b w:val="0"/>
+                <w:bCs w:val="0"/>
+                <w:i w:val="0"/>
+                <w:iCs w:val="0"/>
+                <w:noProof w:val="0"/>
+                <w:color w:val="000000" w:themeColor="accent1" w:themeTint="FF" w:themeShade="FF"/>
+                <w:sz w:val="22"/>
+                <w:szCs w:val="22"/>
+                <w:lang w:val="en-AU"/>
+              </w:rPr>
+              <w:t>plan.column</w:t>
+            </w:r>
+            <w:r>
+              <w:rPr>
+                <w:rFonts w:ascii="Noto Sans" w:hAnsi="Noto Sans" w:eastAsia="Noto Sans" w:cs="Noto Sans"/>
+                <w:b w:val="0"/>
+                <w:bCs w:val="0"/>
+                <w:i w:val="0"/>
+                <w:iCs w:val="0"/>
+                <w:noProof w:val="0"/>
+                <w:color w:val="000000" w:themeColor="accent1" w:themeTint="FF" w:themeShade="FF"/>
+                <w:sz w:val="22"/>
+                <w:szCs w:val="22"/>
+                <w:lang w:val="en-AU"/>
+              </w:rPr>
+              <w:t xml:space="preserve">_3 </w:t>
+            </w:r>
+            <w:r>
+              <w:rPr>
+                <w:rFonts w:ascii="Noto Sans" w:hAnsi="Noto Sans" w:eastAsia="Noto Sans" w:cs="Noto Sans"/>
+                <w:b w:val="0"/>
+                <w:bCs w:val="0"/>
+                <w:i w:val="0"/>
+                <w:iCs w:val="0"/>
+                <w:noProof w:val="0"/>
+                <w:color w:val="000000" w:themeColor="accent1" w:themeTint="FF" w:themeShade="FF"/>
+                <w:sz w:val="22"/>
+                <w:szCs w:val="22"/>
+                <w:lang w:val="en-AU"/>
+              </w:rPr>
+              <w:t>%}{</w:t>
+            </w:r>
+            <w:r>
+              <w:rPr>
+                <w:rFonts w:ascii="Noto Sans" w:hAnsi="Noto Sans" w:eastAsia="Noto Sans" w:cs="Noto Sans"/>
+                <w:b w:val="0"/>
+                <w:bCs w:val="0"/>
+                <w:i w:val="0"/>
+                <w:iCs w:val="0"/>
+                <w:noProof w:val="0"/>
+                <w:color w:val="000000" w:themeColor="accent1" w:themeTint="FF" w:themeShade="FF"/>
+                <w:sz w:val="22"/>
+                <w:szCs w:val="22"/>
+                <w:lang w:val="en-AU"/>
+              </w:rPr>
+              <w:t>{ lop</w:t>
+            </w:r>
+            <w:r>
+              <w:rPr>
+                <w:rFonts w:ascii="Noto Sans" w:hAnsi="Noto Sans" w:eastAsia="Noto Sans" w:cs="Noto Sans"/>
+                <w:b w:val="0"/>
+                <w:bCs w:val="0"/>
+                <w:i w:val="0"/>
+                <w:iCs w:val="0"/>
+                <w:noProof w:val="0"/>
+                <w:color w:val="000000" w:themeColor="accent1" w:themeTint="FF" w:themeShade="FF"/>
+                <w:sz w:val="22"/>
+                <w:szCs w:val="22"/>
+                <w:lang w:val="en-AU"/>
+              </w:rPr>
+              <w:t xml:space="preserve"> </w:t>
+            </w:r>
+            <w:r>
+              <w:rPr>
+                <w:rFonts w:ascii="Noto Sans" w:hAnsi="Noto Sans" w:eastAsia="Noto Sans" w:cs="Noto Sans"/>
+                <w:b w:val="0"/>
+                <w:bCs w:val="0"/>
+                <w:i w:val="0"/>
+                <w:iCs w:val="0"/>
+                <w:noProof w:val="0"/>
+                <w:color w:val="000000" w:themeColor="accent1" w:themeTint="FF" w:themeShade="FF"/>
+                <w:sz w:val="22"/>
+                <w:szCs w:val="22"/>
+                <w:lang w:val="en-AU"/>
+              </w:rPr>
+              <w:t>}}{</w:t>
+            </w:r>
+            <w:r>
+              <w:rPr>
+                <w:rFonts w:ascii="Noto Sans" w:hAnsi="Noto Sans" w:eastAsia="Noto Sans" w:cs="Noto Sans"/>
+                <w:b w:val="0"/>
+                <w:bCs w:val="0"/>
+                <w:i w:val="0"/>
+                <w:iCs w:val="0"/>
+                <w:noProof w:val="0"/>
+                <w:color w:val="000000" w:themeColor="accent1" w:themeTint="FF" w:themeShade="FF"/>
+                <w:sz w:val="22"/>
+                <w:szCs w:val="22"/>
+                <w:lang w:val="en-AU"/>
+              </w:rPr>
+              <w:t xml:space="preserve">% </w:t>
+            </w:r>
+            <w:r>
+              <w:rPr>
+                <w:rFonts w:ascii="Noto Sans" w:hAnsi="Noto Sans" w:eastAsia="Noto Sans" w:cs="Noto Sans"/>
+                <w:b w:val="0"/>
+                <w:bCs w:val="0"/>
+                <w:i w:val="0"/>
+                <w:iCs w:val="0"/>
+                <w:noProof w:val="0"/>
+                <w:color w:val="000000" w:themeColor="accent1" w:themeTint="FF" w:themeShade="FF"/>
+                <w:sz w:val="22"/>
+                <w:szCs w:val="22"/>
+                <w:lang w:val="en-AU"/>
+              </w:rPr>
+              <w:t>endfor</w:t>
+            </w:r>
+            <w:r>
+              <w:rPr>
+                <w:rFonts w:ascii="Noto Sans" w:hAnsi="Noto Sans" w:eastAsia="Noto Sans" w:cs="Noto Sans"/>
+                <w:b w:val="0"/>
+                <w:bCs w:val="0"/>
+                <w:i w:val="0"/>
+                <w:iCs w:val="0"/>
+                <w:noProof w:val="0"/>
+                <w:color w:val="000000" w:themeColor="accent1" w:themeTint="FF" w:themeShade="FF"/>
+                <w:sz w:val="22"/>
+                <w:szCs w:val="22"/>
+                <w:lang w:val="en-AU"/>
+              </w:rPr>
+              <w:t xml:space="preserve"> %}</w:t>
             </w:r>
           </w:p>
         </w:tc>
       </w:tr>
     </w:tbl>
-    <w:p xmlns:wp14="http://schemas.microsoft.com/office/word/2010/wordml" wp14:textId="16985F5C">
-      <w:pPr>
-        <w:keepNext w:val="1"/>
-        <w:spacing w:before="200" w:beforeAutospacing="off" w:after="200" w:line="240" w:lineRule="auto"/>
+    <w:p>
+      <w:pPr>
+        <w:keepNext w:val="0"/>
+        <w:widowControl w:val="1"/>
+        <w:spacing w:before="160" w:beforeAutospacing="off" w:after="0" w:afterAutospacing="off" w:line="240" w:lineRule="auto"/>
+        <w:ind w:left="0"/>
         <w:rPr>
           <w:rFonts w:ascii="Noto Sans" w:hAnsi="Noto Sans" w:eastAsia="Noto Sans" w:cs="Noto Sans"/>
-          <w:color w:val="auto"/>
+          <w:b w:val="0"/>
+          <w:bCs w:val="0"/>
+          <w:i w:val="0"/>
+          <w:iCs w:val="0"/>
+          <w:noProof w:val="0"/>
+          <w:color w:val="000000" w:themeColor="accent1" w:themeTint="FF" w:themeShade="FF"/>
+          <w:sz w:val="22"/>
+          <w:szCs w:val="22"/>
+          <w:lang w:val="en-AU"/>
         </w:rPr>
       </w:pPr>
       <w:r>
@@ -1077,40 +1312,62 @@
     </w:p>
     <w:p>
       <w:pPr>
-        <w:pStyle w:val="Normal"/>
-        <w:spacing w:line="240" w:lineRule="auto"/>
+        <w:widowControl w:val="1"/>
+        <w:spacing w:before="160" w:beforeAutospacing="off" w:after="0" w:afterAutospacing="off" w:line="240" w:lineRule="auto"/>
         <w:rPr>
           <w:rFonts w:ascii="Noto Sans" w:hAnsi="Noto Sans" w:eastAsia="Noto Sans" w:cs="Noto Sans"/>
+          <w:b w:val="0"/>
+          <w:bCs w:val="0"/>
+          <w:i w:val="0"/>
+          <w:iCs w:val="0"/>
+          <w:noProof w:val="0"/>
+          <w:sz w:val="22"/>
+          <w:szCs w:val="22"/>
+          <w:lang w:val="en-AU"/>
         </w:rPr>
       </w:pPr>
       <w:r>
         <w:rPr>
           <w:rFonts w:ascii="Noto Sans" w:hAnsi="Noto Sans" w:eastAsia="Noto Sans" w:cs="Noto Sans"/>
+          <w:b w:val="0"/>
+          <w:bCs w:val="0"/>
+          <w:i w:val="0"/>
+          <w:iCs w:val="0"/>
+          <w:noProof w:val="0"/>
+          <w:sz w:val="22"/>
+          <w:szCs w:val="22"/>
+          <w:lang w:val="en-AU"/>
         </w:rPr>
         <w:t>{% for phase in use_phase %}{% if not loop.first %}</w:t>
       </w:r>
     </w:p>
     <w:p>
       <w:pPr>
-        <w:pStyle w:val="Normal"/>
-        <w:spacing w:line="240" w:lineRule="auto"/>
+        <w:widowControl w:val="1"/>
+        <w:spacing w:before="160" w:beforeAutospacing="off" w:after="0" w:afterAutospacing="off" w:line="240" w:lineRule="auto"/>
         <w:rPr>
           <w:rFonts w:ascii="Noto Sans" w:hAnsi="Noto Sans" w:eastAsia="Noto Sans" w:cs="Noto Sans"/>
-        </w:rPr>
-        <w:sectPr>
-          <w:type w:val="continuous"/>
-          <w:pgSz w:w="11906" w:h="16838" w:orient="portrait"/>
-          <w:pgMar w:top="1440" w:right="1440" w:bottom="1440" w:left="1440" w:header="0" w:footer="709" w:gutter="0"/>
-          <w:formProt w:val="false"/>
-          <w:textDirection w:val="lrTb"/>
-          <w:docGrid w:type="default" w:linePitch="360" w:charSpace="0"/>
-          <w:cols w:num="1"/>
-          <w:headerReference w:type="default" r:id="Rf63003a01eff4bd8"/>
-        </w:sectPr>
+          <w:b w:val="0"/>
+          <w:bCs w:val="0"/>
+          <w:i w:val="0"/>
+          <w:iCs w:val="0"/>
+          <w:noProof w:val="0"/>
+          <w:sz w:val="22"/>
+          <w:szCs w:val="22"/>
+          <w:lang w:val="en-AU"/>
+        </w:rPr>
       </w:pPr>
       <w:r>
         <w:rPr>
           <w:rFonts w:ascii="Noto Sans" w:hAnsi="Noto Sans" w:eastAsia="Noto Sans" w:cs="Noto Sans"/>
+          <w:b w:val="0"/>
+          <w:bCs w:val="0"/>
+          <w:i w:val="0"/>
+          <w:iCs w:val="0"/>
+          <w:noProof w:val="0"/>
+          <w:sz w:val="22"/>
+          <w:szCs w:val="22"/>
+          <w:lang w:val="en-AU"/>
         </w:rPr>
         <w:t>{% endif %}{% for theme in phase.use_phase_classification.functional_type %}{{ theme }}{% endfor %}{% endfor %}</w:t>
       </w:r>
@@ -1120,9 +1377,27 @@
         <w:pStyle w:val="Normal"/>
         <w:spacing w:before="0" w:after="0" w:line="240" w:lineRule="auto"/>
         <w:rPr>
+          <w:rFonts w:ascii="Noto Sans" w:hAnsi="Noto Sans" w:cs="Noto Sans"/>
+          <w:sz w:val="2"/>
+          <w:szCs w:val="2"/>
+        </w:rPr>
+        <w:sectPr>
+          <w:footerReference w:type="default" r:id="rId12"/>
+          <w:footerReference w:type="first" r:id="rId13"/>
+          <w:pgSz w:w="11906" w:h="16838" w:orient="portrait" w:code="9"/>
+          <w:pgMar w:top="1440" w:right="1440" w:bottom="1440" w:left="1418" w:header="709" w:footer="709" w:gutter="0"/>
+          <w:cols w:equalWidth="1" w:space="566" w:num="1"/>
+          <w:docGrid w:linePitch="360"/>
+          <w:headerReference w:type="default" r:id="R94b7da256c7c45e9"/>
+        </w:sectPr>
+      </w:pPr>
+    </w:p>
+    <w:p>
+      <w:pPr>
+        <w:spacing w:after="0" w:line="240" w:lineRule="auto"/>
+        <w:rPr>
           <w:rStyle w:val="Strong"/>
           <w:rFonts w:ascii="Noto Sans" w:hAnsi="Noto Sans" w:cs="Noto Sans"/>
-          <w:color w:val="auto"/>
           <w:sz w:val="28"/>
           <w:szCs w:val="28"/>
         </w:rPr>
@@ -1131,7 +1406,6 @@
         <w:rPr>
           <w:rStyle w:val="Strong"/>
           <w:rFonts w:ascii="Noto Sans" w:hAnsi="Noto Sans" w:cs="Noto Sans"/>
-          <w:color w:val="auto"/>
           <w:sz w:val="28"/>
           <w:szCs w:val="28"/>
         </w:rPr>
@@ -1140,12 +1414,10 @@
     </w:p>
     <w:p>
       <w:pPr>
-        <w:pStyle w:val="Normal"/>
-        <w:spacing w:before="0" w:after="0" w:line="240" w:lineRule="auto"/>
+        <w:spacing w:after="0" w:line="240" w:lineRule="auto"/>
         <w:rPr>
           <w:rStyle w:val="Strong"/>
           <w:rFonts w:ascii="Noto Sans" w:hAnsi="Noto Sans" w:cs="Noto Sans"/>
-          <w:color w:val="auto"/>
           <w:sz w:val="28"/>
           <w:szCs w:val="28"/>
         </w:rPr>
@@ -1153,59 +1425,60 @@
     </w:p>
     <w:tbl>
       <w:tblPr>
-        <w:tblW w:w="10065" w:type="dxa"/>
-        <w:jc w:val="start"/>
-        <w:tblInd w:w="0" w:type="dxa"/>
+        <w:tblStyle w:val="TableNormal"/>
+        <w:bidiVisual w:val="0"/>
+        <w:tblW w:w="0" w:type="auto"/>
         <w:tblBorders>
-          <w:insideH w:val="single" w:color="B5B5B5" w:sz="2"/>
-          <w:insideV w:val="single" w:color="B5B5B5" w:sz="2"/>
+          <w:top w:val="none" w:color="AEAAAA" w:themeColor="background2" w:themeShade="BF" w:sz="4"/>
+          <w:left w:val="none" w:color="AEAAAA" w:themeColor="background2" w:themeShade="BF" w:sz="4"/>
+          <w:bottom w:val="none" w:color="AEAAAA" w:themeColor="background2" w:themeShade="BF" w:sz="4"/>
+          <w:right w:val="none" w:color="AEAAAA" w:themeColor="background2" w:themeShade="BF" w:sz="4"/>
+          <w:insideH w:val="single" w:color="AEAAAA" w:themeColor="background2" w:themeShade="BF" w:sz="4"/>
+          <w:insideV w:val="single" w:color="AEAAAA" w:themeColor="background2" w:themeShade="BF" w:sz="4"/>
         </w:tblBorders>
-        <w:tblLayout w:type="fixed"/>
-        <w:tblCellMar>
-          <w:top w:w="0" w:type="dxa"/>
-          <w:start w:w="108" w:type="dxa"/>
-          <w:bottom w:w="0" w:type="dxa"/>
-          <w:end w:w="108" w:type="dxa"/>
-        </w:tblCellMar>
         <w:tblLook w:val="00A0" w:firstRow="1" w:lastRow="0" w:firstColumn="1" w:lastColumn="0" w:noHBand="0" w:noVBand="0"/>
       </w:tblPr>
       <w:tblGrid>
-        <w:gridCol w:w="2694"/>
-        <w:gridCol w:w="7371"/>
+        <w:gridCol w:w="2685"/>
+        <w:gridCol w:w="7365"/>
       </w:tblGrid>
       <w:tr xmlns:wp14="http://schemas.microsoft.com/office/word/2010/wordml" wp14:textId="77777777">
         <w:trPr>
-          <w:cantSplit w:val="true"/>
+          <w:trHeight w:val="300"/>
         </w:trPr>
         <w:tc>
           <w:tcPr>
-            <w:tcW w:w="2694" w:type="dxa"/>
-            <w:tcBorders>
-              <w:end w:val="single" w:sz="6" w:space="0" w:color="999999"/>
-            </w:tcBorders>
-            <w:tcMar/>
+            <w:tcW w:w="2685" w:type="dxa"/>
+            <w:tcMar>
+              <w:left w:w="105" w:type="dxa"/>
+              <w:right w:w="105" w:type="dxa"/>
+            </w:tcMar>
+            <w:vAlign w:val="top"/>
           </w:tcPr>
-          <w:p wp14:textId="491E917B">
+          <w:p>
             <w:pPr>
-              <w:pStyle w:val="Normal"/>
-              <w:spacing w:before="120" w:after="120"/>
-              <w:rPr>
-                <w:rFonts w:ascii="Noto Sans" w:hAnsi="Noto Sans" w:cs="Noto Sans"/>
+              <w:widowControl w:val="1"/>
+              <w:spacing w:before="120" w:after="120" w:line="252" w:lineRule="auto"/>
+              <w:rPr>
+                <w:rFonts w:ascii="Noto Sans" w:hAnsi="Noto Sans" w:eastAsia="Noto Sans" w:cs="Noto Sans"/>
+                <w:b w:val="0"/>
+                <w:bCs w:val="0"/>
+                <w:i w:val="0"/>
+                <w:iCs w:val="0"/>
+                <w:sz w:val="16"/>
+                <w:szCs w:val="16"/>
+              </w:rPr>
+            </w:pPr>
+            <w:r>
+              <w:rPr>
+                <w:rFonts w:ascii="Noto Sans" w:hAnsi="Noto Sans" w:eastAsia="Noto Sans" w:cs="Noto Sans"/>
                 <w:b w:val="1"/>
                 <w:bCs w:val="1"/>
-                <w:color w:val="auto"/>
+                <w:i w:val="0"/>
+                <w:iCs w:val="0"/>
                 <w:sz w:val="16"/>
                 <w:szCs w:val="16"/>
-              </w:rPr>
-            </w:pPr>
-            <w:r>
-              <w:rPr>
-                <w:rFonts w:ascii="Noto Sans" w:hAnsi="Noto Sans" w:cs="Noto Sans"/>
-                <w:b w:val="1"/>
-                <w:bCs w:val="1"/>
-                <w:color w:val="auto"/>
-                <w:sz w:val="16"/>
-                <w:szCs w:val="16"/>
+                <w:lang w:val="en-AU"/>
               </w:rPr>
               <w:t>{%tr for criterion in designation_and_protection_assignment | selectattr('local_heritage_list_criteria_type') | sort(attribute='local_heritage_list_criteria_type.0') %}</w:t>
             </w:r>
@@ -1213,26 +1486,38 @@
         </w:tc>
         <w:tc>
           <w:tcPr>
-            <w:tcW w:w="7371" w:type="dxa"/>
-            <w:tcBorders>
-              <w:start w:val="single" w:sz="6" w:space="0" w:color="999999"/>
-            </w:tcBorders>
-            <w:tcMar/>
+            <w:tcW w:w="7365" w:type="dxa"/>
+            <w:tcMar>
+              <w:left w:w="105" w:type="dxa"/>
+              <w:right w:w="105" w:type="dxa"/>
+            </w:tcMar>
+            <w:vAlign w:val="top"/>
           </w:tcPr>
-          <w:p wp14:textId="77777777">
+          <w:p>
             <w:pPr>
-              <w:pStyle w:val="Normal"/>
-              <w:spacing w:before="120" w:after="120"/>
+              <w:widowControl w:val="1"/>
+              <w:spacing w:before="120" w:after="120" w:line="252" w:lineRule="auto"/>
               <w:jc w:val="both"/>
               <w:rPr>
-                <w:rFonts w:ascii="Noto Sans" w:hAnsi="Noto Sans" w:cs="Noto Sans"/>
-                <w:color w:val="auto"/>
+                <w:rFonts w:ascii="Noto Sans" w:hAnsi="Noto Sans" w:eastAsia="Noto Sans" w:cs="Noto Sans"/>
+                <w:b w:val="0"/>
+                <w:bCs w:val="0"/>
+                <w:i w:val="0"/>
+                <w:iCs w:val="0"/>
+                <w:sz w:val="22"/>
+                <w:szCs w:val="22"/>
               </w:rPr>
             </w:pPr>
             <w:r>
               <w:rPr>
-                <w:rFonts w:ascii="Noto Sans" w:hAnsi="Noto Sans" w:cs="Noto Sans"/>
-                <w:color w:val="auto"/>
+                <w:rFonts w:ascii="Noto Sans" w:hAnsi="Noto Sans" w:eastAsia="Noto Sans" w:cs="Noto Sans"/>
+                <w:b w:val="0"/>
+                <w:bCs w:val="0"/>
+                <w:i w:val="0"/>
+                <w:iCs w:val="0"/>
+                <w:sz w:val="22"/>
+                <w:szCs w:val="22"/>
+                <w:lang w:val="en-AU"/>
               </w:rPr>
               <w:t xml:space="preserve"> </w:t>
             </w:r>
@@ -1241,17 +1526,18 @@
       </w:tr>
       <w:tr xmlns:wp14="http://schemas.microsoft.com/office/word/2010/wordml" wp14:textId="77777777">
         <w:trPr>
-          <w:cantSplit w:val="true"/>
+          <w:trHeight w:val="300"/>
         </w:trPr>
         <w:tc>
           <w:tcPr>
-            <w:tcW w:w="2694" w:type="dxa"/>
-            <w:tcBorders>
-              <w:end w:val="single" w:sz="6" w:space="0" w:color="999999"/>
-            </w:tcBorders>
-            <w:tcMar/>
+            <w:tcW w:w="2685" w:type="dxa"/>
+            <w:tcMar>
+              <w:left w:w="105" w:type="dxa"/>
+              <w:right w:w="105" w:type="dxa"/>
+            </w:tcMar>
+            <w:vAlign w:val="top"/>
           </w:tcPr>
-          <w:p wp14:textId="7D9652AF">
+          <w:p>
             <w:pPr>
               <w:keepNext w:val="1"/>
               <w:widowControl w:val="1"/>
@@ -1283,7 +1569,7 @@
               <w:t>{% if 'A' in criterion.local_heritage_list_criteria_type %}Criterion A</w:t>
             </w:r>
           </w:p>
-          <w:p wp14:textId="748A7554">
+          <w:p>
             <w:pPr>
               <w:keepNext w:val="1"/>
               <w:widowControl w:val="1"/>
@@ -1329,7 +1615,7 @@
               <w:t>{% elif 'B' in criterion.local_heritage_list_criteria_type %}Criterion B</w:t>
             </w:r>
           </w:p>
-          <w:p wp14:textId="7C896886">
+          <w:p>
             <w:pPr>
               <w:keepNext w:val="1"/>
               <w:widowControl w:val="1"/>
@@ -1375,7 +1661,7 @@
               <w:t>{% elif 'C' in criterion.local_heritage_list_criteria_type %}Criterion C</w:t>
             </w:r>
           </w:p>
-          <w:p wp14:textId="48112893">
+          <w:p>
             <w:pPr>
               <w:keepNext w:val="1"/>
               <w:widowControl w:val="1"/>
@@ -1421,7 +1707,7 @@
               <w:t>{% elif 'D' in criterion.local_heritage_list_criteria_type %}Criterion D</w:t>
             </w:r>
           </w:p>
-          <w:p wp14:textId="1830876C">
+          <w:p>
             <w:pPr>
               <w:keepNext w:val="1"/>
               <w:widowControl w:val="1"/>
@@ -1467,7 +1753,7 @@
               <w:t>{% elif 'E' in criterion.local_heritage_list_criteria_type %}Criterion E</w:t>
             </w:r>
           </w:p>
-          <w:p wp14:textId="44EA3930">
+          <w:p>
             <w:pPr>
               <w:keepNext w:val="1"/>
               <w:widowControl w:val="1"/>
@@ -1513,7 +1799,7 @@
               <w:t>{% elif 'F' in criterion.local_heritage_list_criteria_type %}Criterion F</w:t>
             </w:r>
           </w:p>
-          <w:p wp14:textId="4E6635C6">
+          <w:p>
             <w:pPr>
               <w:keepNext w:val="1"/>
               <w:widowControl w:val="1"/>
@@ -1559,7 +1845,7 @@
               <w:t>{% elif 'G' in criterion.local_heritage_list_criteria_type %}Criterion G</w:t>
             </w:r>
           </w:p>
-          <w:p wp14:textId="30B3EAE8">
+          <w:p>
             <w:pPr>
               <w:keepNext w:val="1"/>
               <w:widowControl w:val="1"/>
@@ -1605,10 +1891,21 @@
               <w:t>{% elif 'H' in criterion.local_heritage_list_criteria_type %}Criterion H</w:t>
             </w:r>
           </w:p>
-          <w:p wp14:textId="040A4133">
+          <w:p>
             <w:pPr>
-              <w:pStyle w:val="Normal"/>
+              <w:widowControl w:val="1"/>
               <w:spacing w:before="120" w:after="120" w:line="252" w:lineRule="auto"/>
+              <w:rPr>
+                <w:rFonts w:ascii="Noto Sans" w:hAnsi="Noto Sans" w:eastAsia="Noto Sans" w:cs="Noto Sans"/>
+                <w:b w:val="0"/>
+                <w:bCs w:val="0"/>
+                <w:i w:val="0"/>
+                <w:iCs w:val="0"/>
+                <w:noProof w:val="0"/>
+                <w:sz w:val="16"/>
+                <w:szCs w:val="16"/>
+                <w:lang w:val="en-AU"/>
+              </w:rPr>
             </w:pPr>
             <w:r>
               <w:rPr>
@@ -1628,13 +1925,14 @@
         </w:tc>
         <w:tc>
           <w:tcPr>
-            <w:tcW w:w="7371" w:type="dxa"/>
-            <w:tcBorders>
-              <w:start w:val="single" w:sz="6" w:space="0" w:color="999999"/>
-            </w:tcBorders>
-            <w:tcMar/>
+            <w:tcW w:w="7365" w:type="dxa"/>
+            <w:tcMar>
+              <w:left w:w="105" w:type="dxa"/>
+              <w:right w:w="105" w:type="dxa"/>
+            </w:tcMar>
+            <w:vAlign w:val="top"/>
           </w:tcPr>
-          <w:p wp14:textId="3C636A13">
+          <w:p>
             <w:pPr>
               <w:widowControl w:val="1"/>
               <w:spacing w:before="120" w:after="120" w:line="252" w:lineRule="auto"/>
@@ -1665,7 +1963,7 @@
               <w:t>{% for para in criterion.designation_description[0] | mark2html(font_size=10) %}{% if not loop.first %}</w:t>
             </w:r>
           </w:p>
-          <w:p wp14:textId="42EAC3A6">
+          <w:p>
             <w:pPr>
               <w:widowControl w:val="1"/>
               <w:spacing w:before="120" w:after="120" w:line="252" w:lineRule="auto"/>
@@ -1695,43 +1993,65 @@
               </w:rPr>
               <w:t>{% endif %}{% for mt in para %}{{r mt}}{% endfor %}{% endfor %}</w:t>
             </w:r>
+          </w:p>
+          <w:p>
+            <w:pPr>
+              <w:widowControl w:val="1"/>
+              <w:spacing w:before="120" w:after="120" w:line="252" w:lineRule="auto"/>
+              <w:rPr>
+                <w:rFonts w:ascii="Calibri Light" w:hAnsi="Calibri Light" w:eastAsia="Calibri Light" w:cs="Calibri Light"/>
+                <w:b w:val="0"/>
+                <w:bCs w:val="0"/>
+                <w:i w:val="0"/>
+                <w:iCs w:val="0"/>
+                <w:sz w:val="16"/>
+                <w:szCs w:val="16"/>
+                <w:lang w:val="en-AU"/>
+              </w:rPr>
+            </w:pPr>
           </w:p>
         </w:tc>
       </w:tr>
       <w:tr xmlns:wp14="http://schemas.microsoft.com/office/word/2010/wordml" wp14:textId="77777777">
         <w:trPr>
-          <w:cantSplit w:val="true"/>
+          <w:trHeight w:val="300"/>
         </w:trPr>
         <w:tc>
           <w:tcPr>
-            <w:tcW w:w="2694" w:type="dxa"/>
+            <w:tcW w:w="2685" w:type="dxa"/>
             <w:tcBorders>
-              <w:bottom w:val="single" w:color="999999" w:sz="6" w:space="0"/>
-              <w:end w:val="single" w:sz="6" w:space="0" w:color="999999"/>
+              <w:bottom w:val="none" w:color="999999" w:sz="6"/>
             </w:tcBorders>
-            <w:tcMar/>
+            <w:tcMar>
+              <w:left w:w="105" w:type="dxa"/>
+              <w:right w:w="105" w:type="dxa"/>
+            </w:tcMar>
+            <w:vAlign w:val="top"/>
           </w:tcPr>
-          <w:p wp14:textId="6038F489">
+          <w:p>
             <w:pPr>
-              <w:pStyle w:val="Normal"/>
-              <w:spacing w:before="120" w:after="120"/>
-              <w:rPr>
-                <w:rFonts w:ascii="Noto Sans" w:hAnsi="Noto Sans" w:cs="Noto Sans"/>
+              <w:widowControl w:val="1"/>
+              <w:spacing w:before="120" w:after="120" w:line="252" w:lineRule="auto"/>
+              <w:rPr>
+                <w:rFonts w:ascii="Noto Sans" w:hAnsi="Noto Sans" w:eastAsia="Noto Sans" w:cs="Noto Sans"/>
+                <w:b w:val="0"/>
+                <w:bCs w:val="0"/>
+                <w:i w:val="0"/>
+                <w:iCs w:val="0"/>
+                <w:sz w:val="16"/>
+                <w:szCs w:val="16"/>
+              </w:rPr>
+            </w:pPr>
+            <w:r>
+              <w:rPr>
+                <w:rFonts w:ascii="Noto Sans" w:hAnsi="Noto Sans" w:eastAsia="Noto Sans" w:cs="Noto Sans"/>
                 <w:b w:val="1"/>
                 <w:bCs w:val="1"/>
-                <w:color w:val="auto"/>
+                <w:i w:val="0"/>
+                <w:iCs w:val="0"/>
                 <w:sz w:val="16"/>
                 <w:szCs w:val="16"/>
-              </w:rPr>
-            </w:pPr>
-            <w:r>
-              <w:rPr>
-                <w:rFonts w:ascii="Noto Sans" w:hAnsi="Noto Sans" w:cs="Noto Sans"/>
-                <w:b w:val="1"/>
-                <w:bCs w:val="1"/>
-                <w:color w:val="auto"/>
-                <w:sz w:val="16"/>
-                <w:szCs w:val="16"/>
+                <w:lang w:val="en-AU"/>
               </w:rPr>
               <w:t>{%tr endfor %}</w:t>
             </w:r>
@@ -1739,59 +2059,69 @@
         </w:tc>
         <w:tc>
           <w:tcPr>
-            <w:tcW w:w="7371" w:type="dxa"/>
+            <w:tcW w:w="7365" w:type="dxa"/>
             <w:tcBorders>
-              <w:start w:val="single" w:sz="6" w:space="0" w:color="999999"/>
-              <w:bottom w:val="single" w:color="999999" w:sz="6" w:space="0"/>
+              <w:bottom w:val="none" w:color="999999" w:sz="6"/>
             </w:tcBorders>
-            <w:tcMar/>
+            <w:tcMar>
+              <w:left w:w="105" w:type="dxa"/>
+              <w:right w:w="105" w:type="dxa"/>
+            </w:tcMar>
+            <w:vAlign w:val="top"/>
           </w:tcPr>
-          <w:p wp14:textId="77777777">
+          <w:p>
             <w:pPr>
-              <w:pStyle w:val="Normal"/>
-              <w:spacing w:before="120" w:after="120"/>
+              <w:widowControl w:val="1"/>
+              <w:spacing w:before="120" w:after="120" w:line="252" w:lineRule="auto"/>
               <w:jc w:val="both"/>
               <w:rPr>
-                <w:rFonts w:ascii="Noto Sans" w:hAnsi="Noto Sans" w:cs="Noto Sans"/>
-                <w:color w:val="auto"/>
+                <w:rFonts w:ascii="Noto Sans" w:hAnsi="Noto Sans" w:eastAsia="Noto Sans" w:cs="Noto Sans"/>
+                <w:b w:val="0"/>
+                <w:bCs w:val="0"/>
+                <w:i w:val="0"/>
+                <w:iCs w:val="0"/>
+                <w:sz w:val="22"/>
+                <w:szCs w:val="22"/>
+                <w:lang w:val="en-AU"/>
               </w:rPr>
             </w:pPr>
-            <w:r>
-              <w:rPr>
-                <w:rFonts w:ascii="Noto Sans" w:hAnsi="Noto Sans" w:cs="Noto Sans"/>
-                <w:color w:val="auto"/>
-              </w:rPr>
-              <w:t xml:space="preserve"> </w:t>
-            </w:r>
           </w:p>
         </w:tc>
       </w:tr>
     </w:tbl>
-    <w:p xmlns:wp14="http://schemas.microsoft.com/office/word/2010/wordml" wp14:textId="77777777">
-      <w:pPr>
-        <w:pStyle w:val="Normal"/>
-        <w:spacing w:before="240" w:after="120"/>
-        <w:rPr>
-          <w:rFonts w:ascii="Noto Sans" w:hAnsi="Noto Sans" w:cs="Noto Sans"/>
-          <w:b w:val="1"/>
-          <w:bCs w:val="1"/>
-          <w:color w:val="auto"/>
-          <w:sz w:val="28"/>
-          <w:szCs w:val="28"/>
-        </w:rPr>
-      </w:pPr>
-      <w:r>
-        <w:rPr>
-          <w:color w:val="auto"/>
-        </w:rPr>
-        <w:br w:type="page"/>
-      </w:r>
-    </w:p>
     <w:p>
       <w:pPr>
+        <w:keepNext w:val="1"/>
         <w:pageBreakBefore w:val="1"/>
         <w:widowControl w:val="1"/>
         <w:spacing w:before="120" w:beforeAutospacing="off" w:after="0" w:afterAutospacing="off" w:line="252" w:lineRule="auto"/>
+        <w:rPr>
+          <w:rFonts w:ascii="Calibri Light" w:hAnsi="Calibri Light" w:eastAsia="Calibri Light" w:cs="Calibri Light"/>
+          <w:b w:val="0"/>
+          <w:bCs w:val="0"/>
+          <w:i w:val="0"/>
+          <w:iCs w:val="0"/>
+          <w:noProof w:val="0"/>
+          <w:sz w:val="22"/>
+          <w:szCs w:val="22"/>
+          <w:lang w:val="en-US"/>
+        </w:rPr>
+      </w:pPr>
+      <w:r>
+        <w:rPr>
+          <w:rFonts w:ascii="Noto Sans" w:hAnsi="Noto Sans" w:eastAsia="Noto Sans" w:cs="Noto Sans"/>
+          <w:b w:val="1"/>
+          <w:bCs w:val="1"/>
+          <w:i w:val="0"/>
+          <w:iCs w:val="0"/>
+          <w:noProof w:val="0"/>
+          <w:sz w:val="28"/>
+          <w:szCs w:val="28"/>
+          <w:lang w:val="en-AU"/>
+        </w:rPr>
+        <w:t>History</w:t>
+      </w:r>
+      <w:r>
         <w:rPr>
           <w:rFonts w:ascii="Calibri Light" w:hAnsi="Calibri Light" w:eastAsia="Calibri Light" w:cs="Calibri Light"/>
           <w:b w:val="0"/>
@@ -1803,6 +2133,58 @@
           <w:szCs w:val="22"/>
           <w:lang w:val="en-AU"/>
         </w:rPr>
+        <w:t>{% for desc in descriptions %}{% if 'History' in desc.description_type %}{% for para in desc.description|mark2html %}</w:t>
+      </w:r>
+    </w:p>
+    <w:p>
+      <w:pPr>
+        <w:widowControl w:val="1"/>
+        <w:spacing w:before="0" w:beforeAutospacing="off" w:after="140" w:line="240" w:lineRule="auto"/>
+        <w:jc w:val="left"/>
+        <w:rPr>
+          <w:rFonts w:ascii="Calibri Light" w:hAnsi="Calibri Light" w:eastAsia="Calibri Light" w:cs="Calibri Light"/>
+          <w:b w:val="0"/>
+          <w:bCs w:val="0"/>
+          <w:i w:val="0"/>
+          <w:iCs w:val="0"/>
+          <w:noProof w:val="0"/>
+          <w:sz w:val="22"/>
+          <w:szCs w:val="22"/>
+          <w:lang w:val="en-US"/>
+        </w:rPr>
+      </w:pPr>
+      <w:r>
+        <w:rPr>
+          <w:rFonts w:ascii="Calibri Light" w:hAnsi="Calibri Light" w:eastAsia="Calibri Light" w:cs="Calibri Light"/>
+          <w:b w:val="0"/>
+          <w:bCs w:val="0"/>
+          <w:i w:val="0"/>
+          <w:iCs w:val="0"/>
+          <w:noProof w:val="0"/>
+          <w:sz w:val="22"/>
+          <w:szCs w:val="22"/>
+          <w:lang w:val="en-AU"/>
+        </w:rPr>
+        <w:t>{% for mt in para %}{{r mt}}{% endfor %}{% endfor %}{% endif %}{% endfor %}</w:t>
+      </w:r>
+    </w:p>
+    <w:p>
+      <w:pPr>
+        <w:keepNext w:val="1"/>
+        <w:pageBreakBefore w:val="1"/>
+        <w:widowControl w:val="1"/>
+        <w:spacing w:before="0" w:after="0" w:afterAutospacing="off" w:line="276" w:lineRule="auto"/>
+        <w:rPr>
+          <w:rFonts w:ascii="Calibri Light" w:hAnsi="Calibri Light" w:eastAsia="Calibri Light" w:cs="Calibri Light"/>
+          <w:b w:val="0"/>
+          <w:bCs w:val="0"/>
+          <w:i w:val="0"/>
+          <w:iCs w:val="0"/>
+          <w:noProof w:val="0"/>
+          <w:sz w:val="22"/>
+          <w:szCs w:val="22"/>
+          <w:lang w:val="en-US"/>
+        </w:rPr>
       </w:pPr>
       <w:r>
         <w:rPr>
@@ -1816,7 +2198,7 @@
           <w:szCs w:val="28"/>
           <w:lang w:val="en-AU"/>
         </w:rPr>
-        <w:t>History</w:t>
+        <w:t>Description</w:t>
       </w:r>
       <w:r>
         <w:rPr>
@@ -1830,15 +2212,27 @@
           <w:szCs w:val="22"/>
           <w:lang w:val="en-AU"/>
         </w:rPr>
-        <w:t>{% for desc in descriptions %}{% if 'History' in desc.description_type %}{% for para in desc.description|mark2html %}</w:t>
+        <w:t>{% for desc in descriptions %}{% if 'Description' in desc.description_type %}{% for para in desc.description|mark2html %}</w:t>
       </w:r>
     </w:p>
     <w:p>
       <w:pPr>
-        <w:pStyle w:val="BodyText"/>
         <w:widowControl w:val="1"/>
-        <w:spacing w:before="0" w:beforeAutospacing="off" w:after="140" w:line="240" w:lineRule="auto"/>
+        <w:spacing w:before="0" w:after="140" w:line="276" w:lineRule="auto"/>
         <w:jc w:val="left"/>
+        <w:rPr>
+          <w:rFonts w:ascii="Noto Sans" w:hAnsi="Noto Sans" w:eastAsia="Noto Sans" w:cs="Noto Sans"/>
+          <w:b w:val="0"/>
+          <w:bCs w:val="0"/>
+          <w:i w:val="0"/>
+          <w:iCs w:val="0"/>
+          <w:noProof w:val="0"/>
+          <w:sz w:val="28"/>
+          <w:szCs w:val="28"/>
+          <w:lang w:val="en-US"/>
+        </w:rPr>
+      </w:pPr>
+      <w:r>
         <w:rPr>
           <w:rFonts w:ascii="Calibri Light" w:hAnsi="Calibri Light" w:eastAsia="Calibri Light" w:cs="Calibri Light"/>
           <w:b w:val="0"/>
@@ -1850,105 +2244,11 @@
           <w:szCs w:val="22"/>
           <w:lang w:val="en-AU"/>
         </w:rPr>
-      </w:pPr>
-      <w:r>
-        <w:rPr>
-          <w:rFonts w:ascii="Calibri Light" w:hAnsi="Calibri Light" w:eastAsia="Calibri Light" w:cs="Calibri Light"/>
-          <w:b w:val="0"/>
-          <w:bCs w:val="0"/>
-          <w:i w:val="0"/>
-          <w:iCs w:val="0"/>
-          <w:noProof w:val="0"/>
-          <w:sz w:val="22"/>
-          <w:szCs w:val="22"/>
-          <w:lang w:val="en-AU"/>
-        </w:rPr>
         <w:t>{% for mt in para %}{{r mt}}{% endfor %}{% endfor %}{% endif %}{% endfor %}</w:t>
       </w:r>
     </w:p>
     <w:p>
       <w:pPr>
-        <w:pStyle w:val="BodyText"/>
-        <w:pageBreakBefore w:val="1"/>
-        <w:widowControl w:val="1"/>
-        <w:spacing w:before="0" w:after="0" w:afterAutospacing="off" w:line="276" w:lineRule="auto"/>
-        <w:rPr>
-          <w:rFonts w:ascii="Calibri Light" w:hAnsi="Calibri Light" w:eastAsia="Calibri Light" w:cs="Calibri Light"/>
-          <w:b w:val="0"/>
-          <w:bCs w:val="0"/>
-          <w:i w:val="0"/>
-          <w:iCs w:val="0"/>
-          <w:noProof w:val="0"/>
-          <w:sz w:val="22"/>
-          <w:szCs w:val="22"/>
-          <w:lang w:val="en-AU"/>
-        </w:rPr>
-      </w:pPr>
-      <w:r>
-        <w:rPr>
-          <w:rFonts w:ascii="Noto Sans" w:hAnsi="Noto Sans" w:eastAsia="Noto Sans" w:cs="Noto Sans"/>
-          <w:b w:val="1"/>
-          <w:bCs w:val="1"/>
-          <w:i w:val="0"/>
-          <w:iCs w:val="0"/>
-          <w:noProof w:val="0"/>
-          <w:sz w:val="28"/>
-          <w:szCs w:val="28"/>
-          <w:lang w:val="en-AU"/>
-        </w:rPr>
-        <w:t>Description</w:t>
-      </w:r>
-      <w:r>
-        <w:rPr>
-          <w:rFonts w:ascii="Calibri Light" w:hAnsi="Calibri Light" w:eastAsia="Calibri Light" w:cs="Calibri Light"/>
-          <w:b w:val="0"/>
-          <w:bCs w:val="0"/>
-          <w:i w:val="0"/>
-          <w:iCs w:val="0"/>
-          <w:noProof w:val="0"/>
-          <w:sz w:val="22"/>
-          <w:szCs w:val="22"/>
-          <w:lang w:val="en-AU"/>
-        </w:rPr>
-        <w:t>{% for desc in descriptions %}{% if 'Description' in desc.description_type %}{% for para in desc.description|mark2html %}</w:t>
-      </w:r>
-    </w:p>
-    <w:p>
-      <w:pPr>
-        <w:pStyle w:val="BodyText"/>
-        <w:widowControl w:val="1"/>
-        <w:spacing w:before="0" w:after="140" w:line="276" w:lineRule="auto"/>
-        <w:jc w:val="left"/>
-        <w:rPr>
-          <w:rFonts w:ascii="Calibri Light" w:hAnsi="Calibri Light" w:eastAsia="Calibri Light" w:cs="Calibri Light"/>
-          <w:b w:val="0"/>
-          <w:bCs w:val="0"/>
-          <w:i w:val="0"/>
-          <w:iCs w:val="0"/>
-          <w:noProof w:val="0"/>
-          <w:sz w:val="22"/>
-          <w:szCs w:val="22"/>
-          <w:lang w:val="en-AU"/>
-        </w:rPr>
-      </w:pPr>
-      <w:r>
-        <w:rPr>
-          <w:rFonts w:ascii="Calibri Light" w:hAnsi="Calibri Light" w:eastAsia="Calibri Light" w:cs="Calibri Light"/>
-          <w:b w:val="0"/>
-          <w:bCs w:val="0"/>
-          <w:i w:val="0"/>
-          <w:iCs w:val="0"/>
-          <w:noProof w:val="0"/>
-          <w:sz w:val="22"/>
-          <w:szCs w:val="22"/>
-          <w:lang w:val="en-AU"/>
-        </w:rPr>
-        <w:t>{% for mt in para %}{{r mt}}{% endfor %}{% endfor %}{% endif %}{% endfor %}</w:t>
-      </w:r>
-    </w:p>
-    <w:p>
-      <w:pPr>
-        <w:pStyle w:val="BodyText"/>
         <w:widowControl w:val="1"/>
         <w:spacing w:before="0" w:after="140" w:line="276" w:lineRule="auto"/>
         <w:rPr>
@@ -2168,7 +2468,7 @@
           <w:noProof w:val="0"/>
           <w:sz w:val="28"/>
           <w:szCs w:val="28"/>
-          <w:lang w:val="en-AU"/>
+          <w:lang w:val="en-US"/>
         </w:rPr>
       </w:pPr>
       <w:r>
@@ -2201,7 +2501,7 @@
           <w:noProof w:val="0"/>
           <w:sz w:val="28"/>
           <w:szCs w:val="28"/>
-          <w:lang w:val="en-AU"/>
+          <w:lang w:val="en-US"/>
         </w:rPr>
       </w:pPr>
       <w:r>
@@ -2233,7 +2533,7 @@
           <w:noProof w:val="0"/>
           <w:sz w:val="16"/>
           <w:szCs w:val="16"/>
-          <w:lang w:val="en-AU"/>
+          <w:lang w:val="en-US"/>
         </w:rPr>
       </w:pPr>
       <w:r>
@@ -2279,7 +2579,7 @@
           <w:szCs w:val="16"/>
           <w:lang w:val="en-AU"/>
         </w:rPr>
-        <w:t xml:space="preserve">{{ image.image | to_image(height=200, </w:t>
+        <w:t>{{ image.image | to_image(</w:t>
       </w:r>
       <w:r>
         <w:rPr>
@@ -2327,7 +2627,7 @@
           <w:noProof w:val="0"/>
           <w:sz w:val="16"/>
           <w:szCs w:val="16"/>
-          <w:lang w:val="en-AU"/>
+          <w:lang w:val="en-US"/>
         </w:rPr>
       </w:pPr>
       <w:r>
@@ -2359,7 +2659,7 @@
           <w:noProof w:val="0"/>
           <w:sz w:val="16"/>
           <w:szCs w:val="16"/>
-          <w:lang w:val="en-AU"/>
+          <w:lang w:val="en-US"/>
         </w:rPr>
       </w:pPr>
       <w:r>
@@ -2391,7 +2691,7 @@
           <w:noProof w:val="0"/>
           <w:sz w:val="28"/>
           <w:szCs w:val="28"/>
-          <w:lang w:val="en-AU"/>
+          <w:lang w:val="en-US"/>
         </w:rPr>
       </w:pPr>
       <w:r>
@@ -2411,80 +2711,96 @@
     </w:p>
     <w:p>
       <w:pPr>
+        <w:pStyle w:val="Normal"/>
         <w:pageBreakBefore w:val="1"/>
         <w:widowControl w:val="1"/>
-        <w:spacing w:before="0" w:after="0" w:afterAutospacing="off" w:line="252" w:lineRule="auto"/>
+        <w:spacing w:before="60" w:after="0" w:line="240" w:lineRule="auto"/>
+        <w:rPr>
+          <w:rFonts w:ascii="Noto Sans" w:hAnsi="Noto Sans" w:cs="Noto Sans"/>
+          <w:b w:val="1"/>
+          <w:bCs w:val="1"/>
+          <w:sz w:val="28"/>
+          <w:szCs w:val="28"/>
+        </w:rPr>
+      </w:pPr>
+      <w:r>
+        <w:rPr>
+          <w:rFonts w:ascii="Noto Sans" w:hAnsi="Noto Sans" w:eastAsia="Noto Sans" w:cs="Noto Sans"/>
+          <w:b w:val="1"/>
+          <w:bCs w:val="1"/>
+          <w:i w:val="0"/>
+          <w:iCs w:val="0"/>
+          <w:noProof/>
+          <w:sz w:val="28"/>
+          <w:szCs w:val="28"/>
+          <w:lang w:val="en-AU"/>
+        </w:rPr>
+        <w:t>{% if boundary_map %}</w:t>
+      </w:r>
+      <w:r>
+        <w:rPr>
+          <w:rFonts w:ascii="Noto Sans" w:hAnsi="Noto Sans" w:cs="Noto Sans"/>
+          <w:b w:val="1"/>
+          <w:bCs w:val="1"/>
+          <w:sz w:val="28"/>
+          <w:szCs w:val="28"/>
+        </w:rPr>
+        <w:t>H</w:t>
+      </w:r>
+      <w:r>
+        <w:rPr>
+          <w:rFonts w:ascii="Noto Sans" w:hAnsi="Noto Sans" w:cs="Noto Sans"/>
+          <w:b w:val="1"/>
+          <w:bCs w:val="1"/>
+          <w:sz w:val="28"/>
+          <w:szCs w:val="28"/>
+        </w:rPr>
+        <w:t>eritage register boundary</w:t>
+      </w:r>
+    </w:p>
+    <w:p>
+      <w:pPr>
+        <w:widowControl w:val="1"/>
+        <w:spacing w:before="0" w:after="140" w:line="276" w:lineRule="auto"/>
+        <w:rPr>
+          <w:rFonts w:ascii="Calibri Light" w:hAnsi="Calibri Light" w:eastAsia="Calibri Light" w:cs="Calibri Light"/>
+          <w:b w:val="0"/>
+          <w:bCs w:val="0"/>
+          <w:i w:val="0"/>
+          <w:iCs w:val="0"/>
+          <w:noProof/>
+          <w:sz w:val="22"/>
+          <w:szCs w:val="22"/>
+          <w:lang w:val="en-AU"/>
+        </w:rPr>
+      </w:pPr>
+      <w:r>
+        <w:rPr>
+          <w:rFonts w:ascii="Calibri Light" w:hAnsi="Calibri Light" w:eastAsia="Calibri Light" w:cs="Calibri Light"/>
+          <w:b w:val="0"/>
+          <w:bCs w:val="0"/>
+          <w:i w:val="0"/>
+          <w:iCs w:val="0"/>
+          <w:noProof/>
+          <w:sz w:val="22"/>
+          <w:szCs w:val="22"/>
+          <w:lang w:val="en-AU"/>
+        </w:rPr>
+        <w:t>{% for desc in descriptions %}{% if 'Boundary Description' in desc.description_type %}{% for para in desc.description|mark2html %}{% for mt in para %}{{r mt}}{% endfor %}{% endfor %}{% endif %}{% endfor %}</w:t>
+      </w:r>
+    </w:p>
+    <w:p>
+      <w:pPr>
+        <w:widowControl w:val="1"/>
+        <w:spacing w:before="60" w:after="60" w:line="252" w:lineRule="auto"/>
+        <w:jc w:val="center"/>
         <w:rPr>
           <w:rFonts w:ascii="Noto Sans" w:hAnsi="Noto Sans" w:eastAsia="Noto Sans" w:cs="Noto Sans"/>
           <w:b w:val="0"/>
           <w:bCs w:val="0"/>
           <w:i w:val="0"/>
           <w:iCs w:val="0"/>
-          <w:noProof w:val="0"/>
-          <w:sz w:val="28"/>
-          <w:szCs w:val="28"/>
-          <w:lang w:val="en-AU"/>
-        </w:rPr>
-      </w:pPr>
-      <w:r>
-        <w:rPr>
-          <w:rFonts w:ascii="Noto Sans" w:hAnsi="Noto Sans" w:eastAsia="Noto Sans" w:cs="Noto Sans"/>
-          <w:b w:val="1"/>
-          <w:bCs w:val="1"/>
-          <w:i w:val="0"/>
-          <w:iCs w:val="0"/>
-          <w:noProof w:val="0"/>
-          <w:sz w:val="28"/>
-          <w:szCs w:val="28"/>
-          <w:lang w:val="en-AU"/>
-        </w:rPr>
-        <w:t>{% if boundary_map %}Heritage register boundary</w:t>
-      </w:r>
-    </w:p>
-    <w:p>
-      <w:pPr>
-        <w:pStyle w:val="BodyText"/>
-        <w:widowControl w:val="1"/>
-        <w:spacing w:before="0" w:after="140" w:line="276" w:lineRule="auto"/>
-        <w:rPr>
-          <w:rFonts w:ascii="Calibri Light" w:hAnsi="Calibri Light" w:eastAsia="Calibri Light" w:cs="Calibri Light"/>
-          <w:b w:val="0"/>
-          <w:bCs w:val="0"/>
-          <w:i w:val="0"/>
-          <w:iCs w:val="0"/>
-          <w:noProof w:val="0"/>
-          <w:sz w:val="22"/>
-          <w:szCs w:val="22"/>
-          <w:lang w:val="en-AU"/>
-        </w:rPr>
-      </w:pPr>
-      <w:r>
-        <w:rPr>
-          <w:rFonts w:ascii="Calibri Light" w:hAnsi="Calibri Light" w:eastAsia="Calibri Light" w:cs="Calibri Light"/>
-          <w:b w:val="0"/>
-          <w:bCs w:val="0"/>
-          <w:i w:val="0"/>
-          <w:iCs w:val="0"/>
-          <w:noProof w:val="0"/>
-          <w:sz w:val="22"/>
-          <w:szCs w:val="22"/>
-          <w:lang w:val="en-AU"/>
-        </w:rPr>
-        <w:t>{% for desc in descriptions %}{% if 'Boundary Description' in desc.description_type %}{% for para in desc.description|mark2html %}{% for mt in para %}{{r mt}}{% endfor %}{% endfor %}{% endif %}{% endfor %}</w:t>
-      </w:r>
-    </w:p>
-    <w:p>
-      <w:pPr>
-        <w:widowControl w:val="1"/>
-        <w:spacing w:before="60" w:after="60" w:line="252" w:lineRule="auto"/>
-        <w:jc w:val="center"/>
-        <w:rPr>
-          <w:rFonts w:ascii="Noto Sans" w:hAnsi="Noto Sans" w:eastAsia="Noto Sans" w:cs="Noto Sans"/>
-          <w:b w:val="0"/>
-          <w:bCs w:val="0"/>
-          <w:i w:val="0"/>
-          <w:iCs w:val="0"/>
-          <w:noProof w:val="0"/>
+          <w:noProof/>
           <w:color w:val="000000" w:themeColor="accent1" w:themeTint="FF" w:themeShade="FF"/>
           <w:sz w:val="16"/>
           <w:szCs w:val="16"/>
@@ -2500,7 +2816,7 @@
           <w:iCs w:val="0"/>
           <w:caps w:val="0"/>
           <w:smallCaps w:val="0"/>
-          <w:noProof w:val="0"/>
+          <w:noProof/>
           <w:color w:val="000000" w:themeColor="accent1" w:themeTint="FF" w:themeShade="FF"/>
           <w:sz w:val="16"/>
           <w:szCs w:val="16"/>
@@ -2520,7 +2836,7 @@
           <w:bCs w:val="0"/>
           <w:i w:val="0"/>
           <w:iCs w:val="0"/>
-          <w:noProof w:val="0"/>
+          <w:noProof/>
           <w:sz w:val="16"/>
           <w:szCs w:val="16"/>
           <w:lang w:val="en-AU"/>
@@ -2535,7 +2851,7 @@
           <w:iCs w:val="0"/>
           <w:caps w:val="0"/>
           <w:smallCaps w:val="0"/>
-          <w:noProof w:val="0"/>
+          <w:noProof/>
           <w:color w:val="000000" w:themeColor="accent1" w:themeTint="FF" w:themeShade="FF"/>
           <w:sz w:val="16"/>
           <w:szCs w:val="16"/>
@@ -2550,7 +2866,7 @@
           <w:bCs w:val="0"/>
           <w:i w:val="0"/>
           <w:iCs w:val="0"/>
-          <w:noProof w:val="0"/>
+          <w:noProof/>
           <w:sz w:val="16"/>
           <w:szCs w:val="16"/>
           <w:lang w:val="en-AU"/>
@@ -2569,7 +2885,7 @@
           <w:bCs w:val="0"/>
           <w:i w:val="0"/>
           <w:iCs w:val="0"/>
-          <w:noProof w:val="0"/>
+          <w:noProof/>
           <w:color w:val="000000" w:themeColor="accent1" w:themeTint="FF" w:themeShade="FF"/>
           <w:sz w:val="16"/>
           <w:szCs w:val="16"/>
@@ -2585,7 +2901,7 @@
           <w:iCs w:val="0"/>
           <w:caps w:val="0"/>
           <w:smallCaps w:val="0"/>
-          <w:noProof w:val="0"/>
+          <w:noProof/>
           <w:color w:val="000000" w:themeColor="accent1" w:themeTint="FF" w:themeShade="FF"/>
           <w:sz w:val="16"/>
           <w:szCs w:val="16"/>
@@ -2604,7 +2920,7 @@
           <w:bCs w:val="0"/>
           <w:i w:val="0"/>
           <w:iCs w:val="0"/>
-          <w:noProof w:val="0"/>
+          <w:noProof/>
           <w:sz w:val="22"/>
           <w:szCs w:val="22"/>
           <w:lang w:val="en-AU"/>
@@ -2617,7 +2933,7 @@
           <w:bCs w:val="0"/>
           <w:i w:val="0"/>
           <w:iCs w:val="0"/>
-          <w:noProof w:val="0"/>
+          <w:noProof/>
           <w:sz w:val="22"/>
           <w:szCs w:val="22"/>
           <w:lang w:val="en-AU"/>
@@ -2627,18 +2943,37 @@
     </w:p>
     <w:p>
       <w:pPr>
-        <w:pageBreakBefore w:val="1"/>
         <w:widowControl w:val="1"/>
-        <w:spacing w:before="0" w:after="0" w:afterAutospacing="off" w:line="252" w:lineRule="auto"/>
+        <w:spacing w:before="0" w:after="0" w:line="240" w:lineRule="auto"/>
         <w:rPr>
           <w:rFonts w:ascii="Calibri Light" w:hAnsi="Calibri Light" w:eastAsia="Calibri Light" w:cs="Calibri Light"/>
           <w:b w:val="0"/>
           <w:bCs w:val="0"/>
           <w:i w:val="0"/>
           <w:iCs w:val="0"/>
-          <w:noProof w:val="0"/>
+          <w:noProof/>
           <w:sz w:val="22"/>
           <w:szCs w:val="22"/>
+          <w:lang w:val="en-AU"/>
+        </w:rPr>
+      </w:pPr>
+      <w:r>
+        <w:br w:type="page"/>
+      </w:r>
+    </w:p>
+    <w:p>
+      <w:pPr>
+        <w:widowControl w:val="1"/>
+        <w:spacing w:before="0" w:after="0" w:afterAutospacing="off" w:line="240" w:lineRule="auto"/>
+        <w:rPr>
+          <w:rFonts w:ascii="Noto Sans" w:hAnsi="Noto Sans" w:eastAsia="Noto Sans" w:cs="Noto Sans"/>
+          <w:b w:val="0"/>
+          <w:bCs w:val="0"/>
+          <w:i w:val="0"/>
+          <w:iCs w:val="0"/>
+          <w:noProof/>
+          <w:sz w:val="28"/>
+          <w:szCs w:val="28"/>
           <w:lang w:val="en-AU"/>
         </w:rPr>
       </w:pPr>
@@ -2650,54 +2985,69 @@
           <w:bCs w:val="1"/>
           <w:i w:val="0"/>
           <w:iCs w:val="0"/>
-          <w:noProof w:val="0"/>
+          <w:noProof/>
           <w:sz w:val="28"/>
           <w:szCs w:val="28"/>
           <w:lang w:val="en-AU"/>
         </w:rPr>
         <w:t>Endnotes</w:t>
       </w:r>
-      <w:r>
+    </w:p>
+    <w:p>
+      <w:pPr>
+        <w:widowControl w:val="1"/>
+        <w:spacing w:before="0" w:after="140" w:line="240" w:lineRule="auto"/>
         <w:rPr>
           <w:rFonts w:ascii="Calibri Light" w:hAnsi="Calibri Light" w:eastAsia="Calibri Light" w:cs="Calibri Light"/>
           <w:b w:val="0"/>
           <w:bCs w:val="0"/>
           <w:i w:val="0"/>
           <w:iCs w:val="0"/>
-          <w:noProof w:val="0"/>
+          <w:noProof/>
           <w:sz w:val="22"/>
           <w:szCs w:val="22"/>
           <w:lang w:val="en-AU"/>
         </w:rPr>
-        <w:t>{% for para in desc.description|mark2html %}</w:t>
-      </w:r>
-    </w:p>
-    <w:p>
-      <w:pPr>
-        <w:pStyle w:val="BodyText"/>
-        <w:widowControl w:val="1"/>
-        <w:spacing w:before="0" w:after="140" w:line="240" w:lineRule="auto"/>
-        <w:jc w:val="left"/>
+      </w:pPr>
+      <w:r>
         <w:rPr>
           <w:rFonts w:ascii="Calibri Light" w:hAnsi="Calibri Light" w:eastAsia="Calibri Light" w:cs="Calibri Light"/>
           <w:b w:val="0"/>
           <w:bCs w:val="0"/>
           <w:i w:val="0"/>
           <w:iCs w:val="0"/>
-          <w:noProof w:val="0"/>
+          <w:noProof/>
           <w:sz w:val="22"/>
           <w:szCs w:val="22"/>
           <w:lang w:val="en-AU"/>
         </w:rPr>
-      </w:pPr>
-      <w:r>
+        <w:t>{%- for para in desc.description|mark2html %}</w:t>
+      </w:r>
+    </w:p>
+    <w:p>
+      <w:pPr>
+        <w:widowControl w:val="1"/>
+        <w:spacing w:before="0" w:after="140" w:line="240" w:lineRule="auto"/>
         <w:rPr>
           <w:rFonts w:ascii="Calibri Light" w:hAnsi="Calibri Light" w:eastAsia="Calibri Light" w:cs="Calibri Light"/>
           <w:b w:val="0"/>
           <w:bCs w:val="0"/>
           <w:i w:val="0"/>
           <w:iCs w:val="0"/>
-          <w:noProof w:val="0"/>
+          <w:noProof/>
+          <w:sz w:val="22"/>
+          <w:szCs w:val="22"/>
+          <w:lang w:val="en-AU"/>
+        </w:rPr>
+      </w:pPr>
+      <w:r>
+        <w:rPr>
+          <w:rFonts w:ascii="Calibri Light" w:hAnsi="Calibri Light" w:eastAsia="Calibri Light" w:cs="Calibri Light"/>
+          <w:b w:val="0"/>
+          <w:bCs w:val="0"/>
+          <w:i w:val="0"/>
+          <w:iCs w:val="0"/>
+          <w:noProof/>
           <w:sz w:val="22"/>
           <w:szCs w:val="22"/>
           <w:lang w:val="en-AU"/>
@@ -2706,309 +3056,62 @@
       </w:r>
     </w:p>
     <w:sectPr>
-      <w:headerReference w:type="even" r:id="rId9"/>
-      <w:headerReference w:type="default" r:id="rId10"/>
-      <w:headerReference w:type="first" r:id="rId11"/>
-      <w:footerReference w:type="even" r:id="rId12"/>
-      <w:footerReference w:type="default" r:id="rId13"/>
-      <w:footerReference w:type="first" r:id="rId14"/>
-      <w:type w:val="nextPage"/>
-      <w:pgSz w:w="11906" w:h="16838" w:orient="portrait"/>
+      <w:headerReference w:type="default" r:id="rId14"/>
+      <w:footerReference w:type="default" r:id="rId15"/>
+      <w:headerReference w:type="first" r:id="rId16"/>
+      <w:pgSz w:w="11906" w:h="16838" w:orient="portrait" w:code="9"/>
       <w:pgMar w:top="993" w:right="707" w:bottom="880" w:left="709" w:header="0" w:footer="222" w:gutter="0"/>
-      <w:pgNumType w:fmt="decimal"/>
-      <w:formProt w:val="false"/>
-      <w:textDirection w:val="lrTb"/>
-      <w:docGrid w:type="default" w:linePitch="360" w:charSpace="0"/>
-      <w:cols w:num="1"/>
+      <w:cols w:space="708"/>
+      <w:docGrid w:linePitch="360"/>
     </w:sectPr>
   </w:body>
 </w:document>
 </file>
 
-<file path=word/footer1.xml><?xml version="1.0" encoding="utf-8"?>
-<w:ftr xmlns:o="urn:schemas-microsoft-com:office:office" xmlns:r="http://schemas.openxmlformats.org/officeDocument/2006/relationships" xmlns:v="urn:schemas-microsoft-com:vml" xmlns:w="http://schemas.openxmlformats.org/wordprocessingml/2006/main" xmlns:w10="urn:schemas-microsoft-com:office:word" xmlns:wp="http://schemas.openxmlformats.org/drawingml/2006/wordprocessingDrawing" xmlns:pic="http://schemas.openxmlformats.org/drawingml/2006/picture" xmlns:wps="http://schemas.microsoft.com/office/word/2010/wordprocessingShape" xmlns:wpg="http://schemas.microsoft.com/office/word/2010/wordprocessingGroup" xmlns:mc="http://schemas.openxmlformats.org/markup-compatibility/2006" xmlns:wp14="http://schemas.microsoft.com/office/word/2010/wordprocessingDrawing" xmlns:w14="http://schemas.microsoft.com/office/word/2010/wordml" xmlns:w15="http://schemas.microsoft.com/office/word/2012/wordml" mc:Ignorable="w14 wp14 w15">
-  <w:p xmlns:wp14="http://schemas.microsoft.com/office/word/2010/wordml" wp14:textId="77777777">
-    <w:pPr>
-      <w:pStyle w:val="Footer"/>
-      <w:spacing w:before="0" w:after="120"/>
-      <w:rPr/>
-    </w:pPr>
-    <w:r>
-      <w:rPr/>
-    </w:r>
-  </w:p>
-</w:ftr>
+<file path=word/endnotes.xml><?xml version="1.0" encoding="utf-8"?>
+<w:endnotes xmlns:wpc="http://schemas.microsoft.com/office/word/2010/wordprocessingCanvas" xmlns:cx="http://schemas.microsoft.com/office/drawing/2014/chartex" xmlns:cx1="http://schemas.microsoft.com/office/drawing/2015/9/8/chartex" xmlns:cx2="http://schemas.microsoft.com/office/drawing/2015/10/21/chartex" xmlns:cx3="http://schemas.microsoft.com/office/drawing/2016/5/9/chartex" xmlns:cx4="http://schemas.microsoft.com/office/drawing/2016/5/10/chartex" xmlns:cx5="http://schemas.microsoft.com/office/drawing/2016/5/11/chartex" xmlns:cx6="http://schemas.microsoft.com/office/drawing/2016/5/12/chartex" xmlns:cx7="http://schemas.microsoft.com/office/drawing/2016/5/13/chartex" xmlns:cx8="http://schemas.microsoft.com/office/drawing/2016/5/14/chartex" xmlns:mc="http://schemas.openxmlformats.org/markup-compatibility/2006" xmlns:aink="http://schemas.microsoft.com/office/drawing/2016/ink" xmlns:am3d="http://schemas.microsoft.com/office/drawing/2017/model3d" xmlns:o="urn:schemas-microsoft-com:office:office" xmlns:oel="http://schemas.microsoft.com/office/2019/extlst" xmlns:r="http://schemas.openxmlformats.org/officeDocument/2006/relationships" xmlns:m="http://schemas.openxmlformats.org/officeDocument/2006/math" xmlns:v="urn:schemas-microsoft-com:vml" xmlns:wp14="http://schemas.microsoft.com/office/word/2010/wordprocessingDrawing" xmlns:wp="http://schemas.openxmlformats.org/drawingml/2006/wordprocessingDrawing" xmlns:w10="urn:schemas-microsoft-com:office:word" xmlns:w="http://schemas.openxmlformats.org/wordprocessingml/2006/main" xmlns:w14="http://schemas.microsoft.com/office/word/2010/wordml" xmlns:w15="http://schemas.microsoft.com/office/word/2012/wordml" xmlns:w16cex="http://schemas.microsoft.com/office/word/2018/wordml/cex" xmlns:w16cid="http://schemas.microsoft.com/office/word/2016/wordml/cid" xmlns:w16="http://schemas.microsoft.com/office/word/2018/wordml" xmlns:w16du="http://schemas.microsoft.com/office/word/2023/wordml/word16du" xmlns:w16sdtdh="http://schemas.microsoft.com/office/word/2020/wordml/sdtdatahash" xmlns:w16sdtfl="http://schemas.microsoft.com/office/word/2024/wordml/sdtformatlock" xmlns:w16se="http://schemas.microsoft.com/office/word/2015/wordml/symex" xmlns:wpg="http://schemas.microsoft.com/office/word/2010/wordprocessingGroup" xmlns:wpi="http://schemas.microsoft.com/office/word/2010/wordprocessingInk" xmlns:wne="http://schemas.microsoft.com/office/word/2006/wordml" xmlns:wps="http://schemas.microsoft.com/office/word/2010/wordprocessingShape" mc:Ignorable="w14 w15 w16se w16cid w16 w16cex w16sdtdh w16sdtfl w16du wp14">
+  <w:endnote w:type="separator" w:id="-1">
+    <w:p>
+      <w:r>
+        <w:separator/>
+      </w:r>
+    </w:p>
+  </w:endnote>
+  <w:endnote w:type="continuationSeparator" w:id="0">
+    <w:p>
+      <w:r>
+        <w:continuationSeparator/>
+      </w:r>
+    </w:p>
+  </w:endnote>
+</w:endnotes>
 </file>
 
-<file path=word/footer2.xml><?xml version="1.0" encoding="utf-8"?>
-<w:ftr xmlns:o="urn:schemas-microsoft-com:office:office" xmlns:r="http://schemas.openxmlformats.org/officeDocument/2006/relationships" xmlns:v="urn:schemas-microsoft-com:vml" xmlns:w="http://schemas.openxmlformats.org/wordprocessingml/2006/main" xmlns:w10="urn:schemas-microsoft-com:office:word" xmlns:wp="http://schemas.openxmlformats.org/drawingml/2006/wordprocessingDrawing" xmlns:pic="http://schemas.openxmlformats.org/drawingml/2006/picture" xmlns:wps="http://schemas.microsoft.com/office/word/2010/wordprocessingShape" xmlns:wpg="http://schemas.microsoft.com/office/word/2010/wordprocessingGroup" xmlns:mc="http://schemas.openxmlformats.org/markup-compatibility/2006" xmlns:wp14="http://schemas.microsoft.com/office/word/2010/wordprocessingDrawing" xmlns:w14="http://schemas.microsoft.com/office/word/2010/wordml" xmlns:w15="http://schemas.microsoft.com/office/word/2012/wordml" mc:Ignorable="w14 wp14 w15">
-  <w:p>
-    <w:pPr>
-      <w:pStyle w:val="Footer"/>
-      <w:jc w:val="left"/>
-    </w:pPr>
-  </w:p>
-  <w:p xmlns:wp14="http://schemas.microsoft.com/office/word/2010/wordml" wp14:textId="3233253F">
-    <w:pPr>
-      <w:pBdr>
-        <w:top w:val="single" w:color="808080" w:sz="4" w:space="1"/>
-      </w:pBdr>
-      <w:tabs>
-        <w:tab w:val="center" w:leader="none" w:pos="4513"/>
-        <w:tab w:val="right" w:leader="none" w:pos="9026"/>
-      </w:tabs>
-      <w:spacing w:before="0" w:after="120" w:line="240" w:lineRule="auto"/>
-      <w:rPr>
-        <w:rFonts w:ascii="Noto Sans" w:hAnsi="Noto Sans" w:eastAsia="Noto Sans" w:cs="Noto Sans"/>
-        <w:b w:val="0"/>
-        <w:bCs w:val="0"/>
-        <w:i w:val="0"/>
-        <w:iCs w:val="0"/>
-        <w:caps w:val="0"/>
-        <w:smallCaps w:val="0"/>
-        <w:noProof w:val="0"/>
-        <w:color w:val="000000" w:themeColor="accent1" w:themeTint="FF" w:themeShade="FF"/>
+<file path=word/footer1.xml><?xml version="1.0" encoding="utf-8"?>
+<w:ftr xmlns:wpc="http://schemas.microsoft.com/office/word/2010/wordprocessingCanvas" xmlns:cx="http://schemas.microsoft.com/office/drawing/2014/chartex" xmlns:cx1="http://schemas.microsoft.com/office/drawing/2015/9/8/chartex" xmlns:cx2="http://schemas.microsoft.com/office/drawing/2015/10/21/chartex" xmlns:cx3="http://schemas.microsoft.com/office/drawing/2016/5/9/chartex" xmlns:cx4="http://schemas.microsoft.com/office/drawing/2016/5/10/chartex" xmlns:cx5="http://schemas.microsoft.com/office/drawing/2016/5/11/chartex" xmlns:cx6="http://schemas.microsoft.com/office/drawing/2016/5/12/chartex" xmlns:cx7="http://schemas.microsoft.com/office/drawing/2016/5/13/chartex" xmlns:cx8="http://schemas.microsoft.com/office/drawing/2016/5/14/chartex" xmlns:mc="http://schemas.openxmlformats.org/markup-compatibility/2006" xmlns:aink="http://schemas.microsoft.com/office/drawing/2016/ink" xmlns:am3d="http://schemas.microsoft.com/office/drawing/2017/model3d" xmlns:o="urn:schemas-microsoft-com:office:office" xmlns:oel="http://schemas.microsoft.com/office/2019/extlst" xmlns:r="http://schemas.openxmlformats.org/officeDocument/2006/relationships" xmlns:m="http://schemas.openxmlformats.org/officeDocument/2006/math" xmlns:v="urn:schemas-microsoft-com:vml" xmlns:wp14="http://schemas.microsoft.com/office/word/2010/wordprocessingDrawing" xmlns:wp="http://schemas.openxmlformats.org/drawingml/2006/wordprocessingDrawing" xmlns:w10="urn:schemas-microsoft-com:office:word" xmlns:w="http://schemas.openxmlformats.org/wordprocessingml/2006/main" xmlns:w14="http://schemas.microsoft.com/office/word/2010/wordml" xmlns:w15="http://schemas.microsoft.com/office/word/2012/wordml" xmlns:w16cex="http://schemas.microsoft.com/office/word/2018/wordml/cex" xmlns:w16cid="http://schemas.microsoft.com/office/word/2016/wordml/cid" xmlns:w16="http://schemas.microsoft.com/office/word/2018/wordml" xmlns:w16du="http://schemas.microsoft.com/office/word/2023/wordml/word16du" xmlns:w16sdtdh="http://schemas.microsoft.com/office/word/2020/wordml/sdtdatahash" xmlns:w16sdtfl="http://schemas.microsoft.com/office/word/2024/wordml/sdtformatlock" xmlns:w16se="http://schemas.microsoft.com/office/word/2015/wordml/symex" xmlns:wpg="http://schemas.microsoft.com/office/word/2010/wordprocessingGroup" xmlns:wpi="http://schemas.microsoft.com/office/word/2010/wordprocessingInk" xmlns:wne="http://schemas.microsoft.com/office/word/2006/wordml" xmlns:wps="http://schemas.microsoft.com/office/word/2010/wordprocessingShape" mc:Ignorable="w14 w15 w16se w16cid w16 w16cex w16sdtdh w16sdtfl w16du wp14">
+  <w:sdt>
+    <w:sdtPr>
+      <w:id w:val="1651625637"/>
+      <w:docPartObj>
+        <w:docPartGallery w:val="Page Numbers (Bottom of Page)"/>
+        <w:docPartUnique/>
+      </w:docPartObj>
+    </w:sdtPr>
+    <w:sdtEndPr>
+      <w:rPr>
+        <w:noProof/>
         <w:sz w:val="16"/>
         <w:szCs w:val="16"/>
-        <w:lang w:val="en-AU"/>
-      </w:rPr>
-    </w:pPr>
-    <w:r>
-      <w:rPr>
-        <w:rFonts w:ascii="Noto Sans" w:hAnsi="Noto Sans" w:eastAsia="Noto Sans" w:cs="Noto Sans"/>
-        <w:b w:val="0"/>
-        <w:bCs w:val="0"/>
-        <w:i w:val="0"/>
-        <w:iCs w:val="0"/>
-        <w:caps w:val="0"/>
-        <w:smallCaps w:val="0"/>
-        <w:noProof w:val="0"/>
-        <w:color w:val="000000" w:themeColor="accent1" w:themeTint="FF" w:themeShade="FF"/>
-        <w:sz w:val="20"/>
-        <w:szCs w:val="20"/>
-        <w:lang w:val="en-AU"/>
-      </w:rPr>
-      <w:t xml:space="preserve">  </w:t>
-    </w:r>
-    <w:r>
-      <w:rPr>
-        <w:rFonts w:ascii="Noto Sans" w:hAnsi="Noto Sans" w:eastAsia="Noto Sans" w:cs="Noto Sans"/>
-        <w:b w:val="0"/>
-        <w:bCs w:val="0"/>
-        <w:i w:val="0"/>
-        <w:iCs w:val="0"/>
-        <w:caps w:val="0"/>
-        <w:smallCaps w:val="0"/>
-        <w:noProof w:val="0"/>
-        <w:color w:val="000000" w:themeColor="accent1" w:themeTint="FF" w:themeShade="FF"/>
-        <w:sz w:val="16"/>
-        <w:szCs w:val="16"/>
-        <w:lang w:val="en-AU"/>
-      </w:rPr>
-      <w:t xml:space="preserve">   </w:t>
-    </w:r>
-    <w:r>
-      <w:tab/>
-    </w:r>
-    <w:r>
-      <w:rPr>
-        <w:rFonts w:ascii="Noto Sans" w:hAnsi="Noto Sans" w:eastAsia="Noto Sans" w:cs="Noto Sans"/>
-        <w:b w:val="0"/>
-        <w:bCs w:val="0"/>
-        <w:i w:val="0"/>
-        <w:iCs w:val="0"/>
-        <w:caps w:val="0"/>
-        <w:smallCaps w:val="0"/>
-        <w:noProof w:val="0"/>
-        <w:color w:val="000000" w:themeColor="accent1" w:themeTint="FF" w:themeShade="FF"/>
-        <w:sz w:val="16"/>
-        <w:szCs w:val="16"/>
-        <w:lang w:val="en-AU"/>
-      </w:rPr>
-      <w:t xml:space="preserve">         Prepared by Heritage, Department of the Environment, Tourism, </w:t>
-    </w:r>
-    <w:r>
-      <w:rPr>
-        <w:rFonts w:ascii="Noto Sans" w:hAnsi="Noto Sans" w:eastAsia="Noto Sans" w:cs="Noto Sans"/>
-        <w:b w:val="0"/>
-        <w:bCs w:val="0"/>
-        <w:i w:val="0"/>
-        <w:iCs w:val="0"/>
-        <w:caps w:val="0"/>
-        <w:smallCaps w:val="0"/>
-        <w:noProof w:val="0"/>
-        <w:color w:val="000000" w:themeColor="accent1" w:themeTint="FF" w:themeShade="FF"/>
-        <w:sz w:val="16"/>
-        <w:szCs w:val="16"/>
-        <w:lang w:val="en-AU"/>
-      </w:rPr>
-      <w:t>Science</w:t>
-    </w:r>
-    <w:r>
-      <w:rPr>
-        <w:rFonts w:ascii="Noto Sans" w:hAnsi="Noto Sans" w:eastAsia="Noto Sans" w:cs="Noto Sans"/>
-        <w:b w:val="0"/>
-        <w:bCs w:val="0"/>
-        <w:i w:val="0"/>
-        <w:iCs w:val="0"/>
-        <w:caps w:val="0"/>
-        <w:smallCaps w:val="0"/>
-        <w:noProof w:val="0"/>
-        <w:color w:val="000000" w:themeColor="accent1" w:themeTint="FF" w:themeShade="FF"/>
-        <w:sz w:val="16"/>
-        <w:szCs w:val="16"/>
-        <w:lang w:val="en-AU"/>
-      </w:rPr>
-      <w:t xml:space="preserve"> and In</w:t>
-    </w:r>
-    <w:r>
-      <w:rPr>
-        <w:rFonts w:ascii="Noto Sans" w:hAnsi="Noto Sans" w:eastAsia="Noto Sans" w:cs="Noto Sans"/>
-        <w:b w:val="0"/>
-        <w:bCs w:val="0"/>
-        <w:i w:val="0"/>
-        <w:iCs w:val="0"/>
-        <w:caps w:val="0"/>
-        <w:smallCaps w:val="0"/>
-        <w:noProof w:val="0"/>
-        <w:color w:val="000000" w:themeColor="accent1" w:themeTint="FF" w:themeShade="FF"/>
-        <w:sz w:val="16"/>
-        <w:szCs w:val="16"/>
-        <w:lang w:val="en-AU"/>
-      </w:rPr>
-      <w:t xml:space="preserve">novation_ xx Month </w:t>
-    </w:r>
-    <w:r>
-      <w:rPr>
-        <w:rFonts w:ascii="Noto Sans" w:hAnsi="Noto Sans" w:eastAsia="Noto Sans" w:cs="Noto Sans"/>
-        <w:b w:val="0"/>
-        <w:bCs w:val="0"/>
-        <w:i w:val="0"/>
-        <w:iCs w:val="0"/>
-        <w:caps w:val="0"/>
-        <w:smallCaps w:val="0"/>
-        <w:noProof w:val="0"/>
-        <w:color w:val="000000" w:themeColor="accent1" w:themeTint="FF" w:themeShade="FF"/>
-        <w:sz w:val="16"/>
-        <w:szCs w:val="16"/>
-        <w:lang w:val="en-AU"/>
-      </w:rPr>
-      <w:t>yyy</w:t>
-    </w:r>
-    <w:r>
-      <w:rPr>
-        <w:rFonts w:ascii="Noto Sans" w:hAnsi="Noto Sans" w:eastAsia="Noto Sans" w:cs="Noto Sans"/>
-        <w:b w:val="0"/>
-        <w:bCs w:val="0"/>
-        <w:i w:val="0"/>
-        <w:iCs w:val="0"/>
-        <w:caps w:val="0"/>
-        <w:smallCaps w:val="0"/>
-        <w:noProof w:val="0"/>
-        <w:color w:val="000000" w:themeColor="accent1" w:themeTint="FF" w:themeShade="FF"/>
-        <w:sz w:val="20"/>
-        <w:szCs w:val="20"/>
-        <w:lang w:val="en-AU"/>
-      </w:rPr>
-      <w:t xml:space="preserve">  </w:t>
-    </w:r>
-    <w:r>
-      <w:rPr>
-        <w:rFonts w:ascii="Noto Sans" w:hAnsi="Noto Sans" w:eastAsia="Noto Sans" w:cs="Noto Sans"/>
-        <w:b w:val="0"/>
-        <w:bCs w:val="0"/>
-        <w:i w:val="0"/>
-        <w:iCs w:val="0"/>
-        <w:caps w:val="0"/>
-        <w:smallCaps w:val="0"/>
-        <w:noProof w:val="0"/>
-        <w:color w:val="000000" w:themeColor="accent1" w:themeTint="FF" w:themeShade="FF"/>
-        <w:sz w:val="16"/>
-        <w:szCs w:val="16"/>
-        <w:lang w:val="en-AU"/>
-      </w:rPr>
-      <w:t xml:space="preserve"> </w:t>
-    </w:r>
-  </w:p>
-</w:ftr>
-</file>
-
-<file path=word/footer3.xml><?xml version="1.0" encoding="utf-8"?>
-<w:ftr xmlns:o="urn:schemas-microsoft-com:office:office" xmlns:r="http://schemas.openxmlformats.org/officeDocument/2006/relationships" xmlns:v="urn:schemas-microsoft-com:vml" xmlns:w="http://schemas.openxmlformats.org/wordprocessingml/2006/main" xmlns:w10="urn:schemas-microsoft-com:office:word" xmlns:wp="http://schemas.openxmlformats.org/drawingml/2006/wordprocessingDrawing" xmlns:pic="http://schemas.openxmlformats.org/drawingml/2006/picture" xmlns:wps="http://schemas.microsoft.com/office/word/2010/wordprocessingShape" xmlns:wpg="http://schemas.microsoft.com/office/word/2010/wordprocessingGroup" xmlns:mc="http://schemas.openxmlformats.org/markup-compatibility/2006" xmlns:wp14="http://schemas.microsoft.com/office/word/2010/wordprocessingDrawing" xmlns:w14="http://schemas.microsoft.com/office/word/2010/wordml" xmlns:w15="http://schemas.microsoft.com/office/word/2012/wordml" mc:Ignorable="w14 wp14 w15">
-  <w:sdt>
-    <w:sdtPr>
-      <w:id w:val="711258847"/>
-      <w:docPartObj>
-        <w:docPartGallery w:val="Page Numbers (Bottom of Page)"/>
-        <w:docPartUnique w:val="true"/>
-        <w:docPartGallery w:val="Page Numbers (Top of Page)"/>
-        <w:docPartUnique w:val="true"/>
-      </w:docPartObj>
-      <w:id w:val="-1125154683"/>
-    </w:sdtPr>
+      </w:rPr>
+    </w:sdtEndPr>
     <w:sdtContent>
-      <w:p xmlns:wp14="http://schemas.microsoft.com/office/word/2010/wordml" wp14:textId="77777777">
+      <w:p>
         <w:pPr>
-          <w:pStyle w:val="Normal"/>
-          <w:tabs>
-            <w:tab w:val="clear" w:pos="720"/>
-            <w:tab w:val="center" w:leader="none" w:pos="4513"/>
-            <w:tab w:val="right" w:leader="none" w:pos="9026"/>
-          </w:tabs>
-          <w:spacing w:before="0" w:after="0" w:line="240" w:lineRule="auto"/>
-          <w:jc w:val="end"/>
-          <w:rPr/>
-        </w:pPr>
-        <w:r>
-          <w:rPr/>
-        </w:r>
-      </w:p>
-      <w:p xmlns:wp14="http://schemas.microsoft.com/office/word/2010/wordml" wp14:textId="77777777">
-        <w:pPr>
-          <w:pStyle w:val="Normal"/>
-          <w:tabs>
-            <w:tab w:val="clear" w:pos="720"/>
-            <w:tab w:val="center" w:leader="none" w:pos="4513"/>
-            <w:tab w:val="right" w:leader="none" w:pos="9026"/>
-          </w:tabs>
-          <w:spacing w:before="0" w:after="0" w:line="240" w:lineRule="auto"/>
-          <w:jc w:val="end"/>
-          <w:rPr/>
-        </w:pPr>
-        <w:r>
-          <w:rPr/>
-        </w:r>
-      </w:p>
-      <w:p xmlns:wp14="http://schemas.microsoft.com/office/word/2010/wordml" wp14:textId="77777777">
-        <w:pPr>
-          <w:pStyle w:val="Normal"/>
-          <w:tabs>
-            <w:tab w:val="clear" w:pos="720"/>
-            <w:tab w:val="center" w:leader="none" w:pos="4513"/>
-            <w:tab w:val="right" w:leader="none" w:pos="9026"/>
-          </w:tabs>
-          <w:spacing w:before="0" w:after="0" w:line="240" w:lineRule="auto"/>
+          <w:pStyle w:val="Footer"/>
+          <w:pBdr>
+            <w:top w:val="single" w:color="808080" w:themeColor="background1" w:themeShade="80" w:sz="4" w:space="1"/>
+          </w:pBdr>
           <w:rPr>
-            <w:sz w:val="16"/>
-            <w:szCs w:val="16"/>
-          </w:rPr>
-        </w:pPr>
-        <w:r>
-          <w:rPr/>
-          <w:t>--------------------------------------------------------------------------                           Date of issue:[date]</w:t>
-        </w:r>
-      </w:p>
-      <w:p xmlns:wp14="http://schemas.microsoft.com/office/word/2010/wordml" wp14:textId="77777777">
-        <w:pPr>
-          <w:pStyle w:val="Normal"/>
-          <w:tabs>
-            <w:tab w:val="clear" w:pos="720"/>
-            <w:tab w:val="center" w:leader="none" w:pos="4513"/>
-            <w:tab w:val="right" w:leader="none" w:pos="9026"/>
-          </w:tabs>
-          <w:spacing w:before="0" w:after="0" w:line="240" w:lineRule="auto"/>
-          <w:rPr>
-            <w:bCs/>
             <w:sz w:val="16"/>
             <w:szCs w:val="16"/>
           </w:rPr>
@@ -3018,11 +3121,60 @@
             <w:sz w:val="16"/>
             <w:szCs w:val="16"/>
           </w:rPr>
-          <w:t xml:space="preserve">for the Chief Executive, Department of the Environment, Tourism, Science and Innovation                                                             Page </w:t>
+          <w:t xml:space="preserve">Prepared by Heritage, Department of the Environment, Tourism, </w:t>
         </w:r>
         <w:r>
           <w:rPr>
-            <w:bCs/>
+            <w:sz w:val="16"/>
+            <w:szCs w:val="16"/>
+          </w:rPr>
+          <w:t>Science</w:t>
+        </w:r>
+        <w:r>
+          <w:rPr>
+            <w:sz w:val="16"/>
+            <w:szCs w:val="16"/>
+          </w:rPr>
+          <w:t xml:space="preserve"> and Innovation_ </w:t>
+        </w:r>
+        <w:r>
+          <w:rPr>
+            <w:sz w:val="16"/>
+            <w:szCs w:val="16"/>
+          </w:rPr>
+          <w:t>{{</w:t>
+        </w:r>
+        <w:r>
+          <w:rPr>
+            <w:sz w:val="16"/>
+            <w:szCs w:val="16"/>
+          </w:rPr>
+          <w:t xml:space="preserve"> </w:t>
+        </w:r>
+        <w:r>
+          <w:rPr>
+            <w:sz w:val="16"/>
+            <w:szCs w:val="16"/>
+          </w:rPr>
+          <w:t xml:space="preserve">date_today </w:t>
+        </w:r>
+        <w:r>
+          <w:rPr>
+            <w:sz w:val="16"/>
+            <w:szCs w:val="16"/>
+          </w:rPr>
+          <w:t>}}</w:t>
+        </w:r>
+        <w:r>
+          <w:rPr>
+            <w:sz w:val="16"/>
+            <w:szCs w:val="16"/>
+          </w:rPr>
+          <w:t xml:space="preserve">    </w:t>
+        </w:r>
+        <w:r>
+          <w:rPr>
+            <w:noProof/>
             <w:sz w:val="16"/>
             <w:szCs w:val="16"/>
           </w:rPr>
@@ -3032,44 +3184,107 @@
           <w:rPr>
             <w:sz w:val="16"/>
             <w:szCs w:val="16"/>
-            <w:bCs/>
           </w:rPr>
-          <w:instrText xml:space="preserve"> PAGE </w:instrText>
-        </w:r>
-        <w:r>
-          <w:rPr>
-            <w:sz w:val="16"/>
-            <w:szCs w:val="16"/>
-            <w:bCs/>
-          </w:rPr>
-          <w:fldChar w:fldCharType="separate"/>
-        </w:r>
-        <w:r>
-          <w:rPr>
-            <w:sz w:val="16"/>
-            <w:szCs w:val="16"/>
-            <w:bCs/>
-          </w:rPr>
-          <w:t>1</w:t>
-        </w:r>
-        <w:r>
-          <w:rPr>
-            <w:sz w:val="16"/>
-            <w:szCs w:val="16"/>
-            <w:bCs/>
-          </w:rPr>
-          <w:fldChar w:fldCharType="end"/>
+          <w:instrText xml:space="preserve"> PAGE   \* MERGEFORMAT </w:instrText>
         </w:r>
         <w:r>
           <w:rPr>
             <w:sz w:val="16"/>
             <w:szCs w:val="16"/>
           </w:rPr>
-          <w:t xml:space="preserve"> of </w:t>
+          <w:fldChar w:fldCharType="separate"/>
         </w:r>
         <w:r>
           <w:rPr>
-            <w:bCs/>
+            <w:noProof/>
+            <w:sz w:val="16"/>
+            <w:szCs w:val="16"/>
+          </w:rPr>
+          <w:t>1</w:t>
+        </w:r>
+        <w:r>
+          <w:rPr>
+            <w:noProof/>
+            <w:sz w:val="16"/>
+            <w:szCs w:val="16"/>
+          </w:rPr>
+          <w:fldChar w:fldCharType="end"/>
+        </w:r>
+      </w:p>
+    </w:sdtContent>
+  </w:sdt>
+</w:ftr>
+</file>
+
+<file path=word/footer2.xml><?xml version="1.0" encoding="utf-8"?>
+<w:ftr xmlns:wpc="http://schemas.microsoft.com/office/word/2010/wordprocessingCanvas" xmlns:cx="http://schemas.microsoft.com/office/drawing/2014/chartex" xmlns:cx1="http://schemas.microsoft.com/office/drawing/2015/9/8/chartex" xmlns:cx2="http://schemas.microsoft.com/office/drawing/2015/10/21/chartex" xmlns:cx3="http://schemas.microsoft.com/office/drawing/2016/5/9/chartex" xmlns:cx4="http://schemas.microsoft.com/office/drawing/2016/5/10/chartex" xmlns:cx5="http://schemas.microsoft.com/office/drawing/2016/5/11/chartex" xmlns:cx6="http://schemas.microsoft.com/office/drawing/2016/5/12/chartex" xmlns:cx7="http://schemas.microsoft.com/office/drawing/2016/5/13/chartex" xmlns:cx8="http://schemas.microsoft.com/office/drawing/2016/5/14/chartex" xmlns:mc="http://schemas.openxmlformats.org/markup-compatibility/2006" xmlns:aink="http://schemas.microsoft.com/office/drawing/2016/ink" xmlns:am3d="http://schemas.microsoft.com/office/drawing/2017/model3d" xmlns:o="urn:schemas-microsoft-com:office:office" xmlns:oel="http://schemas.microsoft.com/office/2019/extlst" xmlns:r="http://schemas.openxmlformats.org/officeDocument/2006/relationships" xmlns:m="http://schemas.openxmlformats.org/officeDocument/2006/math" xmlns:v="urn:schemas-microsoft-com:vml" xmlns:wp14="http://schemas.microsoft.com/office/word/2010/wordprocessingDrawing" xmlns:wp="http://schemas.openxmlformats.org/drawingml/2006/wordprocessingDrawing" xmlns:w10="urn:schemas-microsoft-com:office:word" xmlns:w="http://schemas.openxmlformats.org/wordprocessingml/2006/main" xmlns:w14="http://schemas.microsoft.com/office/word/2010/wordml" xmlns:w15="http://schemas.microsoft.com/office/word/2012/wordml" xmlns:w16cex="http://schemas.microsoft.com/office/word/2018/wordml/cex" xmlns:w16cid="http://schemas.microsoft.com/office/word/2016/wordml/cid" xmlns:w16="http://schemas.microsoft.com/office/word/2018/wordml" xmlns:w16du="http://schemas.microsoft.com/office/word/2023/wordml/word16du" xmlns:w16sdtdh="http://schemas.microsoft.com/office/word/2020/wordml/sdtdatahash" xmlns:w16sdtfl="http://schemas.microsoft.com/office/word/2024/wordml/sdtformatlock" xmlns:w16se="http://schemas.microsoft.com/office/word/2015/wordml/symex" xmlns:wpg="http://schemas.microsoft.com/office/word/2010/wordprocessingGroup" xmlns:wpi="http://schemas.microsoft.com/office/word/2010/wordprocessingInk" xmlns:wne="http://schemas.microsoft.com/office/word/2006/wordml" xmlns:wps="http://schemas.microsoft.com/office/word/2010/wordprocessingShape" mc:Ignorable="w14 w15 w16se w16cid w16 w16cex w16sdtdh w16sdtfl w16du wp14">
+  <w:sdt>
+    <w:sdtPr>
+      <w:id w:val="924077643"/>
+      <w:docPartObj>
+        <w:docPartGallery w:val="Page Numbers (Bottom of Page)"/>
+        <w:docPartUnique/>
+      </w:docPartObj>
+    </w:sdtPr>
+    <w:sdtEndPr>
+      <w:rPr>
+        <w:noProof/>
+        <w:sz w:val="16"/>
+        <w:szCs w:val="16"/>
+      </w:rPr>
+    </w:sdtEndPr>
+    <w:sdtContent>
+      <w:p>
+        <w:pPr>
+          <w:pStyle w:val="Footer"/>
+          <w:pBdr>
+            <w:top w:val="single" w:color="808080" w:themeColor="background1" w:themeShade="80" w:sz="4" w:space="1"/>
+          </w:pBdr>
+          <w:rPr>
+            <w:sz w:val="16"/>
+            <w:szCs w:val="16"/>
+          </w:rPr>
+        </w:pPr>
+        <w:r>
+          <w:rPr>
+            <w:color w:val="5BAEFF" w:themeColor="text1" w:themeTint="80"/>
+            <w:sz w:val="16"/>
+            <w:szCs w:val="16"/>
+          </w:rPr>
+          <w:t xml:space="preserve">Prepared by Heritage, Department of </w:t>
+        </w:r>
+        <w:r>
+          <w:rPr>
+            <w:color w:val="5BAEFF" w:themeColor="text1" w:themeTint="80"/>
+            <w:sz w:val="16"/>
+            <w:szCs w:val="16"/>
+          </w:rPr>
+          <w:t xml:space="preserve">the </w:t>
+        </w:r>
+        <w:r>
+          <w:rPr>
+            <w:color w:val="5BAEFF" w:themeColor="text1" w:themeTint="80"/>
+            <w:sz w:val="16"/>
+            <w:szCs w:val="16"/>
+          </w:rPr>
+          <w:t>Enviro</w:t>
+        </w:r>
+        <w:r>
+          <w:rPr>
+            <w:color w:val="5BAEFF" w:themeColor="text1" w:themeTint="80"/>
+            <w:sz w:val="16"/>
+            <w:szCs w:val="16"/>
+          </w:rPr>
+          <w:t>nment, Tourism, Science and Innovation_ dd Month yyyy</w:t>
+        </w:r>
+        <w:r>
+          <w:rPr>
+            <w:color w:val="5BAEFF" w:themeColor="text1" w:themeTint="80"/>
+          </w:rPr>
+          <w:t xml:space="preserve">                       </w:t>
+        </w:r>
+        <w:r>
+          <w:rPr>
             <w:sz w:val="16"/>
             <w:szCs w:val="16"/>
           </w:rPr>
@@ -3079,108 +3294,39 @@
           <w:rPr>
             <w:sz w:val="16"/>
             <w:szCs w:val="16"/>
-            <w:bCs/>
           </w:rPr>
-          <w:instrText xml:space="preserve"> NUMPAGES </w:instrText>
+          <w:instrText xml:space="preserve"> PAGE   \* MERGEFORMAT </w:instrText>
         </w:r>
         <w:r>
           <w:rPr>
             <w:sz w:val="16"/>
             <w:szCs w:val="16"/>
-            <w:bCs/>
           </w:rPr>
           <w:fldChar w:fldCharType="separate"/>
         </w:r>
         <w:r>
           <w:rPr>
+            <w:noProof/>
             <w:sz w:val="16"/>
             <w:szCs w:val="16"/>
-            <w:bCs/>
           </w:rPr>
-          <w:t>7</w:t>
+          <w:t>2</w:t>
         </w:r>
         <w:r>
           <w:rPr>
+            <w:noProof/>
             <w:sz w:val="16"/>
             <w:szCs w:val="16"/>
-            <w:bCs/>
           </w:rPr>
           <w:fldChar w:fldCharType="end"/>
         </w:r>
       </w:p>
-      <w:p xmlns:wp14="http://schemas.microsoft.com/office/word/2010/wordml" wp14:textId="77777777">
-        <w:pPr>
-          <w:pStyle w:val="Normal"/>
-          <w:tabs>
-            <w:tab w:val="clear" w:pos="720"/>
-            <w:tab w:val="center" w:leader="none" w:pos="4513"/>
-            <w:tab w:val="right" w:leader="none" w:pos="9026"/>
-          </w:tabs>
-          <w:spacing w:before="0" w:after="0" w:line="240" w:lineRule="auto"/>
-          <w:rPr/>
-        </w:pPr>
-        <w:r>
-          <w:rPr>
-            <w:bCs/>
-            <w:sz w:val="16"/>
-            <w:szCs w:val="16"/>
-          </w:rPr>
-          <w:t>Note: This certificate is valid at the date of issue only</w:t>
-        </w:r>
-      </w:p>
     </w:sdtContent>
   </w:sdt>
-  <w:p xmlns:wp14="http://schemas.microsoft.com/office/word/2010/wordml" wp14:textId="77777777">
-    <w:pPr>
-      <w:pStyle w:val="Normal"/>
-      <w:tabs>
-        <w:tab w:val="clear" w:pos="720"/>
-        <w:tab w:val="center" w:leader="none" w:pos="4513"/>
-        <w:tab w:val="right" w:leader="none" w:pos="9026"/>
-      </w:tabs>
-      <w:spacing w:before="0" w:after="0" w:line="240" w:lineRule="auto"/>
-      <w:jc w:val="end"/>
-      <w:rPr>
-        <w:sz w:val="16"/>
-        <w:szCs w:val="16"/>
-      </w:rPr>
-    </w:pPr>
-    <w:r>
-      <w:rPr>
-        <w:sz w:val="16"/>
-        <w:szCs w:val="16"/>
-      </w:rPr>
-    </w:r>
-  </w:p>
-  <w:p xmlns:wp14="http://schemas.microsoft.com/office/word/2010/wordml" wp14:textId="77777777">
-    <w:pPr>
-      <w:pStyle w:val="Footer"/>
-      <w:spacing w:before="0" w:after="120" w:line="240" w:lineRule="auto"/>
-      <w:rPr/>
-    </w:pPr>
-    <w:r>
-      <w:rPr/>
-    </w:r>
-  </w:p>
 </w:ftr>
 </file>
 
-<file path=word/footer4.xml><?xml version="1.0" encoding="utf-8"?>
-<w:ftr xmlns:o="urn:schemas-microsoft-com:office:office" xmlns:r="http://schemas.openxmlformats.org/officeDocument/2006/relationships" xmlns:v="urn:schemas-microsoft-com:vml" xmlns:w="http://schemas.openxmlformats.org/wordprocessingml/2006/main" xmlns:w10="urn:schemas-microsoft-com:office:word" xmlns:wp="http://schemas.openxmlformats.org/drawingml/2006/wordprocessingDrawing" xmlns:pic="http://schemas.openxmlformats.org/drawingml/2006/picture" xmlns:wps="http://schemas.microsoft.com/office/word/2010/wordprocessingShape" xmlns:wpg="http://schemas.microsoft.com/office/word/2010/wordprocessingGroup" xmlns:mc="http://schemas.openxmlformats.org/markup-compatibility/2006" xmlns:wp14="http://schemas.microsoft.com/office/word/2010/wordprocessingDrawing" xmlns:w14="http://schemas.microsoft.com/office/word/2010/wordml" xmlns:w15="http://schemas.microsoft.com/office/word/2012/wordml" mc:Ignorable="w14 wp14 w15">
-  <w:p xmlns:wp14="http://schemas.microsoft.com/office/word/2010/wordml" wp14:textId="77777777">
-    <w:pPr>
-      <w:pStyle w:val="Footer"/>
-      <w:spacing w:before="0" w:after="120"/>
-      <w:rPr/>
-    </w:pPr>
-    <w:r>
-      <w:rPr/>
-    </w:r>
-  </w:p>
-</w:ftr>
-</file>
-
-<file path=word/footer5.xml><?xml version="1.0" encoding="utf-8"?>
+<file path=word/footer3.xml><?xml version="1.0" encoding="utf-8"?>
 <w:ftr xmlns:o="urn:schemas-microsoft-com:office:office" xmlns:r="http://schemas.openxmlformats.org/officeDocument/2006/relationships" xmlns:v="urn:schemas-microsoft-com:vml" xmlns:w="http://schemas.openxmlformats.org/wordprocessingml/2006/main" xmlns:w10="urn:schemas-microsoft-com:office:word" xmlns:wp="http://schemas.openxmlformats.org/drawingml/2006/wordprocessingDrawing" xmlns:pic="http://schemas.openxmlformats.org/drawingml/2006/picture" xmlns:wps="http://schemas.microsoft.com/office/word/2010/wordprocessingShape" xmlns:wpg="http://schemas.microsoft.com/office/word/2010/wordprocessingGroup" xmlns:mc="http://schemas.openxmlformats.org/markup-compatibility/2006" xmlns:wp14="http://schemas.microsoft.com/office/word/2010/wordprocessingDrawing" xmlns:w14="http://schemas.microsoft.com/office/word/2010/wordml" xmlns:w15="http://schemas.microsoft.com/office/word/2012/wordml" xmlns:a="http://schemas.openxmlformats.org/drawingml/2006/main" mc:Ignorable="w14 wp14 w15">
   <w:p>
     <w:pPr>
@@ -3222,6 +3368,7 @@
         <w:p>
           <w:pPr>
             <w:pStyle w:val="Footer"/>
+            <w:spacing w:line="240" w:lineRule="auto"/>
             <w:rPr>
               <w:sz w:val="16"/>
               <w:szCs w:val="16"/>
@@ -3238,6 +3385,7 @@
         <w:p>
           <w:pPr>
             <w:pStyle w:val="Footer"/>
+            <w:spacing w:line="240" w:lineRule="auto"/>
             <w:rPr>
               <w:sz w:val="16"/>
               <w:szCs w:val="16"/>
@@ -3248,7 +3396,28 @@
               <w:sz w:val="16"/>
               <w:szCs w:val="16"/>
             </w:rPr>
-            <w:t>Assessment of significance</w:t>
+            <w:t xml:space="preserve">Heritage Recommendation, </w:t>
+          </w:r>
+          <w:r>
+            <w:rPr>
+              <w:sz w:val="16"/>
+              <w:szCs w:val="16"/>
+            </w:rPr>
+            <w:t>s</w:t>
+          </w:r>
+          <w:r>
+            <w:rPr>
+              <w:sz w:val="16"/>
+              <w:szCs w:val="16"/>
+            </w:rPr>
+            <w:t xml:space="preserve">ection </w:t>
+          </w:r>
+          <w:r>
+            <w:rPr>
+              <w:sz w:val="16"/>
+              <w:szCs w:val="16"/>
+            </w:rPr>
+            <w:t>44(4)(b)</w:t>
           </w:r>
         </w:p>
       </w:tc>
@@ -3262,6 +3431,10 @@
           <w:pPr>
             <w:pStyle w:val="Footer"/>
             <w:jc w:val="right"/>
+            <w:rPr>
+              <w:sz w:val="16"/>
+              <w:szCs w:val="16"/>
+            </w:rPr>
           </w:pPr>
           <w:r>
             <w:rPr>
@@ -3321,9 +3494,13 @@
       </w:tc>
     </w:tr>
   </w:tbl>
-  <w:p xmlns:wp14="http://schemas.microsoft.com/office/word/2010/wordml" wp14:textId="77777777">
+  <w:p xmlns:wp14="http://schemas.microsoft.com/office/word/2010/wordml" wp14:textId="7355B2AF">
     <w:pPr>
       <w:pStyle w:val="Footer"/>
+      <w:rPr>
+        <w:sz w:val="12"/>
+        <w:szCs w:val="12"/>
+      </w:rPr>
     </w:pPr>
     <w:r>
       <w:rPr/>
@@ -3338,8 +3515,8 @@
               <wp:positionV xmlns:wp="http://schemas.openxmlformats.org/drawingml/2006/wordprocessingDrawing" relativeFrom="page">
                 <wp:posOffset>9832975</wp:posOffset>
               </wp:positionV>
-              <wp:extent cx="8349615" cy="1059815"/>
-              <wp:effectExtent l="0" t="0" r="0" b="6985"/>
+              <wp:extent cx="8959850" cy="1024890"/>
+              <wp:effectExtent l="0" t="0" r="0" b="3810"/>
               <wp:wrapNone xmlns:wp="http://schemas.openxmlformats.org/drawingml/2006/wordprocessingDrawing"/>
               <wp:docPr xmlns:wp="http://schemas.openxmlformats.org/drawingml/2006/wordprocessingDrawing" id="9" name="Rectangle 2"/>
               <a:graphic xmlns:a="http://schemas.openxmlformats.org/drawingml/2006/main">
@@ -3349,7 +3526,7 @@
                     <wps:spPr>
                       <a:xfrm>
                         <a:off x="0" y="0"/>
-                        <a:ext cx="8349615" cy="1059815"/>
+                        <a:ext cx="8959850" cy="1024890"/>
                       </a:xfrm>
                       <a:prstGeom prst="rect">
                         <a:avLst/>
@@ -3395,7 +3572,7 @@
                           </w:sdtPr>
                           <w:sdtEndPr/>
                           <w:sdtContent>
-                            <w:p>
+                            <w:p xmlns:wp14="http://schemas.microsoft.com/office/word/2010/wordml" wp14:textId="77777777">
                               <w:pPr>
                                 <w:tabs>
                                   <w:tab w:val="center" w:pos="4513"/>
@@ -3408,7 +3585,7 @@
                                 </w:rPr>
                               </w:pPr>
                             </w:p>
-                            <w:p>
+                            <w:p xmlns:wp14="http://schemas.microsoft.com/office/word/2010/wordml" wp14:textId="77777777">
                               <w:pPr>
                                 <w:tabs>
                                   <w:tab w:val="center" w:pos="4513"/>
@@ -3421,7 +3598,7 @@
                                 </w:rPr>
                               </w:pPr>
                             </w:p>
-                            <w:p>
+                            <w:p xmlns:wp14="http://schemas.microsoft.com/office/word/2010/wordml" wp14:textId="77777777">
                               <w:pPr>
                                 <w:tabs>
                                   <w:tab w:val="center" w:pos="4513"/>
@@ -3436,14 +3613,14 @@
                                 </w:rPr>
                               </w:pPr>
                             </w:p>
-                            <w:p>
+                            <w:p xmlns:wp14="http://schemas.microsoft.com/office/word/2010/wordml" wp14:textId="77777777">
                               <w:pPr>
                                 <w:rPr>
                                   <w:color w:val="FFFFFF"/>
                                 </w:rPr>
                               </w:pPr>
                             </w:p>
-                            <w:p>
+                            <w:p xmlns:wp14="http://schemas.microsoft.com/office/word/2010/wordml" wp14:textId="77777777">
                               <w:pPr>
                                 <w:spacing w:after="200"/>
                                 <w:jc w:val="center"/>
@@ -3521,7 +3698,7 @@
       </w:drawing>
     </w:r>
   </w:p>
-  <w:p xmlns:wp14="http://schemas.microsoft.com/office/word/2010/wordml" wp14:textId="77777777">
+  <w:p>
     <w:pPr>
       <w:pStyle w:val="Footer"/>
       <w:rPr>
@@ -3548,581 +3725,82 @@
 </w:ftr>
 </file>
 
-<file path=word/footer6.xml><?xml version="1.0" encoding="utf-8"?>
-<w:ftr xmlns:o="urn:schemas-microsoft-com:office:office" xmlns:r="http://schemas.openxmlformats.org/officeDocument/2006/relationships" xmlns:v="urn:schemas-microsoft-com:vml" xmlns:w="http://schemas.openxmlformats.org/wordprocessingml/2006/main" xmlns:w10="urn:schemas-microsoft-com:office:word" xmlns:wp="http://schemas.openxmlformats.org/drawingml/2006/wordprocessingDrawing" xmlns:pic="http://schemas.openxmlformats.org/drawingml/2006/picture" xmlns:wps="http://schemas.microsoft.com/office/word/2010/wordprocessingShape" xmlns:wpg="http://schemas.microsoft.com/office/word/2010/wordprocessingGroup" xmlns:mc="http://schemas.openxmlformats.org/markup-compatibility/2006" xmlns:wp14="http://schemas.microsoft.com/office/word/2010/wordprocessingDrawing" xmlns:w14="http://schemas.microsoft.com/office/word/2010/wordml" xmlns:w15="http://schemas.microsoft.com/office/word/2012/wordml" xmlns:a="http://schemas.openxmlformats.org/drawingml/2006/main" mc:Ignorable="w14 wp14 w15">
-  <w:p xmlns:wp14="http://schemas.microsoft.com/office/word/2010/wordml" wp14:textId="77777777">
+<file path=word/footnotes.xml><?xml version="1.0" encoding="utf-8"?>
+<w:footnotes xmlns:wpc="http://schemas.microsoft.com/office/word/2010/wordprocessingCanvas" xmlns:cx="http://schemas.microsoft.com/office/drawing/2014/chartex" xmlns:cx1="http://schemas.microsoft.com/office/drawing/2015/9/8/chartex" xmlns:cx2="http://schemas.microsoft.com/office/drawing/2015/10/21/chartex" xmlns:cx3="http://schemas.microsoft.com/office/drawing/2016/5/9/chartex" xmlns:cx4="http://schemas.microsoft.com/office/drawing/2016/5/10/chartex" xmlns:cx5="http://schemas.microsoft.com/office/drawing/2016/5/11/chartex" xmlns:cx6="http://schemas.microsoft.com/office/drawing/2016/5/12/chartex" xmlns:cx7="http://schemas.microsoft.com/office/drawing/2016/5/13/chartex" xmlns:cx8="http://schemas.microsoft.com/office/drawing/2016/5/14/chartex" xmlns:mc="http://schemas.openxmlformats.org/markup-compatibility/2006" xmlns:aink="http://schemas.microsoft.com/office/drawing/2016/ink" xmlns:am3d="http://schemas.microsoft.com/office/drawing/2017/model3d" xmlns:o="urn:schemas-microsoft-com:office:office" xmlns:oel="http://schemas.microsoft.com/office/2019/extlst" xmlns:r="http://schemas.openxmlformats.org/officeDocument/2006/relationships" xmlns:m="http://schemas.openxmlformats.org/officeDocument/2006/math" xmlns:v="urn:schemas-microsoft-com:vml" xmlns:wp14="http://schemas.microsoft.com/office/word/2010/wordprocessingDrawing" xmlns:wp="http://schemas.openxmlformats.org/drawingml/2006/wordprocessingDrawing" xmlns:w10="urn:schemas-microsoft-com:office:word" xmlns:w="http://schemas.openxmlformats.org/wordprocessingml/2006/main" xmlns:w14="http://schemas.microsoft.com/office/word/2010/wordml" xmlns:w15="http://schemas.microsoft.com/office/word/2012/wordml" xmlns:w16cex="http://schemas.microsoft.com/office/word/2018/wordml/cex" xmlns:w16cid="http://schemas.microsoft.com/office/word/2016/wordml/cid" xmlns:w16="http://schemas.microsoft.com/office/word/2018/wordml" xmlns:w16du="http://schemas.microsoft.com/office/word/2023/wordml/word16du" xmlns:w16sdtdh="http://schemas.microsoft.com/office/word/2020/wordml/sdtdatahash" xmlns:w16sdtfl="http://schemas.microsoft.com/office/word/2024/wordml/sdtformatlock" xmlns:w16se="http://schemas.microsoft.com/office/word/2015/wordml/symex" xmlns:wpg="http://schemas.microsoft.com/office/word/2010/wordprocessingGroup" xmlns:wpi="http://schemas.microsoft.com/office/word/2010/wordprocessingInk" xmlns:wne="http://schemas.microsoft.com/office/word/2006/wordml" xmlns:wps="http://schemas.microsoft.com/office/word/2010/wordprocessingShape" mc:Ignorable="w14 w15 w16se w16cid w16 w16cex w16sdtdh w16sdtfl w16du wp14">
+  <w:footnote w:type="separator" w:id="-1">
+    <w:p>
+      <w:r>
+        <w:separator/>
+      </w:r>
+    </w:p>
+  </w:footnote>
+  <w:footnote w:type="continuationSeparator" w:id="0">
+    <w:p>
+      <w:r>
+        <w:continuationSeparator/>
+      </w:r>
+    </w:p>
+  </w:footnote>
+</w:footnotes>
+</file>
+
+<file path=word/header1.xml><?xml version="1.0" encoding="utf-8"?>
+<w:hdr xmlns:wpc="http://schemas.microsoft.com/office/word/2010/wordprocessingCanvas" xmlns:cx="http://schemas.microsoft.com/office/drawing/2014/chartex" xmlns:cx1="http://schemas.microsoft.com/office/drawing/2015/9/8/chartex" xmlns:cx2="http://schemas.microsoft.com/office/drawing/2015/10/21/chartex" xmlns:cx3="http://schemas.microsoft.com/office/drawing/2016/5/9/chartex" xmlns:cx4="http://schemas.microsoft.com/office/drawing/2016/5/10/chartex" xmlns:cx5="http://schemas.microsoft.com/office/drawing/2016/5/11/chartex" xmlns:cx6="http://schemas.microsoft.com/office/drawing/2016/5/12/chartex" xmlns:cx7="http://schemas.microsoft.com/office/drawing/2016/5/13/chartex" xmlns:cx8="http://schemas.microsoft.com/office/drawing/2016/5/14/chartex" xmlns:mc="http://schemas.openxmlformats.org/markup-compatibility/2006" xmlns:aink="http://schemas.microsoft.com/office/drawing/2016/ink" xmlns:am3d="http://schemas.microsoft.com/office/drawing/2017/model3d" xmlns:o="urn:schemas-microsoft-com:office:office" xmlns:oel="http://schemas.microsoft.com/office/2019/extlst" xmlns:r="http://schemas.openxmlformats.org/officeDocument/2006/relationships" xmlns:m="http://schemas.openxmlformats.org/officeDocument/2006/math" xmlns:v="urn:schemas-microsoft-com:vml" xmlns:wp14="http://schemas.microsoft.com/office/word/2010/wordprocessingDrawing" xmlns:wp="http://schemas.openxmlformats.org/drawingml/2006/wordprocessingDrawing" xmlns:w10="urn:schemas-microsoft-com:office:word" xmlns:w="http://schemas.openxmlformats.org/wordprocessingml/2006/main" xmlns:w14="http://schemas.microsoft.com/office/word/2010/wordml" xmlns:w15="http://schemas.microsoft.com/office/word/2012/wordml" xmlns:w16cex="http://schemas.microsoft.com/office/word/2018/wordml/cex" xmlns:w16cid="http://schemas.microsoft.com/office/word/2016/wordml/cid" xmlns:w16="http://schemas.microsoft.com/office/word/2018/wordml" xmlns:w16du="http://schemas.microsoft.com/office/word/2023/wordml/word16du" xmlns:w16sdtdh="http://schemas.microsoft.com/office/word/2020/wordml/sdtdatahash" xmlns:w16sdtfl="http://schemas.microsoft.com/office/word/2024/wordml/sdtformatlock" xmlns:w16se="http://schemas.microsoft.com/office/word/2015/wordml/symex" xmlns:wpg="http://schemas.microsoft.com/office/word/2010/wordprocessingGroup" xmlns:wpi="http://schemas.microsoft.com/office/word/2010/wordprocessingInk" xmlns:wne="http://schemas.microsoft.com/office/word/2006/wordml" xmlns:wps="http://schemas.microsoft.com/office/word/2010/wordprocessingShape" xmlns:a="http://schemas.openxmlformats.org/drawingml/2006/main" mc:Ignorable="w14 w15 w16se w16cid w16 w16cex w16sdtdh w16sdtfl w16du wp14">
+  <w:p>
     <w:pPr>
-      <w:pStyle w:val="Footer"/>
-      <w:rPr/>
+      <w:pStyle w:val="Header"/>
+      <w:rPr>
+        <w:lang w:val="en-US"/>
+      </w:rPr>
+    </w:pPr>
+  </w:p>
+  <w:p>
+    <w:pPr>
+      <w:pStyle w:val="Header"/>
+      <w:jc w:val="right"/>
+      <w:rPr>
+        <w:lang w:val="en-US"/>
+      </w:rPr>
     </w:pPr>
     <w:r>
-      <w:rPr/>
+      <w:rPr>
+        <w:noProof/>
+        <w:color w:val="005EB8" w:themeColor="text1"/>
+        <w:sz w:val="22"/>
+        <w:szCs w:val="32"/>
+        <w:lang w:val="en-US"/>
+      </w:rPr>
       <mc:AlternateContent>
         <mc:Choice Requires="wps">
           <w:drawing>
-            <wp:anchor xmlns:wp14="http://schemas.microsoft.com/office/word/2010/wordprocessingDrawing" distT="0" distB="0" distL="0" distR="0" simplePos="0" relativeHeight="15" behindDoc="1" locked="0" layoutInCell="0" allowOverlap="1" wp14:anchorId="2A7CF607" wp14:editId="7777777">
+            <wp:anchor distT="0" distB="0" distL="114300" distR="114300" simplePos="0" relativeHeight="251655680" behindDoc="0" locked="0" layoutInCell="1" allowOverlap="1" wp14:anchorId="3D008806" wp14:editId="586F2731">
               <wp:simplePos x="0" y="0"/>
-              <wp:positionH relativeFrom="page">
-                <wp:posOffset>0</wp:posOffset>
+              <wp:positionH relativeFrom="column">
+                <wp:posOffset>-584371</wp:posOffset>
               </wp:positionH>
-              <wp:positionV relativeFrom="page">
-                <wp:posOffset>9832975</wp:posOffset>
+              <wp:positionV relativeFrom="paragraph">
+                <wp:posOffset>267970</wp:posOffset>
               </wp:positionV>
-              <wp:extent cx="7578090" cy="867410"/>
+              <wp:extent cx="15113000" cy="0"/>
               <wp:effectExtent l="0" t="0" r="0" b="0"/>
               <wp:wrapNone/>
-              <wp:docPr id="11" name="Rectangle 2"/>
+              <wp:docPr id="764584714" name="Straight Connector 1"/>
+              <wp:cNvGraphicFramePr/>
               <a:graphic xmlns:a="http://schemas.openxmlformats.org/drawingml/2006/main">
                 <a:graphicData uri="http://schemas.microsoft.com/office/word/2010/wordprocessingShape">
                   <wps:wsp>
-                    <wps:cNvSpPr/>
+                    <wps:cNvCnPr/>
                     <wps:spPr>
                       <a:xfrm>
                         <a:off x="0" y="0"/>
-                        <a:ext cx="7578000" cy="867240"/>
-                      </a:xfrm>
-                      <a:prstGeom prst="rect">
-                        <a:avLst/>
-                      </a:prstGeom>
-                      <a:gradFill rotWithShape="0">
-                        <a:gsLst>
-                          <a:gs pos="0">
-                            <a:schemeClr val="tx1"/>
-                          </a:gs>
-                          <a:gs pos="100000">
-                            <a:srgbClr val="002346"/>
-                          </a:gs>
-                        </a:gsLst>
-                        <a:path path="circle">
-                          <a:fillToRect l="50000" t="50000" r="50000" b="50000"/>
-                        </a:path>
-                      </a:gradFill>
-                      <a:ln w="0">
-                        <a:noFill/>
-                      </a:ln>
-                    </wps:spPr>
-                    <wps:style>
-                      <a:lnRef idx="0">
-                        <a:schemeClr val="accent1"/>
-                      </a:lnRef>
-                      <a:fillRef idx="1">
-                        <a:schemeClr val="accent1"/>
-                      </a:fillRef>
-                      <a:effectRef idx="0">
-                        <a:schemeClr val="accent1"/>
-                      </a:effectRef>
-                      <a:fontRef idx="minor"/>
-                    </wps:style>
-                    <wps:txbx>
-                      <w:txbxContent>
-                        <w:sdt>
-                          <w:sdtPr>
-                            <w:id w:val="1014089488"/>
-                            <w:docPartObj>
-                              <w:docPartGallery w:val="Page Numbers (Bottom of Page)"/>
-                              <w:docPartUnique w:val="true"/>
-                              <w:docPartGallery w:val="Page Numbers (Top of Page)"/>
-                              <w:docPartUnique w:val="true"/>
-                            </w:docPartObj>
-                            <w:id w:val="1406111772"/>
-                          </w:sdtPr>
-                          <w:sdtContent>
-                            <w:p xmlns:wp14="http://schemas.microsoft.com/office/word/2010/wordml" wp14:textId="77777777">
-                              <w:pPr>
-                                <w:pStyle w:val="bharanFhrmauser"/>
-                                <w:tabs>
-                                  <w:tab w:val="clear" w:pos="720"/>
-                                  <w:tab w:val="center" w:leader="none" w:pos="4513"/>
-                                  <w:tab w:val="right" w:leader="none" w:pos="9026"/>
-                                </w:tabs>
-                                <w:spacing w:before="0" w:after="0" w:line="240" w:lineRule="auto"/>
-                                <w:jc w:val="end"/>
-                                <w:rPr>
-                                  <w:color w:val="FFFFFF"/>
-                                </w:rPr>
-                              </w:pPr>
-                              <w:r>
-                                <w:rPr>
-                                  <w:color w:val="FFFFFF"/>
-                                </w:rPr>
-                              </w:r>
-                            </w:p>
-                            <w:p xmlns:wp14="http://schemas.microsoft.com/office/word/2010/wordml" wp14:textId="77777777">
-                              <w:pPr>
-                                <w:pStyle w:val="bharanFhrmauser"/>
-                                <w:tabs>
-                                  <w:tab w:val="clear" w:pos="720"/>
-                                  <w:tab w:val="center" w:leader="none" w:pos="4513"/>
-                                  <w:tab w:val="right" w:leader="none" w:pos="9026"/>
-                                </w:tabs>
-                                <w:spacing w:before="0" w:after="0" w:line="240" w:lineRule="auto"/>
-                                <w:jc w:val="end"/>
-                                <w:rPr>
-                                  <w:color w:val="FFFFFF"/>
-                                </w:rPr>
-                              </w:pPr>
-                              <w:r>
-                                <w:rPr>
-                                  <w:color w:val="FFFFFF"/>
-                                </w:rPr>
-                              </w:r>
-                            </w:p>
-                            <w:p xmlns:wp14="http://schemas.microsoft.com/office/word/2010/wordml" wp14:textId="77777777">
-                              <w:pPr>
-                                <w:pStyle w:val="bharanFhrmauser"/>
-                                <w:tabs>
-                                  <w:tab w:val="clear" w:pos="720"/>
-                                  <w:tab w:val="center" w:leader="none" w:pos="4513"/>
-                                  <w:tab w:val="right" w:leader="none" w:pos="9026"/>
-                                </w:tabs>
-                                <w:spacing w:before="0" w:after="0" w:line="240" w:lineRule="auto"/>
-                                <w:rPr>
-                                  <w:color w:val="FFFFFF"/>
-                                </w:rPr>
-                              </w:pPr>
-                              <w:r>
-                                <w:rPr>
-                                  <w:color w:val="FFFFFF"/>
-                                </w:rPr>
-                                <w:t xml:space="preserve">--------------------------------------------------------------------------                           </w:t>
-                              </w:r>
-                            </w:p>
-                            <w:p xmlns:wp14="http://schemas.microsoft.com/office/word/2010/wordml" wp14:textId="77777777">
-                              <w:pPr>
-                                <w:pStyle w:val="bharanFhrmauser"/>
-                                <w:tabs>
-                                  <w:tab w:val="clear" w:pos="720"/>
-                                  <w:tab w:val="center" w:leader="none" w:pos="4513"/>
-                                  <w:tab w:val="right" w:leader="none" w:pos="9026"/>
-                                </w:tabs>
-                                <w:spacing w:before="0" w:after="0" w:line="240" w:lineRule="auto"/>
-                                <w:rPr>
-                                  <w:color w:val="FFFFFF"/>
-                                </w:rPr>
-                              </w:pPr>
-                              <w:r>
-                                <w:rPr>
-                                  <w:color w:val="FFFFFF"/>
-                                  <w:sz w:val="16"/>
-                                  <w:szCs w:val="16"/>
-                                </w:rPr>
-                                <w:t xml:space="preserve">for the Chief Executive, Department of the Environment, Tourism, Science and Innovation                                                            </w:t>
-                              </w:r>
-                            </w:p>
-                            <w:p xmlns:wp14="http://schemas.microsoft.com/office/word/2010/wordml" wp14:textId="77777777">
-                              <w:pPr>
-                                <w:pStyle w:val="bharanFhrmauser"/>
-                                <w:tabs>
-                                  <w:tab w:val="clear" w:pos="720"/>
-                                  <w:tab w:val="center" w:leader="none" w:pos="4513"/>
-                                  <w:tab w:val="right" w:leader="none" w:pos="9026"/>
-                                </w:tabs>
-                                <w:spacing w:before="0" w:after="0" w:line="240" w:lineRule="auto"/>
-                                <w:rPr>
-                                  <w:color w:val="FFFFFF"/>
-                                </w:rPr>
-                              </w:pPr>
-                              <w:r>
-                                <w:rPr>
-                                  <w:bCs/>
-                                  <w:color w:val="FFFFFF"/>
-                                  <w:sz w:val="16"/>
-                                  <w:szCs w:val="16"/>
-                                </w:rPr>
-                                <w:t>Note: This certificate is valid at the date of issue only</w:t>
-                              </w:r>
-                            </w:p>
-                            <w:p xmlns:wp14="http://schemas.microsoft.com/office/word/2010/wordml" wp14:textId="77777777">
-                              <w:pPr>
-                                <w:pStyle w:val="bharanFhrmauser"/>
-                                <w:tabs>
-                                  <w:tab w:val="clear" w:pos="720"/>
-                                  <w:tab w:val="center" w:leader="none" w:pos="4513"/>
-                                  <w:tab w:val="right" w:leader="none" w:pos="9026"/>
-                                </w:tabs>
-                                <w:spacing w:before="0" w:after="0" w:line="240" w:lineRule="auto"/>
-                                <w:jc w:val="end"/>
-                                <w:rPr>
-                                  <w:color w:val="FFFFFF"/>
-                                  <w:sz w:val="16"/>
-                                  <w:szCs w:val="16"/>
-                                </w:rPr>
-                              </w:pPr>
-                              <w:r>
-                                <w:rPr>
-                                  <w:color w:val="FFFFFF"/>
-                                  <w:sz w:val="16"/>
-                                  <w:szCs w:val="16"/>
-                                </w:rPr>
-                              </w:r>
-                            </w:p>
-                            <w:p xmlns:wp14="http://schemas.microsoft.com/office/word/2010/wordml" wp14:textId="77777777">
-                              <w:pPr>
-                                <w:pStyle w:val="Footer"/>
-                                <w:rPr>
-                                  <w:color w:val="FFFFFF"/>
-                                </w:rPr>
-                              </w:pPr>
-                              <w:r>
-                                <w:rPr>
-                                  <w:color w:val="FFFFFF"/>
-                                </w:rPr>
-                              </w:r>
-                            </w:p>
-                            <w:p xmlns:wp14="http://schemas.microsoft.com/office/word/2010/wordml" wp14:textId="77777777">
-                              <w:pPr>
-                                <w:pStyle w:val="bharanFhrmauser"/>
-                                <w:spacing w:before="0" w:after="200"/>
-                                <w:jc w:val="center"/>
-                                <w:rPr>
-                                  <w:color w:val="FFFFFF"/>
-                                </w:rPr>
-                              </w:pPr>
-                              <w:r>
-                                <w:rPr>
-                                  <w:color w:val="FFFFFF"/>
-                                </w:rPr>
-                              </w:r>
-                            </w:p>
-                          </w:sdtContent>
-                        </w:sdt>
-                      </w:txbxContent>
-                    </wps:txbx>
-                    <wps:bodyPr anchor="ctr">
-                      <a:prstTxWarp prst="textNoShape"/>
-                      <a:noAutofit/>
-                    </wps:bodyPr>
-                  </wps:wsp>
-                </a:graphicData>
-              </a:graphic>
-            </wp:anchor>
-          </w:drawing>
-        </mc:Choice>
-        <mc:Fallback>
-          <w:pict w14:anchorId="7608B1AC">
-            <v:rect xmlns:wp14="http://schemas.microsoft.com/office/word/2010/wordprocessingDrawing" id="shape_0" style="position:absolute;margin-left:0pt;margin-top:774.25pt;width:596.65pt;height:68.25pt;mso-wrap-style:square;v-text-anchor:middle;mso-position-horizontal-relative:page;mso-position-vertical-relative:page" o:allowincell="f" fillcolor="#002346" stroked="f" ID="Rectangle 2" path="m0,0l-2147483645,0l-2147483645,-2147483646l0,-2147483646xe" wp14:anchorId="2A7CF607">
-              <v:fill color2="#005eb8" o:detectmouseclick="t"/>
-              <v:stroke on="false"/>
-              <v:textbox>
-                <w:txbxContent>
-                  <w:sdt>
-                    <w:sdtPr>
-                      <w:id w:val="866861750"/>
-                      <w:docPartObj>
-                        <w:docPartGallery w:val="Page Numbers (Bottom of Page)"/>
-                        <w:docPartUnique w:val="true"/>
-                        <w:docPartGallery w:val="Page Numbers (Top of Page)"/>
-                        <w:docPartUnique w:val="true"/>
-                      </w:docPartObj>
-                      <w:id w:val="1406111772"/>
-                    </w:sdtPr>
-                    <w:sdtContent>
-                      <w:p xmlns:wp14="http://schemas.microsoft.com/office/word/2010/wordml" wp14:textId="77777777">
-                        <w:pPr>
-                          <w:pStyle w:val="bharanFhrmauser"/>
-                          <w:tabs>
-                            <w:tab w:val="clear" w:pos="720"/>
-                            <w:tab w:val="center" w:leader="none" w:pos="4513"/>
-                            <w:tab w:val="right" w:leader="none" w:pos="9026"/>
-                          </w:tabs>
-                          <w:spacing w:before="0" w:after="0" w:line="240" w:lineRule="auto"/>
-                          <w:jc w:val="end"/>
-                          <w:rPr>
-                            <w:color w:val="FFFFFF"/>
-                          </w:rPr>
-                        </w:pPr>
-                        <w:r>
-                          <w:rPr>
-                            <w:color w:val="FFFFFF"/>
-                          </w:rPr>
-                        </w:r>
-                      </w:p>
-                      <w:p xmlns:wp14="http://schemas.microsoft.com/office/word/2010/wordml" wp14:textId="77777777">
-                        <w:pPr>
-                          <w:pStyle w:val="bharanFhrmauser"/>
-                          <w:tabs>
-                            <w:tab w:val="clear" w:pos="720"/>
-                            <w:tab w:val="center" w:leader="none" w:pos="4513"/>
-                            <w:tab w:val="right" w:leader="none" w:pos="9026"/>
-                          </w:tabs>
-                          <w:spacing w:before="0" w:after="0" w:line="240" w:lineRule="auto"/>
-                          <w:jc w:val="end"/>
-                          <w:rPr>
-                            <w:color w:val="FFFFFF"/>
-                          </w:rPr>
-                        </w:pPr>
-                        <w:r>
-                          <w:rPr>
-                            <w:color w:val="FFFFFF"/>
-                          </w:rPr>
-                        </w:r>
-                      </w:p>
-                      <w:p xmlns:wp14="http://schemas.microsoft.com/office/word/2010/wordml" wp14:textId="77777777">
-                        <w:pPr>
-                          <w:pStyle w:val="bharanFhrmauser"/>
-                          <w:tabs>
-                            <w:tab w:val="clear" w:pos="720"/>
-                            <w:tab w:val="center" w:leader="none" w:pos="4513"/>
-                            <w:tab w:val="right" w:leader="none" w:pos="9026"/>
-                          </w:tabs>
-                          <w:spacing w:before="0" w:after="0" w:line="240" w:lineRule="auto"/>
-                          <w:rPr>
-                            <w:color w:val="FFFFFF"/>
-                          </w:rPr>
-                        </w:pPr>
-                        <w:r>
-                          <w:rPr>
-                            <w:color w:val="FFFFFF"/>
-                          </w:rPr>
-                          <w:t xml:space="preserve">--------------------------------------------------------------------------                           </w:t>
-                        </w:r>
-                      </w:p>
-                      <w:p xmlns:wp14="http://schemas.microsoft.com/office/word/2010/wordml" wp14:textId="77777777">
-                        <w:pPr>
-                          <w:pStyle w:val="bharanFhrmauser"/>
-                          <w:tabs>
-                            <w:tab w:val="clear" w:pos="720"/>
-                            <w:tab w:val="center" w:leader="none" w:pos="4513"/>
-                            <w:tab w:val="right" w:leader="none" w:pos="9026"/>
-                          </w:tabs>
-                          <w:spacing w:before="0" w:after="0" w:line="240" w:lineRule="auto"/>
-                          <w:rPr>
-                            <w:color w:val="FFFFFF"/>
-                          </w:rPr>
-                        </w:pPr>
-                        <w:r>
-                          <w:rPr>
-                            <w:color w:val="FFFFFF"/>
-                            <w:sz w:val="16"/>
-                            <w:szCs w:val="16"/>
-                          </w:rPr>
-                          <w:t xml:space="preserve">for the Chief Executive, Department of the Environment, Tourism, Science and Innovation                                                            </w:t>
-                        </w:r>
-                      </w:p>
-                      <w:p xmlns:wp14="http://schemas.microsoft.com/office/word/2010/wordml" wp14:textId="77777777">
-                        <w:pPr>
-                          <w:pStyle w:val="bharanFhrmauser"/>
-                          <w:tabs>
-                            <w:tab w:val="clear" w:pos="720"/>
-                            <w:tab w:val="center" w:leader="none" w:pos="4513"/>
-                            <w:tab w:val="right" w:leader="none" w:pos="9026"/>
-                          </w:tabs>
-                          <w:spacing w:before="0" w:after="0" w:line="240" w:lineRule="auto"/>
-                          <w:rPr>
-                            <w:color w:val="FFFFFF"/>
-                          </w:rPr>
-                        </w:pPr>
-                        <w:r>
-                          <w:rPr>
-                            <w:bCs/>
-                            <w:color w:val="FFFFFF"/>
-                            <w:sz w:val="16"/>
-                            <w:szCs w:val="16"/>
-                          </w:rPr>
-                          <w:t>Note: This certificate is valid at the date of issue only</w:t>
-                        </w:r>
-                      </w:p>
-                      <w:p xmlns:wp14="http://schemas.microsoft.com/office/word/2010/wordml" wp14:textId="77777777">
-                        <w:pPr>
-                          <w:pStyle w:val="bharanFhrmauser"/>
-                          <w:tabs>
-                            <w:tab w:val="clear" w:pos="720"/>
-                            <w:tab w:val="center" w:leader="none" w:pos="4513"/>
-                            <w:tab w:val="right" w:leader="none" w:pos="9026"/>
-                          </w:tabs>
-                          <w:spacing w:before="0" w:after="0" w:line="240" w:lineRule="auto"/>
-                          <w:jc w:val="end"/>
-                          <w:rPr>
-                            <w:color w:val="FFFFFF"/>
-                            <w:sz w:val="16"/>
-                            <w:szCs w:val="16"/>
-                          </w:rPr>
-                        </w:pPr>
-                        <w:r>
-                          <w:rPr>
-                            <w:color w:val="FFFFFF"/>
-                            <w:sz w:val="16"/>
-                            <w:szCs w:val="16"/>
-                          </w:rPr>
-                        </w:r>
-                      </w:p>
-                      <w:p xmlns:wp14="http://schemas.microsoft.com/office/word/2010/wordml" wp14:textId="77777777">
-                        <w:pPr>
-                          <w:pStyle w:val="Footer"/>
-                          <w:rPr>
-                            <w:color w:val="FFFFFF"/>
-                          </w:rPr>
-                        </w:pPr>
-                        <w:r>
-                          <w:rPr>
-                            <w:color w:val="FFFFFF"/>
-                          </w:rPr>
-                        </w:r>
-                      </w:p>
-                      <w:p xmlns:wp14="http://schemas.microsoft.com/office/word/2010/wordml" wp14:textId="77777777">
-                        <w:pPr>
-                          <w:pStyle w:val="bharanFhrmauser"/>
-                          <w:spacing w:before="0" w:after="200"/>
-                          <w:jc w:val="center"/>
-                          <w:rPr>
-                            <w:color w:val="FFFFFF"/>
-                          </w:rPr>
-                        </w:pPr>
-                        <w:r>
-                          <w:rPr>
-                            <w:color w:val="FFFFFF"/>
-                          </w:rPr>
-                        </w:r>
-                      </w:p>
-                    </w:sdtContent>
-                  </w:sdt>
-                </w:txbxContent>
-              </v:textbox>
-              <w10:wrap type="none"/>
-            </v:rect>
-          </w:pict>
-        </mc:Fallback>
-      </mc:AlternateContent>
-    </w:r>
-    <w:r>
-      <w:rPr/>
-      <w:drawing>
-        <wp:anchor xmlns:wp14="http://schemas.microsoft.com/office/word/2010/wordprocessingDrawing" distT="0" distB="0" distL="0" distR="0" simplePos="0" relativeHeight="23" behindDoc="1" locked="0" layoutInCell="1" allowOverlap="1" wp14:anchorId="512DD82A" wp14:editId="7777777">
-          <wp:simplePos x="0" y="0"/>
-          <wp:positionH relativeFrom="column">
-            <wp:posOffset>3590290</wp:posOffset>
-          </wp:positionH>
-          <wp:positionV relativeFrom="paragraph">
-            <wp:posOffset>219710</wp:posOffset>
-          </wp:positionV>
-          <wp:extent cx="3096895" cy="520700"/>
-          <wp:effectExtent l="0" t="0" r="0" b="0"/>
-          <wp:wrapNone/>
-          <wp:docPr id="12" name="Picture 3"/>
-          <wp:cNvGraphicFramePr>
-            <a:graphicFrameLocks xmlns:a="http://schemas.openxmlformats.org/drawingml/2006/main" noChangeAspect="1"/>
-          </wp:cNvGraphicFramePr>
-          <a:graphic xmlns:a="http://schemas.openxmlformats.org/drawingml/2006/main">
-            <a:graphicData uri="http://schemas.openxmlformats.org/drawingml/2006/picture">
-              <pic:pic xmlns:pic="http://schemas.openxmlformats.org/drawingml/2006/picture">
-                <pic:nvPicPr>
-                  <pic:cNvPr id="12" name="Picture 3"/>
-                  <pic:cNvPicPr>
-                    <a:picLocks noChangeAspect="1" noChangeArrowheads="1"/>
-                  </pic:cNvPicPr>
-                </pic:nvPicPr>
-                <pic:blipFill>
-                  <a:blip r:embed="rId1"/>
-                  <a:stretch>
-                    <a:fillRect/>
-                  </a:stretch>
-                </pic:blipFill>
-                <pic:spPr bwMode="auto">
-                  <a:xfrm>
-                    <a:off x="0" y="0"/>
-                    <a:ext cx="3096895" cy="520700"/>
-                  </a:xfrm>
-                  <a:prstGeom prst="rect">
-                    <a:avLst/>
-                  </a:prstGeom>
-                  <a:noFill/>
-                </pic:spPr>
-              </pic:pic>
-            </a:graphicData>
-          </a:graphic>
-        </wp:anchor>
-      </w:drawing>
-    </w:r>
-  </w:p>
-  <w:p xmlns:wp14="http://schemas.microsoft.com/office/word/2010/wordml" wp14:textId="77777777">
-    <w:pPr>
-      <w:pStyle w:val="Footer"/>
-      <w:rPr/>
-    </w:pPr>
-    <w:r>
-      <w:rPr/>
-    </w:r>
-  </w:p>
-  <w:p xmlns:wp14="http://schemas.microsoft.com/office/word/2010/wordml" wp14:textId="77777777">
-    <w:pPr>
-      <w:pStyle w:val="Footer"/>
-      <w:spacing w:before="0" w:after="120" w:line="240" w:lineRule="auto"/>
-      <w:rPr/>
-    </w:pPr>
-    <w:r>
-      <w:rPr/>
-    </w:r>
-  </w:p>
-</w:ftr>
-</file>
-
-<file path=word/header1.xml><?xml version="1.0" encoding="utf-8"?>
-<w:hdr xmlns:o="urn:schemas-microsoft-com:office:office" xmlns:r="http://schemas.openxmlformats.org/officeDocument/2006/relationships" xmlns:v="urn:schemas-microsoft-com:vml" xmlns:w="http://schemas.openxmlformats.org/wordprocessingml/2006/main" xmlns:w10="urn:schemas-microsoft-com:office:word" xmlns:wp="http://schemas.openxmlformats.org/drawingml/2006/wordprocessingDrawing" xmlns:pic="http://schemas.openxmlformats.org/drawingml/2006/picture" xmlns:wps="http://schemas.microsoft.com/office/word/2010/wordprocessingShape" xmlns:wpg="http://schemas.microsoft.com/office/word/2010/wordprocessingGroup" xmlns:mc="http://schemas.openxmlformats.org/markup-compatibility/2006" xmlns:wp14="http://schemas.microsoft.com/office/word/2010/wordprocessingDrawing" xmlns:w14="http://schemas.microsoft.com/office/word/2010/wordml" xmlns:w15="http://schemas.microsoft.com/office/word/2012/wordml" mc:Ignorable="w14 wp14 w15">
-  <w:p xmlns:wp14="http://schemas.microsoft.com/office/word/2010/wordml" wp14:textId="77777777">
-    <w:pPr>
-      <w:pStyle w:val="Header"/>
-      <w:spacing w:before="0" w:after="120"/>
-      <w:rPr/>
-    </w:pPr>
-    <w:r>
-      <w:rPr/>
-    </w:r>
-  </w:p>
-</w:hdr>
-</file>
-
-<file path=word/header2.xml><?xml version="1.0" encoding="utf-8"?>
-<w:hdr xmlns:o="urn:schemas-microsoft-com:office:office" xmlns:r="http://schemas.openxmlformats.org/officeDocument/2006/relationships" xmlns:v="urn:schemas-microsoft-com:vml" xmlns:w="http://schemas.openxmlformats.org/wordprocessingml/2006/main" xmlns:w10="urn:schemas-microsoft-com:office:word" xmlns:wp="http://schemas.openxmlformats.org/drawingml/2006/wordprocessingDrawing" xmlns:pic="http://schemas.openxmlformats.org/drawingml/2006/picture" xmlns:wps="http://schemas.microsoft.com/office/word/2010/wordprocessingShape" xmlns:wpg="http://schemas.microsoft.com/office/word/2010/wordprocessingGroup" xmlns:mc="http://schemas.openxmlformats.org/markup-compatibility/2006" xmlns:wp14="http://schemas.microsoft.com/office/word/2010/wordprocessingDrawing" xmlns:w14="http://schemas.microsoft.com/office/word/2010/wordml" xmlns:w15="http://schemas.microsoft.com/office/word/2012/wordml" xmlns:a="http://schemas.openxmlformats.org/drawingml/2006/main" mc:Ignorable="w14 wp14 w15">
-  <w:p xmlns:wp14="http://schemas.microsoft.com/office/word/2010/wordml" wp14:textId="0F2D3420">
-    <w:pPr>
-      <w:pStyle w:val="Header"/>
-      <w:rPr>
-        <w:sz w:val="16"/>
-        <w:szCs w:val="16"/>
-        <w:lang w:val="en-US"/>
-      </w:rPr>
-    </w:pPr>
-  </w:p>
-  <w:p xmlns:wp14="http://schemas.microsoft.com/office/word/2010/wordml" wp14:textId="77777777">
-    <w:pPr>
-      <w:pStyle w:val="Header"/>
-      <w:spacing w:before="0" w:after="120"/>
-      <w:jc w:val="right"/>
-      <w:rPr>
-        <w:lang w:val="en-US"/>
-      </w:rPr>
-    </w:pPr>
-    <w:r>
-      <mc:AlternateContent>
-        <mc:Choice Requires="wps">
-          <w:drawing>
-            <wp:anchor xmlns:wp14="http://schemas.microsoft.com/office/word/2010/wordprocessingDrawing" distT="6350" distB="6350" distL="635" distR="0" simplePos="0" relativeHeight="8" behindDoc="1" locked="0" layoutInCell="1" allowOverlap="1" wp14:anchorId="6AFFCF2D" wp14:editId="7777777">
-              <wp:simplePos x="0" y="0"/>
-              <wp:positionH relativeFrom="column">
-                <wp:posOffset>-584200</wp:posOffset>
-              </wp:positionH>
-              <wp:positionV relativeFrom="paragraph">
-                <wp:posOffset>267335</wp:posOffset>
-              </wp:positionV>
-              <wp:extent cx="15113000" cy="635"/>
-              <wp:effectExtent l="635" t="6350" r="0" b="6350"/>
-              <wp:wrapNone/>
-              <wp:docPr id="7" name="Straight Connector 1"/>
-              <a:graphic xmlns:a="http://schemas.openxmlformats.org/drawingml/2006/main">
-                <a:graphicData uri="http://schemas.microsoft.com/office/word/2010/wordprocessingShape">
-                  <wps:wsp>
-                    <wps:cNvSpPr/>
-                    <wps:spPr>
-                      <a:xfrm>
-                        <a:off x="0" y="0"/>
-                        <a:ext cx="15113160" cy="720"/>
+                        <a:ext cx="15113000" cy="0"/>
                       </a:xfrm>
                       <a:prstGeom prst="line">
                         <a:avLst/>
                       </a:prstGeom>
                       <a:ln w="12700">
                         <a:solidFill>
-                          <a:srgbClr val="005eb8"/>
+                          <a:schemeClr val="tx1"/>
                         </a:solidFill>
                       </a:ln>
                     </wps:spPr>
@@ -4136,21 +3814,27 @@
                       <a:effectRef idx="0">
                         <a:schemeClr val="dk1"/>
                       </a:effectRef>
-                      <a:fontRef idx="minor"/>
+                      <a:fontRef idx="minor">
+                        <a:schemeClr val="tx1"/>
+                      </a:fontRef>
                     </wps:style>
                     <wps:bodyPr/>
                   </wps:wsp>
                 </a:graphicData>
               </a:graphic>
+              <wp14:sizeRelH relativeFrom="margin">
+                <wp14:pctWidth>0</wp14:pctWidth>
+              </wp14:sizeRelH>
+              <wp14:sizeRelV relativeFrom="margin">
+                <wp14:pctHeight>0</wp14:pctHeight>
+              </wp14:sizeRelV>
             </wp:anchor>
           </w:drawing>
         </mc:Choice>
         <mc:Fallback>
-          <w:pict w14:anchorId="498CDD09">
-            <v:line xmlns:wp14="http://schemas.microsoft.com/office/word/2010/wordprocessingDrawing" id="shape_0" style="position:absolute" o:allowincell="f" stroked="t" from="-46pt,21.05pt" to="1143.95pt,21.05pt" ID="Straight Connector 1" wp14:anchorId="6AFFCF2D">
-              <v:stroke weight="12600" color="#005eb8" joinstyle="miter" endcap="flat"/>
-              <v:fill on="false" o:detectmouseclick="t"/>
-              <w10:wrap type="none"/>
+          <w:pict w14:anchorId="104F2BF6">
+            <v:line id="Straight Connector 1" style="position:absolute;z-index:251655680;visibility:visible;mso-wrap-style:square;mso-width-percent:0;mso-height-percent:0;mso-wrap-distance-left:9pt;mso-wrap-distance-top:0;mso-wrap-distance-right:9pt;mso-wrap-distance-bottom:0;mso-position-horizontal:absolute;mso-position-horizontal-relative:text;mso-position-vertical:absolute;mso-position-vertical-relative:text;mso-width-percent:0;mso-height-percent:0;mso-width-relative:margin;mso-height-relative:margin" o:spid="_x0000_s1026" strokecolor="#005eb8 [3213]" strokeweight="1pt" from="-46pt,21.1pt" to="1144pt,21.1pt" w14:anchorId="230CC867" o:gfxdata="UEsDBBQABgAIAAAAIQC2gziS/gAAAOEBAAATAAAAW0NvbnRlbnRfVHlwZXNdLnhtbJSRQU7DMBBF 90jcwfIWJU67QAgl6YK0S0CoHGBkTxKLZGx5TGhvj5O2G0SRWNoz/78nu9wcxkFMGNg6quQqL6RA 0s5Y6ir5vt9lD1JwBDIwOMJKHpHlpr69KfdHjyxSmriSfYz+USnWPY7AufNIadK6MEJMx9ApD/oD OlTrorhX2lFEilmcO2RdNtjC5xDF9pCuTyYBB5bi6bQ4syoJ3g9WQ0ymaiLzg5KdCXlKLjvcW893 SUOqXwnz5DrgnHtJTxOsQfEKIT7DmDSUCaxw7Rqn8787ZsmRM9e2VmPeBN4uqYvTtW7jvijg9N/y JsXecLq0q+WD6m8AAAD//wMAUEsDBBQABgAIAAAAIQA4/SH/1gAAAJQBAAALAAAAX3JlbHMvLnJl bHOkkMFqwzAMhu+DvYPRfXGawxijTi+j0GvpHsDYimMaW0Yy2fr2M4PBMnrbUb/Q94l/f/hMi1qR JVI2sOt6UJgd+ZiDgffL8ekFlFSbvV0oo4EbChzGx4f9GRdb25HMsYhqlCwG5lrLq9biZkxWOiqY 22YiTra2kYMu1l1tQD30/bPm3wwYN0x18gb45AdQl1tp5j/sFB2T0FQ7R0nTNEV3j6o9feQzro1i OWA14Fm+Q8a1a8+Bvu/d/dMb2JY5uiPbhG/ktn4cqGU/er3pcvwCAAD//wMAUEsDBBQABgAIAAAA IQCW6kmatgEAANMDAAAOAAAAZHJzL2Uyb0RvYy54bWysU9tu3CAQfa+Uf0C8Z21v1Ius9eYhUfJS tVHbfADBwxoVGAR07f37DnjXm96kKOoLZmDOmTmH8eZ6sobtIUSNruPNquYMnMReu13HH7/dXX7g LCbhemHQQccPEPn19uLNZvQtrHFA00NgROJiO/qODyn5tqqiHMCKuEIPji4VBisShWFX9UGMxG5N ta7rd9WIofcBJcRIp7fzJd8WfqVAps9KRUjMdJx6S2UNZX3Ka7XdiHYXhB+0PLYhXtGFFdpR0YXq ViTBfgT9B5XVMmBElVYSbYVKaQlFA6lp6t/UfB2Eh6KFzIl+sSn+P1r5aX/jHgLZMPrYRv8QsopJ BZu/1B+bilmHxSyYEpN02Lxtmqu6JlPl6bI6I32I6R7QsrzpuNEuCxGt2H+MiapR6iklHxvHRqJc vye+HEc0ur/TxpQgDwPcmMD2gp4xTU1+NmJ4lkWRcXR4VlF26WBg5v8Ciuk+9z0X+JWz/37iNI4y M0RR9QV07OpfoGNuhkEZupcCl+xSEV1agFY7DH9r9Sxfzfkn1bPWLPsJ+0N502IHTU5x6zjleTSf xwV+/he3PwEAAP//AwBQSwMEFAAGAAgAAAAhAHTp6cbeAAAACgEAAA8AAABkcnMvZG93bnJldi54 bWxMj8FOwzAQRO9I/IO1SNxapxaFEOJUgIRUlBOFA9zceJtExGsr3jbh7zHiAMedHc28KTezG8QJ x9h70rBaZiCQGm97ajW8vT4tchCRDVkzeEINXxhhU52flaawfqIXPO24FSmEYmE0dMyhkDI2HToT lz4gpd/Bj85wOsdW2tFMKdwNUmXZtXSmp9TQmYCPHTafu6PTUNcP04p5G2+ep/V7HcLHYZuvtb68 mO/vQDDO/GeGH/yEDlVi2vsj2SgGDYtblbawhiulQCSDUnmelP2vIqtS/p9QfQMAAP//AwBQSwEC LQAUAAYACAAAACEAtoM4kv4AAADhAQAAEwAAAAAAAAAAAAAAAAAAAAAAW0NvbnRlbnRfVHlwZXNd LnhtbFBLAQItABQABgAIAAAAIQA4/SH/1gAAAJQBAAALAAAAAAAAAAAAAAAAAC8BAABfcmVscy8u cmVsc1BLAQItABQABgAIAAAAIQCW6kmatgEAANMDAAAOAAAAAAAAAAAAAAAAAC4CAABkcnMvZTJv RG9jLnhtbFBLAQItABQABgAIAAAAIQB06enG3gAAAAoBAAAPAAAAAAAAAAAAAAAAABAEAABkcnMv ZG93bnJldi54bWxQSwUGAAAAAAQABADzAAAAGwUAAAAA ">
+              <v:stroke joinstyle="miter"/>
             </v:line>
           </w:pict>
         </mc:Fallback>
@@ -4160,7 +3844,7 @@
       <w:rPr>
         <w:color w:val="005EB8" w:themeColor="text1"/>
         <w:sz w:val="22"/>
-        <w:szCs w:val="22"/>
+        <w:szCs w:val="32"/>
         <w:lang w:val="en-US"/>
       </w:rPr>
       <w:t>Queensland Government</w:t>
@@ -4169,217 +3853,25 @@
 </w:hdr>
 </file>
 
-<file path=word/header3.xml><?xml version="1.0" encoding="utf-8"?>
-<w:hdr xmlns:o="urn:schemas-microsoft-com:office:office" xmlns:r="http://schemas.openxmlformats.org/officeDocument/2006/relationships" xmlns:v="urn:schemas-microsoft-com:vml" xmlns:w="http://schemas.openxmlformats.org/wordprocessingml/2006/main" xmlns:w10="urn:schemas-microsoft-com:office:word" xmlns:wp="http://schemas.openxmlformats.org/drawingml/2006/wordprocessingDrawing" xmlns:pic="http://schemas.openxmlformats.org/drawingml/2006/picture" xmlns:wps="http://schemas.microsoft.com/office/word/2010/wordprocessingShape" xmlns:wpg="http://schemas.microsoft.com/office/word/2010/wordprocessingGroup" xmlns:mc="http://schemas.openxmlformats.org/markup-compatibility/2006" xmlns:wp14="http://schemas.microsoft.com/office/word/2010/wordprocessingDrawing" xmlns:w14="http://schemas.microsoft.com/office/word/2010/wordml" xmlns:w15="http://schemas.microsoft.com/office/word/2012/wordml" xmlns:a="http://schemas.openxmlformats.org/drawingml/2006/main" mc:Ignorable="w14 wp14 w15">
-  <w:p xmlns:wp14="http://schemas.microsoft.com/office/word/2010/wordml" wp14:textId="77777777">
+<file path=word/header2.xml><?xml version="1.0" encoding="utf-8"?>
+<w:hdr xmlns:wpc="http://schemas.microsoft.com/office/word/2010/wordprocessingCanvas" xmlns:cx="http://schemas.microsoft.com/office/drawing/2014/chartex" xmlns:cx1="http://schemas.microsoft.com/office/drawing/2015/9/8/chartex" xmlns:cx2="http://schemas.microsoft.com/office/drawing/2015/10/21/chartex" xmlns:cx3="http://schemas.microsoft.com/office/drawing/2016/5/9/chartex" xmlns:cx4="http://schemas.microsoft.com/office/drawing/2016/5/10/chartex" xmlns:cx5="http://schemas.microsoft.com/office/drawing/2016/5/11/chartex" xmlns:cx6="http://schemas.microsoft.com/office/drawing/2016/5/12/chartex" xmlns:cx7="http://schemas.microsoft.com/office/drawing/2016/5/13/chartex" xmlns:cx8="http://schemas.microsoft.com/office/drawing/2016/5/14/chartex" xmlns:mc="http://schemas.openxmlformats.org/markup-compatibility/2006" xmlns:aink="http://schemas.microsoft.com/office/drawing/2016/ink" xmlns:am3d="http://schemas.microsoft.com/office/drawing/2017/model3d" xmlns:o="urn:schemas-microsoft-com:office:office" xmlns:oel="http://schemas.microsoft.com/office/2019/extlst" xmlns:r="http://schemas.openxmlformats.org/officeDocument/2006/relationships" xmlns:m="http://schemas.openxmlformats.org/officeDocument/2006/math" xmlns:v="urn:schemas-microsoft-com:vml" xmlns:wp14="http://schemas.microsoft.com/office/word/2010/wordprocessingDrawing" xmlns:wp="http://schemas.openxmlformats.org/drawingml/2006/wordprocessingDrawing" xmlns:w10="urn:schemas-microsoft-com:office:word" xmlns:w="http://schemas.openxmlformats.org/wordprocessingml/2006/main" xmlns:w14="http://schemas.microsoft.com/office/word/2010/wordml" xmlns:w15="http://schemas.microsoft.com/office/word/2012/wordml" xmlns:w16cex="http://schemas.microsoft.com/office/word/2018/wordml/cex" xmlns:w16cid="http://schemas.microsoft.com/office/word/2016/wordml/cid" xmlns:w16="http://schemas.microsoft.com/office/word/2018/wordml" xmlns:w16du="http://schemas.microsoft.com/office/word/2023/wordml/word16du" xmlns:w16sdtdh="http://schemas.microsoft.com/office/word/2020/wordml/sdtdatahash" xmlns:w16sdtfl="http://schemas.microsoft.com/office/word/2024/wordml/sdtformatlock" xmlns:w16se="http://schemas.microsoft.com/office/word/2015/wordml/symex" xmlns:wpg="http://schemas.microsoft.com/office/word/2010/wordprocessingGroup" xmlns:wpi="http://schemas.microsoft.com/office/word/2010/wordprocessingInk" xmlns:wne="http://schemas.microsoft.com/office/word/2006/wordml" xmlns:wps="http://schemas.microsoft.com/office/word/2010/wordprocessingShape" mc:Ignorable="w14 w15 w16se w16cid w16 w16cex w16sdtdh w16sdtfl w16du wp14">
+  <w:p>
     <w:pPr>
       <w:pStyle w:val="Header"/>
-      <w:rPr>
-        <w:lang w:val="en-US"/>
-      </w:rPr>
+      <w:tabs>
+        <w:tab w:val="clear" w:pos="4513"/>
+        <w:tab w:val="clear" w:pos="9026"/>
+        <w:tab w:val="left" w:pos="3200"/>
+      </w:tabs>
     </w:pPr>
     <w:r>
-      <w:rPr>
-        <w:lang w:val="en-US"/>
-      </w:rPr>
-      <w:t xml:space="preserve">Date of issue: </w:t>
-    </w:r>
-    <w:r>
-      <w:rPr>
-        <w:lang w:val="en-US"/>
-      </w:rPr>
-      <w:t>{{ dateOfIssue }}</w:t>
-    </w:r>
-  </w:p>
-  <w:p xmlns:wp14="http://schemas.microsoft.com/office/word/2010/wordml" wp14:textId="77777777">
-    <w:pPr>
-      <w:pStyle w:val="Header"/>
-      <w:rPr>
-        <w:lang w:val="en-US"/>
-      </w:rPr>
-    </w:pPr>
-    <w:r>
-      <w:rPr>
-        <w:sz w:val="16"/>
-        <w:szCs w:val="16"/>
-      </w:rPr>
-      <w:t xml:space="preserve">Page </w:t>
-    </w:r>
-    <w:r>
-      <w:rPr>
-        <w:bCs/>
-        <w:sz w:val="16"/>
-        <w:szCs w:val="16"/>
-      </w:rPr>
-      <w:fldChar w:fldCharType="begin"/>
-    </w:r>
-    <w:r>
-      <w:rPr>
-        <w:sz w:val="16"/>
-        <w:szCs w:val="16"/>
-        <w:bCs/>
-      </w:rPr>
-      <w:instrText xml:space="preserve"> PAGE </w:instrText>
-    </w:r>
-    <w:r>
-      <w:rPr>
-        <w:sz w:val="16"/>
-        <w:szCs w:val="16"/>
-        <w:bCs/>
-      </w:rPr>
-      <w:fldChar w:fldCharType="separate"/>
-    </w:r>
-    <w:r>
-      <w:rPr>
-        <w:sz w:val="16"/>
-        <w:szCs w:val="16"/>
-        <w:bCs/>
-      </w:rPr>
-      <w:t>7</w:t>
-    </w:r>
-    <w:r>
-      <w:rPr>
-        <w:sz w:val="16"/>
-        <w:szCs w:val="16"/>
-        <w:bCs/>
-      </w:rPr>
-      <w:fldChar w:fldCharType="end"/>
-    </w:r>
-    <w:r>
-      <w:rPr>
-        <w:sz w:val="16"/>
-        <w:szCs w:val="16"/>
-      </w:rPr>
-      <w:t xml:space="preserve"> of </w:t>
-    </w:r>
-    <w:r>
-      <w:rPr>
-        <w:bCs/>
-        <w:sz w:val="16"/>
-        <w:szCs w:val="16"/>
-      </w:rPr>
-      <w:fldChar w:fldCharType="begin"/>
-    </w:r>
-    <w:r>
-      <w:rPr>
-        <w:sz w:val="16"/>
-        <w:szCs w:val="16"/>
-        <w:bCs/>
-      </w:rPr>
-      <w:instrText xml:space="preserve"> NUMPAGES </w:instrText>
-    </w:r>
-    <w:r>
-      <w:rPr>
-        <w:sz w:val="16"/>
-        <w:szCs w:val="16"/>
-        <w:bCs/>
-      </w:rPr>
-      <w:fldChar w:fldCharType="separate"/>
-    </w:r>
-    <w:r>
-      <w:rPr>
-        <w:sz w:val="16"/>
-        <w:szCs w:val="16"/>
-        <w:bCs/>
-      </w:rPr>
-      <w:t>7</w:t>
-    </w:r>
-    <w:r>
-      <w:rPr>
-        <w:sz w:val="16"/>
-        <w:szCs w:val="16"/>
-        <w:bCs/>
-      </w:rPr>
-      <w:fldChar w:fldCharType="end"/>
-    </w:r>
-  </w:p>
-  <w:p xmlns:wp14="http://schemas.microsoft.com/office/word/2010/wordml" wp14:textId="77777777">
-    <w:pPr>
-      <w:pStyle w:val="Header"/>
-      <w:spacing w:before="0" w:after="120"/>
-      <w:jc w:val="end"/>
-      <w:rPr>
-        <w:lang w:val="en-US"/>
-      </w:rPr>
-    </w:pPr>
-    <w:r>
-      <mc:AlternateContent>
-        <mc:Choice Requires="wps">
-          <w:drawing>
-            <wp:anchor xmlns:wp14="http://schemas.microsoft.com/office/word/2010/wordprocessingDrawing" distT="6350" distB="6350" distL="635" distR="0" simplePos="0" relativeHeight="8" behindDoc="1" locked="0" layoutInCell="1" allowOverlap="1" wp14:anchorId="6AFFCF2D" wp14:editId="7777777">
-              <wp:simplePos x="0" y="0"/>
-              <wp:positionH relativeFrom="column">
-                <wp:posOffset>-584200</wp:posOffset>
-              </wp:positionH>
-              <wp:positionV relativeFrom="paragraph">
-                <wp:posOffset>267335</wp:posOffset>
-              </wp:positionV>
-              <wp:extent cx="15113000" cy="635"/>
-              <wp:effectExtent l="635" t="6350" r="0" b="6350"/>
-              <wp:wrapNone/>
-              <wp:docPr id="8" name="Straight Connector 1"/>
-              <a:graphic xmlns:a="http://schemas.openxmlformats.org/drawingml/2006/main">
-                <a:graphicData uri="http://schemas.microsoft.com/office/word/2010/wordprocessingShape">
-                  <wps:wsp>
-                    <wps:cNvSpPr/>
-                    <wps:spPr>
-                      <a:xfrm>
-                        <a:off x="0" y="0"/>
-                        <a:ext cx="15113160" cy="720"/>
-                      </a:xfrm>
-                      <a:prstGeom prst="line">
-                        <a:avLst/>
-                      </a:prstGeom>
-                      <a:ln w="12700">
-                        <a:solidFill>
-                          <a:srgbClr val="005eb8"/>
-                        </a:solidFill>
-                      </a:ln>
-                    </wps:spPr>
-                    <wps:style>
-                      <a:lnRef idx="1">
-                        <a:schemeClr val="dk1"/>
-                      </a:lnRef>
-                      <a:fillRef idx="0">
-                        <a:schemeClr val="dk1"/>
-                      </a:fillRef>
-                      <a:effectRef idx="0">
-                        <a:schemeClr val="dk1"/>
-                      </a:effectRef>
-                      <a:fontRef idx="minor"/>
-                    </wps:style>
-                    <wps:bodyPr/>
-                  </wps:wsp>
-                </a:graphicData>
-              </a:graphic>
-            </wp:anchor>
-          </w:drawing>
-        </mc:Choice>
-        <mc:Fallback>
-          <w:pict w14:anchorId="137E3908">
-            <v:line xmlns:wp14="http://schemas.microsoft.com/office/word/2010/wordprocessingDrawing" id="shape_0" style="position:absolute" o:allowincell="f" stroked="t" from="-46pt,21.05pt" to="1143.95pt,21.05pt" ID="Straight Connector 1" wp14:anchorId="6AFFCF2D">
-              <v:stroke weight="12600" color="#005eb8" joinstyle="miter" endcap="flat"/>
-              <v:fill on="false" o:detectmouseclick="t"/>
-              <w10:wrap type="none"/>
-            </v:line>
-          </w:pict>
-        </mc:Fallback>
-      </mc:AlternateContent>
-    </w:r>
-    <w:r>
-      <w:rPr>
-        <w:color w:val="005EB8" w:themeColor="text1"/>
-        <w:sz w:val="22"/>
-        <w:szCs w:val="32"/>
-        <w:lang w:val="en-US"/>
-      </w:rPr>
-      <w:t>Queensland Government</w:t>
+      <w:tab/>
     </w:r>
   </w:p>
 </w:hdr>
 </file>
 
-<file path=word/header4.xml><?xml version="1.0" encoding="utf-8"?>
+<file path=word/header3.xml><?xml version="1.0" encoding="utf-8"?>
 <w:hdr xmlns:wp14="http://schemas.microsoft.com/office/word/2010/wordprocessingDrawing" xmlns:w14="http://schemas.microsoft.com/office/word/2010/wordml" xmlns:w="http://schemas.openxmlformats.org/wordprocessingml/2006/main" xmlns:mc="http://schemas.openxmlformats.org/markup-compatibility/2006" mc:Ignorable="wp14">
   <w:tbl>
     <w:tblPr>
@@ -4389,9 +3881,9 @@
       <w:tblLook w:val="06A0" w:firstRow="1" w:lastRow="0" w:firstColumn="1" w:lastColumn="0" w:noHBand="1" w:noVBand="1"/>
     </w:tblPr>
     <w:tblGrid>
-      <w:gridCol w:w="3005"/>
-      <w:gridCol w:w="3005"/>
-      <w:gridCol w:w="3005"/>
+      <w:gridCol w:w="3015"/>
+      <w:gridCol w:w="3015"/>
+      <w:gridCol w:w="3015"/>
     </w:tblGrid>
     <w:tr xmlns:wp14="http://schemas.microsoft.com/office/word/2010/wordml" wp14:textId="77777777">
       <w:trPr>
@@ -4399,547 +3891,922 @@
       </w:trPr>
       <w:tc>
         <w:tcPr>
-          <w:tcW w:w="3005" w:type="dxa"/>
+          <w:tcW w:w="3015" w:type="dxa"/>
           <w:tcMar/>
         </w:tcPr>
         <w:p>
           <w:pPr>
             <w:pStyle w:val="Header"/>
             <w:bidi w:val="0"/>
-            <w:ind w:left="-115"/>
             <w:jc w:val="left"/>
           </w:pPr>
         </w:p>
       </w:tc>
       <w:tc>
         <w:tcPr>
-          <w:tcW w:w="3005" w:type="dxa"/>
+          <w:tcW w:w="3015" w:type="dxa"/>
           <w:tcMar/>
         </w:tcPr>
-        <w:p>
-          <w:pPr>
-            <w:pStyle w:val="Header"/>
-            <w:bidi w:val="0"/>
-            <w:jc w:val="center"/>
-          </w:pPr>
-        </w:p>
+        <w:p/>
       </w:tc>
       <w:tc>
         <w:tcPr>
-          <w:tcW w:w="3005" w:type="dxa"/>
+          <w:tcW w:w="3015" w:type="dxa"/>
           <w:tcMar/>
         </w:tcPr>
-        <w:p>
-          <w:pPr>
-            <w:pStyle w:val="Header"/>
-            <w:bidi w:val="0"/>
-            <w:ind w:right="-115"/>
-            <w:jc w:val="right"/>
-          </w:pPr>
-        </w:p>
+        <w:p/>
       </w:tc>
     </w:tr>
   </w:tbl>
-  <w:p>
-    <w:pPr>
-      <w:pStyle w:val="Header"/>
-      <w:bidi w:val="0"/>
-    </w:pPr>
-  </w:p>
 </w:hdr>
 </file>
 
-<file path=word/header5.xml><?xml version="1.0" encoding="utf-8"?>
-<w:hdr xmlns:wp14="http://schemas.microsoft.com/office/word/2010/wordprocessingDrawing" xmlns:w14="http://schemas.microsoft.com/office/word/2010/wordml" xmlns:w="http://schemas.openxmlformats.org/wordprocessingml/2006/main" xmlns:mc="http://schemas.openxmlformats.org/markup-compatibility/2006" mc:Ignorable="wp14">
-  <w:tbl>
-    <w:tblPr>
-      <w:tblStyle w:val="TableNormal"/>
-      <w:bidiVisual w:val="0"/>
-      <w:tblW w:w="0" w:type="auto"/>
-      <w:tblLook w:val="06A0" w:firstRow="1" w:lastRow="0" w:firstColumn="1" w:lastColumn="0" w:noHBand="1" w:noVBand="1"/>
-    </w:tblPr>
-    <w:tblGrid>
-      <w:gridCol w:w="3005"/>
-      <w:gridCol w:w="3005"/>
-      <w:gridCol w:w="3005"/>
-    </w:tblGrid>
-    <w:tr xmlns:wp14="http://schemas.microsoft.com/office/word/2010/wordml" wp14:textId="77777777">
-      <w:trPr>
-        <w:trHeight w:val="300"/>
-      </w:trPr>
-      <w:tc>
-        <w:tcPr>
-          <w:tcW w:w="3005" w:type="dxa"/>
-          <w:tcMar/>
-        </w:tcPr>
-        <w:p>
-          <w:pPr>
-            <w:pStyle w:val="Header"/>
-            <w:bidi w:val="0"/>
-            <w:ind w:left="-115"/>
-            <w:jc w:val="left"/>
-          </w:pPr>
-        </w:p>
-      </w:tc>
-      <w:tc>
-        <w:tcPr>
-          <w:tcW w:w="3005" w:type="dxa"/>
-          <w:tcMar/>
-        </w:tcPr>
-        <w:p>
-          <w:pPr>
-            <w:pStyle w:val="Header"/>
-            <w:bidi w:val="0"/>
-            <w:jc w:val="center"/>
-          </w:pPr>
-        </w:p>
-      </w:tc>
-      <w:tc>
-        <w:tcPr>
-          <w:tcW w:w="3005" w:type="dxa"/>
-          <w:tcMar/>
-        </w:tcPr>
-        <w:p>
-          <w:pPr>
-            <w:pStyle w:val="Header"/>
-            <w:bidi w:val="0"/>
-            <w:ind w:right="-115"/>
-            <w:jc w:val="right"/>
-          </w:pPr>
-        </w:p>
-      </w:tc>
-    </w:tr>
-  </w:tbl>
-  <w:p>
-    <w:pPr>
-      <w:pStyle w:val="Header"/>
-      <w:bidi w:val="0"/>
-    </w:pPr>
-  </w:p>
-</w:hdr>
-</file>
-
-<file path=word/header6.xml><?xml version="1.0" encoding="utf-8"?>
-<w:hdr xmlns:wp14="http://schemas.microsoft.com/office/word/2010/wordprocessingDrawing" xmlns:w14="http://schemas.microsoft.com/office/word/2010/wordml" xmlns:w="http://schemas.openxmlformats.org/wordprocessingml/2006/main" xmlns:mc="http://schemas.openxmlformats.org/markup-compatibility/2006" mc:Ignorable="wp14">
-  <w:tbl>
-    <w:tblPr>
-      <w:tblStyle w:val="TableNormal"/>
-      <w:bidiVisual w:val="0"/>
-      <w:tblW w:w="0" w:type="auto"/>
-      <w:tblLook w:val="06A0" w:firstRow="1" w:lastRow="0" w:firstColumn="1" w:lastColumn="0" w:noHBand="1" w:noVBand="1"/>
-    </w:tblPr>
-    <w:tblGrid>
-      <w:gridCol w:w="3005"/>
-      <w:gridCol w:w="3005"/>
-      <w:gridCol w:w="3005"/>
-    </w:tblGrid>
-    <w:tr xmlns:wp14="http://schemas.microsoft.com/office/word/2010/wordml" wp14:textId="77777777">
-      <w:trPr>
-        <w:trHeight w:val="300"/>
-      </w:trPr>
-      <w:tc>
-        <w:tcPr>
-          <w:tcW w:w="3005" w:type="dxa"/>
-          <w:tcMar/>
-        </w:tcPr>
-        <w:p>
-          <w:pPr>
-            <w:pStyle w:val="Header"/>
-            <w:bidi w:val="0"/>
-            <w:ind w:left="-115"/>
-            <w:jc w:val="left"/>
-          </w:pPr>
-        </w:p>
-      </w:tc>
-      <w:tc>
-        <w:tcPr>
-          <w:tcW w:w="3005" w:type="dxa"/>
-          <w:tcMar/>
-        </w:tcPr>
-        <w:p>
-          <w:pPr>
-            <w:pStyle w:val="Header"/>
-            <w:bidi w:val="0"/>
-            <w:jc w:val="center"/>
-          </w:pPr>
-        </w:p>
-      </w:tc>
-      <w:tc>
-        <w:tcPr>
-          <w:tcW w:w="3005" w:type="dxa"/>
-          <w:tcMar/>
-        </w:tcPr>
-        <w:p>
-          <w:pPr>
-            <w:pStyle w:val="Header"/>
-            <w:bidi w:val="0"/>
-            <w:ind w:right="-115"/>
-            <w:jc w:val="right"/>
-          </w:pPr>
-        </w:p>
-      </w:tc>
-    </w:tr>
-  </w:tbl>
-  <w:p>
-    <w:pPr>
-      <w:pStyle w:val="Header"/>
-      <w:bidi w:val="0"/>
-    </w:pPr>
-  </w:p>
-</w:hdr>
-</file>
-
-<file path=word/header7.xml><?xml version="1.0" encoding="utf-8"?>
-<w:hdr xmlns:wp14="http://schemas.microsoft.com/office/word/2010/wordprocessingDrawing" xmlns:w14="http://schemas.microsoft.com/office/word/2010/wordml" xmlns:w="http://schemas.openxmlformats.org/wordprocessingml/2006/main" xmlns:mc="http://schemas.openxmlformats.org/markup-compatibility/2006" mc:Ignorable="wp14">
-  <w:tbl>
-    <w:tblPr>
-      <w:tblStyle w:val="TableNormal"/>
-      <w:bidiVisual w:val="0"/>
-      <w:tblW w:w="0" w:type="auto"/>
-      <w:tblLook w:val="06A0" w:firstRow="1" w:lastRow="0" w:firstColumn="1" w:lastColumn="0" w:noHBand="1" w:noVBand="1"/>
-    </w:tblPr>
-    <w:tblGrid>
-      <w:gridCol w:w="3005"/>
-      <w:gridCol w:w="3005"/>
-      <w:gridCol w:w="3005"/>
-    </w:tblGrid>
-    <w:tr xmlns:wp14="http://schemas.microsoft.com/office/word/2010/wordml" wp14:textId="77777777">
-      <w:trPr>
-        <w:trHeight w:val="300"/>
-      </w:trPr>
-      <w:tc>
-        <w:tcPr>
-          <w:tcW w:w="3005" w:type="dxa"/>
-          <w:tcMar/>
-        </w:tcPr>
-        <w:p>
-          <w:pPr>
-            <w:pStyle w:val="Header"/>
-            <w:bidi w:val="0"/>
-            <w:ind w:left="-115"/>
-            <w:jc w:val="left"/>
-          </w:pPr>
-        </w:p>
-      </w:tc>
-      <w:tc>
-        <w:tcPr>
-          <w:tcW w:w="3005" w:type="dxa"/>
-          <w:tcMar/>
-        </w:tcPr>
-        <w:p>
-          <w:pPr>
-            <w:pStyle w:val="Header"/>
-            <w:bidi w:val="0"/>
-            <w:jc w:val="center"/>
-          </w:pPr>
-        </w:p>
-      </w:tc>
-      <w:tc>
-        <w:tcPr>
-          <w:tcW w:w="3005" w:type="dxa"/>
-          <w:tcMar/>
-        </w:tcPr>
-        <w:p>
-          <w:pPr>
-            <w:pStyle w:val="Header"/>
-            <w:bidi w:val="0"/>
-            <w:ind w:right="-115"/>
-            <w:jc w:val="right"/>
-          </w:pPr>
-        </w:p>
-      </w:tc>
-    </w:tr>
-  </w:tbl>
-  <w:p/>
-</w:hdr>
-</file>
-
-<file path=word/intelligence2.xml><?xml version="1.0" encoding="utf-8"?>
-<int2:intelligence xmlns:int2="http://schemas.microsoft.com/office/intelligence/2020/intelligence">
-  <int2:observations>
-    <int2:bookmark int2:bookmarkName="_Int_pCRqhXYp" int2:invalidationBookmarkName="" int2:hashCode="rybxYVi286nyco" int2:id="k3yYHYOi">
-      <int2:state int2:type="gram" int2:value="Rejected"/>
-    </int2:bookmark>
-  </int2:observations>
-  <int2:intelligenceSettings/>
-</int2:intelligence>
-</file>
-
 <file path=word/numbering.xml><?xml version="1.0" encoding="utf-8"?>
-<w:numbering xmlns:w="http://schemas.openxmlformats.org/wordprocessingml/2006/main" xmlns:o="urn:schemas-microsoft-com:office:office" xmlns:r="http://schemas.openxmlformats.org/officeDocument/2006/relationships" xmlns:v="urn:schemas-microsoft-com:vml" xmlns:mc="http://schemas.openxmlformats.org/markup-compatibility/2006" xmlns:w14="http://schemas.microsoft.com/office/word/2010/wordml" mc:Ignorable="w14">
-  <w:abstractNum w:abstractNumId="1">
-    <w:lvl w:ilvl="0">
+<w:numbering xmlns:wpc="http://schemas.microsoft.com/office/word/2010/wordprocessingCanvas" xmlns:cx="http://schemas.microsoft.com/office/drawing/2014/chartex" xmlns:cx1="http://schemas.microsoft.com/office/drawing/2015/9/8/chartex" xmlns:cx2="http://schemas.microsoft.com/office/drawing/2015/10/21/chartex" xmlns:cx3="http://schemas.microsoft.com/office/drawing/2016/5/9/chartex" xmlns:cx4="http://schemas.microsoft.com/office/drawing/2016/5/10/chartex" xmlns:cx5="http://schemas.microsoft.com/office/drawing/2016/5/11/chartex" xmlns:cx6="http://schemas.microsoft.com/office/drawing/2016/5/12/chartex" xmlns:cx7="http://schemas.microsoft.com/office/drawing/2016/5/13/chartex" xmlns:cx8="http://schemas.microsoft.com/office/drawing/2016/5/14/chartex" xmlns:mc="http://schemas.openxmlformats.org/markup-compatibility/2006" xmlns:aink="http://schemas.microsoft.com/office/drawing/2016/ink" xmlns:am3d="http://schemas.microsoft.com/office/drawing/2017/model3d" xmlns:o="urn:schemas-microsoft-com:office:office" xmlns:oel="http://schemas.microsoft.com/office/2019/extlst" xmlns:r="http://schemas.openxmlformats.org/officeDocument/2006/relationships" xmlns:m="http://schemas.openxmlformats.org/officeDocument/2006/math" xmlns:v="urn:schemas-microsoft-com:vml" xmlns:wp14="http://schemas.microsoft.com/office/word/2010/wordprocessingDrawing" xmlns:wp="http://schemas.openxmlformats.org/drawingml/2006/wordprocessingDrawing" xmlns:w10="urn:schemas-microsoft-com:office:word" xmlns:w="http://schemas.openxmlformats.org/wordprocessingml/2006/main" xmlns:w14="http://schemas.microsoft.com/office/word/2010/wordml" xmlns:w15="http://schemas.microsoft.com/office/word/2012/wordml" xmlns:w16cex="http://schemas.microsoft.com/office/word/2018/wordml/cex" xmlns:w16cid="http://schemas.microsoft.com/office/word/2016/wordml/cid" xmlns:w16="http://schemas.microsoft.com/office/word/2018/wordml" xmlns:w16du="http://schemas.microsoft.com/office/word/2023/wordml/word16du" xmlns:w16sdtdh="http://schemas.microsoft.com/office/word/2020/wordml/sdtdatahash" xmlns:w16sdtfl="http://schemas.microsoft.com/office/word/2024/wordml/sdtformatlock" xmlns:w16se="http://schemas.microsoft.com/office/word/2015/wordml/symex" xmlns:wpg="http://schemas.microsoft.com/office/word/2010/wordprocessingGroup" xmlns:wpi="http://schemas.microsoft.com/office/word/2010/wordprocessingInk" xmlns:wne="http://schemas.microsoft.com/office/word/2006/wordml" xmlns:wps="http://schemas.microsoft.com/office/word/2010/wordprocessingShape" mc:Ignorable="w14 w15 w16se w16cid w16 w16cex w16sdtdh w16sdtfl w16du wp14">
+  <w:abstractNum w:abstractNumId="0" w15:restartNumberingAfterBreak="0">
+    <w:nsid w:val="01605C98"/>
+    <w:multiLevelType w:val="hybridMultilevel"/>
+    <w:tmpl w:val="E0FCBF26"/>
+    <w:lvl w:ilvl="0" w:tplc="0809000F">
+      <w:start w:val="1"/>
+      <w:numFmt w:val="decimal"/>
+      <w:lvlText w:val="%1."/>
+      <w:lvlJc w:val="left"/>
+      <w:pPr>
+        <w:ind w:left="720" w:hanging="360"/>
+      </w:pPr>
+    </w:lvl>
+    <w:lvl w:ilvl="1" w:tplc="08090019" w:tentative="1">
+      <w:start w:val="1"/>
+      <w:numFmt w:val="lowerLetter"/>
+      <w:lvlText w:val="%2."/>
+      <w:lvlJc w:val="left"/>
+      <w:pPr>
+        <w:ind w:left="1440" w:hanging="360"/>
+      </w:pPr>
+    </w:lvl>
+    <w:lvl w:ilvl="2" w:tplc="0809001B" w:tentative="1">
+      <w:start w:val="1"/>
+      <w:numFmt w:val="lowerRoman"/>
+      <w:lvlText w:val="%3."/>
+      <w:lvlJc w:val="right"/>
+      <w:pPr>
+        <w:ind w:left="2160" w:hanging="180"/>
+      </w:pPr>
+    </w:lvl>
+    <w:lvl w:ilvl="3" w:tplc="0809000F" w:tentative="1">
+      <w:start w:val="1"/>
+      <w:numFmt w:val="decimal"/>
+      <w:lvlText w:val="%4."/>
+      <w:lvlJc w:val="left"/>
+      <w:pPr>
+        <w:ind w:left="2880" w:hanging="360"/>
+      </w:pPr>
+    </w:lvl>
+    <w:lvl w:ilvl="4" w:tplc="08090019" w:tentative="1">
+      <w:start w:val="1"/>
+      <w:numFmt w:val="lowerLetter"/>
+      <w:lvlText w:val="%5."/>
+      <w:lvlJc w:val="left"/>
+      <w:pPr>
+        <w:ind w:left="3600" w:hanging="360"/>
+      </w:pPr>
+    </w:lvl>
+    <w:lvl w:ilvl="5" w:tplc="0809001B" w:tentative="1">
+      <w:start w:val="1"/>
+      <w:numFmt w:val="lowerRoman"/>
+      <w:lvlText w:val="%6."/>
+      <w:lvlJc w:val="right"/>
+      <w:pPr>
+        <w:ind w:left="4320" w:hanging="180"/>
+      </w:pPr>
+    </w:lvl>
+    <w:lvl w:ilvl="6" w:tplc="0809000F" w:tentative="1">
+      <w:start w:val="1"/>
+      <w:numFmt w:val="decimal"/>
+      <w:lvlText w:val="%7."/>
+      <w:lvlJc w:val="left"/>
+      <w:pPr>
+        <w:ind w:left="5040" w:hanging="360"/>
+      </w:pPr>
+    </w:lvl>
+    <w:lvl w:ilvl="7" w:tplc="08090019" w:tentative="1">
+      <w:start w:val="1"/>
+      <w:numFmt w:val="lowerLetter"/>
+      <w:lvlText w:val="%8."/>
+      <w:lvlJc w:val="left"/>
+      <w:pPr>
+        <w:ind w:left="5760" w:hanging="360"/>
+      </w:pPr>
+    </w:lvl>
+    <w:lvl w:ilvl="8" w:tplc="0809001B" w:tentative="1">
+      <w:start w:val="1"/>
+      <w:numFmt w:val="lowerRoman"/>
+      <w:lvlText w:val="%9."/>
+      <w:lvlJc w:val="right"/>
+      <w:pPr>
+        <w:ind w:left="6480" w:hanging="180"/>
+      </w:pPr>
+    </w:lvl>
+  </w:abstractNum>
+  <w:abstractNum w:abstractNumId="1" w15:restartNumberingAfterBreak="0">
+    <w:nsid w:val="070046D6"/>
+    <w:multiLevelType w:val="hybridMultilevel"/>
+    <w:tmpl w:val="8ED8738A"/>
+    <w:lvl w:ilvl="0" w:tplc="2C1A4ED0">
       <w:start w:val="1"/>
       <w:numFmt w:val="bullet"/>
       <w:lvlText w:val=""/>
-      <w:lvlJc w:val="start"/>
-      <w:pPr>
-        <w:tabs>
-          <w:tab w:val="num" w:pos="0"/>
-        </w:tabs>
-        <w:ind w:start="720" w:hanging="360"/>
-      </w:pPr>
-      <w:rPr>
-        <w:rFonts w:hint="default" w:ascii="Symbol" w:hAnsi="Symbol" w:cs="Symbol"/>
-      </w:rPr>
-    </w:lvl>
-    <w:lvl w:ilvl="1">
+      <w:lvlJc w:val="left"/>
+      <w:pPr>
+        <w:ind w:left="1440" w:hanging="360"/>
+      </w:pPr>
+      <w:rPr>
+        <w:rFonts w:hint="default" w:ascii="Symbol" w:hAnsi="Symbol"/>
+      </w:rPr>
+    </w:lvl>
+    <w:lvl w:ilvl="1" w:tplc="0C090003" w:tentative="1">
       <w:start w:val="1"/>
       <w:numFmt w:val="bullet"/>
       <w:lvlText w:val="o"/>
-      <w:lvlJc w:val="start"/>
-      <w:pPr>
-        <w:tabs>
-          <w:tab w:val="num" w:pos="0"/>
-        </w:tabs>
-        <w:ind w:start="1440" w:hanging="360"/>
+      <w:lvlJc w:val="left"/>
+      <w:pPr>
+        <w:ind w:left="2160" w:hanging="360"/>
       </w:pPr>
       <w:rPr>
         <w:rFonts w:hint="default" w:ascii="Courier New" w:hAnsi="Courier New" w:cs="Courier New"/>
       </w:rPr>
     </w:lvl>
-    <w:lvl w:ilvl="2">
+    <w:lvl w:ilvl="2" w:tplc="0C090005" w:tentative="1">
       <w:start w:val="1"/>
       <w:numFmt w:val="bullet"/>
       <w:lvlText w:val=""/>
-      <w:lvlJc w:val="start"/>
-      <w:pPr>
-        <w:tabs>
-          <w:tab w:val="num" w:pos="0"/>
-        </w:tabs>
-        <w:ind w:start="2160" w:hanging="360"/>
-      </w:pPr>
-      <w:rPr>
-        <w:rFonts w:hint="default" w:ascii="Wingdings" w:hAnsi="Wingdings" w:cs="Wingdings"/>
-      </w:rPr>
-    </w:lvl>
-    <w:lvl w:ilvl="3">
+      <w:lvlJc w:val="left"/>
+      <w:pPr>
+        <w:ind w:left="2880" w:hanging="360"/>
+      </w:pPr>
+      <w:rPr>
+        <w:rFonts w:hint="default" w:ascii="Wingdings" w:hAnsi="Wingdings"/>
+      </w:rPr>
+    </w:lvl>
+    <w:lvl w:ilvl="3" w:tplc="0C090001" w:tentative="1">
       <w:start w:val="1"/>
       <w:numFmt w:val="bullet"/>
       <w:lvlText w:val=""/>
-      <w:lvlJc w:val="start"/>
-      <w:pPr>
-        <w:tabs>
-          <w:tab w:val="num" w:pos="0"/>
-        </w:tabs>
-        <w:ind w:start="2880" w:hanging="360"/>
-      </w:pPr>
-      <w:rPr>
-        <w:rFonts w:hint="default" w:ascii="Symbol" w:hAnsi="Symbol" w:cs="Symbol"/>
-      </w:rPr>
-    </w:lvl>
-    <w:lvl w:ilvl="4">
+      <w:lvlJc w:val="left"/>
+      <w:pPr>
+        <w:ind w:left="3600" w:hanging="360"/>
+      </w:pPr>
+      <w:rPr>
+        <w:rFonts w:hint="default" w:ascii="Symbol" w:hAnsi="Symbol"/>
+      </w:rPr>
+    </w:lvl>
+    <w:lvl w:ilvl="4" w:tplc="0C090003" w:tentative="1">
       <w:start w:val="1"/>
       <w:numFmt w:val="bullet"/>
       <w:lvlText w:val="o"/>
-      <w:lvlJc w:val="start"/>
-      <w:pPr>
-        <w:tabs>
-          <w:tab w:val="num" w:pos="0"/>
-        </w:tabs>
-        <w:ind w:start="3600" w:hanging="360"/>
+      <w:lvlJc w:val="left"/>
+      <w:pPr>
+        <w:ind w:left="4320" w:hanging="360"/>
       </w:pPr>
       <w:rPr>
         <w:rFonts w:hint="default" w:ascii="Courier New" w:hAnsi="Courier New" w:cs="Courier New"/>
       </w:rPr>
     </w:lvl>
-    <w:lvl w:ilvl="5">
+    <w:lvl w:ilvl="5" w:tplc="0C090005" w:tentative="1">
       <w:start w:val="1"/>
       <w:numFmt w:val="bullet"/>
       <w:lvlText w:val=""/>
-      <w:lvlJc w:val="start"/>
-      <w:pPr>
-        <w:tabs>
-          <w:tab w:val="num" w:pos="0"/>
-        </w:tabs>
-        <w:ind w:start="4320" w:hanging="360"/>
-      </w:pPr>
-      <w:rPr>
-        <w:rFonts w:hint="default" w:ascii="Wingdings" w:hAnsi="Wingdings" w:cs="Wingdings"/>
-      </w:rPr>
-    </w:lvl>
-    <w:lvl w:ilvl="6">
+      <w:lvlJc w:val="left"/>
+      <w:pPr>
+        <w:ind w:left="5040" w:hanging="360"/>
+      </w:pPr>
+      <w:rPr>
+        <w:rFonts w:hint="default" w:ascii="Wingdings" w:hAnsi="Wingdings"/>
+      </w:rPr>
+    </w:lvl>
+    <w:lvl w:ilvl="6" w:tplc="0C090001" w:tentative="1">
       <w:start w:val="1"/>
       <w:numFmt w:val="bullet"/>
       <w:lvlText w:val=""/>
-      <w:lvlJc w:val="start"/>
-      <w:pPr>
-        <w:tabs>
-          <w:tab w:val="num" w:pos="0"/>
-        </w:tabs>
-        <w:ind w:start="5040" w:hanging="360"/>
-      </w:pPr>
-      <w:rPr>
-        <w:rFonts w:hint="default" w:ascii="Symbol" w:hAnsi="Symbol" w:cs="Symbol"/>
-      </w:rPr>
-    </w:lvl>
-    <w:lvl w:ilvl="7">
+      <w:lvlJc w:val="left"/>
+      <w:pPr>
+        <w:ind w:left="5760" w:hanging="360"/>
+      </w:pPr>
+      <w:rPr>
+        <w:rFonts w:hint="default" w:ascii="Symbol" w:hAnsi="Symbol"/>
+      </w:rPr>
+    </w:lvl>
+    <w:lvl w:ilvl="7" w:tplc="0C090003" w:tentative="1">
       <w:start w:val="1"/>
       <w:numFmt w:val="bullet"/>
       <w:lvlText w:val="o"/>
-      <w:lvlJc w:val="start"/>
-      <w:pPr>
-        <w:tabs>
-          <w:tab w:val="num" w:pos="0"/>
-        </w:tabs>
-        <w:ind w:start="5760" w:hanging="360"/>
+      <w:lvlJc w:val="left"/>
+      <w:pPr>
+        <w:ind w:left="6480" w:hanging="360"/>
       </w:pPr>
       <w:rPr>
         <w:rFonts w:hint="default" w:ascii="Courier New" w:hAnsi="Courier New" w:cs="Courier New"/>
       </w:rPr>
     </w:lvl>
-    <w:lvl w:ilvl="8">
+    <w:lvl w:ilvl="8" w:tplc="0C090005" w:tentative="1">
       <w:start w:val="1"/>
       <w:numFmt w:val="bullet"/>
       <w:lvlText w:val=""/>
-      <w:lvlJc w:val="start"/>
-      <w:pPr>
-        <w:tabs>
-          <w:tab w:val="num" w:pos="0"/>
-        </w:tabs>
-        <w:ind w:start="6480" w:hanging="360"/>
-      </w:pPr>
-      <w:rPr>
-        <w:rFonts w:hint="default" w:ascii="Wingdings" w:hAnsi="Wingdings" w:cs="Wingdings"/>
-      </w:rPr>
-    </w:lvl>
-    <w:nsid w:val="15b20e4d"/>
+      <w:lvlJc w:val="left"/>
+      <w:pPr>
+        <w:ind w:left="7200" w:hanging="360"/>
+      </w:pPr>
+      <w:rPr>
+        <w:rFonts w:hint="default" w:ascii="Wingdings" w:hAnsi="Wingdings"/>
+      </w:rPr>
+    </w:lvl>
   </w:abstractNum>
-  <w:abstractNum w:abstractNumId="2">
+  <w:abstractNum w:abstractNumId="2" w15:restartNumberingAfterBreak="0">
+    <w:nsid w:val="2B730F1D"/>
+    <w:multiLevelType w:val="hybridMultilevel"/>
+    <w:tmpl w:val="985C8F60"/>
+    <w:lvl w:ilvl="0" w:tplc="911C6D0C">
+      <w:start w:val="1"/>
+      <w:numFmt w:val="bullet"/>
+      <w:lvlText w:val="-"/>
+      <w:lvlJc w:val="left"/>
+      <w:pPr>
+        <w:ind w:left="720" w:hanging="360"/>
+      </w:pPr>
+      <w:rPr>
+        <w:rFonts w:hint="default" w:ascii="Arial" w:hAnsi="Arial" w:cs="Arial" w:eastAsiaTheme="minorHAnsi"/>
+      </w:rPr>
+    </w:lvl>
+    <w:lvl w:ilvl="1" w:tplc="04090003" w:tentative="1">
+      <w:start w:val="1"/>
+      <w:numFmt w:val="bullet"/>
+      <w:lvlText w:val="o"/>
+      <w:lvlJc w:val="left"/>
+      <w:pPr>
+        <w:ind w:left="1440" w:hanging="360"/>
+      </w:pPr>
+      <w:rPr>
+        <w:rFonts w:hint="default" w:ascii="Courier New" w:hAnsi="Courier New" w:cs="Courier New"/>
+      </w:rPr>
+    </w:lvl>
+    <w:lvl w:ilvl="2" w:tplc="04090005" w:tentative="1">
+      <w:start w:val="1"/>
+      <w:numFmt w:val="bullet"/>
+      <w:lvlText w:val=""/>
+      <w:lvlJc w:val="left"/>
+      <w:pPr>
+        <w:ind w:left="2160" w:hanging="360"/>
+      </w:pPr>
+      <w:rPr>
+        <w:rFonts w:hint="default" w:ascii="Wingdings" w:hAnsi="Wingdings"/>
+      </w:rPr>
+    </w:lvl>
+    <w:lvl w:ilvl="3" w:tplc="04090001" w:tentative="1">
+      <w:start w:val="1"/>
+      <w:numFmt w:val="bullet"/>
+      <w:lvlText w:val=""/>
+      <w:lvlJc w:val="left"/>
+      <w:pPr>
+        <w:ind w:left="2880" w:hanging="360"/>
+      </w:pPr>
+      <w:rPr>
+        <w:rFonts w:hint="default" w:ascii="Symbol" w:hAnsi="Symbol"/>
+      </w:rPr>
+    </w:lvl>
+    <w:lvl w:ilvl="4" w:tplc="04090003" w:tentative="1">
+      <w:start w:val="1"/>
+      <w:numFmt w:val="bullet"/>
+      <w:lvlText w:val="o"/>
+      <w:lvlJc w:val="left"/>
+      <w:pPr>
+        <w:ind w:left="3600" w:hanging="360"/>
+      </w:pPr>
+      <w:rPr>
+        <w:rFonts w:hint="default" w:ascii="Courier New" w:hAnsi="Courier New" w:cs="Courier New"/>
+      </w:rPr>
+    </w:lvl>
+    <w:lvl w:ilvl="5" w:tplc="04090005" w:tentative="1">
+      <w:start w:val="1"/>
+      <w:numFmt w:val="bullet"/>
+      <w:lvlText w:val=""/>
+      <w:lvlJc w:val="left"/>
+      <w:pPr>
+        <w:ind w:left="4320" w:hanging="360"/>
+      </w:pPr>
+      <w:rPr>
+        <w:rFonts w:hint="default" w:ascii="Wingdings" w:hAnsi="Wingdings"/>
+      </w:rPr>
+    </w:lvl>
+    <w:lvl w:ilvl="6" w:tplc="04090001" w:tentative="1">
+      <w:start w:val="1"/>
+      <w:numFmt w:val="bullet"/>
+      <w:lvlText w:val=""/>
+      <w:lvlJc w:val="left"/>
+      <w:pPr>
+        <w:ind w:left="5040" w:hanging="360"/>
+      </w:pPr>
+      <w:rPr>
+        <w:rFonts w:hint="default" w:ascii="Symbol" w:hAnsi="Symbol"/>
+      </w:rPr>
+    </w:lvl>
+    <w:lvl w:ilvl="7" w:tplc="04090003" w:tentative="1">
+      <w:start w:val="1"/>
+      <w:numFmt w:val="bullet"/>
+      <w:lvlText w:val="o"/>
+      <w:lvlJc w:val="left"/>
+      <w:pPr>
+        <w:ind w:left="5760" w:hanging="360"/>
+      </w:pPr>
+      <w:rPr>
+        <w:rFonts w:hint="default" w:ascii="Courier New" w:hAnsi="Courier New" w:cs="Courier New"/>
+      </w:rPr>
+    </w:lvl>
+    <w:lvl w:ilvl="8" w:tplc="04090005" w:tentative="1">
+      <w:start w:val="1"/>
+      <w:numFmt w:val="bullet"/>
+      <w:lvlText w:val=""/>
+      <w:lvlJc w:val="left"/>
+      <w:pPr>
+        <w:ind w:left="6480" w:hanging="360"/>
+      </w:pPr>
+      <w:rPr>
+        <w:rFonts w:hint="default" w:ascii="Wingdings" w:hAnsi="Wingdings"/>
+      </w:rPr>
+    </w:lvl>
+  </w:abstractNum>
+  <w:abstractNum w:abstractNumId="3" w15:restartNumberingAfterBreak="0">
+    <w:nsid w:val="30CC3D88"/>
+    <w:multiLevelType w:val="hybridMultilevel"/>
+    <w:tmpl w:val="63FE6BD6"/>
+    <w:lvl w:ilvl="0" w:tplc="82ECF7D2">
+      <w:start w:val="1"/>
+      <w:numFmt w:val="bullet"/>
+      <w:pStyle w:val="ListParagraph"/>
+      <w:lvlText w:val=""/>
+      <w:lvlJc w:val="left"/>
+      <w:pPr>
+        <w:ind w:left="720" w:hanging="360"/>
+      </w:pPr>
+      <w:rPr>
+        <w:rFonts w:hint="default" w:ascii="Symbol" w:hAnsi="Symbol"/>
+      </w:rPr>
+    </w:lvl>
+    <w:lvl w:ilvl="1" w:tplc="08090003" w:tentative="1">
+      <w:start w:val="1"/>
+      <w:numFmt w:val="bullet"/>
+      <w:lvlText w:val="o"/>
+      <w:lvlJc w:val="left"/>
+      <w:pPr>
+        <w:ind w:left="1440" w:hanging="360"/>
+      </w:pPr>
+      <w:rPr>
+        <w:rFonts w:hint="default" w:ascii="Courier New" w:hAnsi="Courier New" w:cs="Courier New"/>
+      </w:rPr>
+    </w:lvl>
+    <w:lvl w:ilvl="2" w:tplc="08090005" w:tentative="1">
+      <w:start w:val="1"/>
+      <w:numFmt w:val="bullet"/>
+      <w:lvlText w:val=""/>
+      <w:lvlJc w:val="left"/>
+      <w:pPr>
+        <w:ind w:left="2160" w:hanging="360"/>
+      </w:pPr>
+      <w:rPr>
+        <w:rFonts w:hint="default" w:ascii="Wingdings" w:hAnsi="Wingdings"/>
+      </w:rPr>
+    </w:lvl>
+    <w:lvl w:ilvl="3" w:tplc="08090001" w:tentative="1">
+      <w:start w:val="1"/>
+      <w:numFmt w:val="bullet"/>
+      <w:lvlText w:val=""/>
+      <w:lvlJc w:val="left"/>
+      <w:pPr>
+        <w:ind w:left="2880" w:hanging="360"/>
+      </w:pPr>
+      <w:rPr>
+        <w:rFonts w:hint="default" w:ascii="Symbol" w:hAnsi="Symbol"/>
+      </w:rPr>
+    </w:lvl>
+    <w:lvl w:ilvl="4" w:tplc="08090003" w:tentative="1">
+      <w:start w:val="1"/>
+      <w:numFmt w:val="bullet"/>
+      <w:lvlText w:val="o"/>
+      <w:lvlJc w:val="left"/>
+      <w:pPr>
+        <w:ind w:left="3600" w:hanging="360"/>
+      </w:pPr>
+      <w:rPr>
+        <w:rFonts w:hint="default" w:ascii="Courier New" w:hAnsi="Courier New" w:cs="Courier New"/>
+      </w:rPr>
+    </w:lvl>
+    <w:lvl w:ilvl="5" w:tplc="08090005" w:tentative="1">
+      <w:start w:val="1"/>
+      <w:numFmt w:val="bullet"/>
+      <w:lvlText w:val=""/>
+      <w:lvlJc w:val="left"/>
+      <w:pPr>
+        <w:ind w:left="4320" w:hanging="360"/>
+      </w:pPr>
+      <w:rPr>
+        <w:rFonts w:hint="default" w:ascii="Wingdings" w:hAnsi="Wingdings"/>
+      </w:rPr>
+    </w:lvl>
+    <w:lvl w:ilvl="6" w:tplc="08090001" w:tentative="1">
+      <w:start w:val="1"/>
+      <w:numFmt w:val="bullet"/>
+      <w:lvlText w:val=""/>
+      <w:lvlJc w:val="left"/>
+      <w:pPr>
+        <w:ind w:left="5040" w:hanging="360"/>
+      </w:pPr>
+      <w:rPr>
+        <w:rFonts w:hint="default" w:ascii="Symbol" w:hAnsi="Symbol"/>
+      </w:rPr>
+    </w:lvl>
+    <w:lvl w:ilvl="7" w:tplc="08090003" w:tentative="1">
+      <w:start w:val="1"/>
+      <w:numFmt w:val="bullet"/>
+      <w:lvlText w:val="o"/>
+      <w:lvlJc w:val="left"/>
+      <w:pPr>
+        <w:ind w:left="5760" w:hanging="360"/>
+      </w:pPr>
+      <w:rPr>
+        <w:rFonts w:hint="default" w:ascii="Courier New" w:hAnsi="Courier New" w:cs="Courier New"/>
+      </w:rPr>
+    </w:lvl>
+    <w:lvl w:ilvl="8" w:tplc="08090005" w:tentative="1">
+      <w:start w:val="1"/>
+      <w:numFmt w:val="bullet"/>
+      <w:lvlText w:val=""/>
+      <w:lvlJc w:val="left"/>
+      <w:pPr>
+        <w:ind w:left="6480" w:hanging="360"/>
+      </w:pPr>
+      <w:rPr>
+        <w:rFonts w:hint="default" w:ascii="Wingdings" w:hAnsi="Wingdings"/>
+      </w:rPr>
+    </w:lvl>
+  </w:abstractNum>
+  <w:abstractNum w:abstractNumId="4" w15:restartNumberingAfterBreak="0">
+    <w:nsid w:val="48C736AE"/>
+    <w:multiLevelType w:val="multilevel"/>
+    <w:tmpl w:val="8ED8738A"/>
     <w:lvl w:ilvl="0">
       <w:start w:val="1"/>
-      <w:numFmt w:val="none"/>
-      <w:suff w:val="nothing"/>
-      <w:lvlText w:val=""/>
-      <w:lvlJc w:val="start"/>
-      <w:pPr>
-        <w:tabs>
-          <w:tab w:val="num" w:pos="0"/>
-        </w:tabs>
-        <w:ind w:start="0" w:hanging="0"/>
-      </w:pPr>
+      <w:numFmt w:val="bullet"/>
+      <w:lvlText w:val=""/>
+      <w:lvlJc w:val="left"/>
+      <w:pPr>
+        <w:ind w:left="1440" w:hanging="360"/>
+      </w:pPr>
+      <w:rPr>
+        <w:rFonts w:hint="default" w:ascii="Symbol" w:hAnsi="Symbol"/>
+      </w:rPr>
     </w:lvl>
     <w:lvl w:ilvl="1">
       <w:start w:val="1"/>
-      <w:numFmt w:val="none"/>
-      <w:suff w:val="nothing"/>
-      <w:lvlText w:val=""/>
-      <w:lvlJc w:val="start"/>
-      <w:pPr>
-        <w:tabs>
-          <w:tab w:val="num" w:pos="0"/>
-        </w:tabs>
-        <w:ind w:start="0" w:hanging="0"/>
-      </w:pPr>
+      <w:numFmt w:val="bullet"/>
+      <w:lvlText w:val="o"/>
+      <w:lvlJc w:val="left"/>
+      <w:pPr>
+        <w:ind w:left="2160" w:hanging="360"/>
+      </w:pPr>
+      <w:rPr>
+        <w:rFonts w:hint="default" w:ascii="Courier New" w:hAnsi="Courier New" w:cs="Courier New"/>
+      </w:rPr>
     </w:lvl>
     <w:lvl w:ilvl="2">
       <w:start w:val="1"/>
-      <w:numFmt w:val="none"/>
-      <w:suff w:val="nothing"/>
-      <w:lvlText w:val=""/>
-      <w:lvlJc w:val="start"/>
-      <w:pPr>
-        <w:tabs>
-          <w:tab w:val="num" w:pos="0"/>
-        </w:tabs>
-        <w:ind w:start="0" w:hanging="0"/>
-      </w:pPr>
+      <w:numFmt w:val="bullet"/>
+      <w:lvlText w:val=""/>
+      <w:lvlJc w:val="left"/>
+      <w:pPr>
+        <w:ind w:left="2880" w:hanging="360"/>
+      </w:pPr>
+      <w:rPr>
+        <w:rFonts w:hint="default" w:ascii="Wingdings" w:hAnsi="Wingdings"/>
+      </w:rPr>
     </w:lvl>
     <w:lvl w:ilvl="3">
       <w:start w:val="1"/>
-      <w:numFmt w:val="none"/>
-      <w:suff w:val="nothing"/>
-      <w:lvlText w:val=""/>
-      <w:lvlJc w:val="start"/>
-      <w:pPr>
-        <w:tabs>
-          <w:tab w:val="num" w:pos="0"/>
-        </w:tabs>
-        <w:ind w:start="0" w:hanging="0"/>
-      </w:pPr>
+      <w:numFmt w:val="bullet"/>
+      <w:lvlText w:val=""/>
+      <w:lvlJc w:val="left"/>
+      <w:pPr>
+        <w:ind w:left="3600" w:hanging="360"/>
+      </w:pPr>
+      <w:rPr>
+        <w:rFonts w:hint="default" w:ascii="Symbol" w:hAnsi="Symbol"/>
+      </w:rPr>
     </w:lvl>
     <w:lvl w:ilvl="4">
       <w:start w:val="1"/>
-      <w:numFmt w:val="none"/>
-      <w:suff w:val="nothing"/>
-      <w:lvlText w:val=""/>
-      <w:lvlJc w:val="start"/>
-      <w:pPr>
-        <w:tabs>
-          <w:tab w:val="num" w:pos="0"/>
-        </w:tabs>
-        <w:ind w:start="0" w:hanging="0"/>
-      </w:pPr>
+      <w:numFmt w:val="bullet"/>
+      <w:lvlText w:val="o"/>
+      <w:lvlJc w:val="left"/>
+      <w:pPr>
+        <w:ind w:left="4320" w:hanging="360"/>
+      </w:pPr>
+      <w:rPr>
+        <w:rFonts w:hint="default" w:ascii="Courier New" w:hAnsi="Courier New" w:cs="Courier New"/>
+      </w:rPr>
     </w:lvl>
     <w:lvl w:ilvl="5">
       <w:start w:val="1"/>
-      <w:numFmt w:val="none"/>
-      <w:suff w:val="nothing"/>
-      <w:lvlText w:val=""/>
-      <w:lvlJc w:val="start"/>
-      <w:pPr>
-        <w:tabs>
-          <w:tab w:val="num" w:pos="0"/>
-        </w:tabs>
-        <w:ind w:start="0" w:hanging="0"/>
-      </w:pPr>
+      <w:numFmt w:val="bullet"/>
+      <w:lvlText w:val=""/>
+      <w:lvlJc w:val="left"/>
+      <w:pPr>
+        <w:ind w:left="5040" w:hanging="360"/>
+      </w:pPr>
+      <w:rPr>
+        <w:rFonts w:hint="default" w:ascii="Wingdings" w:hAnsi="Wingdings"/>
+      </w:rPr>
     </w:lvl>
     <w:lvl w:ilvl="6">
       <w:start w:val="1"/>
-      <w:numFmt w:val="none"/>
-      <w:suff w:val="nothing"/>
-      <w:lvlText w:val=""/>
-      <w:lvlJc w:val="start"/>
-      <w:pPr>
-        <w:tabs>
-          <w:tab w:val="num" w:pos="0"/>
-        </w:tabs>
-        <w:ind w:start="0" w:hanging="0"/>
-      </w:pPr>
+      <w:numFmt w:val="bullet"/>
+      <w:lvlText w:val=""/>
+      <w:lvlJc w:val="left"/>
+      <w:pPr>
+        <w:ind w:left="5760" w:hanging="360"/>
+      </w:pPr>
+      <w:rPr>
+        <w:rFonts w:hint="default" w:ascii="Symbol" w:hAnsi="Symbol"/>
+      </w:rPr>
     </w:lvl>
     <w:lvl w:ilvl="7">
       <w:start w:val="1"/>
-      <w:numFmt w:val="none"/>
-      <w:suff w:val="nothing"/>
-      <w:lvlText w:val=""/>
-      <w:lvlJc w:val="start"/>
-      <w:pPr>
-        <w:tabs>
-          <w:tab w:val="num" w:pos="0"/>
-        </w:tabs>
-        <w:ind w:start="0" w:hanging="0"/>
-      </w:pPr>
+      <w:numFmt w:val="bullet"/>
+      <w:lvlText w:val="o"/>
+      <w:lvlJc w:val="left"/>
+      <w:pPr>
+        <w:ind w:left="6480" w:hanging="360"/>
+      </w:pPr>
+      <w:rPr>
+        <w:rFonts w:hint="default" w:ascii="Courier New" w:hAnsi="Courier New" w:cs="Courier New"/>
+      </w:rPr>
     </w:lvl>
     <w:lvl w:ilvl="8">
       <w:start w:val="1"/>
-      <w:numFmt w:val="none"/>
-      <w:suff w:val="nothing"/>
-      <w:lvlText w:val=""/>
-      <w:lvlJc w:val="start"/>
-      <w:pPr>
-        <w:tabs>
-          <w:tab w:val="num" w:pos="0"/>
-        </w:tabs>
-        <w:ind w:start="0" w:hanging="0"/>
-      </w:pPr>
-    </w:lvl>
-    <w:nsid w:val="1fd2577b"/>
+      <w:numFmt w:val="bullet"/>
+      <w:lvlText w:val=""/>
+      <w:lvlJc w:val="left"/>
+      <w:pPr>
+        <w:ind w:left="7200" w:hanging="360"/>
+      </w:pPr>
+      <w:rPr>
+        <w:rFonts w:hint="default" w:ascii="Wingdings" w:hAnsi="Wingdings"/>
+      </w:rPr>
+    </w:lvl>
   </w:abstractNum>
-  <w:num w:numId="1">
+  <w:abstractNum w:abstractNumId="5" w15:restartNumberingAfterBreak="0">
+    <w:nsid w:val="62231BE3"/>
+    <w:multiLevelType w:val="hybridMultilevel"/>
+    <w:tmpl w:val="0BA29E74"/>
+    <w:lvl w:ilvl="0" w:tplc="42E6D9C6">
+      <w:start w:val="2"/>
+      <w:numFmt w:val="bullet"/>
+      <w:lvlText w:val="-"/>
+      <w:lvlJc w:val="left"/>
+      <w:pPr>
+        <w:ind w:left="720" w:hanging="360"/>
+      </w:pPr>
+      <w:rPr>
+        <w:rFonts w:hint="default" w:ascii="Arial" w:hAnsi="Arial" w:cs="Arial" w:eastAsiaTheme="minorEastAsia"/>
+      </w:rPr>
+    </w:lvl>
+    <w:lvl w:ilvl="1" w:tplc="08090003" w:tentative="1">
+      <w:start w:val="1"/>
+      <w:numFmt w:val="bullet"/>
+      <w:lvlText w:val="o"/>
+      <w:lvlJc w:val="left"/>
+      <w:pPr>
+        <w:ind w:left="1440" w:hanging="360"/>
+      </w:pPr>
+      <w:rPr>
+        <w:rFonts w:hint="default" w:ascii="Courier New" w:hAnsi="Courier New" w:cs="Courier New"/>
+      </w:rPr>
+    </w:lvl>
+    <w:lvl w:ilvl="2" w:tplc="08090005" w:tentative="1">
+      <w:start w:val="1"/>
+      <w:numFmt w:val="bullet"/>
+      <w:lvlText w:val=""/>
+      <w:lvlJc w:val="left"/>
+      <w:pPr>
+        <w:ind w:left="2160" w:hanging="360"/>
+      </w:pPr>
+      <w:rPr>
+        <w:rFonts w:hint="default" w:ascii="Wingdings" w:hAnsi="Wingdings"/>
+      </w:rPr>
+    </w:lvl>
+    <w:lvl w:ilvl="3" w:tplc="08090001" w:tentative="1">
+      <w:start w:val="1"/>
+      <w:numFmt w:val="bullet"/>
+      <w:lvlText w:val=""/>
+      <w:lvlJc w:val="left"/>
+      <w:pPr>
+        <w:ind w:left="2880" w:hanging="360"/>
+      </w:pPr>
+      <w:rPr>
+        <w:rFonts w:hint="default" w:ascii="Symbol" w:hAnsi="Symbol"/>
+      </w:rPr>
+    </w:lvl>
+    <w:lvl w:ilvl="4" w:tplc="08090003" w:tentative="1">
+      <w:start w:val="1"/>
+      <w:numFmt w:val="bullet"/>
+      <w:lvlText w:val="o"/>
+      <w:lvlJc w:val="left"/>
+      <w:pPr>
+        <w:ind w:left="3600" w:hanging="360"/>
+      </w:pPr>
+      <w:rPr>
+        <w:rFonts w:hint="default" w:ascii="Courier New" w:hAnsi="Courier New" w:cs="Courier New"/>
+      </w:rPr>
+    </w:lvl>
+    <w:lvl w:ilvl="5" w:tplc="08090005" w:tentative="1">
+      <w:start w:val="1"/>
+      <w:numFmt w:val="bullet"/>
+      <w:lvlText w:val=""/>
+      <w:lvlJc w:val="left"/>
+      <w:pPr>
+        <w:ind w:left="4320" w:hanging="360"/>
+      </w:pPr>
+      <w:rPr>
+        <w:rFonts w:hint="default" w:ascii="Wingdings" w:hAnsi="Wingdings"/>
+      </w:rPr>
+    </w:lvl>
+    <w:lvl w:ilvl="6" w:tplc="08090001" w:tentative="1">
+      <w:start w:val="1"/>
+      <w:numFmt w:val="bullet"/>
+      <w:lvlText w:val=""/>
+      <w:lvlJc w:val="left"/>
+      <w:pPr>
+        <w:ind w:left="5040" w:hanging="360"/>
+      </w:pPr>
+      <w:rPr>
+        <w:rFonts w:hint="default" w:ascii="Symbol" w:hAnsi="Symbol"/>
+      </w:rPr>
+    </w:lvl>
+    <w:lvl w:ilvl="7" w:tplc="08090003" w:tentative="1">
+      <w:start w:val="1"/>
+      <w:numFmt w:val="bullet"/>
+      <w:lvlText w:val="o"/>
+      <w:lvlJc w:val="left"/>
+      <w:pPr>
+        <w:ind w:left="5760" w:hanging="360"/>
+      </w:pPr>
+      <w:rPr>
+        <w:rFonts w:hint="default" w:ascii="Courier New" w:hAnsi="Courier New" w:cs="Courier New"/>
+      </w:rPr>
+    </w:lvl>
+    <w:lvl w:ilvl="8" w:tplc="08090005" w:tentative="1">
+      <w:start w:val="1"/>
+      <w:numFmt w:val="bullet"/>
+      <w:lvlText w:val=""/>
+      <w:lvlJc w:val="left"/>
+      <w:pPr>
+        <w:ind w:left="6480" w:hanging="360"/>
+      </w:pPr>
+      <w:rPr>
+        <w:rFonts w:hint="default" w:ascii="Wingdings" w:hAnsi="Wingdings"/>
+      </w:rPr>
+    </w:lvl>
+  </w:abstractNum>
+  <w:abstractNum w:abstractNumId="6" w15:restartNumberingAfterBreak="0">
+    <w:nsid w:val="72347507"/>
+    <w:multiLevelType w:val="hybridMultilevel"/>
+    <w:tmpl w:val="CBDAE6D2"/>
+    <w:lvl w:ilvl="0" w:tplc="911C6D0C">
+      <w:start w:val="1"/>
+      <w:numFmt w:val="bullet"/>
+      <w:lvlText w:val="-"/>
+      <w:lvlJc w:val="left"/>
+      <w:pPr>
+        <w:ind w:left="720" w:hanging="360"/>
+      </w:pPr>
+      <w:rPr>
+        <w:rFonts w:hint="default" w:ascii="Arial" w:hAnsi="Arial" w:cs="Arial" w:eastAsiaTheme="minorHAnsi"/>
+      </w:rPr>
+    </w:lvl>
+    <w:lvl w:ilvl="1" w:tplc="0C090003" w:tentative="1">
+      <w:start w:val="1"/>
+      <w:numFmt w:val="bullet"/>
+      <w:lvlText w:val="o"/>
+      <w:lvlJc w:val="left"/>
+      <w:pPr>
+        <w:ind w:left="1440" w:hanging="360"/>
+      </w:pPr>
+      <w:rPr>
+        <w:rFonts w:hint="default" w:ascii="Courier New" w:hAnsi="Courier New" w:cs="Courier New"/>
+      </w:rPr>
+    </w:lvl>
+    <w:lvl w:ilvl="2" w:tplc="0C090005" w:tentative="1">
+      <w:start w:val="1"/>
+      <w:numFmt w:val="bullet"/>
+      <w:lvlText w:val=""/>
+      <w:lvlJc w:val="left"/>
+      <w:pPr>
+        <w:ind w:left="2160" w:hanging="360"/>
+      </w:pPr>
+      <w:rPr>
+        <w:rFonts w:hint="default" w:ascii="Wingdings" w:hAnsi="Wingdings"/>
+      </w:rPr>
+    </w:lvl>
+    <w:lvl w:ilvl="3" w:tplc="0C090001" w:tentative="1">
+      <w:start w:val="1"/>
+      <w:numFmt w:val="bullet"/>
+      <w:lvlText w:val=""/>
+      <w:lvlJc w:val="left"/>
+      <w:pPr>
+        <w:ind w:left="2880" w:hanging="360"/>
+      </w:pPr>
+      <w:rPr>
+        <w:rFonts w:hint="default" w:ascii="Symbol" w:hAnsi="Symbol"/>
+      </w:rPr>
+    </w:lvl>
+    <w:lvl w:ilvl="4" w:tplc="0C090003" w:tentative="1">
+      <w:start w:val="1"/>
+      <w:numFmt w:val="bullet"/>
+      <w:lvlText w:val="o"/>
+      <w:lvlJc w:val="left"/>
+      <w:pPr>
+        <w:ind w:left="3600" w:hanging="360"/>
+      </w:pPr>
+      <w:rPr>
+        <w:rFonts w:hint="default" w:ascii="Courier New" w:hAnsi="Courier New" w:cs="Courier New"/>
+      </w:rPr>
+    </w:lvl>
+    <w:lvl w:ilvl="5" w:tplc="0C090005" w:tentative="1">
+      <w:start w:val="1"/>
+      <w:numFmt w:val="bullet"/>
+      <w:lvlText w:val=""/>
+      <w:lvlJc w:val="left"/>
+      <w:pPr>
+        <w:ind w:left="4320" w:hanging="360"/>
+      </w:pPr>
+      <w:rPr>
+        <w:rFonts w:hint="default" w:ascii="Wingdings" w:hAnsi="Wingdings"/>
+      </w:rPr>
+    </w:lvl>
+    <w:lvl w:ilvl="6" w:tplc="0C090001" w:tentative="1">
+      <w:start w:val="1"/>
+      <w:numFmt w:val="bullet"/>
+      <w:lvlText w:val=""/>
+      <w:lvlJc w:val="left"/>
+      <w:pPr>
+        <w:ind w:left="5040" w:hanging="360"/>
+      </w:pPr>
+      <w:rPr>
+        <w:rFonts w:hint="default" w:ascii="Symbol" w:hAnsi="Symbol"/>
+      </w:rPr>
+    </w:lvl>
+    <w:lvl w:ilvl="7" w:tplc="0C090003" w:tentative="1">
+      <w:start w:val="1"/>
+      <w:numFmt w:val="bullet"/>
+      <w:lvlText w:val="o"/>
+      <w:lvlJc w:val="left"/>
+      <w:pPr>
+        <w:ind w:left="5760" w:hanging="360"/>
+      </w:pPr>
+      <w:rPr>
+        <w:rFonts w:hint="default" w:ascii="Courier New" w:hAnsi="Courier New" w:cs="Courier New"/>
+      </w:rPr>
+    </w:lvl>
+    <w:lvl w:ilvl="8" w:tplc="0C090005" w:tentative="1">
+      <w:start w:val="1"/>
+      <w:numFmt w:val="bullet"/>
+      <w:lvlText w:val=""/>
+      <w:lvlJc w:val="left"/>
+      <w:pPr>
+        <w:ind w:left="6480" w:hanging="360"/>
+      </w:pPr>
+      <w:rPr>
+        <w:rFonts w:hint="default" w:ascii="Wingdings" w:hAnsi="Wingdings"/>
+      </w:rPr>
+    </w:lvl>
+  </w:abstractNum>
+  <w:abstractNum w:abstractNumId="7" w15:restartNumberingAfterBreak="0">
+    <w:nsid w:val="75D94E05"/>
+    <w:multiLevelType w:val="hybridMultilevel"/>
+    <w:tmpl w:val="C26A0A78"/>
+    <w:lvl w:ilvl="0" w:tplc="0809000F">
+      <w:start w:val="1"/>
+      <w:numFmt w:val="decimal"/>
+      <w:lvlText w:val="%1."/>
+      <w:lvlJc w:val="left"/>
+      <w:pPr>
+        <w:ind w:left="360" w:hanging="360"/>
+      </w:pPr>
+    </w:lvl>
+    <w:lvl w:ilvl="1" w:tplc="08090019" w:tentative="1">
+      <w:start w:val="1"/>
+      <w:numFmt w:val="lowerLetter"/>
+      <w:lvlText w:val="%2."/>
+      <w:lvlJc w:val="left"/>
+      <w:pPr>
+        <w:ind w:left="1080" w:hanging="360"/>
+      </w:pPr>
+    </w:lvl>
+    <w:lvl w:ilvl="2" w:tplc="0809001B" w:tentative="1">
+      <w:start w:val="1"/>
+      <w:numFmt w:val="lowerRoman"/>
+      <w:lvlText w:val="%3."/>
+      <w:lvlJc w:val="right"/>
+      <w:pPr>
+        <w:ind w:left="1800" w:hanging="180"/>
+      </w:pPr>
+    </w:lvl>
+    <w:lvl w:ilvl="3" w:tplc="0809000F" w:tentative="1">
+      <w:start w:val="1"/>
+      <w:numFmt w:val="decimal"/>
+      <w:lvlText w:val="%4."/>
+      <w:lvlJc w:val="left"/>
+      <w:pPr>
+        <w:ind w:left="2520" w:hanging="360"/>
+      </w:pPr>
+    </w:lvl>
+    <w:lvl w:ilvl="4" w:tplc="08090019" w:tentative="1">
+      <w:start w:val="1"/>
+      <w:numFmt w:val="lowerLetter"/>
+      <w:lvlText w:val="%5."/>
+      <w:lvlJc w:val="left"/>
+      <w:pPr>
+        <w:ind w:left="3240" w:hanging="360"/>
+      </w:pPr>
+    </w:lvl>
+    <w:lvl w:ilvl="5" w:tplc="0809001B" w:tentative="1">
+      <w:start w:val="1"/>
+      <w:numFmt w:val="lowerRoman"/>
+      <w:lvlText w:val="%6."/>
+      <w:lvlJc w:val="right"/>
+      <w:pPr>
+        <w:ind w:left="3960" w:hanging="180"/>
+      </w:pPr>
+    </w:lvl>
+    <w:lvl w:ilvl="6" w:tplc="0809000F" w:tentative="1">
+      <w:start w:val="1"/>
+      <w:numFmt w:val="decimal"/>
+      <w:lvlText w:val="%7."/>
+      <w:lvlJc w:val="left"/>
+      <w:pPr>
+        <w:ind w:left="4680" w:hanging="360"/>
+      </w:pPr>
+    </w:lvl>
+    <w:lvl w:ilvl="7" w:tplc="08090019" w:tentative="1">
+      <w:start w:val="1"/>
+      <w:numFmt w:val="lowerLetter"/>
+      <w:lvlText w:val="%8."/>
+      <w:lvlJc w:val="left"/>
+      <w:pPr>
+        <w:ind w:left="5400" w:hanging="360"/>
+      </w:pPr>
+    </w:lvl>
+    <w:lvl w:ilvl="8" w:tplc="0809001B" w:tentative="1">
+      <w:start w:val="1"/>
+      <w:numFmt w:val="lowerRoman"/>
+      <w:lvlText w:val="%9."/>
+      <w:lvlJc w:val="right"/>
+      <w:pPr>
+        <w:ind w:left="6120" w:hanging="180"/>
+      </w:pPr>
+    </w:lvl>
+  </w:abstractNum>
+  <w:num w:numId="1" w16cid:durableId="1371102511">
     <w:abstractNumId w:val="1"/>
   </w:num>
-  <w:num w:numId="2">
+  <w:num w:numId="2" w16cid:durableId="800348836">
+    <w:abstractNumId w:val="4"/>
+  </w:num>
+  <w:num w:numId="3" w16cid:durableId="424690506">
+    <w:abstractNumId w:val="3"/>
+  </w:num>
+  <w:num w:numId="4" w16cid:durableId="1352219071">
+    <w:abstractNumId w:val="0"/>
+  </w:num>
+  <w:num w:numId="5" w16cid:durableId="688750406">
+    <w:abstractNumId w:val="7"/>
+  </w:num>
+  <w:num w:numId="6" w16cid:durableId="1022130639">
+    <w:abstractNumId w:val="6"/>
+  </w:num>
+  <w:num w:numId="7" w16cid:durableId="1282805254">
     <w:abstractNumId w:val="2"/>
+  </w:num>
+  <w:num w:numId="8" w16cid:durableId="449936833">
+    <w:abstractNumId w:val="5"/>
   </w:num>
 </w:numbering>
 </file>
 
 <file path=word/styles.xml><?xml version="1.0" encoding="utf-8"?>
-<w:styles xmlns:wp14="http://schemas.microsoft.com/office/word/2010/wordprocessingDrawing" xmlns:w="http://schemas.openxmlformats.org/wordprocessingml/2006/main" xmlns:w14="http://schemas.microsoft.com/office/word/2010/wordml" xmlns:mc="http://schemas.openxmlformats.org/markup-compatibility/2006" mc:Ignorable="w14 wp14">
+<w:styles xmlns:wp14="http://schemas.microsoft.com/office/word/2010/wordprocessingDrawing" xmlns:mc="http://schemas.openxmlformats.org/markup-compatibility/2006" xmlns:r="http://schemas.openxmlformats.org/officeDocument/2006/relationships" xmlns:w="http://schemas.openxmlformats.org/wordprocessingml/2006/main" xmlns:w14="http://schemas.microsoft.com/office/word/2010/wordml" xmlns:w15="http://schemas.microsoft.com/office/word/2012/wordml" xmlns:w16cex="http://schemas.microsoft.com/office/word/2018/wordml/cex" xmlns:w16cid="http://schemas.microsoft.com/office/word/2016/wordml/cid" xmlns:w16="http://schemas.microsoft.com/office/word/2018/wordml" xmlns:w16du="http://schemas.microsoft.com/office/word/2023/wordml/word16du" xmlns:w16sdtdh="http://schemas.microsoft.com/office/word/2020/wordml/sdtdatahash" xmlns:w16sdtfl="http://schemas.microsoft.com/office/word/2024/wordml/sdtformatlock" xmlns:w16se="http://schemas.microsoft.com/office/word/2015/wordml/symex" mc:Ignorable="w14 w15 w16se w16cid w16 w16cex w16sdtdh w16sdtfl w16du wp14">
   <w:docDefaults>
     <w:rPrDefault>
       <w:rPr>
-        <w:rFonts w:ascii="Calibri" w:hAnsi="Calibri" w:eastAsia="Calibri" w:cs="" w:asciiTheme="minorHAnsi" w:hAnsiTheme="minorHAnsi" w:eastAsiaTheme="minorHAnsi" w:cstheme="minorBidi"/>
+        <w:rFonts w:asciiTheme="minorHAnsi" w:hAnsiTheme="minorHAnsi" w:eastAsiaTheme="minorHAnsi" w:cstheme="minorBidi"/>
         <w:sz w:val="24"/>
         <w:szCs w:val="24"/>
         <w:lang w:val="en-AU" w:eastAsia="en-US" w:bidi="ar-SA"/>
@@ -4947,7 +4814,8 @@
     </w:rPrDefault>
     <w:pPrDefault>
       <w:pPr>
-        <w:suppressAutoHyphens w:val="true"/>
+        <w:spacing w:before="120" w:after="120"/>
+        <w:jc w:val="both"/>
       </w:pPr>
     </w:pPrDefault>
   </w:docDefaults>
@@ -5133,7 +5001,7 @@
     <w:lsdException w:name="Revision" w:semiHidden="1"/>
     <w:lsdException w:name="List Paragraph" w:uiPriority="34" w:qFormat="1"/>
     <w:lsdException w:name="Quote" w:uiPriority="29"/>
-    <w:lsdException w:name="Intense Quote" w:uiPriority="30"/>
+    <w:lsdException w:name="Intense Quote" w:uiPriority="30" w:qFormat="1"/>
     <w:lsdException w:name="Medium List 2 Accent 1" w:uiPriority="66"/>
     <w:lsdException w:name="Medium Grid 1 Accent 1" w:uiPriority="67"/>
     <w:lsdException w:name="Medium Grid 2 Accent 1" w:uiPriority="68"/>
@@ -5216,7 +5084,7 @@
     <w:lsdException w:name="Intense Emphasis" w:uiPriority="21"/>
     <w:lsdException w:name="Subtle Reference" w:uiPriority="31"/>
     <w:lsdException w:name="Intense Reference" w:uiPriority="32"/>
-    <w:lsdException w:name="Book Title" w:uiPriority="33"/>
+    <w:lsdException w:name="Book Title" w:uiPriority="33" w:qFormat="1"/>
     <w:lsdException w:name="Bibliography" w:uiPriority="37" w:semiHidden="1" w:unhideWhenUsed="1"/>
     <w:lsdException w:name="TOC Heading" w:uiPriority="39" w:semiHidden="1" w:unhideWhenUsed="1" w:qFormat="1"/>
     <w:lsdException w:name="Plain Table 1" w:uiPriority="41"/>
@@ -5327,22 +5195,18 @@
   </w:latentStyles>
   <w:style w:type="paragraph" w:styleId="Normal" w:default="1">
     <w:name w:val="Normal"/>
+    <w:aliases w:val="Body copy"/>
     <w:qFormat/>
-    <w:rsid w:val="0019593c"/>
+    <w:rsid w:val="004A7B29"/>
     <w:pPr>
-      <w:widowControl/>
-      <w:suppressAutoHyphens w:val="true"/>
-      <w:bidi w:val="0"/>
       <w:spacing w:before="0" w:after="200" w:line="252" w:lineRule="auto"/>
-      <w:jc w:val="start"/>
+      <w:jc w:val="left"/>
     </w:pPr>
     <w:rPr>
-      <w:rFonts w:ascii="Calibri Light" w:hAnsi="Calibri Light" w:eastAsia="" w:cs="" w:asciiTheme="majorHAnsi" w:hAnsiTheme="majorHAnsi" w:eastAsiaTheme="majorEastAsia" w:cstheme="majorBidi"/>
-      <w:color w:val="auto"/>
-      <w:kern w:val="0"/>
+      <w:rFonts w:asciiTheme="majorHAnsi" w:hAnsiTheme="majorHAnsi" w:eastAsiaTheme="majorEastAsia" w:cstheme="majorBidi"/>
       <w:sz w:val="22"/>
       <w:szCs w:val="22"/>
-      <w:lang w:val="en-AU" w:eastAsia="en-AU" w:bidi="ar-SA"/>
+      <w:lang w:eastAsia="en-AU"/>
     </w:rPr>
   </w:style>
   <w:style w:type="paragraph" w:styleId="Heading1">
@@ -5353,11 +5217,15 @@
     <w:autoRedefine/>
     <w:uiPriority w:val="9"/>
     <w:qFormat/>
-    <w:rsid w:val="009222d8"/>
+    <w:rsid w:val="009222D8"/>
     <w:pPr>
-      <w:widowControl w:val="false"/>
-      <w:suppressAutoHyphens w:val="true"/>
-      <w:spacing w:before="0" w:after="120" w:line="240" w:lineRule="auto"/>
+      <w:widowControl w:val="0"/>
+      <w:suppressAutoHyphens/>
+      <w:autoSpaceDE w:val="0"/>
+      <w:autoSpaceDN w:val="0"/>
+      <w:adjustRightInd w:val="0"/>
+      <w:spacing w:before="120" w:after="120" w:line="240" w:lineRule="auto"/>
+      <w:jc w:val="both"/>
       <w:textAlignment w:val="center"/>
       <w:outlineLvl w:val="0"/>
     </w:pPr>
@@ -5379,13 +5247,14 @@
     <w:uiPriority w:val="9"/>
     <w:unhideWhenUsed/>
     <w:qFormat/>
-    <w:rsid w:val="007274e7"/>
+    <w:rsid w:val="007274E7"/>
     <w:pPr>
       <w:spacing w:before="240" w:after="120" w:line="240" w:lineRule="auto"/>
+      <w:jc w:val="both"/>
       <w:outlineLvl w:val="1"/>
     </w:pPr>
     <w:rPr>
-      <w:rFonts w:ascii="Noto Sans" w:hAnsi="Noto Sans" w:eastAsia="" w:cs="Arial" w:eastAsiaTheme="minorEastAsia"/>
+      <w:rFonts w:ascii="Noto Sans" w:hAnsi="Noto Sans" w:cs="Arial" w:eastAsiaTheme="minorEastAsia"/>
       <w:b/>
       <w:bCs/>
       <w:sz w:val="32"/>
@@ -5402,13 +5271,14 @@
     <w:uiPriority w:val="9"/>
     <w:unhideWhenUsed/>
     <w:qFormat/>
-    <w:rsid w:val="007274e7"/>
+    <w:rsid w:val="007274E7"/>
     <w:pPr>
       <w:spacing w:before="240" w:after="120" w:line="240" w:lineRule="auto"/>
+      <w:jc w:val="both"/>
       <w:outlineLvl w:val="2"/>
     </w:pPr>
     <w:rPr>
-      <w:rFonts w:ascii="Noto Sans" w:hAnsi="Noto Sans" w:eastAsia="" w:cs="Arial" w:eastAsiaTheme="minorEastAsia"/>
+      <w:rFonts w:ascii="Noto Sans" w:hAnsi="Noto Sans" w:cs="Arial" w:eastAsiaTheme="minorEastAsia"/>
       <w:bCs/>
       <w:sz w:val="28"/>
       <w:szCs w:val="28"/>
@@ -5424,13 +5294,14 @@
     <w:uiPriority w:val="9"/>
     <w:unhideWhenUsed/>
     <w:qFormat/>
-    <w:rsid w:val="009222d8"/>
+    <w:rsid w:val="009222D8"/>
     <w:pPr>
       <w:spacing w:before="240" w:after="120" w:line="240" w:lineRule="auto"/>
+      <w:jc w:val="both"/>
       <w:outlineLvl w:val="3"/>
     </w:pPr>
     <w:rPr>
-      <w:rFonts w:ascii="Noto Serif" w:hAnsi="Noto Serif" w:eastAsia="" w:cs="Arial" w:eastAsiaTheme="minorEastAsia"/>
+      <w:rFonts w:ascii="Noto Serif" w:hAnsi="Noto Serif" w:cs="Arial" w:eastAsiaTheme="minorEastAsia"/>
       <w:bCs/>
       <w:i/>
       <w:iCs/>
@@ -5447,12 +5318,12 @@
     <w:uiPriority w:val="9"/>
     <w:semiHidden/>
     <w:unhideWhenUsed/>
-    <w:qFormat/>
-    <w:rsid w:val="00cd793c"/>
+    <w:rsid w:val="00CD793C"/>
     <w:pPr>
-      <w:keepNext w:val="true"/>
+      <w:keepNext/>
       <w:keepLines/>
       <w:spacing w:before="40" w:after="0" w:line="240" w:lineRule="auto"/>
+      <w:jc w:val="both"/>
       <w:outlineLvl w:val="4"/>
     </w:pPr>
     <w:rPr>
@@ -5467,31 +5338,109 @@
     <w:uiPriority w:val="1"/>
     <w:semiHidden/>
     <w:unhideWhenUsed/>
-    <w:qFormat/>
-    <w:rPr/>
+  </w:style>
+  <w:style w:type="table" w:styleId="TableNormal" w:default="1">
+    <w:name w:val="Normal Table"/>
+    <w:uiPriority w:val="99"/>
+    <w:semiHidden/>
+    <w:unhideWhenUsed/>
+    <w:tblPr>
+      <w:tblInd w:w="0" w:type="dxa"/>
+      <w:tblCellMar>
+        <w:top w:w="0" w:type="dxa"/>
+        <w:left w:w="108" w:type="dxa"/>
+        <w:bottom w:w="0" w:type="dxa"/>
+        <w:right w:w="108" w:type="dxa"/>
+      </w:tblCellMar>
+    </w:tblPr>
+  </w:style>
+  <w:style w:type="numbering" w:styleId="NoList" w:default="1">
+    <w:name w:val="No List"/>
+    <w:uiPriority w:val="99"/>
+    <w:semiHidden/>
+    <w:unhideWhenUsed/>
+  </w:style>
+  <w:style w:type="paragraph" w:styleId="Header">
+    <w:name w:val="header"/>
+    <w:basedOn w:val="Normal"/>
+    <w:link w:val="HeaderChar"/>
+    <w:uiPriority w:val="99"/>
+    <w:unhideWhenUsed/>
+    <w:rsid w:val="00D01CD2"/>
+    <w:pPr>
+      <w:tabs>
+        <w:tab w:val="center" w:pos="4513"/>
+        <w:tab w:val="right" w:pos="9026"/>
+      </w:tabs>
+      <w:spacing w:before="120" w:after="120" w:line="240" w:lineRule="auto"/>
+      <w:jc w:val="both"/>
+    </w:pPr>
+    <w:rPr>
+      <w:rFonts w:ascii="Noto Sans" w:hAnsi="Noto Sans" w:eastAsiaTheme="minorEastAsia" w:cstheme="minorBidi"/>
+      <w:sz w:val="20"/>
+      <w:szCs w:val="24"/>
+      <w:lang w:eastAsia="en-US"/>
+    </w:rPr>
   </w:style>
   <w:style w:type="character" w:styleId="HeaderChar" w:customStyle="1">
     <w:name w:val="Header Char"/>
     <w:basedOn w:val="DefaultParagraphFont"/>
+    <w:link w:val="Header"/>
     <w:uiPriority w:val="99"/>
-    <w:qFormat/>
-    <w:rsid w:val="00d01cd2"/>
-    <w:rPr/>
+    <w:rsid w:val="00D01CD2"/>
+  </w:style>
+  <w:style w:type="paragraph" w:styleId="Footer">
+    <w:name w:val="footer"/>
+    <w:basedOn w:val="Normal"/>
+    <w:link w:val="FooterChar"/>
+    <w:uiPriority w:val="99"/>
+    <w:unhideWhenUsed/>
+    <w:rsid w:val="00D01CD2"/>
+    <w:pPr>
+      <w:tabs>
+        <w:tab w:val="center" w:pos="4513"/>
+        <w:tab w:val="right" w:pos="9026"/>
+      </w:tabs>
+      <w:spacing w:before="120" w:after="120" w:line="240" w:lineRule="auto"/>
+      <w:jc w:val="both"/>
+    </w:pPr>
+    <w:rPr>
+      <w:rFonts w:ascii="Noto Sans" w:hAnsi="Noto Sans" w:eastAsiaTheme="minorEastAsia" w:cstheme="minorBidi"/>
+      <w:sz w:val="20"/>
+      <w:szCs w:val="24"/>
+      <w:lang w:eastAsia="en-US"/>
+    </w:rPr>
   </w:style>
   <w:style w:type="character" w:styleId="FooterChar" w:customStyle="1">
     <w:name w:val="Footer Char"/>
     <w:basedOn w:val="DefaultParagraphFont"/>
+    <w:link w:val="Footer"/>
     <w:uiPriority w:val="99"/>
-    <w:qFormat/>
-    <w:rsid w:val="00d01cd2"/>
-    <w:rPr/>
+    <w:rsid w:val="00D01CD2"/>
+  </w:style>
+  <w:style w:type="paragraph" w:styleId="NormalWeb">
+    <w:name w:val="Normal (Web)"/>
+    <w:basedOn w:val="Normal"/>
+    <w:uiPriority w:val="99"/>
+    <w:semiHidden/>
+    <w:unhideWhenUsed/>
+    <w:rsid w:val="00D01CD2"/>
+    <w:pPr>
+      <w:spacing w:before="100" w:beforeAutospacing="1" w:after="100" w:afterAutospacing="1" w:line="240" w:lineRule="auto"/>
+      <w:jc w:val="both"/>
+    </w:pPr>
+    <w:rPr>
+      <w:rFonts w:ascii="Times New Roman" w:hAnsi="Times New Roman" w:cs="Times New Roman" w:eastAsiaTheme="minorEastAsia"/>
+      <w:sz w:val="20"/>
+      <w:szCs w:val="24"/>
+    </w:rPr>
   </w:style>
   <w:style w:type="character" w:styleId="Heading1Char" w:customStyle="1">
     <w:name w:val="Heading 1 Char"/>
     <w:basedOn w:val="DefaultParagraphFont"/>
+    <w:link w:val="Heading1"/>
     <w:uiPriority w:val="9"/>
-    <w:qFormat/>
-    <w:rsid w:val="009222d8"/>
+    <w:rsid w:val="009222D8"/>
     <w:rPr>
       <w:rFonts w:ascii="Noto Sans" w:hAnsi="Noto Sans" w:eastAsia="MS Mincho" w:cs="Arial"/>
       <w:b/>
@@ -5504,11 +5453,11 @@
   <w:style w:type="character" w:styleId="Heading2Char" w:customStyle="1">
     <w:name w:val="Heading 2 Char"/>
     <w:basedOn w:val="DefaultParagraphFont"/>
+    <w:link w:val="Heading2"/>
     <w:uiPriority w:val="9"/>
-    <w:qFormat/>
-    <w:rsid w:val="007274e7"/>
+    <w:rsid w:val="007274E7"/>
     <w:rPr>
-      <w:rFonts w:ascii="Arial" w:hAnsi="Arial" w:eastAsia="" w:cs="Arial" w:eastAsiaTheme="minorEastAsia"/>
+      <w:rFonts w:ascii="Arial" w:hAnsi="Arial" w:cs="Arial" w:eastAsiaTheme="minorEastAsia"/>
       <w:b/>
       <w:bCs/>
       <w:sz w:val="32"/>
@@ -5518,11 +5467,11 @@
   <w:style w:type="character" w:styleId="Heading3Char" w:customStyle="1">
     <w:name w:val="Heading 3 Char"/>
     <w:basedOn w:val="DefaultParagraphFont"/>
+    <w:link w:val="Heading3"/>
     <w:uiPriority w:val="9"/>
-    <w:qFormat/>
-    <w:rsid w:val="007274e7"/>
+    <w:rsid w:val="007274E7"/>
     <w:rPr>
-      <w:rFonts w:ascii="Arial" w:hAnsi="Arial" w:eastAsia="" w:cs="Arial" w:eastAsiaTheme="minorEastAsia"/>
+      <w:rFonts w:ascii="Arial" w:hAnsi="Arial" w:cs="Arial" w:eastAsiaTheme="minorEastAsia"/>
       <w:bCs/>
       <w:sz w:val="28"/>
       <w:szCs w:val="28"/>
@@ -5531,11 +5480,11 @@
   <w:style w:type="character" w:styleId="Heading4Char" w:customStyle="1">
     <w:name w:val="Heading 4 Char"/>
     <w:basedOn w:val="DefaultParagraphFont"/>
+    <w:link w:val="Heading4"/>
     <w:uiPriority w:val="9"/>
-    <w:qFormat/>
-    <w:rsid w:val="009222d8"/>
+    <w:rsid w:val="009222D8"/>
     <w:rPr>
-      <w:rFonts w:ascii="Noto Serif" w:hAnsi="Noto Serif" w:eastAsia="" w:cs="Arial" w:eastAsiaTheme="minorEastAsia"/>
+      <w:rFonts w:ascii="Noto Serif" w:hAnsi="Noto Serif" w:cs="Arial" w:eastAsiaTheme="minorEastAsia"/>
       <w:bCs/>
       <w:i/>
       <w:iCs/>
@@ -5543,40 +5492,117 @@
       <w:szCs w:val="20"/>
     </w:rPr>
   </w:style>
+  <w:style w:type="paragraph" w:styleId="NoSpacing">
+    <w:name w:val="No Spacing"/>
+    <w:uiPriority w:val="1"/>
+    <w:qFormat/>
+    <w:rsid w:val="007274E7"/>
+    <w:rPr>
+      <w:rFonts w:ascii="Arial" w:hAnsi="Arial"/>
+      <w:sz w:val="22"/>
+    </w:rPr>
+  </w:style>
+  <w:style w:type="paragraph" w:styleId="ListParagraph">
+    <w:name w:val="List Paragraph"/>
+    <w:aliases w:val="Bullet copy,Recommendation,List Paragraph1,List Paragraph11,Bullet point,Bullet Point,L,Bullet points,Content descriptions,List Paragraph111,F5 List Paragraph,Dot pt,CV text,Medium Grid 1 - Accent 21,Numbered Paragraph,No Spacing1,列出段落,列"/>
+    <w:basedOn w:val="Normal"/>
+    <w:link w:val="ListParagraphChar"/>
+    <w:uiPriority w:val="34"/>
+    <w:qFormat/>
+    <w:rsid w:val="0055582F"/>
+    <w:pPr>
+      <w:numPr>
+        <w:numId w:val="3"/>
+      </w:numPr>
+      <w:tabs>
+        <w:tab w:val="left" w:pos="2835"/>
+      </w:tabs>
+      <w:spacing w:before="120" w:after="120" w:line="240" w:lineRule="auto"/>
+      <w:ind w:left="360"/>
+      <w:jc w:val="both"/>
+    </w:pPr>
+    <w:rPr>
+      <w:rFonts w:ascii="Noto Sans" w:hAnsi="Noto Sans" w:eastAsiaTheme="minorEastAsia" w:cstheme="minorBidi"/>
+      <w:sz w:val="20"/>
+      <w:szCs w:val="24"/>
+    </w:rPr>
+  </w:style>
   <w:style w:type="character" w:styleId="Heading5Char" w:customStyle="1">
     <w:name w:val="Heading 5 Char"/>
     <w:basedOn w:val="DefaultParagraphFont"/>
+    <w:link w:val="Heading5"/>
     <w:uiPriority w:val="9"/>
     <w:semiHidden/>
-    <w:qFormat/>
-    <w:rsid w:val="00cd793c"/>
+    <w:rsid w:val="00CD793C"/>
     <w:rPr>
-      <w:rFonts w:ascii="Arial" w:hAnsi="Arial" w:eastAsia="" w:cs="" w:eastAsiaTheme="majorEastAsia" w:cstheme="majorBidi"/>
+      <w:rFonts w:ascii="Arial" w:hAnsi="Arial" w:eastAsiaTheme="majorEastAsia" w:cstheme="majorBidi"/>
       <w:sz w:val="18"/>
+    </w:rPr>
+  </w:style>
+  <w:style w:type="paragraph" w:styleId="Title">
+    <w:name w:val="Title"/>
+    <w:basedOn w:val="Normal"/>
+    <w:next w:val="Normal"/>
+    <w:link w:val="TitleChar"/>
+    <w:uiPriority w:val="10"/>
+    <w:rsid w:val="00CD793C"/>
+    <w:pPr>
+      <w:spacing w:before="120" w:after="0" w:line="240" w:lineRule="auto"/>
+      <w:contextualSpacing/>
+      <w:jc w:val="both"/>
+    </w:pPr>
+    <w:rPr>
+      <w:rFonts w:ascii="Noto Sans" w:hAnsi="Noto Sans"/>
+      <w:spacing w:val="-10"/>
+      <w:kern w:val="28"/>
+      <w:sz w:val="56"/>
+      <w:szCs w:val="56"/>
+      <w:lang w:eastAsia="en-US"/>
     </w:rPr>
   </w:style>
   <w:style w:type="character" w:styleId="TitleChar" w:customStyle="1">
     <w:name w:val="Title Char"/>
     <w:basedOn w:val="DefaultParagraphFont"/>
+    <w:link w:val="Title"/>
     <w:uiPriority w:val="10"/>
-    <w:qFormat/>
-    <w:rsid w:val="00cd793c"/>
+    <w:rsid w:val="00CD793C"/>
     <w:rPr>
-      <w:rFonts w:ascii="Arial" w:hAnsi="Arial" w:eastAsia="" w:cs="" w:eastAsiaTheme="majorEastAsia" w:cstheme="majorBidi"/>
+      <w:rFonts w:ascii="Arial" w:hAnsi="Arial" w:eastAsiaTheme="majorEastAsia" w:cstheme="majorBidi"/>
       <w:spacing w:val="-10"/>
-      <w:kern w:val="2"/>
+      <w:kern w:val="28"/>
       <w:sz w:val="56"/>
       <w:szCs w:val="56"/>
+    </w:rPr>
+  </w:style>
+  <w:style w:type="paragraph" w:styleId="Subtitle">
+    <w:name w:val="Subtitle"/>
+    <w:basedOn w:val="Normal"/>
+    <w:next w:val="Normal"/>
+    <w:link w:val="SubtitleChar"/>
+    <w:uiPriority w:val="11"/>
+    <w:rsid w:val="00CD793C"/>
+    <w:pPr>
+      <w:numPr>
+        <w:ilvl w:val="1"/>
+      </w:numPr>
+      <w:spacing w:before="120" w:after="160" w:line="240" w:lineRule="auto"/>
+      <w:jc w:val="both"/>
+    </w:pPr>
+    <w:rPr>
+      <w:rFonts w:ascii="Noto Sans" w:hAnsi="Noto Sans" w:eastAsiaTheme="minorEastAsia" w:cstheme="minorBidi"/>
+      <w:spacing w:val="15"/>
+      <w:sz w:val="20"/>
+      <w:lang w:eastAsia="en-US"/>
     </w:rPr>
   </w:style>
   <w:style w:type="character" w:styleId="SubtitleChar" w:customStyle="1">
     <w:name w:val="Subtitle Char"/>
     <w:basedOn w:val="DefaultParagraphFont"/>
+    <w:link w:val="Subtitle"/>
     <w:uiPriority w:val="11"/>
-    <w:qFormat/>
-    <w:rsid w:val="00cd793c"/>
+    <w:rsid w:val="00CD793C"/>
     <w:rPr>
-      <w:rFonts w:ascii="Arial" w:hAnsi="Arial" w:eastAsia="" w:eastAsiaTheme="minorEastAsia"/>
+      <w:rFonts w:ascii="Arial" w:hAnsi="Arial" w:eastAsiaTheme="minorEastAsia"/>
       <w:spacing w:val="15"/>
       <w:sz w:val="22"/>
       <w:szCs w:val="22"/>
@@ -5586,20 +5612,18 @@
     <w:name w:val="Subtle Emphasis"/>
     <w:basedOn w:val="DefaultParagraphFont"/>
     <w:uiPriority w:val="19"/>
-    <w:qFormat/>
-    <w:rsid w:val="00ef474f"/>
+    <w:rsid w:val="00EF474F"/>
     <w:rPr>
       <w:i/>
       <w:iCs/>
-      <w:color w:val="0A87FF" w:themeColor="text1" w:themeTint="bf"/>
+      <w:color w:val="0A87FF" w:themeColor="text1" w:themeTint="BF"/>
     </w:rPr>
   </w:style>
   <w:style w:type="character" w:styleId="Emphasis">
     <w:name w:val="Emphasis"/>
     <w:basedOn w:val="DefaultParagraphFont"/>
     <w:uiPriority w:val="20"/>
-    <w:qFormat/>
-    <w:rsid w:val="00ef474f"/>
+    <w:rsid w:val="00EF474F"/>
     <w:rPr>
       <w:i/>
       <w:iCs/>
@@ -5609,8 +5633,7 @@
     <w:name w:val="Intense Emphasis"/>
     <w:basedOn w:val="DefaultParagraphFont"/>
     <w:uiPriority w:val="21"/>
-    <w:qFormat/>
-    <w:rsid w:val="00ef474f"/>
+    <w:rsid w:val="00EF474F"/>
     <w:rPr>
       <w:i/>
       <w:iCs/>
@@ -5622,10 +5645,32 @@
     <w:basedOn w:val="DefaultParagraphFont"/>
     <w:uiPriority w:val="22"/>
     <w:qFormat/>
-    <w:rsid w:val="00ef474f"/>
+    <w:rsid w:val="00EF474F"/>
     <w:rPr>
       <w:b/>
       <w:bCs/>
+    </w:rPr>
+  </w:style>
+  <w:style w:type="paragraph" w:styleId="Quote">
+    <w:name w:val="Quote"/>
+    <w:basedOn w:val="Normal"/>
+    <w:next w:val="Normal"/>
+    <w:link w:val="QuoteChar"/>
+    <w:uiPriority w:val="29"/>
+    <w:rsid w:val="00EF474F"/>
+    <w:pPr>
+      <w:spacing w:before="200" w:after="160" w:line="240" w:lineRule="auto"/>
+      <w:ind w:left="864" w:right="864"/>
+      <w:jc w:val="center"/>
+    </w:pPr>
+    <w:rPr>
+      <w:rFonts w:ascii="Noto Sans" w:hAnsi="Noto Sans" w:eastAsiaTheme="minorEastAsia" w:cstheme="minorBidi"/>
+      <w:i/>
+      <w:iCs/>
+      <w:color w:val="0A87FF" w:themeColor="text1" w:themeTint="BF"/>
+      <w:sz w:val="20"/>
+      <w:szCs w:val="24"/>
+      <w:lang w:eastAsia="en-US"/>
     </w:rPr>
   </w:style>
   <w:style w:type="character" w:styleId="QuoteChar" w:customStyle="1">
@@ -5633,14 +5678,39 @@
     <w:basedOn w:val="DefaultParagraphFont"/>
     <w:link w:val="Quote"/>
     <w:uiPriority w:val="29"/>
-    <w:qFormat/>
-    <w:rsid w:val="00ef474f"/>
+    <w:rsid w:val="00EF474F"/>
     <w:rPr>
       <w:rFonts w:ascii="Arial" w:hAnsi="Arial"/>
       <w:i/>
       <w:iCs/>
-      <w:color w:val="0A87FF" w:themeColor="text1" w:themeTint="bf"/>
+      <w:color w:val="0A87FF" w:themeColor="text1" w:themeTint="BF"/>
       <w:sz w:val="22"/>
+    </w:rPr>
+  </w:style>
+  <w:style w:type="paragraph" w:styleId="IntenseQuote">
+    <w:name w:val="Intense Quote"/>
+    <w:basedOn w:val="Normal"/>
+    <w:next w:val="Normal"/>
+    <w:link w:val="IntenseQuoteChar"/>
+    <w:uiPriority w:val="30"/>
+    <w:qFormat/>
+    <w:rsid w:val="00EF474F"/>
+    <w:pPr>
+      <w:pBdr>
+        <w:top w:val="single" w:color="000000" w:themeColor="accent1" w:sz="4" w:space="10"/>
+        <w:bottom w:val="single" w:color="000000" w:themeColor="accent1" w:sz="4" w:space="10"/>
+      </w:pBdr>
+      <w:spacing w:before="360" w:after="360" w:line="240" w:lineRule="auto"/>
+      <w:ind w:left="864" w:right="864"/>
+      <w:jc w:val="center"/>
+    </w:pPr>
+    <w:rPr>
+      <w:rFonts w:ascii="Noto Sans" w:hAnsi="Noto Sans" w:eastAsiaTheme="minorEastAsia" w:cstheme="minorBidi"/>
+      <w:i/>
+      <w:iCs/>
+      <w:sz w:val="20"/>
+      <w:szCs w:val="24"/>
+      <w:lang w:eastAsia="en-US"/>
     </w:rPr>
   </w:style>
   <w:style w:type="character" w:styleId="IntenseQuoteChar" w:customStyle="1">
@@ -5648,8 +5718,7 @@
     <w:basedOn w:val="DefaultParagraphFont"/>
     <w:link w:val="IntenseQuote"/>
     <w:uiPriority w:val="30"/>
-    <w:qFormat/>
-    <w:rsid w:val="00ef474f"/>
+    <w:rsid w:val="00EF474F"/>
     <w:rPr>
       <w:rFonts w:ascii="Arial" w:hAnsi="Arial"/>
       <w:i/>
@@ -5661,19 +5730,17 @@
     <w:name w:val="Subtle Reference"/>
     <w:basedOn w:val="DefaultParagraphFont"/>
     <w:uiPriority w:val="31"/>
-    <w:qFormat/>
-    <w:rsid w:val="00ef474f"/>
+    <w:rsid w:val="00EF474F"/>
     <w:rPr>
       <w:smallCaps/>
-      <w:color w:val="2C97FF" w:themeColor="text1" w:themeTint="a5"/>
+      <w:color w:val="2C97FF" w:themeColor="text1" w:themeTint="A5"/>
     </w:rPr>
   </w:style>
   <w:style w:type="character" w:styleId="IntenseReference">
     <w:name w:val="Intense Reference"/>
     <w:basedOn w:val="DefaultParagraphFont"/>
     <w:uiPriority w:val="32"/>
-    <w:qFormat/>
-    <w:rsid w:val="00ef474f"/>
+    <w:rsid w:val="00EF474F"/>
     <w:rPr>
       <w:b/>
       <w:bCs/>
@@ -5687,7 +5754,7 @@
     <w:basedOn w:val="DefaultParagraphFont"/>
     <w:uiPriority w:val="33"/>
     <w:qFormat/>
-    <w:rsid w:val="00ad2501"/>
+    <w:rsid w:val="00AD2501"/>
     <w:rPr>
       <w:b/>
       <w:bCs/>
@@ -5696,552 +5763,15 @@
       <w:spacing w:val="5"/>
     </w:rPr>
   </w:style>
-  <w:style w:type="character" w:styleId="UltraHeadingChar" w:customStyle="1">
-    <w:name w:val="Ultra Heading Char"/>
-    <w:basedOn w:val="Heading1Char"/>
-    <w:link w:val="UltraHeading"/>
-    <w:qFormat/>
-    <w:rsid w:val="002c3a02"/>
-    <w:rPr>
-      <w:rFonts w:ascii="Noto Sans Black" w:hAnsi="Noto Sans Black" w:eastAsia="MS Mincho" w:cs="Arial"/>
-      <w:b/>
-      <w:color w:val="05325F" w:themeColor="text2"/>
-      <w:sz w:val="48"/>
-      <w:szCs w:val="48"/>
-      <w:lang w:val="en-GB"/>
-    </w:rPr>
-  </w:style>
-  <w:style w:type="character" w:styleId="ListParagraphChar" w:customStyle="1">
-    <w:name w:val="List Paragraph Char"/>
-    <w:basedOn w:val="DefaultParagraphFont"/>
-    <w:link w:val="ListParagraph"/>
-    <w:uiPriority w:val="34"/>
-    <w:qFormat/>
-    <w:locked/>
-    <w:rsid w:val="002e1b2e"/>
-    <w:rPr>
-      <w:rFonts w:ascii="Noto Sans" w:hAnsi="Noto Sans" w:eastAsia="" w:eastAsiaTheme="minorEastAsia"/>
-      <w:sz w:val="18"/>
-      <w:lang w:eastAsia="en-AU"/>
-    </w:rPr>
-  </w:style>
-  <w:style w:type="character" w:styleId="CommentReference">
-    <w:name w:val="annotation reference"/>
-    <w:basedOn w:val="DefaultParagraphFont"/>
-    <w:uiPriority w:val="99"/>
-    <w:semiHidden/>
-    <w:unhideWhenUsed/>
-    <w:qFormat/>
-    <w:rsid w:val="0019593c"/>
-    <w:rPr>
-      <w:sz w:val="16"/>
-      <w:szCs w:val="16"/>
-    </w:rPr>
-  </w:style>
-  <w:style w:type="character" w:styleId="CommentTextChar" w:customStyle="1">
-    <w:name w:val="Comment Text Char"/>
-    <w:basedOn w:val="DefaultParagraphFont"/>
-    <w:uiPriority w:val="99"/>
-    <w:semiHidden/>
-    <w:qFormat/>
-    <w:rsid w:val="0019593c"/>
-    <w:rPr>
-      <w:rFonts w:ascii="Calibri Light" w:hAnsi="Calibri Light" w:eastAsia="" w:cs="" w:asciiTheme="majorHAnsi" w:hAnsiTheme="majorHAnsi" w:eastAsiaTheme="majorEastAsia" w:cstheme="majorBidi"/>
-      <w:sz w:val="20"/>
-      <w:szCs w:val="20"/>
-      <w:lang w:eastAsia="en-AU"/>
-    </w:rPr>
-  </w:style>
-  <w:style w:type="character" w:styleId="Buntacsuser">
-    <w:name w:val="Buntéacs (user)"/>
-    <w:qFormat/>
-    <w:rPr>
-      <w:rFonts w:ascii="Liberation Mono" w:hAnsi="Liberation Mono" w:eastAsia="Liberation Mono" w:cs="Liberation Mono"/>
-    </w:rPr>
-  </w:style>
-  <w:style w:type="paragraph" w:styleId="Ceannteideal">
-    <w:name w:val="Ceannteideal"/>
-    <w:basedOn w:val="Normal"/>
-    <w:next w:val="BodyText"/>
-    <w:qFormat/>
-    <w:pPr>
-      <w:keepNext w:val="true"/>
-      <w:spacing w:before="240" w:after="120"/>
-    </w:pPr>
-    <w:rPr>
-      <w:rFonts w:ascii="Liberation Sans" w:hAnsi="Liberation Sans" w:eastAsia="Noto Sans CJK SC" w:cs="Noto Sans Devanagari"/>
-      <w:sz w:val="28"/>
-      <w:szCs w:val="28"/>
-    </w:rPr>
-  </w:style>
-  <w:style w:type="paragraph" w:styleId="BodyText">
-    <w:name w:val="Body Text"/>
-    <w:basedOn w:val="Normal"/>
-    <w:pPr>
-      <w:spacing w:before="0" w:after="140" w:line="276" w:lineRule="auto"/>
-    </w:pPr>
-    <w:rPr/>
-  </w:style>
-  <w:style w:type="paragraph" w:styleId="List">
-    <w:name w:val="List"/>
-    <w:basedOn w:val="BodyText"/>
-    <w:pPr/>
-    <w:rPr>
-      <w:rFonts w:cs="Noto Sans Devanagari"/>
-    </w:rPr>
-  </w:style>
-  <w:style w:type="paragraph" w:styleId="Caption">
-    <w:name w:val="caption"/>
-    <w:basedOn w:val="Normal"/>
-    <w:qFormat/>
-    <w:pPr>
-      <w:suppressLineNumbers/>
-      <w:spacing w:before="120" w:after="120"/>
-    </w:pPr>
-    <w:rPr>
-      <w:rFonts w:cs="Noto Sans Devanagari"/>
-      <w:i/>
-      <w:iCs/>
-      <w:sz w:val="24"/>
-      <w:szCs w:val="24"/>
-    </w:rPr>
-  </w:style>
-  <w:style w:type="paragraph" w:styleId="Innacs">
-    <w:name w:val="Innéacs"/>
-    <w:basedOn w:val="Normal"/>
-    <w:qFormat/>
-    <w:pPr>
-      <w:suppressLineNumbers/>
-    </w:pPr>
-    <w:rPr>
-      <w:rFonts w:cs="Noto Sans Devanagari"/>
-    </w:rPr>
-  </w:style>
-  <w:style w:type="paragraph" w:styleId="Ceannteidealuser">
-    <w:name w:val="Ceannteideal (user)"/>
-    <w:basedOn w:val="Normal"/>
-    <w:next w:val="BodyText"/>
-    <w:qFormat/>
-    <w:pPr>
-      <w:keepNext w:val="true"/>
-      <w:spacing w:before="240" w:after="120"/>
-    </w:pPr>
-    <w:rPr>
-      <w:rFonts w:ascii="Liberation Sans" w:hAnsi="Liberation Sans" w:eastAsia="Noto Sans CJK SC" w:cs="Noto Sans Devanagari"/>
-      <w:sz w:val="28"/>
-      <w:szCs w:val="28"/>
-    </w:rPr>
-  </w:style>
-  <w:style w:type="paragraph" w:styleId="Innacsuser">
-    <w:name w:val="Innéacs (user)"/>
-    <w:basedOn w:val="Normal"/>
-    <w:qFormat/>
-    <w:pPr>
-      <w:suppressLineNumbers/>
-    </w:pPr>
-    <w:rPr>
-      <w:rFonts w:cs="Noto Sans Devanagari"/>
-    </w:rPr>
-  </w:style>
-  <w:style w:type="paragraph" w:styleId="HeaderandFooter">
-    <w:name w:val="Header and Footer"/>
-    <w:basedOn w:val="Normal"/>
-    <w:qFormat/>
-    <w:pPr/>
-    <w:rPr/>
-  </w:style>
-  <w:style w:type="paragraph" w:styleId="Header">
-    <w:name w:val="header"/>
-    <w:basedOn w:val="Normal"/>
-    <w:link w:val="HeaderChar"/>
-    <w:uiPriority w:val="99"/>
-    <w:unhideWhenUsed/>
-    <w:rsid w:val="00d01cd2"/>
-    <w:pPr>
-      <w:tabs>
-        <w:tab w:val="clear" w:pos="720"/>
-        <w:tab w:val="center" w:leader="none" w:pos="4513"/>
-        <w:tab w:val="right" w:leader="none" w:pos="9026"/>
-      </w:tabs>
-      <w:spacing w:before="0" w:after="120" w:line="240" w:lineRule="auto"/>
-    </w:pPr>
-    <w:rPr>
-      <w:rFonts w:ascii="Noto Sans" w:hAnsi="Noto Sans" w:eastAsia="" w:cs="" w:eastAsiaTheme="minorEastAsia" w:cstheme="minorBidi"/>
-      <w:sz w:val="20"/>
-      <w:szCs w:val="24"/>
-      <w:lang w:eastAsia="en-US"/>
-    </w:rPr>
-  </w:style>
-  <w:style w:type="paragraph" w:styleId="Footer">
-    <w:name w:val="footer"/>
-    <w:basedOn w:val="Normal"/>
-    <w:link w:val="FooterChar"/>
-    <w:uiPriority w:val="99"/>
-    <w:unhideWhenUsed/>
-    <w:rsid w:val="00d01cd2"/>
-    <w:pPr>
-      <w:tabs>
-        <w:tab w:val="clear" w:pos="720"/>
-        <w:tab w:val="center" w:leader="none" w:pos="4513"/>
-        <w:tab w:val="right" w:leader="none" w:pos="9026"/>
-      </w:tabs>
-      <w:spacing w:before="0" w:after="120" w:line="240" w:lineRule="auto"/>
-    </w:pPr>
-    <w:rPr>
-      <w:rFonts w:ascii="Noto Sans" w:hAnsi="Noto Sans" w:eastAsia="" w:cs="" w:eastAsiaTheme="minorEastAsia" w:cstheme="minorBidi"/>
-      <w:sz w:val="20"/>
-      <w:szCs w:val="24"/>
-      <w:lang w:eastAsia="en-US"/>
-    </w:rPr>
-  </w:style>
-  <w:style w:type="paragraph" w:styleId="NormalWeb">
-    <w:name w:val="Normal (Web)"/>
-    <w:basedOn w:val="Normal"/>
-    <w:uiPriority w:val="99"/>
-    <w:semiHidden/>
-    <w:unhideWhenUsed/>
-    <w:qFormat/>
-    <w:rsid w:val="00d01cd2"/>
-    <w:pPr>
-      <w:spacing w:beforeAutospacing="1" w:afterAutospacing="1" w:line="240" w:lineRule="auto"/>
-    </w:pPr>
-    <w:rPr>
-      <w:rFonts w:ascii="Times New Roman" w:hAnsi="Times New Roman" w:eastAsia="" w:cs="Times New Roman" w:eastAsiaTheme="minorEastAsia"/>
-      <w:sz w:val="20"/>
-      <w:szCs w:val="24"/>
-    </w:rPr>
-  </w:style>
-  <w:style w:type="paragraph" w:styleId="NoSpacing">
-    <w:name w:val="No Spacing"/>
-    <w:uiPriority w:val="1"/>
-    <w:qFormat/>
-    <w:rsid w:val="007274e7"/>
-    <w:pPr>
-      <w:widowControl/>
-      <w:suppressAutoHyphens w:val="true"/>
-      <w:bidi w:val="0"/>
-      <w:spacing w:before="0" w:after="0"/>
-      <w:jc w:val="start"/>
-    </w:pPr>
-    <w:rPr>
-      <w:rFonts w:ascii="Arial" w:hAnsi="Arial" w:eastAsia="Calibri" w:cs="" w:eastAsiaTheme="minorHAnsi" w:cstheme="minorBidi"/>
-      <w:color w:val="auto"/>
-      <w:kern w:val="0"/>
-      <w:sz w:val="22"/>
-      <w:szCs w:val="24"/>
-      <w:lang w:val="en-AU" w:eastAsia="en-US" w:bidi="ar-SA"/>
-    </w:rPr>
-  </w:style>
-  <w:style w:type="paragraph" w:styleId="ListParagraph">
-    <w:name w:val="List Paragraph"/>
-    <w:basedOn w:val="Normal"/>
-    <w:link w:val="ListParagraphChar"/>
-    <w:uiPriority w:val="34"/>
-    <w:qFormat/>
-    <w:rsid w:val="0055582f"/>
-    <w:pPr>
-      <w:numPr>
-        <w:ilvl w:val="0"/>
-        <w:numId w:val="1"/>
-      </w:numPr>
-      <w:tabs>
-        <w:tab w:val="clear" w:pos="720"/>
-        <w:tab w:val="left" w:leader="none" w:pos="2835"/>
-      </w:tabs>
-      <w:spacing w:before="0" w:after="120" w:line="240" w:lineRule="auto"/>
-      <w:ind w:start="360"/>
-    </w:pPr>
-    <w:rPr>
-      <w:rFonts w:ascii="Noto Sans" w:hAnsi="Noto Sans" w:eastAsia="" w:cs="" w:eastAsiaTheme="minorEastAsia" w:cstheme="minorBidi"/>
-      <w:sz w:val="20"/>
-      <w:szCs w:val="24"/>
-    </w:rPr>
-  </w:style>
-  <w:style w:type="paragraph" w:styleId="Title">
-    <w:name w:val="Title"/>
-    <w:basedOn w:val="Normal"/>
-    <w:next w:val="Normal"/>
-    <w:link w:val="TitleChar"/>
-    <w:uiPriority w:val="10"/>
-    <w:qFormat/>
-    <w:rsid w:val="00cd793c"/>
-    <w:pPr>
-      <w:spacing w:before="0" w:after="0" w:line="240" w:lineRule="auto"/>
-      <w:contextualSpacing/>
-    </w:pPr>
-    <w:rPr>
-      <w:rFonts w:ascii="Noto Sans" w:hAnsi="Noto Sans"/>
-      <w:spacing w:val="-10"/>
-      <w:kern w:val="2"/>
-      <w:sz w:val="56"/>
-      <w:szCs w:val="56"/>
-      <w:lang w:eastAsia="en-US"/>
-    </w:rPr>
-  </w:style>
-  <w:style w:type="paragraph" w:styleId="Subtitle">
-    <w:name w:val="Subtitle"/>
-    <w:basedOn w:val="Normal"/>
-    <w:next w:val="Normal"/>
-    <w:link w:val="SubtitleChar"/>
-    <w:uiPriority w:val="11"/>
-    <w:qFormat/>
-    <w:rsid w:val="00cd793c"/>
-    <w:pPr>
-      <w:spacing w:before="0" w:after="160" w:line="240" w:lineRule="auto"/>
-    </w:pPr>
-    <w:rPr>
-      <w:rFonts w:ascii="Noto Sans" w:hAnsi="Noto Sans" w:eastAsia="" w:cs="" w:eastAsiaTheme="minorEastAsia" w:cstheme="minorBidi"/>
-      <w:spacing w:val="15"/>
-      <w:sz w:val="20"/>
-      <w:lang w:eastAsia="en-US"/>
-    </w:rPr>
-  </w:style>
-  <w:style w:type="paragraph" w:styleId="Quote">
-    <w:name w:val="Quote"/>
-    <w:basedOn w:val="Normal"/>
-    <w:next w:val="Normal"/>
-    <w:link w:val="QuoteChar"/>
-    <w:uiPriority w:val="29"/>
-    <w:qFormat/>
-    <w:rsid w:val="00ef474f"/>
-    <w:pPr>
-      <w:spacing w:before="200" w:after="160" w:line="240" w:lineRule="auto"/>
-      <w:ind w:start="864" w:end="864"/>
-      <w:jc w:val="center"/>
-    </w:pPr>
-    <w:rPr>
-      <w:rFonts w:ascii="Noto Sans" w:hAnsi="Noto Sans" w:eastAsia="" w:cs="" w:eastAsiaTheme="minorEastAsia" w:cstheme="minorBidi"/>
-      <w:i/>
-      <w:iCs/>
-      <w:color w:val="0A87FF" w:themeColor="text1" w:themeTint="bf"/>
-      <w:sz w:val="20"/>
-      <w:szCs w:val="24"/>
-      <w:lang w:eastAsia="en-US"/>
-    </w:rPr>
-  </w:style>
-  <w:style w:type="paragraph" w:styleId="IntenseQuote">
-    <w:name w:val="Intense Quote"/>
-    <w:basedOn w:val="Normal"/>
-    <w:next w:val="Normal"/>
-    <w:link w:val="IntenseQuoteChar"/>
-    <w:uiPriority w:val="30"/>
-    <w:qFormat/>
-    <w:rsid w:val="00ef474f"/>
-    <w:pPr>
-      <w:pBdr>
-        <w:top w:val="single" w:color="000000" w:themeColor="accent1" w:sz="4" w:space="10"/>
-        <w:bottom w:val="single" w:color="000000" w:themeColor="accent1" w:sz="4" w:space="10"/>
-      </w:pBdr>
-      <w:spacing w:before="360" w:after="360" w:line="240" w:lineRule="auto"/>
-      <w:ind w:start="864" w:end="864"/>
-      <w:jc w:val="center"/>
-    </w:pPr>
-    <w:rPr>
-      <w:rFonts w:ascii="Noto Sans" w:hAnsi="Noto Sans" w:eastAsia="" w:cs="" w:eastAsiaTheme="minorEastAsia" w:cstheme="minorBidi"/>
-      <w:i/>
-      <w:iCs/>
-      <w:sz w:val="20"/>
-      <w:szCs w:val="24"/>
-      <w:lang w:eastAsia="en-US"/>
-    </w:rPr>
-  </w:style>
-  <w:style w:type="paragraph" w:styleId="Tabletext" w:customStyle="1">
-    <w:name w:val="Table text"/>
-    <w:basedOn w:val="Normal"/>
-    <w:qFormat/>
-    <w:rsid w:val="0055582f"/>
-    <w:pPr>
-      <w:spacing w:before="20" w:after="20" w:line="264" w:lineRule="auto"/>
-    </w:pPr>
-    <w:rPr>
-      <w:rFonts w:eastAsia="Times New Roman" w:cs="Times New Roman"/>
-      <w:szCs w:val="20"/>
-    </w:rPr>
-  </w:style>
-  <w:style w:type="paragraph" w:styleId="Tableheadings" w:customStyle="1">
-    <w:name w:val="Table headings"/>
-    <w:basedOn w:val="Normal"/>
-    <w:qFormat/>
-    <w:rsid w:val="0055582f"/>
-    <w:pPr>
-      <w:spacing w:before="0" w:after="0" w:line="264" w:lineRule="auto"/>
-    </w:pPr>
-    <w:rPr>
-      <w:rFonts w:eastAsia="Times New Roman" w:cs="Times New Roman"/>
-      <w:b/>
-      <w:bCs/>
-      <w:color w:val="FFFFFF"/>
-      <w:szCs w:val="20"/>
-    </w:rPr>
-  </w:style>
-  <w:style w:type="paragraph" w:styleId="BasicParagraph" w:customStyle="1">
-    <w:name w:val="[Basic Paragraph]"/>
-    <w:basedOn w:val="Normal"/>
-    <w:uiPriority w:val="99"/>
-    <w:qFormat/>
-    <w:rsid w:val="00af7dd9"/>
-    <w:pPr>
-      <w:spacing w:before="0" w:after="113" w:line="288" w:lineRule="auto"/>
-      <w:textAlignment w:val="center"/>
-    </w:pPr>
-    <w:rPr>
-      <w:rFonts w:ascii="MetaPro-Norm" w:hAnsi="MetaPro-Norm" w:cs="MetaPro-Norm"/>
-      <w:color w:val="000000"/>
-      <w:sz w:val="24"/>
-      <w:lang w:val="en-GB"/>
-    </w:rPr>
-  </w:style>
-  <w:style w:type="paragraph" w:styleId="UltraHeading" w:customStyle="1">
-    <w:name w:val="Ultra Heading"/>
-    <w:link w:val="UltraHeadingChar"/>
-    <w:autoRedefine/>
-    <w:qFormat/>
-    <w:rsid w:val="002c3a02"/>
-    <w:pPr>
-      <w:widowControl/>
-      <w:suppressAutoHyphens w:val="true"/>
-      <w:bidi w:val="0"/>
-      <w:spacing w:before="0" w:after="0"/>
-      <w:jc w:val="start"/>
-    </w:pPr>
-    <w:rPr>
-      <w:rFonts w:ascii="Noto Sans Black" w:hAnsi="Noto Sans Black" w:eastAsia="MS Mincho" w:cs="Arial"/>
-      <w:b/>
-      <w:color w:val="05325F" w:themeColor="text2"/>
-      <w:kern w:val="0"/>
-      <w:sz w:val="48"/>
-      <w:szCs w:val="48"/>
-      <w:lang w:val="en-GB" w:eastAsia="en-US" w:bidi="ar-SA"/>
-    </w:rPr>
-  </w:style>
-  <w:style w:type="paragraph" w:styleId="TableText1" w:customStyle="1">
-    <w:name w:val="Table Text1"/>
-    <w:basedOn w:val="Normal"/>
-    <w:uiPriority w:val="14"/>
-    <w:qFormat/>
-    <w:rsid w:val="002e1b2e"/>
-    <w:pPr>
-      <w:spacing w:before="60" w:after="60" w:line="240" w:lineRule="auto"/>
-    </w:pPr>
-    <w:rPr>
-      <w:rFonts w:ascii="Calibri" w:hAnsi="Calibri" w:eastAsia="Calibri" w:cs="" w:eastAsiaTheme="minorHAnsi" w:cstheme="minorBidi"/>
-      <w:color w:val="70AD47" w:themeColor="accent6"/>
-      <w:szCs w:val="18"/>
-      <w:lang w:eastAsia="en-US"/>
-    </w:rPr>
-  </w:style>
-  <w:style w:type="paragraph" w:styleId="TableTextbold" w:customStyle="1">
-    <w:name w:val="Table Text bold"/>
-    <w:basedOn w:val="Normal"/>
-    <w:uiPriority w:val="17"/>
-    <w:qFormat/>
-    <w:rsid w:val="002e1b2e"/>
-    <w:pPr>
-      <w:spacing w:before="60" w:after="60" w:line="240" w:lineRule="auto"/>
-    </w:pPr>
-    <w:rPr>
-      <w:rFonts w:ascii="Calibri" w:hAnsi="Calibri" w:eastAsia="Calibri" w:cs="" w:eastAsiaTheme="minorHAnsi" w:cstheme="minorBidi"/>
-      <w:b/>
-      <w:color w:val="70AD47" w:themeColor="accent6"/>
-      <w:szCs w:val="18"/>
-      <w:lang w:eastAsia="en-US"/>
-    </w:rPr>
-  </w:style>
-  <w:style w:type="paragraph" w:styleId="CommentText">
-    <w:name w:val="annotation text"/>
-    <w:basedOn w:val="Normal"/>
-    <w:link w:val="CommentTextChar"/>
-    <w:uiPriority w:val="99"/>
-    <w:semiHidden/>
-    <w:unhideWhenUsed/>
-    <w:rsid w:val="0019593c"/>
-    <w:pPr>
-      <w:spacing w:line="240" w:lineRule="auto"/>
-    </w:pPr>
-    <w:rPr>
-      <w:sz w:val="20"/>
-      <w:szCs w:val="20"/>
-    </w:rPr>
-  </w:style>
-  <w:style w:type="paragraph" w:styleId="bharanFhrmauser">
-    <w:name w:val="Ábhar an Fhráma (user)"/>
-    <w:basedOn w:val="Normal"/>
-    <w:qFormat/>
-    <w:pPr/>
-    <w:rPr/>
-  </w:style>
-  <w:style w:type="paragraph" w:styleId="bharanFhrma">
-    <w:name w:val="Ábhar an Fhráma"/>
-    <w:basedOn w:val="Normal"/>
-    <w:qFormat/>
-    <w:pPr/>
-    <w:rPr/>
-  </w:style>
-  <w:style w:type="paragraph" w:styleId="bharanTblauser">
-    <w:name w:val="Ábhar an Tábla (user)"/>
-    <w:basedOn w:val="Normal"/>
-    <w:qFormat/>
-    <w:pPr>
-      <w:widowControl w:val="false"/>
-      <w:suppressLineNumbers/>
-    </w:pPr>
-    <w:rPr/>
-  </w:style>
-  <w:style w:type="paragraph" w:styleId="CeannteidealTblauser">
-    <w:name w:val="Ceannteideal Tábla (user)"/>
-    <w:basedOn w:val="bharanTblauser"/>
-    <w:qFormat/>
-    <w:pPr>
-      <w:suppressLineNumbers/>
-      <w:jc w:val="center"/>
-    </w:pPr>
-    <w:rPr>
-      <w:b/>
-      <w:bCs/>
-    </w:rPr>
-  </w:style>
-  <w:style w:type="paragraph" w:styleId="TacsRamhfhormiditheuser">
-    <w:name w:val="Téacs Réamhfhormáidithe (user)"/>
-    <w:basedOn w:val="Normal"/>
-    <w:qFormat/>
-    <w:pPr>
-      <w:spacing w:before="0" w:after="0"/>
-    </w:pPr>
-    <w:rPr>
-      <w:rFonts w:ascii="Liberation Mono" w:hAnsi="Liberation Mono" w:eastAsia="Liberation Mono" w:cs="Liberation Mono"/>
-      <w:sz w:val="20"/>
-      <w:szCs w:val="20"/>
-    </w:rPr>
-  </w:style>
-  <w:style w:type="numbering" w:styleId="NoList" w:default="1">
-    <w:name w:val="No List"/>
-    <w:uiPriority w:val="99"/>
-    <w:semiHidden/>
-    <w:unhideWhenUsed/>
-    <w:qFormat/>
-  </w:style>
-  <w:style w:type="table" w:styleId="TableNormal" w:default="1">
-    <w:name w:val="Normal Table"/>
-    <w:uiPriority w:val="99"/>
-    <w:semiHidden/>
-    <w:unhideWhenUsed/>
-    <w:tblPr>
-      <w:tblCellMar>
-        <w:top w:w="0" w:type="dxa"/>
-        <w:left w:w="108" w:type="dxa"/>
-        <w:bottom w:w="0" w:type="dxa"/>
-        <w:right w:w="108" w:type="dxa"/>
-      </w:tblCellMar>
-    </w:tblPr>
-  </w:style>
   <w:style w:type="table" w:styleId="Table-QldBlue" w:customStyle="1">
     <w:name w:val="Table - Qld Blue"/>
     <w:basedOn w:val="TableNormal"/>
     <w:rsid w:val="00540992"/>
     <w:rPr>
-      <w:lang w:eastAsia="en-AU"/>
+      <w:rFonts w:ascii="Noto Sans" w:hAnsi="Noto Sans" w:eastAsia="Times New Roman" w:cs="Times New Roman"/>
       <w:sz w:val="22"/>
       <w:szCs w:val="20"/>
+      <w:lang w:eastAsia="en-AU"/>
     </w:rPr>
     <w:tblPr>
       <w:tblBorders>
@@ -6264,7 +5794,9 @@
     </w:tcPr>
     <w:tblStylePr w:type="firstRow">
       <w:rPr>
+        <w:rFonts w:ascii="Noto Sans" w:hAnsi="Noto Sans"/>
         <w:b/>
+        <w:color w:val="FFFFFF"/>
         <w:sz w:val="24"/>
       </w:rPr>
       <w:tblPr/>
@@ -6290,6 +5822,7 @@
     </w:tblStylePr>
     <w:tblStylePr w:type="firstCol">
       <w:rPr>
+        <w:rFonts w:ascii="Noto Sans" w:hAnsi="Noto Sans"/>
         <w:b/>
       </w:rPr>
       <w:tblPr/>
@@ -6298,11 +5831,65 @@
       </w:tcPr>
     </w:tblStylePr>
   </w:style>
+  <w:style w:type="paragraph" w:styleId="Tabletext" w:customStyle="1">
+    <w:name w:val="Table text"/>
+    <w:basedOn w:val="Normal"/>
+    <w:rsid w:val="0055582F"/>
+    <w:pPr>
+      <w:spacing w:before="20" w:after="20" w:line="264" w:lineRule="auto"/>
+      <w:jc w:val="both"/>
+    </w:pPr>
+    <w:rPr>
+      <w:rFonts w:ascii="Noto Sans" w:hAnsi="Noto Sans" w:eastAsia="Times New Roman" w:cs="Times New Roman"/>
+      <w:sz w:val="20"/>
+      <w:szCs w:val="20"/>
+      <w:lang w:eastAsia="en-US"/>
+    </w:rPr>
+  </w:style>
+  <w:style w:type="paragraph" w:styleId="Tableheadings" w:customStyle="1">
+    <w:name w:val="Table headings"/>
+    <w:basedOn w:val="Normal"/>
+    <w:rsid w:val="0055582F"/>
+    <w:pPr>
+      <w:spacing w:before="120" w:after="0" w:line="264" w:lineRule="auto"/>
+      <w:jc w:val="both"/>
+    </w:pPr>
+    <w:rPr>
+      <w:rFonts w:ascii="Noto Sans" w:hAnsi="Noto Sans" w:eastAsia="Times New Roman" w:cs="Times New Roman"/>
+      <w:b/>
+      <w:bCs/>
+      <w:color w:val="FFFFFF"/>
+      <w:sz w:val="20"/>
+      <w:szCs w:val="20"/>
+      <w:lang w:eastAsia="en-US"/>
+    </w:rPr>
+  </w:style>
+  <w:style w:type="paragraph" w:styleId="BasicParagraph" w:customStyle="1">
+    <w:name w:val="[Basic Paragraph]"/>
+    <w:basedOn w:val="Normal"/>
+    <w:uiPriority w:val="99"/>
+    <w:rsid w:val="00AF7DD9"/>
+    <w:pPr>
+      <w:autoSpaceDE w:val="0"/>
+      <w:autoSpaceDN w:val="0"/>
+      <w:adjustRightInd w:val="0"/>
+      <w:spacing w:before="120" w:after="113" w:line="288" w:lineRule="auto"/>
+      <w:jc w:val="both"/>
+      <w:textAlignment w:val="center"/>
+    </w:pPr>
+    <w:rPr>
+      <w:rFonts w:ascii="MetaPro-Norm" w:hAnsi="MetaPro-Norm" w:cs="MetaPro-Norm" w:eastAsiaTheme="minorEastAsia"/>
+      <w:color w:val="000000"/>
+      <w:sz w:val="24"/>
+      <w:szCs w:val="24"/>
+      <w:lang w:val="en-GB" w:eastAsia="en-US"/>
+    </w:rPr>
+  </w:style>
   <w:style w:type="table" w:styleId="PlainTable2">
     <w:name w:val="Plain Table 2"/>
     <w:basedOn w:val="TableNormal"/>
     <w:uiPriority w:val="42"/>
-    <w:rsid w:val="00e441d6"/>
+    <w:rsid w:val="00E441D6"/>
     <w:tblPr>
       <w:tblStyleRowBandSize w:val="1"/>
       <w:tblStyleColBandSize w:val="1"/>
@@ -6319,7 +5906,7 @@
       <w:tblPr/>
       <w:tcPr>
         <w:tcBorders>
-          <w:bottom w:val="single" w:color="5BAEFF" w:themeColor="text1" w:sz="4" w:space="0"/>
+          <w:bottom w:val="single" w:color="5BAEFF" w:themeColor="text1" w:themeTint="80" w:sz="4" w:space="0"/>
         </w:tcBorders>
       </w:tcPr>
     </w:tblStylePr>
@@ -6331,7 +5918,7 @@
       <w:tblPr/>
       <w:tcPr>
         <w:tcBorders>
-          <w:top w:val="single" w:color="5BAEFF" w:themeColor="text1" w:sz="4" w:space="0"/>
+          <w:top w:val="single" w:color="5BAEFF" w:themeColor="text1" w:themeTint="80" w:sz="4" w:space="0"/>
         </w:tcBorders>
       </w:tcPr>
     </w:tblStylePr>
@@ -6340,21 +5927,19 @@
         <w:b/>
         <w:bCs/>
       </w:rPr>
-      <w:tblPr/>
     </w:tblStylePr>
     <w:tblStylePr w:type="lastCol">
       <w:rPr>
         <w:b/>
         <w:bCs/>
       </w:rPr>
-      <w:tblPr/>
     </w:tblStylePr>
     <w:tblStylePr w:type="band1Vert">
       <w:tblPr/>
       <w:tcPr>
         <w:tcBorders>
-          <w:left w:val="single" w:color="5BAEFF" w:themeColor="text1" w:sz="4" w:space="0"/>
-          <w:right w:val="single" w:color="5BAEFF" w:themeColor="text1" w:sz="4" w:space="0"/>
+          <w:left w:val="single" w:color="5BAEFF" w:themeColor="text1" w:themeTint="80" w:sz="4" w:space="0"/>
+          <w:right w:val="single" w:color="5BAEFF" w:themeColor="text1" w:themeTint="80" w:sz="4" w:space="0"/>
         </w:tcBorders>
       </w:tcPr>
     </w:tblStylePr>
@@ -6362,8 +5947,8 @@
       <w:tblPr/>
       <w:tcPr>
         <w:tcBorders>
-          <w:left w:val="single" w:color="5BAEFF" w:themeColor="text1" w:sz="4" w:space="0"/>
-          <w:right w:val="single" w:color="5BAEFF" w:themeColor="text1" w:sz="4" w:space="0"/>
+          <w:left w:val="single" w:color="5BAEFF" w:themeColor="text1" w:themeTint="80" w:sz="4" w:space="0"/>
+          <w:right w:val="single" w:color="5BAEFF" w:themeColor="text1" w:themeTint="80" w:sz="4" w:space="0"/>
         </w:tcBorders>
       </w:tcPr>
     </w:tblStylePr>
@@ -6371,8 +5956,8 @@
       <w:tblPr/>
       <w:tcPr>
         <w:tcBorders>
-          <w:top w:val="single" w:color="5BAEFF" w:themeColor="text1" w:sz="4" w:space="0"/>
-          <w:bottom w:val="single" w:color="5BAEFF" w:themeColor="text1" w:sz="4" w:space="0"/>
+          <w:top w:val="single" w:color="5BAEFF" w:themeColor="text1" w:themeTint="80" w:sz="4" w:space="0"/>
+          <w:bottom w:val="single" w:color="5BAEFF" w:themeColor="text1" w:themeTint="80" w:sz="4" w:space="0"/>
         </w:tcBorders>
       </w:tcPr>
     </w:tblStylePr>
@@ -6380,7 +5965,7 @@
   <w:style w:type="table" w:styleId="TableGrid">
     <w:name w:val="Table Grid"/>
     <w:basedOn w:val="TableNormal"/>
-    <w:rsid w:val="006f0011"/>
+    <w:rsid w:val="006F0011"/>
     <w:tblPr>
       <w:tblBorders>
         <w:top w:val="single" w:color="auto" w:sz="4" w:space="0"/>
@@ -6392,17 +5977,47 @@
       </w:tblBorders>
     </w:tblPr>
   </w:style>
+  <w:style w:type="paragraph" w:styleId="UltraHeading" w:customStyle="1">
+    <w:name w:val="Ultra Heading"/>
+    <w:link w:val="UltraHeadingChar"/>
+    <w:autoRedefine/>
+    <w:qFormat/>
+    <w:rsid w:val="002C3A02"/>
+    <w:rPr>
+      <w:rFonts w:ascii="Noto Sans Black" w:hAnsi="Noto Sans Black" w:eastAsia="MS Mincho" w:cs="Arial"/>
+      <w:b/>
+      <w:color w:val="05325F" w:themeColor="text2"/>
+      <w:sz w:val="48"/>
+      <w:szCs w:val="48"/>
+      <w:lang w:val="en-GB"/>
+    </w:rPr>
+  </w:style>
+  <w:style w:type="character" w:styleId="UltraHeadingChar" w:customStyle="1">
+    <w:name w:val="Ultra Heading Char"/>
+    <w:basedOn w:val="Heading1Char"/>
+    <w:link w:val="UltraHeading"/>
+    <w:rsid w:val="002C3A02"/>
+    <w:rPr>
+      <w:rFonts w:ascii="Noto Sans Black" w:hAnsi="Noto Sans Black" w:eastAsia="MS Mincho" w:cs="Arial"/>
+      <w:b/>
+      <w:color w:val="05325F" w:themeColor="text2"/>
+      <w:sz w:val="48"/>
+      <w:szCs w:val="48"/>
+      <w:lang w:val="en-GB"/>
+    </w:rPr>
+  </w:style>
   <w:style w:type="table" w:styleId="Table-QldMaroon" w:customStyle="1">
     <w:name w:val="Table - Qld Maroon"/>
     <w:basedOn w:val="TableNormal"/>
-    <w:rsid w:val="002e1b2e"/>
+    <w:rsid w:val="002E1B2E"/>
     <w:pPr>
       <w:spacing w:after="50" w:afterLines="50" w:line="240" w:lineRule="atLeast"/>
     </w:pPr>
     <w:rPr>
-      <w:lang w:eastAsia="en-AU"/>
+      <w:rFonts w:ascii="Noto Sans" w:hAnsi="Noto Sans" w:eastAsia="Times New Roman" w:cs="Times New Roman"/>
       <w:sz w:val="22"/>
       <w:szCs w:val="20"/>
+      <w:lang w:eastAsia="en-AU"/>
     </w:rPr>
     <w:tblPr>
       <w:tblBorders>
@@ -6425,7 +6040,9 @@
     </w:tcPr>
     <w:tblStylePr w:type="firstRow">
       <w:rPr>
+        <w:rFonts w:ascii="Arial" w:hAnsi="Arial"/>
         <w:b w:val="0"/>
+        <w:color w:val="FFFFFF"/>
         <w:sz w:val="24"/>
       </w:rPr>
       <w:tblPr/>
@@ -6455,128 +6072,241 @@
       </w:tcPr>
     </w:tblStylePr>
   </w:style>
+  <w:style w:type="paragraph" w:styleId="TableText0" w:customStyle="1">
+    <w:name w:val="Table Text"/>
+    <w:basedOn w:val="Normal"/>
+    <w:uiPriority w:val="14"/>
+    <w:rsid w:val="002E1B2E"/>
+    <w:pPr>
+      <w:spacing w:before="60" w:after="60" w:afterLines="50" w:line="240" w:lineRule="auto"/>
+      <w:jc w:val="both"/>
+    </w:pPr>
+    <w:rPr>
+      <w:rFonts w:ascii="Calibri" w:hAnsi="Calibri" w:eastAsiaTheme="minorHAnsi" w:cstheme="minorBidi"/>
+      <w:color w:val="70AD47" w:themeColor="accent6"/>
+      <w:szCs w:val="18"/>
+      <w:lang w:eastAsia="en-US"/>
+    </w:rPr>
+  </w:style>
+  <w:style w:type="paragraph" w:styleId="TableTextbold" w:customStyle="1">
+    <w:name w:val="Table Text bold"/>
+    <w:basedOn w:val="Normal"/>
+    <w:uiPriority w:val="17"/>
+    <w:rsid w:val="002E1B2E"/>
+    <w:pPr>
+      <w:spacing w:before="60" w:after="60" w:afterLines="50" w:line="240" w:lineRule="auto"/>
+      <w:jc w:val="both"/>
+    </w:pPr>
+    <w:rPr>
+      <w:rFonts w:ascii="Calibri" w:hAnsi="Calibri" w:eastAsiaTheme="minorHAnsi" w:cstheme="minorBidi"/>
+      <w:b/>
+      <w:color w:val="70AD47" w:themeColor="accent6"/>
+      <w:szCs w:val="18"/>
+      <w:lang w:eastAsia="en-US"/>
+    </w:rPr>
+  </w:style>
   <w:style w:type="table" w:styleId="TableGridLight">
     <w:name w:val="Grid Table Light"/>
     <w:basedOn w:val="TableNormal"/>
     <w:uiPriority w:val="40"/>
-    <w:rsid w:val="002e1b2e"/>
+    <w:rsid w:val="002E1B2E"/>
     <w:pPr>
       <w:spacing w:before="60" w:after="50" w:afterLines="50" w:line="240" w:lineRule="atLeast"/>
     </w:pPr>
     <w:rPr>
+      <w:rFonts w:ascii="Arial" w:hAnsi="Arial"/>
       <w:sz w:val="18"/>
       <w:szCs w:val="18"/>
     </w:rPr>
     <w:tblPr>
       <w:tblStyleRowBandSize w:val="1"/>
       <w:tblBorders>
-        <w:top w:val="single" w:color="BFBFBF" w:themeColor="background1" w:sz="4" w:space="0"/>
-        <w:bottom w:val="single" w:color="BFBFBF" w:themeColor="background1" w:sz="4" w:space="0"/>
-        <w:insideH w:val="single" w:color="BFBFBF" w:themeColor="background1" w:sz="4" w:space="0"/>
+        <w:top w:val="single" w:color="BFBFBF" w:themeColor="background1" w:themeShade="BF" w:sz="4" w:space="0"/>
+        <w:bottom w:val="single" w:color="BFBFBF" w:themeColor="background1" w:themeShade="BF" w:sz="4" w:space="0"/>
+        <w:insideH w:val="single" w:color="BFBFBF" w:themeColor="background1" w:themeShade="BF" w:sz="4" w:space="0"/>
       </w:tblBorders>
     </w:tblPr>
     <w:tblStylePr w:type="firstRow">
       <w:tblPr/>
       <w:tcPr>
-        <w:shd w:val="clear" w:color="auto" w:fill="F2F2F2" w:themeFill="background1" w:themeFillShade="f2"/>
+        <w:shd w:val="clear" w:color="auto" w:fill="F2F2F2" w:themeFill="background1" w:themeFillShade="F2"/>
       </w:tcPr>
     </w:tblStylePr>
+  </w:style>
+  <w:style w:type="character" w:styleId="ListParagraphChar" w:customStyle="1">
+    <w:name w:val="List Paragraph Char"/>
+    <w:aliases w:val="Bullet copy Char,Recommendation Char,List Paragraph1 Char,List Paragraph11 Char,Bullet point Char,Bullet Point Char,L Char,Bullet points Char,Content descriptions Char,List Paragraph111 Char,F5 List Paragraph Char,Dot pt Char,列 Char"/>
+    <w:basedOn w:val="DefaultParagraphFont"/>
+    <w:link w:val="ListParagraph"/>
+    <w:uiPriority w:val="34"/>
+    <w:qFormat/>
+    <w:locked/>
+    <w:rsid w:val="002E1B2E"/>
+    <w:rPr>
+      <w:rFonts w:ascii="Noto Sans" w:hAnsi="Noto Sans" w:eastAsiaTheme="minorEastAsia"/>
+      <w:sz w:val="18"/>
+      <w:lang w:eastAsia="en-AU"/>
+    </w:rPr>
   </w:style>
 </w:styles>
 </file>
 
 <file path=word/theme/theme1.xml><?xml version="1.0" encoding="utf-8"?>
-<a:theme xmlns:a="http://schemas.openxmlformats.org/drawingml/2006/main" xmlns:r="http://schemas.openxmlformats.org/officeDocument/2006/relationships" name="Office Theme">
+<a:theme xmlns:a="http://schemas.openxmlformats.org/drawingml/2006/main" xmlns:thm15="http://schemas.microsoft.com/office/thememl/2012/main" name="Office Theme">
   <a:themeElements>
     <a:clrScheme name="QGOV 2025">
       <a:dk1>
-        <a:srgbClr val="005eb8"/>
+        <a:srgbClr val="005EB8"/>
       </a:dk1>
       <a:lt1>
-        <a:srgbClr val="ffffff"/>
+        <a:sysClr val="window" lastClr="FFFFFF"/>
       </a:lt1>
       <a:dk2>
-        <a:srgbClr val="05325f"/>
+        <a:srgbClr val="05325F"/>
       </a:dk2>
       <a:lt2>
-        <a:srgbClr val="e7e6e6"/>
+        <a:srgbClr val="E7E6E6"/>
       </a:lt2>
       <a:accent1>
         <a:srgbClr val="000000"/>
       </a:accent1>
       <a:accent2>
-        <a:srgbClr val="ed7d31"/>
+        <a:srgbClr val="ED7D31"/>
       </a:accent2>
       <a:accent3>
-        <a:srgbClr val="a70240"/>
+        <a:srgbClr val="A70240"/>
       </a:accent3>
       <a:accent4>
-        <a:srgbClr val="ffc000"/>
+        <a:srgbClr val="FFC000"/>
       </a:accent4>
       <a:accent5>
-        <a:srgbClr val="4472c4"/>
+        <a:srgbClr val="4472C4"/>
       </a:accent5>
       <a:accent6>
-        <a:srgbClr val="70ad47"/>
+        <a:srgbClr val="70AD47"/>
       </a:accent6>
       <a:hlink>
-        <a:srgbClr val="0563c1"/>
+        <a:srgbClr val="0563C1"/>
       </a:hlink>
       <a:folHlink>
-        <a:srgbClr val="954f72"/>
+        <a:srgbClr val="954F72"/>
       </a:folHlink>
     </a:clrScheme>
     <a:fontScheme name="Office">
       <a:majorFont>
-        <a:latin typeface="Calibri Light" panose="020F0302020204030204" pitchFamily="0" charset="1"/>
+        <a:latin typeface="Calibri Light" panose="020F0302020204030204"/>
         <a:ea typeface=""/>
         <a:cs typeface=""/>
+        <a:font script="Jpan" typeface="Yu Gothic Light"/>
+        <a:font script="Hang" typeface="맑은 고딕"/>
+        <a:font script="Hans" typeface="DengXian Light"/>
+        <a:font script="Hant" typeface="新細明體"/>
+        <a:font script="Arab" typeface="Times New Roman"/>
+        <a:font script="Hebr" typeface="Times New Roman"/>
+        <a:font script="Thai" typeface="Angsana New"/>
+        <a:font script="Ethi" typeface="Nyala"/>
+        <a:font script="Beng" typeface="Vrinda"/>
+        <a:font script="Gujr" typeface="Shruti"/>
+        <a:font script="Khmr" typeface="MoolBoran"/>
+        <a:font script="Knda" typeface="Tunga"/>
+        <a:font script="Guru" typeface="Raavi"/>
+        <a:font script="Cans" typeface="Euphemia"/>
+        <a:font script="Cher" typeface="Plantagenet Cherokee"/>
+        <a:font script="Yiii" typeface="Microsoft Yi Baiti"/>
+        <a:font script="Tibt" typeface="Microsoft Himalaya"/>
+        <a:font script="Thaa" typeface="MV Boli"/>
+        <a:font script="Deva" typeface="Mangal"/>
+        <a:font script="Telu" typeface="Gautami"/>
+        <a:font script="Taml" typeface="Latha"/>
+        <a:font script="Syrc" typeface="Estrangelo Edessa"/>
+        <a:font script="Orya" typeface="Kalinga"/>
+        <a:font script="Mlym" typeface="Kartika"/>
+        <a:font script="Laoo" typeface="DokChampa"/>
+        <a:font script="Sinh" typeface="Iskoola Pota"/>
+        <a:font script="Mong" typeface="Mongolian Baiti"/>
+        <a:font script="Viet" typeface="Times New Roman"/>
+        <a:font script="Uigh" typeface="Microsoft Uighur"/>
+        <a:font script="Geor" typeface="Sylfaen"/>
       </a:majorFont>
       <a:minorFont>
-        <a:latin typeface="Calibri" panose="020F0502020204030204" pitchFamily="0" charset="1"/>
+        <a:latin typeface="Calibri" panose="020F0502020204030204"/>
         <a:ea typeface=""/>
         <a:cs typeface=""/>
+        <a:font script="Jpan" typeface="Yu Mincho"/>
+        <a:font script="Hang" typeface="맑은 고딕"/>
+        <a:font script="Hans" typeface="DengXian"/>
+        <a:font script="Hant" typeface="新細明體"/>
+        <a:font script="Arab" typeface="Arial"/>
+        <a:font script="Hebr" typeface="Arial"/>
+        <a:font script="Thai" typeface="Cordia New"/>
+        <a:font script="Ethi" typeface="Nyala"/>
+        <a:font script="Beng" typeface="Vrinda"/>
+        <a:font script="Gujr" typeface="Shruti"/>
+        <a:font script="Khmr" typeface="DaunPenh"/>
+        <a:font script="Knda" typeface="Tunga"/>
+        <a:font script="Guru" typeface="Raavi"/>
+        <a:font script="Cans" typeface="Euphemia"/>
+        <a:font script="Cher" typeface="Plantagenet Cherokee"/>
+        <a:font script="Yiii" typeface="Microsoft Yi Baiti"/>
+        <a:font script="Tibt" typeface="Microsoft Himalaya"/>
+        <a:font script="Thaa" typeface="MV Boli"/>
+        <a:font script="Deva" typeface="Mangal"/>
+        <a:font script="Telu" typeface="Gautami"/>
+        <a:font script="Taml" typeface="Latha"/>
+        <a:font script="Syrc" typeface="Estrangelo Edessa"/>
+        <a:font script="Orya" typeface="Kalinga"/>
+        <a:font script="Mlym" typeface="Kartika"/>
+        <a:font script="Laoo" typeface="DokChampa"/>
+        <a:font script="Sinh" typeface="Iskoola Pota"/>
+        <a:font script="Mong" typeface="Mongolian Baiti"/>
+        <a:font script="Viet" typeface="Arial"/>
+        <a:font script="Uigh" typeface="Microsoft Uighur"/>
+        <a:font script="Geor" typeface="Sylfaen"/>
       </a:minorFont>
     </a:fontScheme>
-    <a:fmtScheme>
+    <a:fmtScheme name="Office">
       <a:fillStyleLst>
         <a:solidFill>
           <a:schemeClr val="phClr"/>
         </a:solidFill>
-        <a:gradFill>
+        <a:gradFill rotWithShape="1">
           <a:gsLst>
             <a:gs pos="0">
               <a:schemeClr val="phClr">
                 <a:lumMod val="110000"/>
+                <a:satMod val="105000"/>
                 <a:tint val="67000"/>
               </a:schemeClr>
             </a:gs>
             <a:gs pos="50000">
               <a:schemeClr val="phClr">
                 <a:lumMod val="105000"/>
+                <a:satMod val="103000"/>
                 <a:tint val="73000"/>
               </a:schemeClr>
             </a:gs>
             <a:gs pos="100000">
               <a:schemeClr val="phClr">
                 <a:lumMod val="105000"/>
+                <a:satMod val="109000"/>
                 <a:tint val="81000"/>
               </a:schemeClr>
             </a:gs>
           </a:gsLst>
           <a:lin ang="5400000" scaled="0"/>
-          <a:tileRect l="0" t="0" r="0" b="0"/>
         </a:gradFill>
-        <a:gradFill>
+        <a:gradFill rotWithShape="1">
           <a:gsLst>
             <a:gs pos="0">
               <a:schemeClr val="phClr">
+                <a:satMod val="103000"/>
                 <a:lumMod val="102000"/>
                 <a:tint val="94000"/>
               </a:schemeClr>
             </a:gs>
             <a:gs pos="50000">
               <a:schemeClr val="phClr">
+                <a:satMod val="110000"/>
                 <a:lumMod val="100000"/>
                 <a:shade val="100000"/>
               </a:schemeClr>
@@ -6584,24 +6314,33 @@
             <a:gs pos="100000">
               <a:schemeClr val="phClr">
                 <a:lumMod val="99000"/>
+                <a:satMod val="120000"/>
                 <a:shade val="78000"/>
               </a:schemeClr>
             </a:gs>
           </a:gsLst>
           <a:lin ang="5400000" scaled="0"/>
-          <a:tileRect l="0" t="0" r="0" b="0"/>
         </a:gradFill>
       </a:fillStyleLst>
       <a:lnStyleLst>
         <a:ln w="6350" cap="flat" cmpd="sng" algn="ctr">
+          <a:solidFill>
+            <a:schemeClr val="phClr"/>
+          </a:solidFill>
           <a:prstDash val="solid"/>
           <a:miter lim="800000"/>
         </a:ln>
         <a:ln w="12700" cap="flat" cmpd="sng" algn="ctr">
+          <a:solidFill>
+            <a:schemeClr val="phClr"/>
+          </a:solidFill>
           <a:prstDash val="solid"/>
           <a:miter lim="800000"/>
         </a:ln>
         <a:ln w="19050" cap="flat" cmpd="sng" algn="ctr">
+          <a:solidFill>
+            <a:schemeClr val="phClr"/>
+          </a:solidFill>
           <a:prstDash val="solid"/>
           <a:miter lim="800000"/>
         </a:ln>
@@ -6614,7 +6353,13 @@
           <a:effectLst/>
         </a:effectStyle>
         <a:effectStyle>
-          <a:effectLst/>
+          <a:effectLst>
+            <a:outerShdw blurRad="57150" dist="19050" dir="5400000" algn="ctr" rotWithShape="0">
+              <a:srgbClr val="000000">
+                <a:alpha val="63000"/>
+              </a:srgbClr>
+            </a:outerShdw>
+          </a:effectLst>
         </a:effectStyle>
       </a:effectStyleLst>
       <a:bgFillStyleLst>
@@ -6624,13 +6369,15 @@
         <a:solidFill>
           <a:schemeClr val="phClr">
             <a:tint val="95000"/>
+            <a:satMod val="170000"/>
           </a:schemeClr>
         </a:solidFill>
-        <a:gradFill>
+        <a:gradFill rotWithShape="1">
           <a:gsLst>
             <a:gs pos="0">
               <a:schemeClr val="phClr">
                 <a:tint val="93000"/>
+                <a:satMod val="150000"/>
                 <a:shade val="98000"/>
                 <a:lumMod val="102000"/>
               </a:schemeClr>
@@ -6638,6 +6385,7 @@
             <a:gs pos="50000">
               <a:schemeClr val="phClr">
                 <a:tint val="98000"/>
+                <a:satMod val="130000"/>
                 <a:shade val="90000"/>
                 <a:lumMod val="103000"/>
               </a:schemeClr>
@@ -6645,82 +6393,26 @@
             <a:gs pos="100000">
               <a:schemeClr val="phClr">
                 <a:shade val="63000"/>
+                <a:satMod val="120000"/>
               </a:schemeClr>
             </a:gs>
           </a:gsLst>
           <a:lin ang="5400000" scaled="0"/>
-          <a:tileRect l="0" t="0" r="0" b="0"/>
         </a:gradFill>
       </a:bgFillStyleLst>
     </a:fmtScheme>
   </a:themeElements>
+  <a:objectDefaults/>
+  <a:extraClrSchemeLst/>
+  <a:extLst>
+    <a:ext uri="{05A4C25C-085E-4340-85A3-A5531E510DB2}">
+      <thm15:themeFamily xmlns:thm15="http://schemas.microsoft.com/office/thememl/2012/main" name="Office Theme" id="{62F939B6-93AF-4DB8-9C6B-D6C7DFDC589F}" vid="{4A3C46E8-61CC-4603-A589-7422A47A8E4A}"/>
+    </a:ext>
+  </a:extLst>
 </a:theme>
 </file>
 
 <file path=customXml/item1.xml><?xml version="1.0" encoding="utf-8"?>
-<?mso-contentType ?>
-<FormTemplates xmlns="http://schemas.microsoft.com/sharepoint/v3/contenttype/forms">
-  <Display>DocumentLibraryForm</Display>
-  <Edit>DocumentLibraryForm</Edit>
-  <New>DocumentLibraryForm</New>
-</FormTemplates>
-</file>
-
-<file path=customXml/item2.xml><?xml version="1.0" encoding="utf-8"?>
-<?mso-contentType ?>
-<spe:Receivers xmlns:spe="http://schemas.microsoft.com/sharepoint/events">
-  <Receiver>
-    <Name>Document ID Generator</Name>
-    <Synchronization>Synchronous</Synchronization>
-    <Type>10001</Type>
-    <SequenceNumber>1000</SequenceNumber>
-    <Url/>
-    <Assembly>Microsoft.Office.DocumentManagement, Version=16.0.0.0, Culture=neutral, PublicKeyToken=71e9bce111e9429c</Assembly>
-    <Class>Microsoft.Office.DocumentManagement.Internal.DocIdHandler</Class>
-    <Data/>
-    <Filter/>
-  </Receiver>
-  <Receiver>
-    <Name>Document ID Generator</Name>
-    <Synchronization>Synchronous</Synchronization>
-    <Type>10002</Type>
-    <SequenceNumber>1001</SequenceNumber>
-    <Url/>
-    <Assembly>Microsoft.Office.DocumentManagement, Version=16.0.0.0, Culture=neutral, PublicKeyToken=71e9bce111e9429c</Assembly>
-    <Class>Microsoft.Office.DocumentManagement.Internal.DocIdHandler</Class>
-    <Data/>
-    <Filter/>
-  </Receiver>
-  <Receiver>
-    <Name>Document ID Generator</Name>
-    <Synchronization>Synchronous</Synchronization>
-    <Type>10004</Type>
-    <SequenceNumber>1002</SequenceNumber>
-    <Url/>
-    <Assembly>Microsoft.Office.DocumentManagement, Version=16.0.0.0, Culture=neutral, PublicKeyToken=71e9bce111e9429c</Assembly>
-    <Class>Microsoft.Office.DocumentManagement.Internal.DocIdHandler</Class>
-    <Data/>
-    <Filter/>
-  </Receiver>
-  <Receiver>
-    <Name>Document ID Generator</Name>
-    <Synchronization>Synchronous</Synchronization>
-    <Type>10006</Type>
-    <SequenceNumber>1003</SequenceNumber>
-    <Url/>
-    <Assembly>Microsoft.Office.DocumentManagement, Version=16.0.0.0, Culture=neutral, PublicKeyToken=71e9bce111e9429c</Assembly>
-    <Class>Microsoft.Office.DocumentManagement.Internal.DocIdHandler</Class>
-    <Data/>
-    <Filter/>
-  </Receiver>
-</spe:Receivers>
-</file>
-
-<file path=customXml/item3.xml><?xml version="1.0" encoding="utf-8"?>
-<b:Sources xmlns:b="http://schemas.openxmlformats.org/officeDocument/2006/bibliography" xmlns="http://schemas.openxmlformats.org/officeDocument/2006/bibliography" SelectedStyle="/APASixthEditionOfficeOnline.xsl" StyleName="APA"/>
-</file>
-
-<file path=customXml/item4.xml><?xml version="1.0" encoding="utf-8"?>
 <ct:contentTypeSchema xmlns:ct="http://schemas.microsoft.com/office/2006/metadata/contentType" xmlns:ma="http://schemas.microsoft.com/office/2006/metadata/properties/metaAttributes" ct:_="" ma:_="" ma:contentTypeName="Document" ma:contentTypeID="0x0101006201CF60958BE842A6593655C8578125" ma:contentTypeVersion="20" ma:contentTypeDescription="Create a new document." ma:contentTypeScope="" ma:versionID="a16a9cba7a6c0fafe0e937e768ffb787">
   <xsd:schema xmlns:xsd="http://www.w3.org/2001/XMLSchema" xmlns:xs="http://www.w3.org/2001/XMLSchema" xmlns:p="http://schemas.microsoft.com/office/2006/metadata/properties" xmlns:ns2="45624441-df11-4972-b940-84743b8edd13" xmlns:ns3="05a03ac3-062e-4e77-aff9-6a8c9933ce22" targetNamespace="http://schemas.microsoft.com/office/2006/metadata/properties" ma:root="true" ma:fieldsID="74383af6b75cfc187d9a9039ae7f3e49" ns2:_="" ns3:_="">
     <xsd:import namespace="45624441-df11-4972-b940-84743b8edd13"/>
@@ -7012,6 +6704,69 @@
 </ct:contentTypeSchema>
 </file>
 
+<file path=customXml/item2.xml><?xml version="1.0" encoding="utf-8"?>
+<b:Sources xmlns:b="http://schemas.openxmlformats.org/officeDocument/2006/bibliography" xmlns="http://schemas.openxmlformats.org/officeDocument/2006/bibliography" SelectedStyle="/APASixthEditionOfficeOnline.xsl" StyleName="APA"/>
+</file>
+
+<file path=customXml/item3.xml><?xml version="1.0" encoding="utf-8"?>
+<?mso-contentType ?>
+<spe:Receivers xmlns:spe="http://schemas.microsoft.com/sharepoint/events">
+  <Receiver>
+    <Name>Document ID Generator</Name>
+    <Synchronization>Synchronous</Synchronization>
+    <Type>10001</Type>
+    <SequenceNumber>1000</SequenceNumber>
+    <Url/>
+    <Assembly>Microsoft.Office.DocumentManagement, Version=16.0.0.0, Culture=neutral, PublicKeyToken=71e9bce111e9429c</Assembly>
+    <Class>Microsoft.Office.DocumentManagement.Internal.DocIdHandler</Class>
+    <Data/>
+    <Filter/>
+  </Receiver>
+  <Receiver>
+    <Name>Document ID Generator</Name>
+    <Synchronization>Synchronous</Synchronization>
+    <Type>10002</Type>
+    <SequenceNumber>1001</SequenceNumber>
+    <Url/>
+    <Assembly>Microsoft.Office.DocumentManagement, Version=16.0.0.0, Culture=neutral, PublicKeyToken=71e9bce111e9429c</Assembly>
+    <Class>Microsoft.Office.DocumentManagement.Internal.DocIdHandler</Class>
+    <Data/>
+    <Filter/>
+  </Receiver>
+  <Receiver>
+    <Name>Document ID Generator</Name>
+    <Synchronization>Synchronous</Synchronization>
+    <Type>10004</Type>
+    <SequenceNumber>1002</SequenceNumber>
+    <Url/>
+    <Assembly>Microsoft.Office.DocumentManagement, Version=16.0.0.0, Culture=neutral, PublicKeyToken=71e9bce111e9429c</Assembly>
+    <Class>Microsoft.Office.DocumentManagement.Internal.DocIdHandler</Class>
+    <Data/>
+    <Filter/>
+  </Receiver>
+  <Receiver>
+    <Name>Document ID Generator</Name>
+    <Synchronization>Synchronous</Synchronization>
+    <Type>10006</Type>
+    <SequenceNumber>1003</SequenceNumber>
+    <Url/>
+    <Assembly>Microsoft.Office.DocumentManagement, Version=16.0.0.0, Culture=neutral, PublicKeyToken=71e9bce111e9429c</Assembly>
+    <Class>Microsoft.Office.DocumentManagement.Internal.DocIdHandler</Class>
+    <Data/>
+    <Filter/>
+  </Receiver>
+</spe:Receivers>
+</file>
+
+<file path=customXml/item4.xml><?xml version="1.0" encoding="utf-8"?>
+<?mso-contentType ?>
+<FormTemplates xmlns="http://schemas.microsoft.com/sharepoint/v3/contenttype/forms">
+  <Display>DocumentLibraryForm</Display>
+  <Edit>DocumentLibraryForm</Edit>
+  <New>DocumentLibraryForm</New>
+</FormTemplates>
+</file>
+
 <file path=customXml/item5.xml><?xml version="1.0" encoding="utf-8"?>
 <p:properties xmlns:p="http://schemas.microsoft.com/office/2006/metadata/properties" xmlns:xsi="http://www.w3.org/2001/XMLSchema-instance" xmlns:pc="http://schemas.microsoft.com/office/infopath/2007/PartnerControls">
   <documentManagement>
@@ -7031,30 +6786,6 @@
 </file>
 
 <file path=customXml/itemProps1.xml><?xml version="1.0" encoding="utf-8"?>
-<ds:datastoreItem xmlns:ds="http://schemas.openxmlformats.org/officeDocument/2006/customXml" ds:itemID="{11A8E334-6D34-4C00-AF44-9F7D7DDECADC}">
-  <ds:schemaRefs>
-    <ds:schemaRef ds:uri="http://schemas.microsoft.com/sharepoint/v3/contenttype/forms"/>
-  </ds:schemaRefs>
-</ds:datastoreItem>
-</file>
-
-<file path=customXml/itemProps2.xml><?xml version="1.0" encoding="utf-8"?>
-<ds:datastoreItem xmlns:ds="http://schemas.openxmlformats.org/officeDocument/2006/customXml" ds:itemID="{B766F84B-F1E9-4BAD-B0DE-4F8FBD16EED1}">
-  <ds:schemaRefs>
-    <ds:schemaRef ds:uri="http://schemas.microsoft.com/sharepoint/events"/>
-  </ds:schemaRefs>
-</ds:datastoreItem>
-</file>
-
-<file path=customXml/itemProps3.xml><?xml version="1.0" encoding="utf-8"?>
-<ds:datastoreItem xmlns:ds="http://schemas.openxmlformats.org/officeDocument/2006/customXml" ds:itemID="{529D67B7-37FD-C544-8DEC-42B9FC59F73A}">
-  <ds:schemaRefs>
-    <ds:schemaRef ds:uri="http://schemas.openxmlformats.org/officeDocument/2006/bibliography"/>
-  </ds:schemaRefs>
-</ds:datastoreItem>
-</file>
-
-<file path=customXml/itemProps4.xml><?xml version="1.0" encoding="utf-8"?>
 <ds:datastoreItem xmlns:ds="http://schemas.openxmlformats.org/officeDocument/2006/customXml" ds:itemID="{D70A4F27-249D-4825-902B-EC94A2DC4CA5}">
   <ds:schemaRefs>
     <ds:schemaRef ds:uri="http://schemas.microsoft.com/office/2006/metadata/contentType"/>
@@ -7073,6 +6804,30 @@
 </ds:datastoreItem>
 </file>
 
+<file path=customXml/itemProps2.xml><?xml version="1.0" encoding="utf-8"?>
+<ds:datastoreItem xmlns:ds="http://schemas.openxmlformats.org/officeDocument/2006/customXml" ds:itemID="{529D67B7-37FD-C544-8DEC-42B9FC59F73A}">
+  <ds:schemaRefs>
+    <ds:schemaRef ds:uri="http://schemas.openxmlformats.org/officeDocument/2006/bibliography"/>
+  </ds:schemaRefs>
+</ds:datastoreItem>
+</file>
+
+<file path=customXml/itemProps3.xml><?xml version="1.0" encoding="utf-8"?>
+<ds:datastoreItem xmlns:ds="http://schemas.openxmlformats.org/officeDocument/2006/customXml" ds:itemID="{B766F84B-F1E9-4BAD-B0DE-4F8FBD16EED1}">
+  <ds:schemaRefs>
+    <ds:schemaRef ds:uri="http://schemas.microsoft.com/sharepoint/events"/>
+  </ds:schemaRefs>
+</ds:datastoreItem>
+</file>
+
+<file path=customXml/itemProps4.xml><?xml version="1.0" encoding="utf-8"?>
+<ds:datastoreItem xmlns:ds="http://schemas.openxmlformats.org/officeDocument/2006/customXml" ds:itemID="{11A8E334-6D34-4C00-AF44-9F7D7DDECADC}">
+  <ds:schemaRefs>
+    <ds:schemaRef ds:uri="http://schemas.microsoft.com/sharepoint/v3/contenttype/forms"/>
+  </ds:schemaRefs>
+</ds:datastoreItem>
+</file>
+
 <file path=customXml/itemProps5.xml><?xml version="1.0" encoding="utf-8"?>
 <ds:datastoreItem xmlns:ds="http://schemas.openxmlformats.org/officeDocument/2006/customXml" ds:itemID="{23255E8B-6177-423A-8434-C94A74EEE5E8}">
   <ds:schemaRefs>
